--- a/Tests/ManualTestChecklist.docx
+++ b/Tests/ManualTestChecklist.docx
@@ -16,7 +16,7 @@
         <w:pStyle w:val="FirstParagraph"/>
       </w:pPr>
       <w:r>
-        <w:t xml:space="preserve">Tester: _____________________________ Date: _____________________________ Build: _____________________________</w:t>
+        <w:t xml:space="preserve">Tester: ___________________ Date: ____________ Build: ____________</w:t>
       </w:r>
     </w:p>
     <w:p>
@@ -151,7 +151,6 @@
     </w:p>
     <w:p>
       <w:pPr>
-        <w:pStyle w:val="Compact"/>
         <w:numPr>
           <w:ilvl w:val="0"/>
           <w:numId w:val="1001"/>
@@ -179,44 +178,72 @@
     </w:p>
     <w:p>
       <w:pPr>
-        <w:pStyle w:val="Compact"/>
         <w:numPr>
           <w:ilvl w:val="0"/>
           <w:numId w:val="1002"/>
         </w:numPr>
       </w:pPr>
       <w:r>
-        <w:t xml:space="preserve">Verify the spectrum chart animates continuously</w:t>
-      </w:r>
-    </w:p>
-    <w:p>
-      <w:pPr>
-        <w:pStyle w:val="Compact"/>
+        <w:t xml:space="preserve">Verify the spectrum chart updates periodically (expected ~0.7 Hz — roughly once per 1.5 s)</w:t>
+      </w:r>
+    </w:p>
+    <w:p>
+      <w:pPr>
         <w:numPr>
           <w:ilvl w:val="0"/>
           <w:numId w:val="1003"/>
         </w:numPr>
       </w:pPr>
       <w:r>
-        <w:t xml:space="preserve">Confirm frame rate appears to be ≥10 fps (smooth, not choppy)</w:t>
-      </w:r>
-    </w:p>
-    <w:p>
-      <w:pPr>
-        <w:pStyle w:val="FirstParagraph"/>
-      </w:pPr>
-      <w:r>
-        <w:rPr>
-          <w:b/>
-          <w:bCs/>
-        </w:rPr>
-        <w:t xml:space="preserve">Pass / Fail:</w:t>
-      </w:r>
-      <w:r>
-        <w:t xml:space="preserve"> </w:t>
-      </w:r>
-      <w:r>
-        <w:t xml:space="preserve">_______ Notes: _______________________________________</w:t>
+        <w:t xml:space="preserve">Confirm the display does not freeze permanently or show obviously stale data</w:t>
+      </w:r>
+    </w:p>
+    <w:p>
+      <w:pPr>
+        <w:numPr>
+          <w:ilvl w:val="0"/>
+          <w:numId w:val="1004"/>
+        </w:numPr>
+      </w:pPr>
+      <w:r>
+        <w:t xml:space="preserve">Note: the low update rate is by design — the large FFT window needed for high frequency resolution requires ~1.5 s of audio per frame</w:t>
+      </w:r>
+    </w:p>
+    <w:p>
+      <w:pPr>
+        <w:numPr>
+          <w:ilvl w:val="0"/>
+          <w:numId w:val="1005"/>
+        </w:numPr>
+      </w:pPr>
+      <w:r>
+        <w:rPr>
+          <w:b/>
+          <w:bCs/>
+        </w:rPr>
+        <w:t xml:space="preserve">Pass</w:t>
+      </w:r>
+      <w:r>
+        <w:t xml:space="preserve"> </w:t>
+      </w:r>
+      <w:r>
+        <w:t xml:space="preserve">- [ ]</w:t>
+      </w:r>
+      <w:r>
+        <w:t xml:space="preserve"> </w:t>
+      </w:r>
+      <w:r>
+        <w:rPr>
+          <w:b/>
+          <w:bCs/>
+        </w:rPr>
+        <w:t xml:space="preserve">Fail</w:t>
+      </w:r>
+      <w:r>
+        <w:t xml:space="preserve"> </w:t>
+      </w:r>
+      <w:r>
+        <w:t xml:space="preserve">Notes: _______________________________________</w:t>
       </w:r>
     </w:p>
     <w:p>
@@ -290,10 +317,9 @@
     </w:p>
     <w:p>
       <w:pPr>
-        <w:pStyle w:val="Compact"/>
-        <w:numPr>
-          <w:ilvl w:val="0"/>
-          <w:numId w:val="1004"/>
+        <w:numPr>
+          <w:ilvl w:val="0"/>
+          <w:numId w:val="1006"/>
         </w:numPr>
       </w:pPr>
       <w:r>
@@ -318,10 +344,9 @@
     </w:p>
     <w:p>
       <w:pPr>
-        <w:pStyle w:val="Compact"/>
-        <w:numPr>
-          <w:ilvl w:val="0"/>
-          <w:numId w:val="1005"/>
+        <w:numPr>
+          <w:ilvl w:val="0"/>
+          <w:numId w:val="1007"/>
         </w:numPr>
       </w:pPr>
       <w:r>
@@ -330,10 +355,9 @@
     </w:p>
     <w:p>
       <w:pPr>
-        <w:pStyle w:val="Compact"/>
-        <w:numPr>
-          <w:ilvl w:val="0"/>
-          <w:numId w:val="1006"/>
+        <w:numPr>
+          <w:ilvl w:val="0"/>
+          <w:numId w:val="1008"/>
         </w:numPr>
       </w:pPr>
       <w:r>
@@ -342,10 +366,9 @@
     </w:p>
     <w:p>
       <w:pPr>
-        <w:pStyle w:val="Compact"/>
-        <w:numPr>
-          <w:ilvl w:val="0"/>
-          <w:numId w:val="1007"/>
+        <w:numPr>
+          <w:ilvl w:val="0"/>
+          <w:numId w:val="1009"/>
         </w:numPr>
       </w:pPr>
       <w:r>
@@ -354,20 +377,39 @@
     </w:p>
     <w:p>
       <w:pPr>
-        <w:pStyle w:val="FirstParagraph"/>
-      </w:pPr>
-      <w:r>
-        <w:rPr>
-          <w:b/>
-          <w:bCs/>
-        </w:rPr>
-        <w:t xml:space="preserve">Pass / Fail:</w:t>
-      </w:r>
-      <w:r>
-        <w:t xml:space="preserve"> </w:t>
-      </w:r>
-      <w:r>
-        <w:t xml:space="preserve">_______ Notes: _______________________________________</w:t>
+        <w:numPr>
+          <w:ilvl w:val="0"/>
+          <w:numId w:val="1010"/>
+        </w:numPr>
+      </w:pPr>
+      <w:r>
+        <w:rPr>
+          <w:b/>
+          <w:bCs/>
+        </w:rPr>
+        <w:t xml:space="preserve">Pass</w:t>
+      </w:r>
+      <w:r>
+        <w:t xml:space="preserve"> </w:t>
+      </w:r>
+      <w:r>
+        <w:t xml:space="preserve">- [ ]</w:t>
+      </w:r>
+      <w:r>
+        <w:t xml:space="preserve"> </w:t>
+      </w:r>
+      <w:r>
+        <w:rPr>
+          <w:b/>
+          <w:bCs/>
+        </w:rPr>
+        <w:t xml:space="preserve">Fail</w:t>
+      </w:r>
+      <w:r>
+        <w:t xml:space="preserve"> </w:t>
+      </w:r>
+      <w:r>
+        <w:t xml:space="preserve">Notes: _______________________________________</w:t>
       </w:r>
     </w:p>
     <w:p>
@@ -436,15 +478,14 @@
         <w:t xml:space="preserve"> </w:t>
       </w:r>
       <w:r>
-        <w:t xml:space="preserve">A 440 Hz reference tone source is available (e.g. tuning app, online tone generator).</w:t>
-      </w:r>
-    </w:p>
-    <w:p>
-      <w:pPr>
-        <w:pStyle w:val="Compact"/>
-        <w:numPr>
-          <w:ilvl w:val="0"/>
-          <w:numId w:val="1008"/>
+        <w:t xml:space="preserve">A 220 Hz reference tone source is available (e.g. tuning app, online tone generator). In Settings, confirm the mode is set to a Guitar tap mode (not a Material tap mode), so that 220 Hz falls within the displayed frequency range.</w:t>
+      </w:r>
+    </w:p>
+    <w:p>
+      <w:pPr>
+        <w:numPr>
+          <w:ilvl w:val="0"/>
+          <w:numId w:val="1011"/>
         </w:numPr>
       </w:pPr>
       <w:r>
@@ -469,44 +510,61 @@
     </w:p>
     <w:p>
       <w:pPr>
-        <w:pStyle w:val="Compact"/>
-        <w:numPr>
-          <w:ilvl w:val="0"/>
-          <w:numId w:val="1009"/>
-        </w:numPr>
-      </w:pPr>
-      <w:r>
-        <w:t xml:space="preserve">Play a 440 Hz tone near the device microphone</w:t>
-      </w:r>
-    </w:p>
-    <w:p>
-      <w:pPr>
-        <w:pStyle w:val="Compact"/>
-        <w:numPr>
-          <w:ilvl w:val="0"/>
-          <w:numId w:val="1010"/>
-        </w:numPr>
-      </w:pPr>
-      <w:r>
-        <w:t xml:space="preserve">Verify a peak appears in the spectrum chart near 440 Hz (within ±5 Hz)</w:t>
-      </w:r>
-    </w:p>
-    <w:p>
-      <w:pPr>
-        <w:pStyle w:val="FirstParagraph"/>
-      </w:pPr>
-      <w:r>
-        <w:rPr>
-          <w:b/>
-          <w:bCs/>
-        </w:rPr>
-        <w:t xml:space="preserve">Pass / Fail:</w:t>
-      </w:r>
-      <w:r>
-        <w:t xml:space="preserve"> </w:t>
-      </w:r>
-      <w:r>
-        <w:t xml:space="preserve">_______ Notes: _______________________________________</w:t>
+        <w:numPr>
+          <w:ilvl w:val="0"/>
+          <w:numId w:val="1012"/>
+        </w:numPr>
+      </w:pPr>
+      <w:r>
+        <w:t xml:space="preserve">Play a 220 Hz tone near the device microphone</w:t>
+      </w:r>
+    </w:p>
+    <w:p>
+      <w:pPr>
+        <w:numPr>
+          <w:ilvl w:val="0"/>
+          <w:numId w:val="1013"/>
+        </w:numPr>
+      </w:pPr>
+      <w:r>
+        <w:t xml:space="preserve">Verify a peak appears in the spectrum chart near 220 Hz (within ±5 Hz)</w:t>
+      </w:r>
+    </w:p>
+    <w:p>
+      <w:pPr>
+        <w:numPr>
+          <w:ilvl w:val="0"/>
+          <w:numId w:val="1014"/>
+        </w:numPr>
+      </w:pPr>
+      <w:r>
+        <w:rPr>
+          <w:b/>
+          <w:bCs/>
+        </w:rPr>
+        <w:t xml:space="preserve">Pass</w:t>
+      </w:r>
+      <w:r>
+        <w:t xml:space="preserve"> </w:t>
+      </w:r>
+      <w:r>
+        <w:t xml:space="preserve">- [ ]</w:t>
+      </w:r>
+      <w:r>
+        <w:t xml:space="preserve"> </w:t>
+      </w:r>
+      <w:r>
+        <w:rPr>
+          <w:b/>
+          <w:bCs/>
+        </w:rPr>
+        <w:t xml:space="preserve">Fail</w:t>
+      </w:r>
+      <w:r>
+        <w:t xml:space="preserve"> </w:t>
+      </w:r>
+      <w:r>
+        <w:t xml:space="preserve">Notes: _______________________________________</w:t>
       </w:r>
     </w:p>
     <w:p>
@@ -585,15 +643,14 @@
         <w:t xml:space="preserve"> </w:t>
       </w:r>
       <w:r>
-        <w:t xml:space="preserve">App running and recording. Tap count set to 1. Acoustic measurement mode. Device held or placed on guitar body.</w:t>
-      </w:r>
-    </w:p>
-    <w:p>
-      <w:pPr>
-        <w:pStyle w:val="Compact"/>
-        <w:numPr>
-          <w:ilvl w:val="0"/>
-          <w:numId w:val="1011"/>
+        <w:t xml:space="preserve">App running and recording. Tap count set to 1. Acoustic measurement mode. Microphone (built-in or external) positioned close to the guitar body.</w:t>
+      </w:r>
+    </w:p>
+    <w:p>
+      <w:pPr>
+        <w:numPr>
+          <w:ilvl w:val="0"/>
+          <w:numId w:val="1015"/>
         </w:numPr>
       </w:pPr>
       <w:r>
@@ -618,10 +675,9 @@
     </w:p>
     <w:p>
       <w:pPr>
-        <w:pStyle w:val="Compact"/>
-        <w:numPr>
-          <w:ilvl w:val="0"/>
-          <w:numId w:val="1012"/>
+        <w:numPr>
+          <w:ilvl w:val="0"/>
+          <w:numId w:val="1016"/>
         </w:numPr>
       </w:pPr>
       <w:r>
@@ -630,10 +686,9 @@
     </w:p>
     <w:p>
       <w:pPr>
-        <w:pStyle w:val="Compact"/>
-        <w:numPr>
-          <w:ilvl w:val="0"/>
-          <w:numId w:val="1013"/>
+        <w:numPr>
+          <w:ilvl w:val="0"/>
+          <w:numId w:val="1017"/>
         </w:numPr>
       </w:pPr>
       <w:r>
@@ -642,10 +697,9 @@
     </w:p>
     <w:p>
       <w:pPr>
-        <w:pStyle w:val="Compact"/>
-        <w:numPr>
-          <w:ilvl w:val="0"/>
-          <w:numId w:val="1014"/>
+        <w:numPr>
+          <w:ilvl w:val="0"/>
+          <w:numId w:val="1018"/>
         </w:numPr>
       </w:pPr>
       <w:r>
@@ -669,10 +723,9 @@
     </w:p>
     <w:p>
       <w:pPr>
-        <w:pStyle w:val="Compact"/>
-        <w:numPr>
-          <w:ilvl w:val="0"/>
-          <w:numId w:val="1015"/>
+        <w:numPr>
+          <w:ilvl w:val="0"/>
+          <w:numId w:val="1019"/>
         </w:numPr>
       </w:pPr>
       <w:r>
@@ -681,20 +734,39 @@
     </w:p>
     <w:p>
       <w:pPr>
-        <w:pStyle w:val="FirstParagraph"/>
-      </w:pPr>
-      <w:r>
-        <w:rPr>
-          <w:b/>
-          <w:bCs/>
-        </w:rPr>
-        <w:t xml:space="preserve">Pass / Fail:</w:t>
-      </w:r>
-      <w:r>
-        <w:t xml:space="preserve"> </w:t>
-      </w:r>
-      <w:r>
-        <w:t xml:space="preserve">_______ Notes: _______________________________________</w:t>
+        <w:numPr>
+          <w:ilvl w:val="0"/>
+          <w:numId w:val="1020"/>
+        </w:numPr>
+      </w:pPr>
+      <w:r>
+        <w:rPr>
+          <w:b/>
+          <w:bCs/>
+        </w:rPr>
+        <w:t xml:space="preserve">Pass</w:t>
+      </w:r>
+      <w:r>
+        <w:t xml:space="preserve"> </w:t>
+      </w:r>
+      <w:r>
+        <w:t xml:space="preserve">- [ ]</w:t>
+      </w:r>
+      <w:r>
+        <w:t xml:space="preserve"> </w:t>
+      </w:r>
+      <w:r>
+        <w:rPr>
+          <w:b/>
+          <w:bCs/>
+        </w:rPr>
+        <w:t xml:space="preserve">Fail</w:t>
+      </w:r>
+      <w:r>
+        <w:t xml:space="preserve"> </w:t>
+      </w:r>
+      <w:r>
+        <w:t xml:space="preserve">Notes: _______________________________________</w:t>
       </w:r>
     </w:p>
     <w:p>
@@ -768,10 +840,9 @@
     </w:p>
     <w:p>
       <w:pPr>
-        <w:pStyle w:val="Compact"/>
-        <w:numPr>
-          <w:ilvl w:val="0"/>
-          <w:numId w:val="1016"/>
+        <w:numPr>
+          <w:ilvl w:val="0"/>
+          <w:numId w:val="1021"/>
         </w:numPr>
       </w:pPr>
       <w:r>
@@ -780,10 +851,9 @@
     </w:p>
     <w:p>
       <w:pPr>
-        <w:pStyle w:val="Compact"/>
-        <w:numPr>
-          <w:ilvl w:val="0"/>
-          <w:numId w:val="1017"/>
+        <w:numPr>
+          <w:ilvl w:val="0"/>
+          <w:numId w:val="1022"/>
         </w:numPr>
       </w:pPr>
       <w:r>
@@ -792,10 +862,9 @@
     </w:p>
     <w:p>
       <w:pPr>
-        <w:pStyle w:val="Compact"/>
-        <w:numPr>
-          <w:ilvl w:val="0"/>
-          <w:numId w:val="1018"/>
+        <w:numPr>
+          <w:ilvl w:val="0"/>
+          <w:numId w:val="1023"/>
         </w:numPr>
       </w:pPr>
       <w:r>
@@ -804,20 +873,39 @@
     </w:p>
     <w:p>
       <w:pPr>
-        <w:pStyle w:val="FirstParagraph"/>
-      </w:pPr>
-      <w:r>
-        <w:rPr>
-          <w:b/>
-          <w:bCs/>
-        </w:rPr>
-        <w:t xml:space="preserve">Pass / Fail:</w:t>
-      </w:r>
-      <w:r>
-        <w:t xml:space="preserve"> </w:t>
-      </w:r>
-      <w:r>
-        <w:t xml:space="preserve">_______ Notes: _______________________________________</w:t>
+        <w:numPr>
+          <w:ilvl w:val="0"/>
+          <w:numId w:val="1024"/>
+        </w:numPr>
+      </w:pPr>
+      <w:r>
+        <w:rPr>
+          <w:b/>
+          <w:bCs/>
+        </w:rPr>
+        <w:t xml:space="preserve">Pass</w:t>
+      </w:r>
+      <w:r>
+        <w:t xml:space="preserve"> </w:t>
+      </w:r>
+      <w:r>
+        <w:t xml:space="preserve">- [ ]</w:t>
+      </w:r>
+      <w:r>
+        <w:t xml:space="preserve"> </w:t>
+      </w:r>
+      <w:r>
+        <w:rPr>
+          <w:b/>
+          <w:bCs/>
+        </w:rPr>
+        <w:t xml:space="preserve">Fail</w:t>
+      </w:r>
+      <w:r>
+        <w:t xml:space="preserve"> </w:t>
+      </w:r>
+      <w:r>
+        <w:t xml:space="preserve">Notes: _______________________________________</w:t>
       </w:r>
     </w:p>
     <w:p>
@@ -891,34 +979,43 @@
     </w:p>
     <w:p>
       <w:pPr>
-        <w:pStyle w:val="Compact"/>
-        <w:numPr>
-          <w:ilvl w:val="0"/>
-          <w:numId w:val="1019"/>
-        </w:numPr>
-      </w:pPr>
-      <w:r>
-        <w:t xml:space="preserve">Leave the device recording with no intentional taps for 30 s</w:t>
-      </w:r>
-    </w:p>
-    <w:p>
-      <w:pPr>
-        <w:pStyle w:val="Compact"/>
-        <w:numPr>
-          <w:ilvl w:val="0"/>
-          <w:numId w:val="1020"/>
-        </w:numPr>
-      </w:pPr>
-      <w:r>
-        <w:t xml:space="preserve">Verify tap count remains at 0</w:t>
-      </w:r>
-    </w:p>
-    <w:p>
-      <w:pPr>
-        <w:pStyle w:val="Compact"/>
-        <w:numPr>
-          <w:ilvl w:val="0"/>
-          <w:numId w:val="1021"/>
+        <w:numPr>
+          <w:ilvl w:val="0"/>
+          <w:numId w:val="1025"/>
+        </w:numPr>
+      </w:pPr>
+      <w:r>
+        <w:t xml:space="preserve">Leave recording with no intentional taps for 30 s</w:t>
+      </w:r>
+    </w:p>
+    <w:p>
+      <w:pPr>
+        <w:numPr>
+          <w:ilvl w:val="0"/>
+          <w:numId w:val="1026"/>
+        </w:numPr>
+      </w:pPr>
+      <w:r>
+        <w:t xml:space="preserve">Confirm the status message remains</w:t>
+      </w:r>
+      <w:r>
+        <w:t xml:space="preserve"> </w:t>
+      </w:r>
+      <w:r>
+        <w:t xml:space="preserve">“Tap the guitar…”</w:t>
+      </w:r>
+      <w:r>
+        <w:t xml:space="preserve"> </w:t>
+      </w:r>
+      <w:r>
+        <w:t xml:space="preserve">throughout</w:t>
+      </w:r>
+    </w:p>
+    <w:p>
+      <w:pPr>
+        <w:numPr>
+          <w:ilvl w:val="0"/>
+          <w:numId w:val="1027"/>
         </w:numPr>
       </w:pPr>
       <w:r>
@@ -927,20 +1024,39 @@
     </w:p>
     <w:p>
       <w:pPr>
-        <w:pStyle w:val="FirstParagraph"/>
-      </w:pPr>
-      <w:r>
-        <w:rPr>
-          <w:b/>
-          <w:bCs/>
-        </w:rPr>
-        <w:t xml:space="preserve">Pass / Fail:</w:t>
-      </w:r>
-      <w:r>
-        <w:t xml:space="preserve"> </w:t>
-      </w:r>
-      <w:r>
-        <w:t xml:space="preserve">_______ Notes: _______________________________________</w:t>
+        <w:numPr>
+          <w:ilvl w:val="0"/>
+          <w:numId w:val="1028"/>
+        </w:numPr>
+      </w:pPr>
+      <w:r>
+        <w:rPr>
+          <w:b/>
+          <w:bCs/>
+        </w:rPr>
+        <w:t xml:space="preserve">Pass</w:t>
+      </w:r>
+      <w:r>
+        <w:t xml:space="preserve"> </w:t>
+      </w:r>
+      <w:r>
+        <w:t xml:space="preserve">- [ ]</w:t>
+      </w:r>
+      <w:r>
+        <w:t xml:space="preserve"> </w:t>
+      </w:r>
+      <w:r>
+        <w:rPr>
+          <w:b/>
+          <w:bCs/>
+        </w:rPr>
+        <w:t xml:space="preserve">Fail</w:t>
+      </w:r>
+      <w:r>
+        <w:t xml:space="preserve"> </w:t>
+      </w:r>
+      <w:r>
+        <w:t xml:space="preserve">Notes: _______________________________________</w:t>
       </w:r>
     </w:p>
     <w:p>
@@ -1014,22 +1130,9 @@
     </w:p>
     <w:p>
       <w:pPr>
-        <w:pStyle w:val="Compact"/>
-        <w:numPr>
-          <w:ilvl w:val="0"/>
-          <w:numId w:val="1022"/>
-        </w:numPr>
-      </w:pPr>
-      <w:r>
-        <w:t xml:space="preserve">Note the current threshold value in Settings</w:t>
-      </w:r>
-    </w:p>
-    <w:p>
-      <w:pPr>
-        <w:pStyle w:val="Compact"/>
-        <w:numPr>
-          <w:ilvl w:val="0"/>
-          <w:numId w:val="1023"/>
+        <w:numPr>
+          <w:ilvl w:val="0"/>
+          <w:numId w:val="1029"/>
         </w:numPr>
       </w:pPr>
       <w:r>
@@ -1054,22 +1157,20 @@
     </w:p>
     <w:p>
       <w:pPr>
-        <w:pStyle w:val="Compact"/>
-        <w:numPr>
-          <w:ilvl w:val="0"/>
-          <w:numId w:val="1024"/>
-        </w:numPr>
-      </w:pPr>
-      <w:r>
-        <w:t xml:space="preserve">Reduce the threshold by 10 dB in Settings</w:t>
-      </w:r>
-    </w:p>
-    <w:p>
-      <w:pPr>
-        <w:pStyle w:val="Compact"/>
-        <w:numPr>
-          <w:ilvl w:val="0"/>
-          <w:numId w:val="1025"/>
+        <w:numPr>
+          <w:ilvl w:val="0"/>
+          <w:numId w:val="1030"/>
+        </w:numPr>
+      </w:pPr>
+      <w:r>
+        <w:t xml:space="preserve">Reduce the threshold using the Threshold slider until the threshold line on the chart is below the peak of the previous tap</w:t>
+      </w:r>
+    </w:p>
+    <w:p>
+      <w:pPr>
+        <w:numPr>
+          <w:ilvl w:val="0"/>
+          <w:numId w:val="1031"/>
         </w:numPr>
       </w:pPr>
       <w:r>
@@ -1094,32 +1195,50 @@
     </w:p>
     <w:p>
       <w:pPr>
-        <w:pStyle w:val="Compact"/>
-        <w:numPr>
-          <w:ilvl w:val="0"/>
-          <w:numId w:val="1026"/>
-        </w:numPr>
-      </w:pPr>
-      <w:r>
-        <w:t xml:space="preserve">Restore the threshold to the original value — confirm light taps are missed again</w:t>
-      </w:r>
-    </w:p>
-    <w:p>
-      <w:pPr>
-        <w:pStyle w:val="FirstParagraph"/>
-      </w:pPr>
-      <w:r>
-        <w:rPr>
-          <w:b/>
-          <w:bCs/>
-        </w:rPr>
-        <w:t xml:space="preserve">Pass / Fail:</w:t>
-      </w:r>
-      <w:r>
-        <w:t xml:space="preserve"> </w:t>
-      </w:r>
-      <w:r>
-        <w:t xml:space="preserve">_______ Notes: _______________________________________</w:t>
+        <w:numPr>
+          <w:ilvl w:val="0"/>
+          <w:numId w:val="1032"/>
+        </w:numPr>
+      </w:pPr>
+      <w:r>
+        <w:t xml:space="preserve">Raise the threshold back above the tap peak — confirm light taps are missed again</w:t>
+      </w:r>
+    </w:p>
+    <w:p>
+      <w:pPr>
+        <w:numPr>
+          <w:ilvl w:val="0"/>
+          <w:numId w:val="1033"/>
+        </w:numPr>
+      </w:pPr>
+      <w:r>
+        <w:rPr>
+          <w:b/>
+          <w:bCs/>
+        </w:rPr>
+        <w:t xml:space="preserve">Pass</w:t>
+      </w:r>
+      <w:r>
+        <w:t xml:space="preserve"> </w:t>
+      </w:r>
+      <w:r>
+        <w:t xml:space="preserve">- [ ]</w:t>
+      </w:r>
+      <w:r>
+        <w:t xml:space="preserve"> </w:t>
+      </w:r>
+      <w:r>
+        <w:rPr>
+          <w:b/>
+          <w:bCs/>
+        </w:rPr>
+        <w:t xml:space="preserve">Fail</w:t>
+      </w:r>
+      <w:r>
+        <w:t xml:space="preserve"> </w:t>
+      </w:r>
+      <w:r>
+        <w:t xml:space="preserve">Notes: _______________________________________</w:t>
       </w:r>
     </w:p>
     <w:p>
@@ -1203,10 +1322,9 @@
     </w:p>
     <w:p>
       <w:pPr>
-        <w:pStyle w:val="Compact"/>
-        <w:numPr>
-          <w:ilvl w:val="0"/>
-          <w:numId w:val="1027"/>
+        <w:numPr>
+          <w:ilvl w:val="0"/>
+          <w:numId w:val="1034"/>
         </w:numPr>
       </w:pPr>
       <w:r>
@@ -1215,10 +1333,9 @@
     </w:p>
     <w:p>
       <w:pPr>
-        <w:pStyle w:val="Compact"/>
-        <w:numPr>
-          <w:ilvl w:val="0"/>
-          <w:numId w:val="1028"/>
+        <w:numPr>
+          <w:ilvl w:val="0"/>
+          <w:numId w:val="1035"/>
         </w:numPr>
       </w:pPr>
       <w:r>
@@ -1227,10 +1344,9 @@
     </w:p>
     <w:p>
       <w:pPr>
-        <w:pStyle w:val="Compact"/>
-        <w:numPr>
-          <w:ilvl w:val="0"/>
-          <w:numId w:val="1029"/>
+        <w:numPr>
+          <w:ilvl w:val="0"/>
+          <w:numId w:val="1036"/>
         </w:numPr>
       </w:pPr>
       <w:r>
@@ -1239,10 +1355,9 @@
     </w:p>
     <w:p>
       <w:pPr>
-        <w:pStyle w:val="Compact"/>
-        <w:numPr>
-          <w:ilvl w:val="0"/>
-          <w:numId w:val="1030"/>
+        <w:numPr>
+          <w:ilvl w:val="0"/>
+          <w:numId w:val="1037"/>
         </w:numPr>
       </w:pPr>
       <w:r>
@@ -1251,20 +1366,39 @@
     </w:p>
     <w:p>
       <w:pPr>
-        <w:pStyle w:val="FirstParagraph"/>
-      </w:pPr>
-      <w:r>
-        <w:rPr>
-          <w:b/>
-          <w:bCs/>
-        </w:rPr>
-        <w:t xml:space="preserve">Pass / Fail:</w:t>
-      </w:r>
-      <w:r>
-        <w:t xml:space="preserve"> </w:t>
-      </w:r>
-      <w:r>
-        <w:t xml:space="preserve">_______ Notes: _______________________________________</w:t>
+        <w:numPr>
+          <w:ilvl w:val="0"/>
+          <w:numId w:val="1038"/>
+        </w:numPr>
+      </w:pPr>
+      <w:r>
+        <w:rPr>
+          <w:b/>
+          <w:bCs/>
+        </w:rPr>
+        <w:t xml:space="preserve">Pass</w:t>
+      </w:r>
+      <w:r>
+        <w:t xml:space="preserve"> </w:t>
+      </w:r>
+      <w:r>
+        <w:t xml:space="preserve">- [ ]</w:t>
+      </w:r>
+      <w:r>
+        <w:t xml:space="preserve"> </w:t>
+      </w:r>
+      <w:r>
+        <w:rPr>
+          <w:b/>
+          <w:bCs/>
+        </w:rPr>
+        <w:t xml:space="preserve">Fail</w:t>
+      </w:r>
+      <w:r>
+        <w:t xml:space="preserve"> </w:t>
+      </w:r>
+      <w:r>
+        <w:t xml:space="preserve">Notes: _______________________________________</w:t>
       </w:r>
     </w:p>
     <w:p>
@@ -1275,13 +1409,13 @@
       </w:r>
     </w:p>
     <w:bookmarkEnd w:id="18"/>
-    <w:bookmarkStart w:id="19" w:name="X7510ec0c3a3b33d3b09faf4643f95948053edf2"/>
+    <w:bookmarkStart w:id="19" w:name="X980d846b70a38cb048134c119755aa98e6818d6"/>
     <w:p>
       <w:pPr>
         <w:pStyle w:val="Heading3"/>
       </w:pPr>
       <w:r>
-        <w:t xml:space="preserve">A4 — Averaged spectrum is smoother than a single tap</w:t>
+        <w:t xml:space="preserve">A4 — Averaged spectrum is more consistent than a single tap</w:t>
       </w:r>
     </w:p>
     <w:p>
@@ -1338,22 +1472,20 @@
     </w:p>
     <w:p>
       <w:pPr>
-        <w:pStyle w:val="Compact"/>
-        <w:numPr>
-          <w:ilvl w:val="0"/>
-          <w:numId w:val="1031"/>
-        </w:numPr>
-      </w:pPr>
-      <w:r>
-        <w:t xml:space="preserve">Set tap count to 1; capture one tap; note the spectrum appearance</w:t>
-      </w:r>
-    </w:p>
-    <w:p>
-      <w:pPr>
-        <w:pStyle w:val="Compact"/>
-        <w:numPr>
-          <w:ilvl w:val="0"/>
-          <w:numId w:val="1032"/>
+        <w:numPr>
+          <w:ilvl w:val="0"/>
+          <w:numId w:val="1039"/>
+        </w:numPr>
+      </w:pPr>
+      <w:r>
+        <w:t xml:space="preserve">Set tap count to 1; capture one tap; note the positions of the prominent peaks</w:t>
+      </w:r>
+    </w:p>
+    <w:p>
+      <w:pPr>
+        <w:numPr>
+          <w:ilvl w:val="0"/>
+          <w:numId w:val="1040"/>
         </w:numPr>
       </w:pPr>
       <w:r>
@@ -1372,44 +1504,61 @@
     </w:p>
     <w:p>
       <w:pPr>
-        <w:pStyle w:val="Compact"/>
-        <w:numPr>
-          <w:ilvl w:val="0"/>
-          <w:numId w:val="1033"/>
-        </w:numPr>
-      </w:pPr>
-      <w:r>
-        <w:t xml:space="preserve">Set tap count to 5; capture five taps of the same note</w:t>
-      </w:r>
-    </w:p>
-    <w:p>
-      <w:pPr>
-        <w:pStyle w:val="Compact"/>
-        <w:numPr>
-          <w:ilvl w:val="0"/>
-          <w:numId w:val="1034"/>
-        </w:numPr>
-      </w:pPr>
-      <w:r>
-        <w:t xml:space="preserve">Compare the two spectra — confirm the 5-tap version is visibly smoother (less high-frequency noise)</w:t>
-      </w:r>
-    </w:p>
-    <w:p>
-      <w:pPr>
-        <w:pStyle w:val="FirstParagraph"/>
-      </w:pPr>
-      <w:r>
-        <w:rPr>
-          <w:b/>
-          <w:bCs/>
-        </w:rPr>
-        <w:t xml:space="preserve">Pass / Fail:</w:t>
-      </w:r>
-      <w:r>
-        <w:t xml:space="preserve"> </w:t>
-      </w:r>
-      <w:r>
-        <w:t xml:space="preserve">_______ Notes: _______________________________________</w:t>
+        <w:numPr>
+          <w:ilvl w:val="0"/>
+          <w:numId w:val="1041"/>
+        </w:numPr>
+      </w:pPr>
+      <w:r>
+        <w:t xml:space="preserve">Set tap count to 5; capture five taps, deliberately varying tap position and force slightly between each</w:t>
+      </w:r>
+    </w:p>
+    <w:p>
+      <w:pPr>
+        <w:numPr>
+          <w:ilvl w:val="0"/>
+          <w:numId w:val="1042"/>
+        </w:numPr>
+      </w:pPr>
+      <w:r>
+        <w:t xml:space="preserve">Compare the two spectra — confirm the prominent peaks appear at the same frequencies (averaging reduces variation due to tap position and force, not spectral smoothness)</w:t>
+      </w:r>
+    </w:p>
+    <w:p>
+      <w:pPr>
+        <w:numPr>
+          <w:ilvl w:val="0"/>
+          <w:numId w:val="1043"/>
+        </w:numPr>
+      </w:pPr>
+      <w:r>
+        <w:rPr>
+          <w:b/>
+          <w:bCs/>
+        </w:rPr>
+        <w:t xml:space="preserve">Pass</w:t>
+      </w:r>
+      <w:r>
+        <w:t xml:space="preserve"> </w:t>
+      </w:r>
+      <w:r>
+        <w:t xml:space="preserve">- [ ]</w:t>
+      </w:r>
+      <w:r>
+        <w:t xml:space="preserve"> </w:t>
+      </w:r>
+      <w:r>
+        <w:rPr>
+          <w:b/>
+          <w:bCs/>
+        </w:rPr>
+        <w:t xml:space="preserve">Fail</w:t>
+      </w:r>
+      <w:r>
+        <w:t xml:space="preserve"> </w:t>
+      </w:r>
+      <w:r>
+        <w:t xml:space="preserve">Notes: _______________________________________</w:t>
       </w:r>
     </w:p>
     <w:p>
@@ -1420,13 +1569,13 @@
       </w:r>
     </w:p>
     <w:bookmarkEnd w:id="19"/>
-    <w:bookmarkStart w:id="20" w:name="a5-reset-clears-display"/>
+    <w:bookmarkStart w:id="20" w:name="a5-new-tap-clears-previous-capture"/>
     <w:p>
       <w:pPr>
         <w:pStyle w:val="Heading3"/>
       </w:pPr>
       <w:r>
-        <w:t xml:space="preserve">A5 — Reset clears display</w:t>
+        <w:t xml:space="preserve">A5 — New Tap clears previous capture</w:t>
       </w:r>
     </w:p>
     <w:p>
@@ -1478,15 +1627,14 @@
         <w:t xml:space="preserve"> </w:t>
       </w:r>
       <w:r>
-        <w:t xml:space="preserve">App running with one or more taps captured.</w:t>
-      </w:r>
-    </w:p>
-    <w:p>
-      <w:pPr>
-        <w:pStyle w:val="Compact"/>
-        <w:numPr>
-          <w:ilvl w:val="0"/>
-          <w:numId w:val="1035"/>
+        <w:t xml:space="preserve">App running and recording. One or more taps have been captured (spectrum is frozen).</w:t>
+      </w:r>
+    </w:p>
+    <w:p>
+      <w:pPr>
+        <w:numPr>
+          <w:ilvl w:val="0"/>
+          <w:numId w:val="1044"/>
         </w:numPr>
       </w:pPr>
       <w:r>
@@ -1500,7 +1648,7 @@
           <w:b/>
           <w:bCs/>
         </w:rPr>
-        <w:t xml:space="preserve">Reset</w:t>
+        <w:t xml:space="preserve">New Tap</w:t>
       </w:r>
       <w:r>
         <w:t xml:space="preserve"> </w:t>
@@ -1511,56 +1659,78 @@
     </w:p>
     <w:p>
       <w:pPr>
-        <w:pStyle w:val="Compact"/>
-        <w:numPr>
-          <w:ilvl w:val="0"/>
-          <w:numId w:val="1036"/>
-        </w:numPr>
-      </w:pPr>
-      <w:r>
-        <w:t xml:space="preserve">Verify the spectrum clears to the noise floor</w:t>
-      </w:r>
-    </w:p>
-    <w:p>
-      <w:pPr>
-        <w:pStyle w:val="Compact"/>
-        <w:numPr>
-          <w:ilvl w:val="0"/>
-          <w:numId w:val="1037"/>
-        </w:numPr>
-      </w:pPr>
-      <w:r>
-        <w:t xml:space="preserve">Verify tap count returns to 0</w:t>
-      </w:r>
-    </w:p>
-    <w:p>
-      <w:pPr>
-        <w:pStyle w:val="Compact"/>
-        <w:numPr>
-          <w:ilvl w:val="0"/>
-          <w:numId w:val="1038"/>
-        </w:numPr>
-      </w:pPr>
-      <w:r>
-        <w:t xml:space="preserve">Verify the progress bar disappears</w:t>
-      </w:r>
-    </w:p>
-    <w:p>
-      <w:pPr>
-        <w:pStyle w:val="FirstParagraph"/>
-      </w:pPr>
-      <w:r>
-        <w:rPr>
-          <w:b/>
-          <w:bCs/>
-        </w:rPr>
-        <w:t xml:space="preserve">Pass / Fail:</w:t>
-      </w:r>
-      <w:r>
-        <w:t xml:space="preserve"> </w:t>
-      </w:r>
-      <w:r>
-        <w:t xml:space="preserve">_______ Notes: _______________________________________</w:t>
+        <w:numPr>
+          <w:ilvl w:val="0"/>
+          <w:numId w:val="1045"/>
+        </w:numPr>
+      </w:pPr>
+      <w:r>
+        <w:t xml:space="preserve">Verify the frozen spectrum clears</w:t>
+      </w:r>
+    </w:p>
+    <w:p>
+      <w:pPr>
+        <w:numPr>
+          <w:ilvl w:val="0"/>
+          <w:numId w:val="1046"/>
+        </w:numPr>
+      </w:pPr>
+      <w:r>
+        <w:t xml:space="preserve">Verify the status message returns to</w:t>
+      </w:r>
+      <w:r>
+        <w:t xml:space="preserve"> </w:t>
+      </w:r>
+      <w:r>
+        <w:t xml:space="preserve">“Tap the guitar…”</w:t>
+      </w:r>
+    </w:p>
+    <w:p>
+      <w:pPr>
+        <w:numPr>
+          <w:ilvl w:val="0"/>
+          <w:numId w:val="1047"/>
+        </w:numPr>
+      </w:pPr>
+      <w:r>
+        <w:t xml:space="preserve">If a multi-tap sequence was in progress, confirm the progress bar also disappears</w:t>
+      </w:r>
+    </w:p>
+    <w:p>
+      <w:pPr>
+        <w:numPr>
+          <w:ilvl w:val="0"/>
+          <w:numId w:val="1048"/>
+        </w:numPr>
+      </w:pPr>
+      <w:r>
+        <w:rPr>
+          <w:b/>
+          <w:bCs/>
+        </w:rPr>
+        <w:t xml:space="preserve">Pass</w:t>
+      </w:r>
+      <w:r>
+        <w:t xml:space="preserve"> </w:t>
+      </w:r>
+      <w:r>
+        <w:t xml:space="preserve">- [ ]</w:t>
+      </w:r>
+      <w:r>
+        <w:t xml:space="preserve"> </w:t>
+      </w:r>
+      <w:r>
+        <w:rPr>
+          <w:b/>
+          <w:bCs/>
+        </w:rPr>
+        <w:t xml:space="preserve">Fail</w:t>
+      </w:r>
+      <w:r>
+        <w:t xml:space="preserve"> </w:t>
+      </w:r>
+      <w:r>
+        <w:t xml:space="preserve">Notes: _______________________________________</w:t>
       </w:r>
     </w:p>
     <w:p>
@@ -1605,7 +1775,7 @@
         <w:t xml:space="preserve"> </w:t>
       </w:r>
       <w:r>
-        <w:t xml:space="preserve">iOS · iPadOS</w:t>
+        <w:t xml:space="preserve">iOS · iPadOS · macOS</w:t>
       </w:r>
       <w:r>
         <w:t xml:space="preserve"> </w:t>
@@ -1639,31 +1809,150 @@
         <w:t xml:space="preserve"> </w:t>
       </w:r>
       <w:r>
-        <w:t xml:space="preserve">Fresh install or permissions reset via Settings → Privacy → Microphone → GuitarTap → remove. iOS 16+.</w:t>
-      </w:r>
-    </w:p>
-    <w:p>
-      <w:pPr>
-        <w:pStyle w:val="Compact"/>
-        <w:numPr>
-          <w:ilvl w:val="0"/>
-          <w:numId w:val="1039"/>
-        </w:numPr>
-      </w:pPr>
-      <w:r>
-        <w:t xml:space="preserve">Launch GuitarTap for the first time</w:t>
-      </w:r>
-    </w:p>
-    <w:p>
-      <w:pPr>
-        <w:pStyle w:val="Compact"/>
-        <w:numPr>
-          <w:ilvl w:val="0"/>
-          <w:numId w:val="1040"/>
-        </w:numPr>
-      </w:pPr>
-      <w:r>
-        <w:t xml:space="preserve">Tap</w:t>
+        <w:t xml:space="preserve">Permission must be in the</w:t>
+      </w:r>
+      <w:r>
+        <w:t xml:space="preserve"> </w:t>
+      </w:r>
+      <w:r>
+        <w:t xml:space="preserve">“not determined”</w:t>
+      </w:r>
+      <w:r>
+        <w:t xml:space="preserve"> </w:t>
+      </w:r>
+      <w:r>
+        <w:t xml:space="preserve">state. Toggling the microphone switch off in System Settings is</w:t>
+      </w:r>
+      <w:r>
+        <w:t xml:space="preserve"> </w:t>
+      </w:r>
+      <w:r>
+        <w:rPr>
+          <w:b/>
+          <w:bCs/>
+        </w:rPr>
+        <w:t xml:space="preserve">not</w:t>
+      </w:r>
+      <w:r>
+        <w:t xml:space="preserve"> </w:t>
+      </w:r>
+      <w:r>
+        <w:t xml:space="preserve">sufficient — that sets the status to</w:t>
+      </w:r>
+      <w:r>
+        <w:t xml:space="preserve"> </w:t>
+      </w:r>
+      <w:r>
+        <w:t xml:space="preserve">“denied”</w:t>
+      </w:r>
+      <w:r>
+        <w:t xml:space="preserve"> </w:t>
+      </w:r>
+      <w:r>
+        <w:t xml:space="preserve">and does not re-trigger the system prompt. To reset to</w:t>
+      </w:r>
+      <w:r>
+        <w:t xml:space="preserve"> </w:t>
+      </w:r>
+      <w:r>
+        <w:t xml:space="preserve">“not determined”</w:t>
+      </w:r>
+      <w:r>
+        <w:t xml:space="preserve">:</w:t>
+      </w:r>
+      <w:r>
+        <w:t xml:space="preserve"> </w:t>
+      </w:r>
+      <w:r>
+        <w:t xml:space="preserve">-</w:t>
+      </w:r>
+      <w:r>
+        <w:t xml:space="preserve"> </w:t>
+      </w:r>
+      <w:r>
+        <w:rPr>
+          <w:b/>
+          <w:bCs/>
+        </w:rPr>
+        <w:t xml:space="preserve">iOS/iPadOS:</w:t>
+      </w:r>
+      <w:r>
+        <w:t xml:space="preserve"> </w:t>
+      </w:r>
+      <w:r>
+        <w:t xml:space="preserve">Delete and reinstall the app, or use</w:t>
+      </w:r>
+      <w:r>
+        <w:t xml:space="preserve"> </w:t>
+      </w:r>
+      <w:r>
+        <w:rPr>
+          <w:b/>
+          <w:bCs/>
+        </w:rPr>
+        <w:t xml:space="preserve">System Settings → General → Transfer or Reset iPhone → Reset → Reset Location &amp; Privacy</w:t>
+      </w:r>
+      <w:r>
+        <w:t xml:space="preserve">.</w:t>
+      </w:r>
+      <w:r>
+        <w:t xml:space="preserve"> </w:t>
+      </w:r>
+      <w:r>
+        <w:t xml:space="preserve">-</w:t>
+      </w:r>
+      <w:r>
+        <w:t xml:space="preserve"> </w:t>
+      </w:r>
+      <w:r>
+        <w:rPr>
+          <w:b/>
+          <w:bCs/>
+        </w:rPr>
+        <w:t xml:space="preserve">macOS:</w:t>
+      </w:r>
+      <w:r>
+        <w:t xml:space="preserve"> </w:t>
+      </w:r>
+      <w:r>
+        <w:t xml:space="preserve">Run</w:t>
+      </w:r>
+      <w:r>
+        <w:t xml:space="preserve"> </w:t>
+      </w:r>
+      <w:r>
+        <w:rPr>
+          <w:rStyle w:val="VerbatimChar"/>
+        </w:rPr>
+        <w:t xml:space="preserve">tccutil reset Microphone</w:t>
+      </w:r>
+      <w:r>
+        <w:t xml:space="preserve"> </w:t>
+      </w:r>
+      <w:r>
+        <w:t xml:space="preserve">in Terminal (resets all apps), then relaunch GuitarTap.</w:t>
+      </w:r>
+    </w:p>
+    <w:p>
+      <w:pPr>
+        <w:numPr>
+          <w:ilvl w:val="0"/>
+          <w:numId w:val="1049"/>
+        </w:numPr>
+      </w:pPr>
+      <w:r>
+        <w:t xml:space="preserve">Launch GuitarTap</w:t>
+      </w:r>
+    </w:p>
+    <w:p>
+      <w:pPr>
+        <w:numPr>
+          <w:ilvl w:val="0"/>
+          <w:numId w:val="1050"/>
+        </w:numPr>
+      </w:pPr>
+      <w:r>
+        <w:t xml:space="preserve">Tap/click</w:t>
       </w:r>
       <w:r>
         <w:t xml:space="preserve"> </w:t>
@@ -1678,14 +1967,13 @@
     </w:p>
     <w:p>
       <w:pPr>
-        <w:pStyle w:val="Compact"/>
-        <w:numPr>
-          <w:ilvl w:val="0"/>
-          <w:numId w:val="1041"/>
-        </w:numPr>
-      </w:pPr>
-      <w:r>
-        <w:t xml:space="preserve">Verify the iOS permission dialog</w:t>
+        <w:numPr>
+          <w:ilvl w:val="0"/>
+          <w:numId w:val="1051"/>
+        </w:numPr>
+      </w:pPr>
+      <w:r>
+        <w:t xml:space="preserve">Verify the OS permission dialog</w:t>
       </w:r>
       <w:r>
         <w:t xml:space="preserve"> </w:t>
@@ -1702,10 +1990,9 @@
     </w:p>
     <w:p>
       <w:pPr>
-        <w:pStyle w:val="Compact"/>
-        <w:numPr>
-          <w:ilvl w:val="0"/>
-          <w:numId w:val="1042"/>
+        <w:numPr>
+          <w:ilvl w:val="0"/>
+          <w:numId w:val="1052"/>
         </w:numPr>
       </w:pPr>
       <w:r>
@@ -1714,10 +2001,9 @@
     </w:p>
     <w:p>
       <w:pPr>
-        <w:pStyle w:val="Compact"/>
-        <w:numPr>
-          <w:ilvl w:val="0"/>
-          <w:numId w:val="1043"/>
+        <w:numPr>
+          <w:ilvl w:val="0"/>
+          <w:numId w:val="1053"/>
         </w:numPr>
       </w:pPr>
       <w:r>
@@ -1726,20 +2012,39 @@
     </w:p>
     <w:p>
       <w:pPr>
-        <w:pStyle w:val="FirstParagraph"/>
-      </w:pPr>
-      <w:r>
-        <w:rPr>
-          <w:b/>
-          <w:bCs/>
-        </w:rPr>
-        <w:t xml:space="preserve">Pass / Fail:</w:t>
-      </w:r>
-      <w:r>
-        <w:t xml:space="preserve"> </w:t>
-      </w:r>
-      <w:r>
-        <w:t xml:space="preserve">_______ Notes: _______________________________________</w:t>
+        <w:numPr>
+          <w:ilvl w:val="0"/>
+          <w:numId w:val="1054"/>
+        </w:numPr>
+      </w:pPr>
+      <w:r>
+        <w:rPr>
+          <w:b/>
+          <w:bCs/>
+        </w:rPr>
+        <w:t xml:space="preserve">Pass</w:t>
+      </w:r>
+      <w:r>
+        <w:t xml:space="preserve"> </w:t>
+      </w:r>
+      <w:r>
+        <w:t xml:space="preserve">- [ ]</w:t>
+      </w:r>
+      <w:r>
+        <w:t xml:space="preserve"> </w:t>
+      </w:r>
+      <w:r>
+        <w:rPr>
+          <w:b/>
+          <w:bCs/>
+        </w:rPr>
+        <w:t xml:space="preserve">Fail</w:t>
+      </w:r>
+      <w:r>
+        <w:t xml:space="preserve"> </w:t>
+      </w:r>
+      <w:r>
+        <w:t xml:space="preserve">Notes: _______________________________________</w:t>
       </w:r>
     </w:p>
     <w:p>
@@ -1774,7 +2079,7 @@
         <w:t xml:space="preserve"> </w:t>
       </w:r>
       <w:r>
-        <w:t xml:space="preserve">iOS · iPadOS</w:t>
+        <w:t xml:space="preserve">iOS · iPadOS · macOS</w:t>
       </w:r>
       <w:r>
         <w:t xml:space="preserve"> </w:t>
@@ -1808,7 +2113,7 @@
         <w:t xml:space="preserve"> </w:t>
       </w:r>
       <w:r>
-        <w:t xml:space="preserve">Microphone permission denied (via Settings or by tapping</w:t>
+        <w:t xml:space="preserve">Microphone permission previously denied (by tapping</w:t>
       </w:r>
       <w:r>
         <w:t xml:space="preserve"> </w:t>
@@ -1820,19 +2125,36 @@
         <w:t xml:space="preserve"> </w:t>
       </w:r>
       <w:r>
-        <w:t xml:space="preserve">in S1). App running.</w:t>
-      </w:r>
-    </w:p>
-    <w:p>
-      <w:pPr>
-        <w:pStyle w:val="Compact"/>
-        <w:numPr>
-          <w:ilvl w:val="0"/>
-          <w:numId w:val="1044"/>
-        </w:numPr>
-      </w:pPr>
-      <w:r>
-        <w:t xml:space="preserve">Tap</w:t>
+        <w:t xml:space="preserve">in S1, or by toggling off in System Settings). App running.</w:t>
+      </w:r>
+    </w:p>
+    <w:p>
+      <w:pPr>
+        <w:pStyle w:val="BodyText"/>
+      </w:pPr>
+      <w:r>
+        <w:rPr>
+          <w:b/>
+          <w:bCs/>
+        </w:rPr>
+        <w:t xml:space="preserve">Note (macOS):</w:t>
+      </w:r>
+      <w:r>
+        <w:t xml:space="preserve"> </w:t>
+      </w:r>
+      <w:r>
+        <w:t xml:space="preserve">Toggling the slider off in System Settings causes macOS to force-restart GuitarTap. The app checks permission on launch, so the alert appears automatically on restart — no need to press Start first.</w:t>
+      </w:r>
+    </w:p>
+    <w:p>
+      <w:pPr>
+        <w:numPr>
+          <w:ilvl w:val="0"/>
+          <w:numId w:val="1055"/>
+        </w:numPr>
+      </w:pPr>
+      <w:r>
+        <w:t xml:space="preserve">On iOS/iPadOS: tap</w:t>
       </w:r>
       <w:r>
         <w:t xml:space="preserve"> </w:t>
@@ -1844,13 +2166,28 @@
         </w:rPr>
         <w:t xml:space="preserve">Start</w:t>
       </w:r>
-    </w:p>
-    <w:p>
-      <w:pPr>
-        <w:pStyle w:val="Compact"/>
-        <w:numPr>
-          <w:ilvl w:val="0"/>
-          <w:numId w:val="1045"/>
+      <w:r>
+        <w:t xml:space="preserve">. On macOS: launch the app (alert may appear immediately on the post-revocation restart, or tap</w:t>
+      </w:r>
+      <w:r>
+        <w:t xml:space="preserve"> </w:t>
+      </w:r>
+      <w:r>
+        <w:rPr>
+          <w:b/>
+          <w:bCs/>
+        </w:rPr>
+        <w:t xml:space="preserve">Start</w:t>
+      </w:r>
+      <w:r>
+        <w:t xml:space="preserve">)</w:t>
+      </w:r>
+    </w:p>
+    <w:p>
+      <w:pPr>
+        <w:numPr>
+          <w:ilvl w:val="0"/>
+          <w:numId w:val="1056"/>
         </w:numPr>
       </w:pPr>
       <w:r>
@@ -1859,56 +2196,100 @@
     </w:p>
     <w:p>
       <w:pPr>
-        <w:pStyle w:val="Compact"/>
-        <w:numPr>
-          <w:ilvl w:val="0"/>
-          <w:numId w:val="1046"/>
-        </w:numPr>
-      </w:pPr>
-      <w:r>
-        <w:t xml:space="preserve">Verify recording does not start (</w:t>
-      </w:r>
-      <w:r>
-        <w:rPr>
-          <w:rStyle w:val="VerbatimChar"/>
-        </w:rPr>
-        <w:t xml:space="preserve">isRunning</w:t>
-      </w:r>
-      <w:r>
-        <w:t xml:space="preserve"> </w:t>
-      </w:r>
-      <w:r>
-        <w:t xml:space="preserve">indicator stays red)</w:t>
-      </w:r>
-    </w:p>
-    <w:p>
-      <w:pPr>
-        <w:pStyle w:val="Compact"/>
-        <w:numPr>
-          <w:ilvl w:val="0"/>
-          <w:numId w:val="1047"/>
-        </w:numPr>
-      </w:pPr>
-      <w:r>
-        <w:t xml:space="preserve">Confirm the app remains in a usable state</w:t>
-      </w:r>
-    </w:p>
-    <w:p>
-      <w:pPr>
-        <w:pStyle w:val="FirstParagraph"/>
-      </w:pPr>
-      <w:r>
-        <w:rPr>
-          <w:b/>
-          <w:bCs/>
-        </w:rPr>
-        <w:t xml:space="preserve">Pass / Fail:</w:t>
-      </w:r>
-      <w:r>
-        <w:t xml:space="preserve"> </w:t>
-      </w:r>
-      <w:r>
-        <w:t xml:space="preserve">_______ Notes: _______________________________________</w:t>
+        <w:numPr>
+          <w:ilvl w:val="0"/>
+          <w:numId w:val="1057"/>
+        </w:numPr>
+      </w:pPr>
+      <w:r>
+        <w:t xml:space="preserve">Verify recording does not start</w:t>
+      </w:r>
+    </w:p>
+    <w:p>
+      <w:pPr>
+        <w:numPr>
+          <w:ilvl w:val="0"/>
+          <w:numId w:val="1058"/>
+        </w:numPr>
+      </w:pPr>
+      <w:r>
+        <w:t xml:space="preserve">Confirm an alert titled</w:t>
+      </w:r>
+      <w:r>
+        <w:t xml:space="preserve"> </w:t>
+      </w:r>
+      <w:r>
+        <w:t xml:space="preserve">“Microphone Access Required”</w:t>
+      </w:r>
+      <w:r>
+        <w:t xml:space="preserve"> </w:t>
+      </w:r>
+      <w:r>
+        <w:t xml:space="preserve">appears</w:t>
+      </w:r>
+    </w:p>
+    <w:p>
+      <w:pPr>
+        <w:numPr>
+          <w:ilvl w:val="0"/>
+          <w:numId w:val="1059"/>
+        </w:numPr>
+      </w:pPr>
+      <w:r>
+        <w:t xml:space="preserve">Tap/click</w:t>
+      </w:r>
+      <w:r>
+        <w:t xml:space="preserve"> </w:t>
+      </w:r>
+      <w:r>
+        <w:rPr>
+          <w:b/>
+          <w:bCs/>
+        </w:rPr>
+        <w:t xml:space="preserve">Open Settings</w:t>
+      </w:r>
+      <w:r>
+        <w:t xml:space="preserve"> </w:t>
+      </w:r>
+      <w:r>
+        <w:t xml:space="preserve">and verify it navigates to System Settings → Privacy &amp; Security → Microphone</w:t>
+      </w:r>
+    </w:p>
+    <w:p>
+      <w:pPr>
+        <w:numPr>
+          <w:ilvl w:val="0"/>
+          <w:numId w:val="1060"/>
+        </w:numPr>
+      </w:pPr>
+      <w:r>
+        <w:rPr>
+          <w:b/>
+          <w:bCs/>
+        </w:rPr>
+        <w:t xml:space="preserve">Pass</w:t>
+      </w:r>
+      <w:r>
+        <w:t xml:space="preserve"> </w:t>
+      </w:r>
+      <w:r>
+        <w:t xml:space="preserve">- [ ]</w:t>
+      </w:r>
+      <w:r>
+        <w:t xml:space="preserve"> </w:t>
+      </w:r>
+      <w:r>
+        <w:rPr>
+          <w:b/>
+          <w:bCs/>
+        </w:rPr>
+        <w:t xml:space="preserve">Fail</w:t>
+      </w:r>
+      <w:r>
+        <w:t xml:space="preserve"> </w:t>
+      </w:r>
+      <w:r>
+        <w:t xml:space="preserve">Notes: _______________________________________</w:t>
       </w:r>
     </w:p>
     <w:p>
@@ -1943,7 +2324,7 @@
         <w:t xml:space="preserve"> </w:t>
       </w:r>
       <w:r>
-        <w:t xml:space="preserve">iOS · iPadOS</w:t>
+        <w:t xml:space="preserve">iOS · iPadOS · macOS</w:t>
       </w:r>
       <w:r>
         <w:t xml:space="preserve"> </w:t>
@@ -1982,10 +2363,9 @@
     </w:p>
     <w:p>
       <w:pPr>
-        <w:pStyle w:val="Compact"/>
-        <w:numPr>
-          <w:ilvl w:val="0"/>
-          <w:numId w:val="1048"/>
+        <w:numPr>
+          <w:ilvl w:val="0"/>
+          <w:numId w:val="1061"/>
         </w:numPr>
       </w:pPr>
       <w:r>
@@ -1999,7 +2379,7 @@
           <w:b/>
           <w:bCs/>
         </w:rPr>
-        <w:t xml:space="preserve">Settings → Privacy &amp; Security → Microphone → GuitarTap</w:t>
+        <w:t xml:space="preserve">System Settings → Privacy &amp; Security → Microphone → GuitarTap</w:t>
       </w:r>
       <w:r>
         <w:t xml:space="preserve"> </w:t>
@@ -2010,26 +2390,23 @@
     </w:p>
     <w:p>
       <w:pPr>
-        <w:pStyle w:val="Compact"/>
-        <w:numPr>
-          <w:ilvl w:val="0"/>
-          <w:numId w:val="1049"/>
-        </w:numPr>
-      </w:pPr>
-      <w:r>
-        <w:t xml:space="preserve">Return to GuitarTap (no relaunch needed on iOS 14+)</w:t>
-      </w:r>
-    </w:p>
-    <w:p>
-      <w:pPr>
-        <w:pStyle w:val="Compact"/>
-        <w:numPr>
-          <w:ilvl w:val="0"/>
-          <w:numId w:val="1050"/>
-        </w:numPr>
-      </w:pPr>
-      <w:r>
-        <w:t xml:space="preserve">Tap</w:t>
+        <w:numPr>
+          <w:ilvl w:val="0"/>
+          <w:numId w:val="1062"/>
+        </w:numPr>
+      </w:pPr>
+      <w:r>
+        <w:rPr>
+          <w:b/>
+          <w:bCs/>
+        </w:rPr>
+        <w:t xml:space="preserve">iOS/iPadOS:</w:t>
+      </w:r>
+      <w:r>
+        <w:t xml:space="preserve"> </w:t>
+      </w:r>
+      <w:r>
+        <w:t xml:space="preserve">Return to GuitarTap (no relaunch needed on iOS 14+), then tap</w:t>
       </w:r>
       <w:r>
         <w:t xml:space="preserve"> </w:t>
@@ -2044,10 +2421,46 @@
     </w:p>
     <w:p>
       <w:pPr>
-        <w:pStyle w:val="Compact"/>
-        <w:numPr>
-          <w:ilvl w:val="0"/>
-          <w:numId w:val="1051"/>
+        <w:numPr>
+          <w:ilvl w:val="0"/>
+          <w:numId w:val="1063"/>
+        </w:numPr>
+      </w:pPr>
+      <w:r>
+        <w:rPr>
+          <w:b/>
+          <w:bCs/>
+        </w:rPr>
+        <w:t xml:space="preserve">macOS:</w:t>
+      </w:r>
+      <w:r>
+        <w:t xml:space="preserve"> </w:t>
+      </w:r>
+      <w:r>
+        <w:t xml:space="preserve">GuitarTap is force-restarted automatically; click</w:t>
+      </w:r>
+      <w:r>
+        <w:t xml:space="preserve"> </w:t>
+      </w:r>
+      <w:r>
+        <w:rPr>
+          <w:b/>
+          <w:bCs/>
+        </w:rPr>
+        <w:t xml:space="preserve">Start</w:t>
+      </w:r>
+      <w:r>
+        <w:t xml:space="preserve"> </w:t>
+      </w:r>
+      <w:r>
+        <w:t xml:space="preserve">after it relaunches</w:t>
+      </w:r>
+    </w:p>
+    <w:p>
+      <w:pPr>
+        <w:numPr>
+          <w:ilvl w:val="0"/>
+          <w:numId w:val="1064"/>
         </w:numPr>
       </w:pPr>
       <w:r>
@@ -2056,10 +2469,9 @@
     </w:p>
     <w:p>
       <w:pPr>
-        <w:pStyle w:val="Compact"/>
-        <w:numPr>
-          <w:ilvl w:val="0"/>
-          <w:numId w:val="1052"/>
+        <w:numPr>
+          <w:ilvl w:val="0"/>
+          <w:numId w:val="1065"/>
         </w:numPr>
       </w:pPr>
       <w:r>
@@ -2068,20 +2480,39 @@
     </w:p>
     <w:p>
       <w:pPr>
-        <w:pStyle w:val="FirstParagraph"/>
-      </w:pPr>
-      <w:r>
-        <w:rPr>
-          <w:b/>
-          <w:bCs/>
-        </w:rPr>
-        <w:t xml:space="preserve">Pass / Fail:</w:t>
-      </w:r>
-      <w:r>
-        <w:t xml:space="preserve"> </w:t>
-      </w:r>
-      <w:r>
-        <w:t xml:space="preserve">_______ Notes: _______________________________________</w:t>
+        <w:numPr>
+          <w:ilvl w:val="0"/>
+          <w:numId w:val="1066"/>
+        </w:numPr>
+      </w:pPr>
+      <w:r>
+        <w:rPr>
+          <w:b/>
+          <w:bCs/>
+        </w:rPr>
+        <w:t xml:space="preserve">Pass</w:t>
+      </w:r>
+      <w:r>
+        <w:t xml:space="preserve"> </w:t>
+      </w:r>
+      <w:r>
+        <w:t xml:space="preserve">- [ ]</w:t>
+      </w:r>
+      <w:r>
+        <w:t xml:space="preserve"> </w:t>
+      </w:r>
+      <w:r>
+        <w:rPr>
+          <w:b/>
+          <w:bCs/>
+        </w:rPr>
+        <w:t xml:space="preserve">Fail</w:t>
+      </w:r>
+      <w:r>
+        <w:t xml:space="preserve"> </w:t>
+      </w:r>
+      <w:r>
+        <w:t xml:space="preserve">Notes: _______________________________________</w:t>
       </w:r>
     </w:p>
     <w:p>
@@ -2092,13 +2523,13 @@
       </w:r>
     </w:p>
     <w:bookmarkEnd w:id="24"/>
-    <w:bookmarkStart w:id="25" w:name="s4-avaudiosession-category-active"/>
+    <w:bookmarkStart w:id="25" w:name="s4-microphone-in-use-indicator-active"/>
     <w:p>
       <w:pPr>
         <w:pStyle w:val="Heading3"/>
       </w:pPr>
       <w:r>
-        <w:t xml:space="preserve">S4 — AVAudioSession category active</w:t>
+        <w:t xml:space="preserve">S4 — Microphone-in-use indicator active</w:t>
       </w:r>
     </w:p>
     <w:p>
@@ -2116,7 +2547,7 @@
         <w:t xml:space="preserve"> </w:t>
       </w:r>
       <w:r>
-        <w:t xml:space="preserve">iOS · iPadOS</w:t>
+        <w:t xml:space="preserve">iOS · iPadOS · macOS</w:t>
       </w:r>
       <w:r>
         <w:t xml:space="preserve"> </w:t>
@@ -2150,19 +2581,18 @@
         <w:t xml:space="preserve"> </w:t>
       </w:r>
       <w:r>
-        <w:t xml:space="preserve">App running on a real iPhone or iPad.</w:t>
-      </w:r>
-    </w:p>
-    <w:p>
-      <w:pPr>
-        <w:pStyle w:val="Compact"/>
-        <w:numPr>
-          <w:ilvl w:val="0"/>
-          <w:numId w:val="1053"/>
-        </w:numPr>
-      </w:pPr>
-      <w:r>
-        <w:t xml:space="preserve">Tap</w:t>
+        <w:t xml:space="preserve">App running on a real device.</w:t>
+      </w:r>
+    </w:p>
+    <w:p>
+      <w:pPr>
+        <w:numPr>
+          <w:ilvl w:val="0"/>
+          <w:numId w:val="1067"/>
+        </w:numPr>
+      </w:pPr>
+      <w:r>
+        <w:t xml:space="preserve">Tap/click</w:t>
       </w:r>
       <w:r>
         <w:t xml:space="preserve"> </w:t>
@@ -2177,59 +2607,81 @@
     </w:p>
     <w:p>
       <w:pPr>
-        <w:pStyle w:val="Compact"/>
-        <w:numPr>
-          <w:ilvl w:val="0"/>
-          <w:numId w:val="1054"/>
-        </w:numPr>
-      </w:pPr>
-      <w:r>
-        <w:t xml:space="preserve">Look at the iOS status bar</w:t>
-      </w:r>
-    </w:p>
-    <w:p>
-      <w:pPr>
-        <w:pStyle w:val="Compact"/>
-        <w:numPr>
-          <w:ilvl w:val="0"/>
-          <w:numId w:val="1055"/>
-        </w:numPr>
-      </w:pPr>
-      <w:r>
-        <w:t xml:space="preserve">Confirm the orange microphone indicator appears, confirming the</w:t>
-      </w:r>
-      <w:r>
-        <w:t xml:space="preserve"> </w:t>
-      </w:r>
-      <w:r>
-        <w:rPr>
-          <w:rStyle w:val="VerbatimChar"/>
-        </w:rPr>
-        <w:t xml:space="preserve">.record</w:t>
-      </w:r>
-      <w:r>
-        <w:t xml:space="preserve"> </w:t>
-      </w:r>
-      <w:r>
-        <w:t xml:space="preserve">session category is active</w:t>
-      </w:r>
-    </w:p>
-    <w:p>
-      <w:pPr>
-        <w:pStyle w:val="FirstParagraph"/>
-      </w:pPr>
-      <w:r>
-        <w:rPr>
-          <w:b/>
-          <w:bCs/>
-        </w:rPr>
-        <w:t xml:space="preserve">Pass / Fail:</w:t>
-      </w:r>
-      <w:r>
-        <w:t xml:space="preserve"> </w:t>
-      </w:r>
-      <w:r>
-        <w:t xml:space="preserve">_______ Notes: _______________________________________</w:t>
+        <w:numPr>
+          <w:ilvl w:val="0"/>
+          <w:numId w:val="1068"/>
+        </w:numPr>
+      </w:pPr>
+      <w:r>
+        <w:rPr>
+          <w:b/>
+          <w:bCs/>
+        </w:rPr>
+        <w:t xml:space="preserve">iOS/iPadOS:</w:t>
+      </w:r>
+      <w:r>
+        <w:t xml:space="preserve"> </w:t>
+      </w:r>
+      <w:r>
+        <w:t xml:space="preserve">Confirm the orange microphone indicator appears in the status bar; stop the analyzer and confirm it disappears</w:t>
+      </w:r>
+    </w:p>
+    <w:p>
+      <w:pPr>
+        <w:numPr>
+          <w:ilvl w:val="0"/>
+          <w:numId w:val="1069"/>
+        </w:numPr>
+      </w:pPr>
+      <w:r>
+        <w:rPr>
+          <w:b/>
+          <w:bCs/>
+        </w:rPr>
+        <w:t xml:space="preserve">macOS:</w:t>
+      </w:r>
+      <w:r>
+        <w:t xml:space="preserve"> </w:t>
+      </w:r>
+      <w:r>
+        <w:t xml:space="preserve">Confirm the orange microphone indicator appears in the menu bar (top-right area); note that it persists until the app is quit — this is normal macOS behavior</w:t>
+      </w:r>
+    </w:p>
+    <w:p>
+      <w:pPr>
+        <w:numPr>
+          <w:ilvl w:val="0"/>
+          <w:numId w:val="1070"/>
+        </w:numPr>
+      </w:pPr>
+      <w:r>
+        <w:rPr>
+          <w:b/>
+          <w:bCs/>
+        </w:rPr>
+        <w:t xml:space="preserve">Pass</w:t>
+      </w:r>
+      <w:r>
+        <w:t xml:space="preserve"> </w:t>
+      </w:r>
+      <w:r>
+        <w:t xml:space="preserve">- [ ]</w:t>
+      </w:r>
+      <w:r>
+        <w:t xml:space="preserve"> </w:t>
+      </w:r>
+      <w:r>
+        <w:rPr>
+          <w:b/>
+          <w:bCs/>
+        </w:rPr>
+        <w:t xml:space="preserve">Fail</w:t>
+      </w:r>
+      <w:r>
+        <w:t xml:space="preserve"> </w:t>
+      </w:r>
+      <w:r>
+        <w:t xml:space="preserve">Notes: _______________________________________</w:t>
       </w:r>
     </w:p>
     <w:p>
@@ -2303,10 +2755,9 @@
     </w:p>
     <w:p>
       <w:pPr>
-        <w:pStyle w:val="Compact"/>
-        <w:numPr>
-          <w:ilvl w:val="0"/>
-          <w:numId w:val="1056"/>
+        <w:numPr>
+          <w:ilvl w:val="0"/>
+          <w:numId w:val="1071"/>
         </w:numPr>
       </w:pPr>
       <w:r>
@@ -2331,10 +2782,9 @@
     </w:p>
     <w:p>
       <w:pPr>
-        <w:pStyle w:val="Compact"/>
-        <w:numPr>
-          <w:ilvl w:val="0"/>
-          <w:numId w:val="1057"/>
+        <w:numPr>
+          <w:ilvl w:val="0"/>
+          <w:numId w:val="1072"/>
         </w:numPr>
       </w:pPr>
       <w:r>
@@ -2343,10 +2793,9 @@
     </w:p>
     <w:p>
       <w:pPr>
-        <w:pStyle w:val="Compact"/>
-        <w:numPr>
-          <w:ilvl w:val="0"/>
-          <w:numId w:val="1058"/>
+        <w:numPr>
+          <w:ilvl w:val="0"/>
+          <w:numId w:val="1073"/>
         </w:numPr>
       </w:pPr>
       <w:r>
@@ -2355,10 +2804,9 @@
     </w:p>
     <w:p>
       <w:pPr>
-        <w:pStyle w:val="Compact"/>
-        <w:numPr>
-          <w:ilvl w:val="0"/>
-          <w:numId w:val="1059"/>
+        <w:numPr>
+          <w:ilvl w:val="0"/>
+          <w:numId w:val="1074"/>
         </w:numPr>
       </w:pPr>
       <w:r>
@@ -2367,10 +2815,9 @@
     </w:p>
     <w:p>
       <w:pPr>
-        <w:pStyle w:val="Compact"/>
-        <w:numPr>
-          <w:ilvl w:val="0"/>
-          <w:numId w:val="1060"/>
+        <w:numPr>
+          <w:ilvl w:val="0"/>
+          <w:numId w:val="1075"/>
         </w:numPr>
       </w:pPr>
       <w:r>
@@ -2379,10 +2826,9 @@
     </w:p>
     <w:p>
       <w:pPr>
-        <w:pStyle w:val="Compact"/>
-        <w:numPr>
-          <w:ilvl w:val="0"/>
-          <w:numId w:val="1061"/>
+        <w:numPr>
+          <w:ilvl w:val="0"/>
+          <w:numId w:val="1076"/>
         </w:numPr>
       </w:pPr>
       <w:r>
@@ -2407,20 +2853,39 @@
     </w:p>
     <w:p>
       <w:pPr>
-        <w:pStyle w:val="FirstParagraph"/>
-      </w:pPr>
-      <w:r>
-        <w:rPr>
-          <w:b/>
-          <w:bCs/>
-        </w:rPr>
-        <w:t xml:space="preserve">Pass / Fail:</w:t>
-      </w:r>
-      <w:r>
-        <w:t xml:space="preserve"> </w:t>
-      </w:r>
-      <w:r>
-        <w:t xml:space="preserve">_______ Notes: _______________________________________</w:t>
+        <w:numPr>
+          <w:ilvl w:val="0"/>
+          <w:numId w:val="1077"/>
+        </w:numPr>
+      </w:pPr>
+      <w:r>
+        <w:rPr>
+          <w:b/>
+          <w:bCs/>
+        </w:rPr>
+        <w:t xml:space="preserve">Pass</w:t>
+      </w:r>
+      <w:r>
+        <w:t xml:space="preserve"> </w:t>
+      </w:r>
+      <w:r>
+        <w:t xml:space="preserve">- [ ]</w:t>
+      </w:r>
+      <w:r>
+        <w:t xml:space="preserve"> </w:t>
+      </w:r>
+      <w:r>
+        <w:rPr>
+          <w:b/>
+          <w:bCs/>
+        </w:rPr>
+        <w:t xml:space="preserve">Fail</w:t>
+      </w:r>
+      <w:r>
+        <w:t xml:space="preserve"> </w:t>
+      </w:r>
+      <w:r>
+        <w:t xml:space="preserve">Notes: _______________________________________</w:t>
       </w:r>
     </w:p>
     <w:p>
@@ -2494,10 +2959,27 @@
     </w:p>
     <w:p>
       <w:pPr>
-        <w:pStyle w:val="Compact"/>
-        <w:numPr>
-          <w:ilvl w:val="0"/>
-          <w:numId w:val="1062"/>
+        <w:pStyle w:val="BodyText"/>
+      </w:pPr>
+      <w:r>
+        <w:rPr>
+          <w:b/>
+          <w:bCs/>
+        </w:rPr>
+        <w:t xml:space="preserve">Note:</w:t>
+      </w:r>
+      <w:r>
+        <w:t xml:space="preserve"> </w:t>
+      </w:r>
+      <w:r>
+        <w:t xml:space="preserve">Does not apply to macOS — CoreAudio allows simultaneous audio access by multiple apps, so a playback app does not interrupt GuitarTap’s microphone input.</w:t>
+      </w:r>
+    </w:p>
+    <w:p>
+      <w:pPr>
+        <w:numPr>
+          <w:ilvl w:val="0"/>
+          <w:numId w:val="1078"/>
         </w:numPr>
       </w:pPr>
       <w:r>
@@ -2522,10 +3004,9 @@
     </w:p>
     <w:p>
       <w:pPr>
-        <w:pStyle w:val="Compact"/>
-        <w:numPr>
-          <w:ilvl w:val="0"/>
-          <w:numId w:val="1063"/>
+        <w:numPr>
+          <w:ilvl w:val="0"/>
+          <w:numId w:val="1079"/>
         </w:numPr>
       </w:pPr>
       <w:r>
@@ -2534,10 +3015,9 @@
     </w:p>
     <w:p>
       <w:pPr>
-        <w:pStyle w:val="Compact"/>
-        <w:numPr>
-          <w:ilvl w:val="0"/>
-          <w:numId w:val="1064"/>
+        <w:numPr>
+          <w:ilvl w:val="0"/>
+          <w:numId w:val="1080"/>
         </w:numPr>
       </w:pPr>
       <w:r>
@@ -2546,10 +3026,9 @@
     </w:p>
     <w:p>
       <w:pPr>
-        <w:pStyle w:val="Compact"/>
-        <w:numPr>
-          <w:ilvl w:val="0"/>
-          <w:numId w:val="1065"/>
+        <w:numPr>
+          <w:ilvl w:val="0"/>
+          <w:numId w:val="1081"/>
         </w:numPr>
       </w:pPr>
       <w:r>
@@ -2558,10 +3037,9 @@
     </w:p>
     <w:p>
       <w:pPr>
-        <w:pStyle w:val="Compact"/>
-        <w:numPr>
-          <w:ilvl w:val="0"/>
-          <w:numId w:val="1066"/>
+        <w:numPr>
+          <w:ilvl w:val="0"/>
+          <w:numId w:val="1082"/>
         </w:numPr>
       </w:pPr>
       <w:r>
@@ -2570,10 +3048,9 @@
     </w:p>
     <w:p>
       <w:pPr>
-        <w:pStyle w:val="Compact"/>
-        <w:numPr>
-          <w:ilvl w:val="0"/>
-          <w:numId w:val="1067"/>
+        <w:numPr>
+          <w:ilvl w:val="0"/>
+          <w:numId w:val="1083"/>
         </w:numPr>
       </w:pPr>
       <w:r>
@@ -2598,20 +3075,39 @@
     </w:p>
     <w:p>
       <w:pPr>
-        <w:pStyle w:val="FirstParagraph"/>
-      </w:pPr>
-      <w:r>
-        <w:rPr>
-          <w:b/>
-          <w:bCs/>
-        </w:rPr>
-        <w:t xml:space="preserve">Pass / Fail:</w:t>
-      </w:r>
-      <w:r>
-        <w:t xml:space="preserve"> </w:t>
-      </w:r>
-      <w:r>
-        <w:t xml:space="preserve">_______ Notes: _______________________________________</w:t>
+        <w:numPr>
+          <w:ilvl w:val="0"/>
+          <w:numId w:val="1084"/>
+        </w:numPr>
+      </w:pPr>
+      <w:r>
+        <w:rPr>
+          <w:b/>
+          <w:bCs/>
+        </w:rPr>
+        <w:t xml:space="preserve">Pass</w:t>
+      </w:r>
+      <w:r>
+        <w:t xml:space="preserve"> </w:t>
+      </w:r>
+      <w:r>
+        <w:t xml:space="preserve">- [ ]</w:t>
+      </w:r>
+      <w:r>
+        <w:t xml:space="preserve"> </w:t>
+      </w:r>
+      <w:r>
+        <w:rPr>
+          <w:b/>
+          <w:bCs/>
+        </w:rPr>
+        <w:t xml:space="preserve">Fail</w:t>
+      </w:r>
+      <w:r>
+        <w:t xml:space="preserve"> </w:t>
+      </w:r>
+      <w:r>
+        <w:t xml:space="preserve">Notes: _______________________________________</w:t>
       </w:r>
     </w:p>
     <w:p>
@@ -2685,10 +3181,9 @@
     </w:p>
     <w:p>
       <w:pPr>
-        <w:pStyle w:val="Compact"/>
-        <w:numPr>
-          <w:ilvl w:val="0"/>
-          <w:numId w:val="1068"/>
+        <w:numPr>
+          <w:ilvl w:val="0"/>
+          <w:numId w:val="1085"/>
         </w:numPr>
       </w:pPr>
       <w:r>
@@ -2707,24 +3202,23 @@
     </w:p>
     <w:p>
       <w:pPr>
-        <w:pStyle w:val="Compact"/>
-        <w:numPr>
-          <w:ilvl w:val="0"/>
-          <w:numId w:val="1069"/>
-        </w:numPr>
-      </w:pPr>
-      <w:r>
-        <w:t xml:space="preserve">Open</w:t>
-      </w:r>
-      <w:r>
-        <w:t xml:space="preserve"> </w:t>
-      </w:r>
-      <w:r>
-        <w:rPr>
-          <w:b/>
-          <w:bCs/>
-        </w:rPr>
-        <w:t xml:space="preserve">Settings → Input device</w:t>
+        <w:numPr>
+          <w:ilvl w:val="0"/>
+          <w:numId w:val="1086"/>
+        </w:numPr>
+      </w:pPr>
+      <w:r>
+        <w:t xml:space="preserve">Open GuitarTap</w:t>
+      </w:r>
+      <w:r>
+        <w:t xml:space="preserve"> </w:t>
+      </w:r>
+      <w:r>
+        <w:rPr>
+          <w:b/>
+          <w:bCs/>
+        </w:rPr>
+        <w:t xml:space="preserve">Settings → Audio Input &amp; Calibration → Audio Input Device</w:t>
       </w:r>
       <w:r>
         <w:t xml:space="preserve"> </w:t>
@@ -2735,10 +3229,9 @@
     </w:p>
     <w:p>
       <w:pPr>
-        <w:pStyle w:val="Compact"/>
-        <w:numPr>
-          <w:ilvl w:val="0"/>
-          <w:numId w:val="1070"/>
+        <w:numPr>
+          <w:ilvl w:val="0"/>
+          <w:numId w:val="1087"/>
         </w:numPr>
       </w:pPr>
       <w:r>
@@ -2747,10 +3240,9 @@
     </w:p>
     <w:p>
       <w:pPr>
-        <w:pStyle w:val="Compact"/>
-        <w:numPr>
-          <w:ilvl w:val="0"/>
-          <w:numId w:val="1071"/>
+        <w:numPr>
+          <w:ilvl w:val="0"/>
+          <w:numId w:val="1088"/>
         </w:numPr>
       </w:pPr>
       <w:r>
@@ -2759,20 +3251,39 @@
     </w:p>
     <w:p>
       <w:pPr>
-        <w:pStyle w:val="FirstParagraph"/>
-      </w:pPr>
-      <w:r>
-        <w:rPr>
-          <w:b/>
-          <w:bCs/>
-        </w:rPr>
-        <w:t xml:space="preserve">Pass / Fail:</w:t>
-      </w:r>
-      <w:r>
-        <w:t xml:space="preserve"> </w:t>
-      </w:r>
-      <w:r>
-        <w:t xml:space="preserve">_______ Notes: _______________________________________</w:t>
+        <w:numPr>
+          <w:ilvl w:val="0"/>
+          <w:numId w:val="1089"/>
+        </w:numPr>
+      </w:pPr>
+      <w:r>
+        <w:rPr>
+          <w:b/>
+          <w:bCs/>
+        </w:rPr>
+        <w:t xml:space="preserve">Pass</w:t>
+      </w:r>
+      <w:r>
+        <w:t xml:space="preserve"> </w:t>
+      </w:r>
+      <w:r>
+        <w:t xml:space="preserve">- [ ]</w:t>
+      </w:r>
+      <w:r>
+        <w:t xml:space="preserve"> </w:t>
+      </w:r>
+      <w:r>
+        <w:rPr>
+          <w:b/>
+          <w:bCs/>
+        </w:rPr>
+        <w:t xml:space="preserve">Fail</w:t>
+      </w:r>
+      <w:r>
+        <w:t xml:space="preserve"> </w:t>
+      </w:r>
+      <w:r>
+        <w:t xml:space="preserve">Notes: _______________________________________</w:t>
       </w:r>
     </w:p>
     <w:p>
@@ -2846,10 +3357,9 @@
     </w:p>
     <w:p>
       <w:pPr>
-        <w:pStyle w:val="Compact"/>
-        <w:numPr>
-          <w:ilvl w:val="0"/>
-          <w:numId w:val="1072"/>
+        <w:numPr>
+          <w:ilvl w:val="0"/>
+          <w:numId w:val="1090"/>
         </w:numPr>
       </w:pPr>
       <w:r>
@@ -2858,10 +3368,9 @@
     </w:p>
     <w:p>
       <w:pPr>
-        <w:pStyle w:val="Compact"/>
-        <w:numPr>
-          <w:ilvl w:val="0"/>
-          <w:numId w:val="1073"/>
+        <w:numPr>
+          <w:ilvl w:val="0"/>
+          <w:numId w:val="1091"/>
         </w:numPr>
       </w:pPr>
       <w:r>
@@ -2870,10 +3379,9 @@
     </w:p>
     <w:p>
       <w:pPr>
-        <w:pStyle w:val="Compact"/>
-        <w:numPr>
-          <w:ilvl w:val="0"/>
-          <w:numId w:val="1074"/>
+        <w:numPr>
+          <w:ilvl w:val="0"/>
+          <w:numId w:val="1092"/>
         </w:numPr>
       </w:pPr>
       <w:r>
@@ -2882,10 +3390,9 @@
     </w:p>
     <w:p>
       <w:pPr>
-        <w:pStyle w:val="Compact"/>
-        <w:numPr>
-          <w:ilvl w:val="0"/>
-          <w:numId w:val="1075"/>
+        <w:numPr>
+          <w:ilvl w:val="0"/>
+          <w:numId w:val="1093"/>
         </w:numPr>
       </w:pPr>
       <w:r>
@@ -2894,10 +3401,9 @@
     </w:p>
     <w:p>
       <w:pPr>
-        <w:pStyle w:val="Compact"/>
-        <w:numPr>
-          <w:ilvl w:val="0"/>
-          <w:numId w:val="1076"/>
+        <w:numPr>
+          <w:ilvl w:val="0"/>
+          <w:numId w:val="1094"/>
         </w:numPr>
       </w:pPr>
       <w:r>
@@ -2906,10 +3412,9 @@
     </w:p>
     <w:p>
       <w:pPr>
-        <w:pStyle w:val="Compact"/>
-        <w:numPr>
-          <w:ilvl w:val="0"/>
-          <w:numId w:val="1077"/>
+        <w:numPr>
+          <w:ilvl w:val="0"/>
+          <w:numId w:val="1095"/>
         </w:numPr>
       </w:pPr>
       <w:r>
@@ -2918,10 +3423,9 @@
     </w:p>
     <w:p>
       <w:pPr>
-        <w:pStyle w:val="Compact"/>
-        <w:numPr>
-          <w:ilvl w:val="0"/>
-          <w:numId w:val="1078"/>
+        <w:numPr>
+          <w:ilvl w:val="0"/>
+          <w:numId w:val="1096"/>
         </w:numPr>
       </w:pPr>
       <w:r>
@@ -2930,20 +3434,39 @@
     </w:p>
     <w:p>
       <w:pPr>
-        <w:pStyle w:val="FirstParagraph"/>
-      </w:pPr>
-      <w:r>
-        <w:rPr>
-          <w:b/>
-          <w:bCs/>
-        </w:rPr>
-        <w:t xml:space="preserve">Pass / Fail:</w:t>
-      </w:r>
-      <w:r>
-        <w:t xml:space="preserve"> </w:t>
-      </w:r>
-      <w:r>
-        <w:t xml:space="preserve">_______ Notes: _______________________________________</w:t>
+        <w:numPr>
+          <w:ilvl w:val="0"/>
+          <w:numId w:val="1097"/>
+        </w:numPr>
+      </w:pPr>
+      <w:r>
+        <w:rPr>
+          <w:b/>
+          <w:bCs/>
+        </w:rPr>
+        <w:t xml:space="preserve">Pass</w:t>
+      </w:r>
+      <w:r>
+        <w:t xml:space="preserve"> </w:t>
+      </w:r>
+      <w:r>
+        <w:t xml:space="preserve">- [ ]</w:t>
+      </w:r>
+      <w:r>
+        <w:t xml:space="preserve"> </w:t>
+      </w:r>
+      <w:r>
+        <w:rPr>
+          <w:b/>
+          <w:bCs/>
+        </w:rPr>
+        <w:t xml:space="preserve">Fail</w:t>
+      </w:r>
+      <w:r>
+        <w:t xml:space="preserve"> </w:t>
+      </w:r>
+      <w:r>
+        <w:t xml:space="preserve">Notes: _______________________________________</w:t>
       </w:r>
     </w:p>
     <w:p>
@@ -2954,13 +3477,13 @@
       </w:r>
     </w:p>
     <w:bookmarkEnd w:id="29"/>
-    <w:bookmarkStart w:id="30" w:name="s9-48-khz-sample-rate-displayed"/>
+    <w:bookmarkStart w:id="30" w:name="s9-48-khz-sample-rate-accepted"/>
     <w:p>
       <w:pPr>
         <w:pStyle w:val="Heading3"/>
       </w:pPr>
       <w:r>
-        <w:t xml:space="preserve">S9 — 48 kHz sample rate displayed</w:t>
+        <w:t xml:space="preserve">S9 — 48 kHz sample rate accepted</w:t>
       </w:r>
     </w:p>
     <w:p>
@@ -3017,10 +3540,9 @@
     </w:p>
     <w:p>
       <w:pPr>
-        <w:pStyle w:val="Compact"/>
-        <w:numPr>
-          <w:ilvl w:val="0"/>
-          <w:numId w:val="1079"/>
+        <w:numPr>
+          <w:ilvl w:val="0"/>
+          <w:numId w:val="1098"/>
         </w:numPr>
       </w:pPr>
       <w:r>
@@ -3039,10 +3561,9 @@
     </w:p>
     <w:p>
       <w:pPr>
-        <w:pStyle w:val="Compact"/>
-        <w:numPr>
-          <w:ilvl w:val="0"/>
-          <w:numId w:val="1080"/>
+        <w:numPr>
+          <w:ilvl w:val="0"/>
+          <w:numId w:val="1099"/>
         </w:numPr>
       </w:pPr>
       <w:r>
@@ -3067,28 +3588,48 @@
     </w:p>
     <w:p>
       <w:pPr>
-        <w:pStyle w:val="Compact"/>
-        <w:numPr>
-          <w:ilvl w:val="0"/>
-          <w:numId w:val="1081"/>
-        </w:numPr>
-      </w:pPr>
-      <w:r>
-        <w:t xml:space="preserve">Verify a sample rate is shown (e.g. </w:t>
+        <w:numPr>
+          <w:ilvl w:val="0"/>
+          <w:numId w:val="1100"/>
+        </w:numPr>
+      </w:pPr>
+      <w:r>
+        <w:t xml:space="preserve">Verify</w:t>
+      </w:r>
+      <w:r>
+        <w:t xml:space="preserve"> </w:t>
+      </w:r>
+      <w:r>
+        <w:rPr>
+          <w:b/>
+          <w:bCs/>
+        </w:rPr>
+        <w:t xml:space="preserve">Sample Rate</w:t>
+      </w:r>
+      <w:r>
+        <w:t xml:space="preserve"> </w:t>
+      </w:r>
+      <w:r>
+        <w:t xml:space="preserve">shows</w:t>
+      </w:r>
+      <w:r>
+        <w:t xml:space="preserve"> </w:t>
       </w:r>
       <w:r>
         <w:t xml:space="preserve">“48000 Hz”</w:t>
       </w:r>
       <w:r>
-        <w:t xml:space="preserve">)</w:t>
-      </w:r>
-    </w:p>
-    <w:p>
-      <w:pPr>
-        <w:pStyle w:val="Compact"/>
-        <w:numPr>
-          <w:ilvl w:val="0"/>
-          <w:numId w:val="1082"/>
+        <w:t xml:space="preserve"> </w:t>
+      </w:r>
+      <w:r>
+        <w:t xml:space="preserve">(or the device’s actual rate)</w:t>
+      </w:r>
+    </w:p>
+    <w:p>
+      <w:pPr>
+        <w:numPr>
+          <w:ilvl w:val="0"/>
+          <w:numId w:val="1101"/>
         </w:numPr>
       </w:pPr>
       <w:r>
@@ -3101,28 +3642,53 @@
         <w:t xml:space="preserve">“0 Hz”</w:t>
       </w:r>
       <w:r>
-        <w:t xml:space="preserve"> </w:t>
-      </w:r>
-      <w:r>
-        <w:t xml:space="preserve">or empty</w:t>
-      </w:r>
-    </w:p>
-    <w:p>
-      <w:pPr>
-        <w:pStyle w:val="FirstParagraph"/>
-      </w:pPr>
-      <w:r>
-        <w:rPr>
-          <w:b/>
-          <w:bCs/>
-        </w:rPr>
-        <w:t xml:space="preserve">Pass / Fail:</w:t>
-      </w:r>
-      <w:r>
-        <w:t xml:space="preserve"> </w:t>
-      </w:r>
-      <w:r>
-        <w:t xml:space="preserve">_______ Notes: _______________________________________</w:t>
+        <w:t xml:space="preserve">,</w:t>
+      </w:r>
+      <w:r>
+        <w:t xml:space="preserve"> </w:t>
+      </w:r>
+      <w:r>
+        <w:t xml:space="preserve">“—”</w:t>
+      </w:r>
+      <w:r>
+        <w:t xml:space="preserve">, or empty</w:t>
+      </w:r>
+    </w:p>
+    <w:p>
+      <w:pPr>
+        <w:numPr>
+          <w:ilvl w:val="0"/>
+          <w:numId w:val="1102"/>
+        </w:numPr>
+      </w:pPr>
+      <w:r>
+        <w:rPr>
+          <w:b/>
+          <w:bCs/>
+        </w:rPr>
+        <w:t xml:space="preserve">Pass</w:t>
+      </w:r>
+      <w:r>
+        <w:t xml:space="preserve"> </w:t>
+      </w:r>
+      <w:r>
+        <w:t xml:space="preserve">- [ ]</w:t>
+      </w:r>
+      <w:r>
+        <w:t xml:space="preserve"> </w:t>
+      </w:r>
+      <w:r>
+        <w:rPr>
+          <w:b/>
+          <w:bCs/>
+        </w:rPr>
+        <w:t xml:space="preserve">Fail</w:t>
+      </w:r>
+      <w:r>
+        <w:t xml:space="preserve"> </w:t>
+      </w:r>
+      <w:r>
+        <w:t xml:space="preserve">Notes: _______________________________________</w:t>
       </w:r>
     </w:p>
     <w:p>
@@ -3133,13 +3699,13 @@
       </w:r>
     </w:p>
     <w:bookmarkEnd w:id="30"/>
-    <w:bookmarkStart w:id="31" w:name="X0f1cbcbff75a2f2436f28170ad6bcc09155c30c"/>
+    <w:bookmarkStart w:id="31" w:name="s10-non-48-khz-device-accepted"/>
     <w:p>
       <w:pPr>
         <w:pStyle w:val="Heading3"/>
       </w:pPr>
       <w:r>
-        <w:t xml:space="preserve">S10 — Non-48 kHz device: resampling transparent</w:t>
+        <w:t xml:space="preserve">S10 — Non-48 kHz device accepted</w:t>
       </w:r>
     </w:p>
     <w:p>
@@ -3191,7 +3757,7 @@
         <w:t xml:space="preserve"> </w:t>
       </w:r>
       <w:r>
-        <w:t xml:space="preserve">A microphone that reports a native sample rate of 44100 Hz is available. Use</w:t>
+        <w:t xml:space="preserve">A microphone whose sample rate can be changed in</w:t>
       </w:r>
       <w:r>
         <w:t xml:space="preserve"> </w:t>
@@ -3207,27 +3773,25 @@
         <w:t xml:space="preserve"> </w:t>
       </w:r>
       <w:r>
-        <w:t xml:space="preserve">(Applications → Utilities) to confirm or force the rate.</w:t>
-      </w:r>
-    </w:p>
-    <w:p>
-      <w:pPr>
-        <w:pStyle w:val="Compact"/>
-        <w:numPr>
-          <w:ilvl w:val="0"/>
-          <w:numId w:val="1083"/>
-        </w:numPr>
-      </w:pPr>
-      <w:r>
-        <w:t xml:space="preserve">Open Audio MIDI Setup and set the USB/built-in device to 44100 Hz</w:t>
-      </w:r>
-    </w:p>
-    <w:p>
-      <w:pPr>
-        <w:pStyle w:val="Compact"/>
-        <w:numPr>
-          <w:ilvl w:val="0"/>
-          <w:numId w:val="1084"/>
+        <w:t xml:space="preserve">(Applications → Utilities) — the built-in microphone works.</w:t>
+      </w:r>
+    </w:p>
+    <w:p>
+      <w:pPr>
+        <w:numPr>
+          <w:ilvl w:val="0"/>
+          <w:numId w:val="1103"/>
+        </w:numPr>
+      </w:pPr>
+      <w:r>
+        <w:t xml:space="preserve">Open Audio MIDI Setup and set the device to 44100 Hz</w:t>
+      </w:r>
+    </w:p>
+    <w:p>
+      <w:pPr>
+        <w:numPr>
+          <w:ilvl w:val="0"/>
+          <w:numId w:val="1104"/>
         </w:numPr>
       </w:pPr>
       <w:r>
@@ -3241,15 +3805,14 @@
           <w:b/>
           <w:bCs/>
         </w:rPr>
-        <w:t xml:space="preserve">Settings → Input device</w:t>
-      </w:r>
-    </w:p>
-    <w:p>
-      <w:pPr>
-        <w:pStyle w:val="Compact"/>
-        <w:numPr>
-          <w:ilvl w:val="0"/>
-          <w:numId w:val="1085"/>
+        <w:t xml:space="preserve">GuitarTap Settings → Audio Input &amp; Calibration → Audio Input Device</w:t>
+      </w:r>
+    </w:p>
+    <w:p>
+      <w:pPr>
+        <w:numPr>
+          <w:ilvl w:val="0"/>
+          <w:numId w:val="1105"/>
         </w:numPr>
       </w:pPr>
       <w:r>
@@ -3268,10 +3831,9 @@
     </w:p>
     <w:p>
       <w:pPr>
-        <w:pStyle w:val="Compact"/>
-        <w:numPr>
-          <w:ilvl w:val="0"/>
-          <w:numId w:val="1086"/>
+        <w:numPr>
+          <w:ilvl w:val="0"/>
+          <w:numId w:val="1106"/>
         </w:numPr>
       </w:pPr>
       <w:r>
@@ -3280,44 +3842,138 @@
     </w:p>
     <w:p>
       <w:pPr>
-        <w:pStyle w:val="Compact"/>
-        <w:numPr>
-          <w:ilvl w:val="0"/>
-          <w:numId w:val="1087"/>
-        </w:numPr>
-      </w:pPr>
-      <w:r>
-        <w:t xml:space="preserve">Confirm the app does not crash or show an error</w:t>
-      </w:r>
-    </w:p>
-    <w:p>
-      <w:pPr>
-        <w:pStyle w:val="Compact"/>
-        <w:numPr>
-          <w:ilvl w:val="0"/>
-          <w:numId w:val="1088"/>
-        </w:numPr>
-      </w:pPr>
-      <w:r>
-        <w:t xml:space="preserve">Note: the displayed sample rate may still read 48000 Hz (the engine’s internal rate) — this is expected</w:t>
-      </w:r>
-    </w:p>
-    <w:p>
-      <w:pPr>
-        <w:pStyle w:val="FirstParagraph"/>
-      </w:pPr>
-      <w:r>
-        <w:rPr>
-          <w:b/>
-          <w:bCs/>
-        </w:rPr>
-        <w:t xml:space="preserve">Pass / Fail:</w:t>
-      </w:r>
-      <w:r>
-        <w:t xml:space="preserve"> </w:t>
-      </w:r>
-      <w:r>
-        <w:t xml:space="preserve">_______ Notes: _______________________________________</w:t>
+        <w:numPr>
+          <w:ilvl w:val="0"/>
+          <w:numId w:val="1107"/>
+        </w:numPr>
+      </w:pPr>
+      <w:r>
+        <w:t xml:space="preserve">Confirm</w:t>
+      </w:r>
+      <w:r>
+        <w:t xml:space="preserve"> </w:t>
+      </w:r>
+      <w:r>
+        <w:rPr>
+          <w:b/>
+          <w:bCs/>
+        </w:rPr>
+        <w:t xml:space="preserve">Sample Rate</w:t>
+      </w:r>
+      <w:r>
+        <w:t xml:space="preserve"> </w:t>
+      </w:r>
+      <w:r>
+        <w:t xml:space="preserve">in Metrics reads</w:t>
+      </w:r>
+      <w:r>
+        <w:t xml:space="preserve"> </w:t>
+      </w:r>
+      <w:r>
+        <w:t xml:space="preserve">“44100 Hz”</w:t>
+      </w:r>
+    </w:p>
+    <w:p>
+      <w:pPr>
+        <w:numPr>
+          <w:ilvl w:val="0"/>
+          <w:numId w:val="1108"/>
+        </w:numPr>
+      </w:pPr>
+      <w:r>
+        <w:t xml:space="preserve">While still recording, switch the device back to 48000 Hz in Audio MIDI Setup</w:t>
+      </w:r>
+    </w:p>
+    <w:p>
+      <w:pPr>
+        <w:numPr>
+          <w:ilvl w:val="0"/>
+          <w:numId w:val="1109"/>
+        </w:numPr>
+      </w:pPr>
+      <w:r>
+        <w:t xml:space="preserve">Verify recording stops briefly then restarts automatically</w:t>
+      </w:r>
+    </w:p>
+    <w:p>
+      <w:pPr>
+        <w:numPr>
+          <w:ilvl w:val="0"/>
+          <w:numId w:val="1110"/>
+        </w:numPr>
+      </w:pPr>
+      <w:r>
+        <w:t xml:space="preserve">Confirm</w:t>
+      </w:r>
+      <w:r>
+        <w:t xml:space="preserve"> </w:t>
+      </w:r>
+      <w:r>
+        <w:rPr>
+          <w:b/>
+          <w:bCs/>
+        </w:rPr>
+        <w:t xml:space="preserve">Sample Rate</w:t>
+      </w:r>
+      <w:r>
+        <w:t xml:space="preserve"> </w:t>
+      </w:r>
+      <w:r>
+        <w:t xml:space="preserve">in Metrics now reads</w:t>
+      </w:r>
+      <w:r>
+        <w:t xml:space="preserve"> </w:t>
+      </w:r>
+      <w:r>
+        <w:t xml:space="preserve">“48000 Hz”</w:t>
+      </w:r>
+    </w:p>
+    <w:p>
+      <w:pPr>
+        <w:numPr>
+          <w:ilvl w:val="0"/>
+          <w:numId w:val="1111"/>
+        </w:numPr>
+      </w:pPr>
+      <w:r>
+        <w:t xml:space="preserve">Confirm the app does not crash or show an error dialog</w:t>
+      </w:r>
+    </w:p>
+    <w:p>
+      <w:pPr>
+        <w:numPr>
+          <w:ilvl w:val="0"/>
+          <w:numId w:val="1112"/>
+        </w:numPr>
+      </w:pPr>
+      <w:r>
+        <w:rPr>
+          <w:b/>
+          <w:bCs/>
+        </w:rPr>
+        <w:t xml:space="preserve">Pass</w:t>
+      </w:r>
+      <w:r>
+        <w:t xml:space="preserve"> </w:t>
+      </w:r>
+      <w:r>
+        <w:t xml:space="preserve">- [ ]</w:t>
+      </w:r>
+      <w:r>
+        <w:t xml:space="preserve"> </w:t>
+      </w:r>
+      <w:r>
+        <w:rPr>
+          <w:b/>
+          <w:bCs/>
+        </w:rPr>
+        <w:t xml:space="preserve">Fail</w:t>
+      </w:r>
+      <w:r>
+        <w:t xml:space="preserve"> </w:t>
+      </w:r>
+      <w:r>
+        <w:t xml:space="preserve">Notes: _______________________________________</w:t>
       </w:r>
     </w:p>
     <w:p>
@@ -3401,10 +4057,9 @@
     </w:p>
     <w:p>
       <w:pPr>
-        <w:pStyle w:val="Compact"/>
-        <w:numPr>
-          <w:ilvl w:val="0"/>
-          <w:numId w:val="1089"/>
+        <w:numPr>
+          <w:ilvl w:val="0"/>
+          <w:numId w:val="1113"/>
         </w:numPr>
       </w:pPr>
       <w:r>
@@ -3413,10 +4068,9 @@
     </w:p>
     <w:p>
       <w:pPr>
-        <w:pStyle w:val="Compact"/>
-        <w:numPr>
-          <w:ilvl w:val="0"/>
-          <w:numId w:val="1090"/>
+        <w:numPr>
+          <w:ilvl w:val="0"/>
+          <w:numId w:val="1114"/>
         </w:numPr>
       </w:pPr>
       <w:r>
@@ -3425,10 +4079,9 @@
     </w:p>
     <w:p>
       <w:pPr>
-        <w:pStyle w:val="Compact"/>
-        <w:numPr>
-          <w:ilvl w:val="0"/>
-          <w:numId w:val="1091"/>
+        <w:numPr>
+          <w:ilvl w:val="0"/>
+          <w:numId w:val="1115"/>
         </w:numPr>
       </w:pPr>
       <w:r>
@@ -3437,10 +4090,9 @@
     </w:p>
     <w:p>
       <w:pPr>
-        <w:pStyle w:val="Compact"/>
-        <w:numPr>
-          <w:ilvl w:val="0"/>
-          <w:numId w:val="1092"/>
+        <w:numPr>
+          <w:ilvl w:val="0"/>
+          <w:numId w:val="1116"/>
         </w:numPr>
       </w:pPr>
       <w:r>
@@ -3449,20 +4101,39 @@
     </w:p>
     <w:p>
       <w:pPr>
-        <w:pStyle w:val="FirstParagraph"/>
-      </w:pPr>
-      <w:r>
-        <w:rPr>
-          <w:b/>
-          <w:bCs/>
-        </w:rPr>
-        <w:t xml:space="preserve">Pass / Fail:</w:t>
-      </w:r>
-      <w:r>
-        <w:t xml:space="preserve"> </w:t>
-      </w:r>
-      <w:r>
-        <w:t xml:space="preserve">_______ Notes: _______________________________________</w:t>
+        <w:numPr>
+          <w:ilvl w:val="0"/>
+          <w:numId w:val="1117"/>
+        </w:numPr>
+      </w:pPr>
+      <w:r>
+        <w:rPr>
+          <w:b/>
+          <w:bCs/>
+        </w:rPr>
+        <w:t xml:space="preserve">Pass</w:t>
+      </w:r>
+      <w:r>
+        <w:t xml:space="preserve"> </w:t>
+      </w:r>
+      <w:r>
+        <w:t xml:space="preserve">- [ ]</w:t>
+      </w:r>
+      <w:r>
+        <w:t xml:space="preserve"> </w:t>
+      </w:r>
+      <w:r>
+        <w:rPr>
+          <w:b/>
+          <w:bCs/>
+        </w:rPr>
+        <w:t xml:space="preserve">Fail</w:t>
+      </w:r>
+      <w:r>
+        <w:t xml:space="preserve"> </w:t>
+      </w:r>
+      <w:r>
+        <w:t xml:space="preserve">Notes: _______________________________________</w:t>
       </w:r>
     </w:p>
     <w:p>
@@ -3536,10 +4207,9 @@
     </w:p>
     <w:p>
       <w:pPr>
-        <w:pStyle w:val="Compact"/>
-        <w:numPr>
-          <w:ilvl w:val="0"/>
-          <w:numId w:val="1093"/>
+        <w:numPr>
+          <w:ilvl w:val="0"/>
+          <w:numId w:val="1118"/>
         </w:numPr>
       </w:pPr>
       <w:r>
@@ -3548,10 +4218,9 @@
     </w:p>
     <w:p>
       <w:pPr>
-        <w:pStyle w:val="Compact"/>
-        <w:numPr>
-          <w:ilvl w:val="0"/>
-          <w:numId w:val="1094"/>
+        <w:numPr>
+          <w:ilvl w:val="0"/>
+          <w:numId w:val="1119"/>
         </w:numPr>
       </w:pPr>
       <w:r>
@@ -3560,10 +4229,9 @@
     </w:p>
     <w:p>
       <w:pPr>
-        <w:pStyle w:val="Compact"/>
-        <w:numPr>
-          <w:ilvl w:val="0"/>
-          <w:numId w:val="1095"/>
+        <w:numPr>
+          <w:ilvl w:val="0"/>
+          <w:numId w:val="1120"/>
         </w:numPr>
       </w:pPr>
       <w:r>
@@ -3572,10 +4240,9 @@
     </w:p>
     <w:p>
       <w:pPr>
-        <w:pStyle w:val="Compact"/>
-        <w:numPr>
-          <w:ilvl w:val="0"/>
-          <w:numId w:val="1096"/>
+        <w:numPr>
+          <w:ilvl w:val="0"/>
+          <w:numId w:val="1121"/>
         </w:numPr>
       </w:pPr>
       <w:r>
@@ -3584,20 +4251,39 @@
     </w:p>
     <w:p>
       <w:pPr>
-        <w:pStyle w:val="FirstParagraph"/>
-      </w:pPr>
-      <w:r>
-        <w:rPr>
-          <w:b/>
-          <w:bCs/>
-        </w:rPr>
-        <w:t xml:space="preserve">Pass / Fail:</w:t>
-      </w:r>
-      <w:r>
-        <w:t xml:space="preserve"> </w:t>
-      </w:r>
-      <w:r>
-        <w:t xml:space="preserve">_______ Notes: _______________________________________</w:t>
+        <w:numPr>
+          <w:ilvl w:val="0"/>
+          <w:numId w:val="1122"/>
+        </w:numPr>
+      </w:pPr>
+      <w:r>
+        <w:rPr>
+          <w:b/>
+          <w:bCs/>
+        </w:rPr>
+        <w:t xml:space="preserve">Pass</w:t>
+      </w:r>
+      <w:r>
+        <w:t xml:space="preserve"> </w:t>
+      </w:r>
+      <w:r>
+        <w:t xml:space="preserve">- [ ]</w:t>
+      </w:r>
+      <w:r>
+        <w:t xml:space="preserve"> </w:t>
+      </w:r>
+      <w:r>
+        <w:rPr>
+          <w:b/>
+          <w:bCs/>
+        </w:rPr>
+        <w:t xml:space="preserve">Fail</w:t>
+      </w:r>
+      <w:r>
+        <w:t xml:space="preserve"> </w:t>
+      </w:r>
+      <w:r>
+        <w:t xml:space="preserve">Notes: _______________________________________</w:t>
       </w:r>
     </w:p>
     <w:p>
@@ -3671,10 +4357,9 @@
     </w:p>
     <w:p>
       <w:pPr>
-        <w:pStyle w:val="Compact"/>
-        <w:numPr>
-          <w:ilvl w:val="0"/>
-          <w:numId w:val="1097"/>
+        <w:numPr>
+          <w:ilvl w:val="0"/>
+          <w:numId w:val="1123"/>
         </w:numPr>
       </w:pPr>
       <w:r>
@@ -3683,10 +4368,9 @@
     </w:p>
     <w:p>
       <w:pPr>
-        <w:pStyle w:val="Compact"/>
-        <w:numPr>
-          <w:ilvl w:val="0"/>
-          <w:numId w:val="1098"/>
+        <w:numPr>
+          <w:ilvl w:val="0"/>
+          <w:numId w:val="1124"/>
         </w:numPr>
       </w:pPr>
       <w:r>
@@ -3695,10 +4379,9 @@
     </w:p>
     <w:p>
       <w:pPr>
-        <w:pStyle w:val="Compact"/>
-        <w:numPr>
-          <w:ilvl w:val="0"/>
-          <w:numId w:val="1099"/>
+        <w:numPr>
+          <w:ilvl w:val="0"/>
+          <w:numId w:val="1125"/>
         </w:numPr>
       </w:pPr>
       <w:r>
@@ -3707,20 +4390,39 @@
     </w:p>
     <w:p>
       <w:pPr>
-        <w:pStyle w:val="FirstParagraph"/>
-      </w:pPr>
-      <w:r>
-        <w:rPr>
-          <w:b/>
-          <w:bCs/>
-        </w:rPr>
-        <w:t xml:space="preserve">Pass / Fail:</w:t>
-      </w:r>
-      <w:r>
-        <w:t xml:space="preserve"> </w:t>
-      </w:r>
-      <w:r>
-        <w:t xml:space="preserve">_______ Notes: _______________________________________</w:t>
+        <w:numPr>
+          <w:ilvl w:val="0"/>
+          <w:numId w:val="1126"/>
+        </w:numPr>
+      </w:pPr>
+      <w:r>
+        <w:rPr>
+          <w:b/>
+          <w:bCs/>
+        </w:rPr>
+        <w:t xml:space="preserve">Pass</w:t>
+      </w:r>
+      <w:r>
+        <w:t xml:space="preserve"> </w:t>
+      </w:r>
+      <w:r>
+        <w:t xml:space="preserve">- [ ]</w:t>
+      </w:r>
+      <w:r>
+        <w:t xml:space="preserve"> </w:t>
+      </w:r>
+      <w:r>
+        <w:rPr>
+          <w:b/>
+          <w:bCs/>
+        </w:rPr>
+        <w:t xml:space="preserve">Fail</w:t>
+      </w:r>
+      <w:r>
+        <w:t xml:space="preserve"> </w:t>
+      </w:r>
+      <w:r>
+        <w:t xml:space="preserve">Notes: _______________________________________</w:t>
       </w:r>
     </w:p>
     <w:p>
@@ -3794,10 +4496,9 @@
     </w:p>
     <w:p>
       <w:pPr>
-        <w:pStyle w:val="Compact"/>
-        <w:numPr>
-          <w:ilvl w:val="0"/>
-          <w:numId w:val="1100"/>
+        <w:numPr>
+          <w:ilvl w:val="0"/>
+          <w:numId w:val="1127"/>
         </w:numPr>
       </w:pPr>
       <w:r>
@@ -3806,10 +4507,9 @@
     </w:p>
     <w:p>
       <w:pPr>
-        <w:pStyle w:val="Compact"/>
-        <w:numPr>
-          <w:ilvl w:val="0"/>
-          <w:numId w:val="1101"/>
+        <w:numPr>
+          <w:ilvl w:val="0"/>
+          <w:numId w:val="1128"/>
         </w:numPr>
       </w:pPr>
       <w:r>
@@ -3818,10 +4518,9 @@
     </w:p>
     <w:p>
       <w:pPr>
-        <w:pStyle w:val="Compact"/>
-        <w:numPr>
-          <w:ilvl w:val="0"/>
-          <w:numId w:val="1102"/>
+        <w:numPr>
+          <w:ilvl w:val="0"/>
+          <w:numId w:val="1129"/>
         </w:numPr>
       </w:pPr>
       <w:r>
@@ -3830,10 +4529,9 @@
     </w:p>
     <w:p>
       <w:pPr>
-        <w:pStyle w:val="Compact"/>
-        <w:numPr>
-          <w:ilvl w:val="0"/>
-          <w:numId w:val="1103"/>
+        <w:numPr>
+          <w:ilvl w:val="0"/>
+          <w:numId w:val="1130"/>
         </w:numPr>
       </w:pPr>
       <w:r>
@@ -3842,20 +4540,39 @@
     </w:p>
     <w:p>
       <w:pPr>
-        <w:pStyle w:val="FirstParagraph"/>
-      </w:pPr>
-      <w:r>
-        <w:rPr>
-          <w:b/>
-          <w:bCs/>
-        </w:rPr>
-        <w:t xml:space="preserve">Pass / Fail:</w:t>
-      </w:r>
-      <w:r>
-        <w:t xml:space="preserve"> </w:t>
-      </w:r>
-      <w:r>
-        <w:t xml:space="preserve">_______ Notes: _______________________________________</w:t>
+        <w:numPr>
+          <w:ilvl w:val="0"/>
+          <w:numId w:val="1131"/>
+        </w:numPr>
+      </w:pPr>
+      <w:r>
+        <w:rPr>
+          <w:b/>
+          <w:bCs/>
+        </w:rPr>
+        <w:t xml:space="preserve">Pass</w:t>
+      </w:r>
+      <w:r>
+        <w:t xml:space="preserve"> </w:t>
+      </w:r>
+      <w:r>
+        <w:t xml:space="preserve">- [ ]</w:t>
+      </w:r>
+      <w:r>
+        <w:t xml:space="preserve"> </w:t>
+      </w:r>
+      <w:r>
+        <w:rPr>
+          <w:b/>
+          <w:bCs/>
+        </w:rPr>
+        <w:t xml:space="preserve">Fail</w:t>
+      </w:r>
+      <w:r>
+        <w:t xml:space="preserve"> </w:t>
+      </w:r>
+      <w:r>
+        <w:t xml:space="preserve">Notes: _______________________________________</w:t>
       </w:r>
     </w:p>
     <w:p>
@@ -3929,10 +4646,9 @@
     </w:p>
     <w:p>
       <w:pPr>
-        <w:pStyle w:val="Compact"/>
-        <w:numPr>
-          <w:ilvl w:val="0"/>
-          <w:numId w:val="1104"/>
+        <w:numPr>
+          <w:ilvl w:val="0"/>
+          <w:numId w:val="1132"/>
         </w:numPr>
       </w:pPr>
       <w:r>
@@ -3957,10 +4673,9 @@
     </w:p>
     <w:p>
       <w:pPr>
-        <w:pStyle w:val="Compact"/>
-        <w:numPr>
-          <w:ilvl w:val="0"/>
-          <w:numId w:val="1105"/>
+        <w:numPr>
+          <w:ilvl w:val="0"/>
+          <w:numId w:val="1133"/>
         </w:numPr>
       </w:pPr>
       <w:r>
@@ -3969,10 +4684,9 @@
     </w:p>
     <w:p>
       <w:pPr>
-        <w:pStyle w:val="Compact"/>
-        <w:numPr>
-          <w:ilvl w:val="0"/>
-          <w:numId w:val="1106"/>
+        <w:numPr>
+          <w:ilvl w:val="0"/>
+          <w:numId w:val="1134"/>
         </w:numPr>
       </w:pPr>
       <w:r>
@@ -3981,20 +4695,39 @@
     </w:p>
     <w:p>
       <w:pPr>
-        <w:pStyle w:val="FirstParagraph"/>
-      </w:pPr>
-      <w:r>
-        <w:rPr>
-          <w:b/>
-          <w:bCs/>
-        </w:rPr>
-        <w:t xml:space="preserve">Pass / Fail:</w:t>
-      </w:r>
-      <w:r>
-        <w:t xml:space="preserve"> </w:t>
-      </w:r>
-      <w:r>
-        <w:t xml:space="preserve">_______ Notes: _______________________________________</w:t>
+        <w:numPr>
+          <w:ilvl w:val="0"/>
+          <w:numId w:val="1135"/>
+        </w:numPr>
+      </w:pPr>
+      <w:r>
+        <w:rPr>
+          <w:b/>
+          <w:bCs/>
+        </w:rPr>
+        <w:t xml:space="preserve">Pass</w:t>
+      </w:r>
+      <w:r>
+        <w:t xml:space="preserve"> </w:t>
+      </w:r>
+      <w:r>
+        <w:t xml:space="preserve">- [ ]</w:t>
+      </w:r>
+      <w:r>
+        <w:t xml:space="preserve"> </w:t>
+      </w:r>
+      <w:r>
+        <w:rPr>
+          <w:b/>
+          <w:bCs/>
+        </w:rPr>
+        <w:t xml:space="preserve">Fail</w:t>
+      </w:r>
+      <w:r>
+        <w:t xml:space="preserve"> </w:t>
+      </w:r>
+      <w:r>
+        <w:t xml:space="preserve">Notes: _______________________________________</w:t>
       </w:r>
     </w:p>
     <w:p>
@@ -4068,10 +4801,9 @@
     </w:p>
     <w:p>
       <w:pPr>
-        <w:pStyle w:val="Compact"/>
-        <w:numPr>
-          <w:ilvl w:val="0"/>
-          <w:numId w:val="1107"/>
+        <w:numPr>
+          <w:ilvl w:val="0"/>
+          <w:numId w:val="1136"/>
         </w:numPr>
       </w:pPr>
       <w:r>
@@ -4096,10 +4828,9 @@
     </w:p>
     <w:p>
       <w:pPr>
-        <w:pStyle w:val="Compact"/>
-        <w:numPr>
-          <w:ilvl w:val="0"/>
-          <w:numId w:val="1108"/>
+        <w:numPr>
+          <w:ilvl w:val="0"/>
+          <w:numId w:val="1137"/>
         </w:numPr>
       </w:pPr>
       <w:r>
@@ -4108,10 +4839,9 @@
     </w:p>
     <w:p>
       <w:pPr>
-        <w:pStyle w:val="Compact"/>
-        <w:numPr>
-          <w:ilvl w:val="0"/>
-          <w:numId w:val="1109"/>
+        <w:numPr>
+          <w:ilvl w:val="0"/>
+          <w:numId w:val="1138"/>
         </w:numPr>
       </w:pPr>
       <w:r>
@@ -4120,20 +4850,39 @@
     </w:p>
     <w:p>
       <w:pPr>
-        <w:pStyle w:val="FirstParagraph"/>
-      </w:pPr>
-      <w:r>
-        <w:rPr>
-          <w:b/>
-          <w:bCs/>
-        </w:rPr>
-        <w:t xml:space="preserve">Pass / Fail:</w:t>
-      </w:r>
-      <w:r>
-        <w:t xml:space="preserve"> </w:t>
-      </w:r>
-      <w:r>
-        <w:t xml:space="preserve">_______ Notes: _______________________________________</w:t>
+        <w:numPr>
+          <w:ilvl w:val="0"/>
+          <w:numId w:val="1139"/>
+        </w:numPr>
+      </w:pPr>
+      <w:r>
+        <w:rPr>
+          <w:b/>
+          <w:bCs/>
+        </w:rPr>
+        <w:t xml:space="preserve">Pass</w:t>
+      </w:r>
+      <w:r>
+        <w:t xml:space="preserve"> </w:t>
+      </w:r>
+      <w:r>
+        <w:t xml:space="preserve">- [ ]</w:t>
+      </w:r>
+      <w:r>
+        <w:t xml:space="preserve"> </w:t>
+      </w:r>
+      <w:r>
+        <w:rPr>
+          <w:b/>
+          <w:bCs/>
+        </w:rPr>
+        <w:t xml:space="preserve">Fail</w:t>
+      </w:r>
+      <w:r>
+        <w:t xml:space="preserve"> </w:t>
+      </w:r>
+      <w:r>
+        <w:t xml:space="preserve">Notes: _______________________________________</w:t>
       </w:r>
     </w:p>
     <w:p>
@@ -4207,10 +4956,9 @@
     </w:p>
     <w:p>
       <w:pPr>
-        <w:pStyle w:val="Compact"/>
-        <w:numPr>
-          <w:ilvl w:val="0"/>
-          <w:numId w:val="1110"/>
+        <w:numPr>
+          <w:ilvl w:val="0"/>
+          <w:numId w:val="1140"/>
         </w:numPr>
       </w:pPr>
       <w:r>
@@ -4235,10 +4983,9 @@
     </w:p>
     <w:p>
       <w:pPr>
-        <w:pStyle w:val="Compact"/>
-        <w:numPr>
-          <w:ilvl w:val="0"/>
-          <w:numId w:val="1111"/>
+        <w:numPr>
+          <w:ilvl w:val="0"/>
+          <w:numId w:val="1141"/>
         </w:numPr>
       </w:pPr>
       <w:r>
@@ -4247,10 +4994,9 @@
     </w:p>
     <w:p>
       <w:pPr>
-        <w:pStyle w:val="Compact"/>
-        <w:numPr>
-          <w:ilvl w:val="0"/>
-          <w:numId w:val="1112"/>
+        <w:numPr>
+          <w:ilvl w:val="0"/>
+          <w:numId w:val="1142"/>
         </w:numPr>
       </w:pPr>
       <w:r>
@@ -4259,20 +5005,39 @@
     </w:p>
     <w:p>
       <w:pPr>
-        <w:pStyle w:val="FirstParagraph"/>
-      </w:pPr>
-      <w:r>
-        <w:rPr>
-          <w:b/>
-          <w:bCs/>
-        </w:rPr>
-        <w:t xml:space="preserve">Pass / Fail:</w:t>
-      </w:r>
-      <w:r>
-        <w:t xml:space="preserve"> </w:t>
-      </w:r>
-      <w:r>
-        <w:t xml:space="preserve">_______ Notes: _______________________________________</w:t>
+        <w:numPr>
+          <w:ilvl w:val="0"/>
+          <w:numId w:val="1143"/>
+        </w:numPr>
+      </w:pPr>
+      <w:r>
+        <w:rPr>
+          <w:b/>
+          <w:bCs/>
+        </w:rPr>
+        <w:t xml:space="preserve">Pass</w:t>
+      </w:r>
+      <w:r>
+        <w:t xml:space="preserve"> </w:t>
+      </w:r>
+      <w:r>
+        <w:t xml:space="preserve">- [ ]</w:t>
+      </w:r>
+      <w:r>
+        <w:t xml:space="preserve"> </w:t>
+      </w:r>
+      <w:r>
+        <w:rPr>
+          <w:b/>
+          <w:bCs/>
+        </w:rPr>
+        <w:t xml:space="preserve">Fail</w:t>
+      </w:r>
+      <w:r>
+        <w:t xml:space="preserve"> </w:t>
+      </w:r>
+      <w:r>
+        <w:t xml:space="preserve">Notes: _______________________________________</w:t>
       </w:r>
     </w:p>
     <w:p>
@@ -4346,10 +5111,9 @@
     </w:p>
     <w:p>
       <w:pPr>
-        <w:pStyle w:val="Compact"/>
-        <w:numPr>
-          <w:ilvl w:val="0"/>
-          <w:numId w:val="1113"/>
+        <w:numPr>
+          <w:ilvl w:val="0"/>
+          <w:numId w:val="1144"/>
         </w:numPr>
       </w:pPr>
       <w:r>
@@ -4374,10 +5138,9 @@
     </w:p>
     <w:p>
       <w:pPr>
-        <w:pStyle w:val="Compact"/>
-        <w:numPr>
-          <w:ilvl w:val="0"/>
-          <w:numId w:val="1114"/>
+        <w:numPr>
+          <w:ilvl w:val="0"/>
+          <w:numId w:val="1145"/>
         </w:numPr>
       </w:pPr>
       <w:r>
@@ -4386,10 +5149,9 @@
     </w:p>
     <w:p>
       <w:pPr>
-        <w:pStyle w:val="Compact"/>
-        <w:numPr>
-          <w:ilvl w:val="0"/>
-          <w:numId w:val="1115"/>
+        <w:numPr>
+          <w:ilvl w:val="0"/>
+          <w:numId w:val="1146"/>
         </w:numPr>
       </w:pPr>
       <w:r>
@@ -4398,20 +5160,39 @@
     </w:p>
     <w:p>
       <w:pPr>
-        <w:pStyle w:val="FirstParagraph"/>
-      </w:pPr>
-      <w:r>
-        <w:rPr>
-          <w:b/>
-          <w:bCs/>
-        </w:rPr>
-        <w:t xml:space="preserve">Pass / Fail:</w:t>
-      </w:r>
-      <w:r>
-        <w:t xml:space="preserve"> </w:t>
-      </w:r>
-      <w:r>
-        <w:t xml:space="preserve">_______ Notes: _______________________________________</w:t>
+        <w:numPr>
+          <w:ilvl w:val="0"/>
+          <w:numId w:val="1147"/>
+        </w:numPr>
+      </w:pPr>
+      <w:r>
+        <w:rPr>
+          <w:b/>
+          <w:bCs/>
+        </w:rPr>
+        <w:t xml:space="preserve">Pass</w:t>
+      </w:r>
+      <w:r>
+        <w:t xml:space="preserve"> </w:t>
+      </w:r>
+      <w:r>
+        <w:t xml:space="preserve">- [ ]</w:t>
+      </w:r>
+      <w:r>
+        <w:t xml:space="preserve"> </w:t>
+      </w:r>
+      <w:r>
+        <w:rPr>
+          <w:b/>
+          <w:bCs/>
+        </w:rPr>
+        <w:t xml:space="preserve">Fail</w:t>
+      </w:r>
+      <w:r>
+        <w:t xml:space="preserve"> </w:t>
+      </w:r>
+      <w:r>
+        <w:t xml:space="preserve">Notes: _______________________________________</w:t>
       </w:r>
     </w:p>
     <w:p>
@@ -4485,10 +5266,9 @@
     </w:p>
     <w:p>
       <w:pPr>
-        <w:pStyle w:val="Compact"/>
-        <w:numPr>
-          <w:ilvl w:val="0"/>
-          <w:numId w:val="1116"/>
+        <w:numPr>
+          <w:ilvl w:val="0"/>
+          <w:numId w:val="1148"/>
         </w:numPr>
       </w:pPr>
       <w:r>
@@ -4497,10 +5277,9 @@
     </w:p>
     <w:p>
       <w:pPr>
-        <w:pStyle w:val="Compact"/>
-        <w:numPr>
-          <w:ilvl w:val="0"/>
-          <w:numId w:val="1117"/>
+        <w:numPr>
+          <w:ilvl w:val="0"/>
+          <w:numId w:val="1149"/>
         </w:numPr>
       </w:pPr>
       <w:r>
@@ -4525,10 +5304,9 @@
     </w:p>
     <w:p>
       <w:pPr>
-        <w:pStyle w:val="Compact"/>
-        <w:numPr>
-          <w:ilvl w:val="0"/>
-          <w:numId w:val="1118"/>
+        <w:numPr>
+          <w:ilvl w:val="0"/>
+          <w:numId w:val="1150"/>
         </w:numPr>
       </w:pPr>
       <w:r>
@@ -4537,20 +5315,39 @@
     </w:p>
     <w:p>
       <w:pPr>
-        <w:pStyle w:val="FirstParagraph"/>
-      </w:pPr>
-      <w:r>
-        <w:rPr>
-          <w:b/>
-          <w:bCs/>
-        </w:rPr>
-        <w:t xml:space="preserve">Pass / Fail:</w:t>
-      </w:r>
-      <w:r>
-        <w:t xml:space="preserve"> </w:t>
-      </w:r>
-      <w:r>
-        <w:t xml:space="preserve">_______ Notes: _______________________________________</w:t>
+        <w:numPr>
+          <w:ilvl w:val="0"/>
+          <w:numId w:val="1151"/>
+        </w:numPr>
+      </w:pPr>
+      <w:r>
+        <w:rPr>
+          <w:b/>
+          <w:bCs/>
+        </w:rPr>
+        <w:t xml:space="preserve">Pass</w:t>
+      </w:r>
+      <w:r>
+        <w:t xml:space="preserve"> </w:t>
+      </w:r>
+      <w:r>
+        <w:t xml:space="preserve">- [ ]</w:t>
+      </w:r>
+      <w:r>
+        <w:t xml:space="preserve"> </w:t>
+      </w:r>
+      <w:r>
+        <w:rPr>
+          <w:b/>
+          <w:bCs/>
+        </w:rPr>
+        <w:t xml:space="preserve">Fail</w:t>
+      </w:r>
+      <w:r>
+        <w:t xml:space="preserve"> </w:t>
+      </w:r>
+      <w:r>
+        <w:t xml:space="preserve">Notes: _______________________________________</w:t>
       </w:r>
     </w:p>
     <w:p>
@@ -4624,10 +5421,9 @@
     </w:p>
     <w:p>
       <w:pPr>
-        <w:pStyle w:val="Compact"/>
-        <w:numPr>
-          <w:ilvl w:val="0"/>
-          <w:numId w:val="1119"/>
+        <w:numPr>
+          <w:ilvl w:val="0"/>
+          <w:numId w:val="1152"/>
         </w:numPr>
       </w:pPr>
       <w:r>
@@ -4636,10 +5432,9 @@
     </w:p>
     <w:p>
       <w:pPr>
-        <w:pStyle w:val="Compact"/>
-        <w:numPr>
-          <w:ilvl w:val="0"/>
-          <w:numId w:val="1120"/>
+        <w:numPr>
+          <w:ilvl w:val="0"/>
+          <w:numId w:val="1153"/>
         </w:numPr>
       </w:pPr>
       <w:r>
@@ -4648,20 +5443,39 @@
     </w:p>
     <w:p>
       <w:pPr>
-        <w:pStyle w:val="FirstParagraph"/>
-      </w:pPr>
-      <w:r>
-        <w:rPr>
-          <w:b/>
-          <w:bCs/>
-        </w:rPr>
-        <w:t xml:space="preserve">Pass / Fail:</w:t>
-      </w:r>
-      <w:r>
-        <w:t xml:space="preserve"> </w:t>
-      </w:r>
-      <w:r>
-        <w:t xml:space="preserve">_______ Notes: _______________________________________</w:t>
+        <w:numPr>
+          <w:ilvl w:val="0"/>
+          <w:numId w:val="1154"/>
+        </w:numPr>
+      </w:pPr>
+      <w:r>
+        <w:rPr>
+          <w:b/>
+          <w:bCs/>
+        </w:rPr>
+        <w:t xml:space="preserve">Pass</w:t>
+      </w:r>
+      <w:r>
+        <w:t xml:space="preserve"> </w:t>
+      </w:r>
+      <w:r>
+        <w:t xml:space="preserve">- [ ]</w:t>
+      </w:r>
+      <w:r>
+        <w:t xml:space="preserve"> </w:t>
+      </w:r>
+      <w:r>
+        <w:rPr>
+          <w:b/>
+          <w:bCs/>
+        </w:rPr>
+        <w:t xml:space="preserve">Fail</w:t>
+      </w:r>
+      <w:r>
+        <w:t xml:space="preserve"> </w:t>
+      </w:r>
+      <w:r>
+        <w:t xml:space="preserve">Notes: _______________________________________</w:t>
       </w:r>
     </w:p>
     <w:p>
@@ -4735,10 +5549,9 @@
     </w:p>
     <w:p>
       <w:pPr>
-        <w:pStyle w:val="Compact"/>
-        <w:numPr>
-          <w:ilvl w:val="0"/>
-          <w:numId w:val="1121"/>
+        <w:numPr>
+          <w:ilvl w:val="0"/>
+          <w:numId w:val="1155"/>
         </w:numPr>
       </w:pPr>
       <w:r>
@@ -4747,10 +5560,9 @@
     </w:p>
     <w:p>
       <w:pPr>
-        <w:pStyle w:val="Compact"/>
-        <w:numPr>
-          <w:ilvl w:val="0"/>
-          <w:numId w:val="1122"/>
+        <w:numPr>
+          <w:ilvl w:val="0"/>
+          <w:numId w:val="1156"/>
         </w:numPr>
       </w:pPr>
       <w:r>
@@ -4759,10 +5571,9 @@
     </w:p>
     <w:p>
       <w:pPr>
-        <w:pStyle w:val="Compact"/>
-        <w:numPr>
-          <w:ilvl w:val="0"/>
-          <w:numId w:val="1123"/>
+        <w:numPr>
+          <w:ilvl w:val="0"/>
+          <w:numId w:val="1157"/>
         </w:numPr>
       </w:pPr>
       <w:r>
@@ -4771,10 +5582,9 @@
     </w:p>
     <w:p>
       <w:pPr>
-        <w:pStyle w:val="Compact"/>
-        <w:numPr>
-          <w:ilvl w:val="0"/>
-          <w:numId w:val="1124"/>
+        <w:numPr>
+          <w:ilvl w:val="0"/>
+          <w:numId w:val="1158"/>
         </w:numPr>
       </w:pPr>
       <w:r>
@@ -4783,10 +5593,9 @@
     </w:p>
     <w:p>
       <w:pPr>
-        <w:pStyle w:val="Compact"/>
-        <w:numPr>
-          <w:ilvl w:val="0"/>
-          <w:numId w:val="1125"/>
+        <w:numPr>
+          <w:ilvl w:val="0"/>
+          <w:numId w:val="1159"/>
         </w:numPr>
       </w:pPr>
       <w:r>
@@ -4795,10 +5604,9 @@
     </w:p>
     <w:p>
       <w:pPr>
-        <w:pStyle w:val="Compact"/>
-        <w:numPr>
-          <w:ilvl w:val="0"/>
-          <w:numId w:val="1126"/>
+        <w:numPr>
+          <w:ilvl w:val="0"/>
+          <w:numId w:val="1160"/>
         </w:numPr>
       </w:pPr>
       <w:r>
@@ -4807,20 +5615,39 @@
     </w:p>
     <w:p>
       <w:pPr>
-        <w:pStyle w:val="FirstParagraph"/>
-      </w:pPr>
-      <w:r>
-        <w:rPr>
-          <w:b/>
-          <w:bCs/>
-        </w:rPr>
-        <w:t xml:space="preserve">Pass / Fail:</w:t>
-      </w:r>
-      <w:r>
-        <w:t xml:space="preserve"> </w:t>
-      </w:r>
-      <w:r>
-        <w:t xml:space="preserve">_______ Notes: _______________________________________</w:t>
+        <w:numPr>
+          <w:ilvl w:val="0"/>
+          <w:numId w:val="1161"/>
+        </w:numPr>
+      </w:pPr>
+      <w:r>
+        <w:rPr>
+          <w:b/>
+          <w:bCs/>
+        </w:rPr>
+        <w:t xml:space="preserve">Pass</w:t>
+      </w:r>
+      <w:r>
+        <w:t xml:space="preserve"> </w:t>
+      </w:r>
+      <w:r>
+        <w:t xml:space="preserve">- [ ]</w:t>
+      </w:r>
+      <w:r>
+        <w:t xml:space="preserve"> </w:t>
+      </w:r>
+      <w:r>
+        <w:rPr>
+          <w:b/>
+          <w:bCs/>
+        </w:rPr>
+        <w:t xml:space="preserve">Fail</w:t>
+      </w:r>
+      <w:r>
+        <w:t xml:space="preserve"> </w:t>
+      </w:r>
+      <w:r>
+        <w:t xml:space="preserve">Notes: _______________________________________</w:t>
       </w:r>
     </w:p>
     <w:p>
@@ -4904,10 +5731,9 @@
     </w:p>
     <w:p>
       <w:pPr>
-        <w:pStyle w:val="Compact"/>
-        <w:numPr>
-          <w:ilvl w:val="0"/>
-          <w:numId w:val="1127"/>
+        <w:numPr>
+          <w:ilvl w:val="0"/>
+          <w:numId w:val="1162"/>
         </w:numPr>
       </w:pPr>
       <w:r>
@@ -4916,10 +5742,9 @@
     </w:p>
     <w:p>
       <w:pPr>
-        <w:pStyle w:val="Compact"/>
-        <w:numPr>
-          <w:ilvl w:val="0"/>
-          <w:numId w:val="1128"/>
+        <w:numPr>
+          <w:ilvl w:val="0"/>
+          <w:numId w:val="1163"/>
         </w:numPr>
       </w:pPr>
       <w:r>
@@ -4928,10 +5753,9 @@
     </w:p>
     <w:p>
       <w:pPr>
-        <w:pStyle w:val="Compact"/>
-        <w:numPr>
-          <w:ilvl w:val="0"/>
-          <w:numId w:val="1129"/>
+        <w:numPr>
+          <w:ilvl w:val="0"/>
+          <w:numId w:val="1164"/>
         </w:numPr>
       </w:pPr>
       <w:r>
@@ -4940,10 +5764,9 @@
     </w:p>
     <w:p>
       <w:pPr>
-        <w:pStyle w:val="Compact"/>
-        <w:numPr>
-          <w:ilvl w:val="0"/>
-          <w:numId w:val="1130"/>
+        <w:numPr>
+          <w:ilvl w:val="0"/>
+          <w:numId w:val="1165"/>
         </w:numPr>
       </w:pPr>
       <w:r>
@@ -4952,20 +5775,39 @@
     </w:p>
     <w:p>
       <w:pPr>
-        <w:pStyle w:val="FirstParagraph"/>
-      </w:pPr>
-      <w:r>
-        <w:rPr>
-          <w:b/>
-          <w:bCs/>
-        </w:rPr>
-        <w:t xml:space="preserve">Pass / Fail:</w:t>
-      </w:r>
-      <w:r>
-        <w:t xml:space="preserve"> </w:t>
-      </w:r>
-      <w:r>
-        <w:t xml:space="preserve">_______ Notes: _______________________________________</w:t>
+        <w:numPr>
+          <w:ilvl w:val="0"/>
+          <w:numId w:val="1166"/>
+        </w:numPr>
+      </w:pPr>
+      <w:r>
+        <w:rPr>
+          <w:b/>
+          <w:bCs/>
+        </w:rPr>
+        <w:t xml:space="preserve">Pass</w:t>
+      </w:r>
+      <w:r>
+        <w:t xml:space="preserve"> </w:t>
+      </w:r>
+      <w:r>
+        <w:t xml:space="preserve">- [ ]</w:t>
+      </w:r>
+      <w:r>
+        <w:t xml:space="preserve"> </w:t>
+      </w:r>
+      <w:r>
+        <w:rPr>
+          <w:b/>
+          <w:bCs/>
+        </w:rPr>
+        <w:t xml:space="preserve">Fail</w:t>
+      </w:r>
+      <w:r>
+        <w:t xml:space="preserve"> </w:t>
+      </w:r>
+      <w:r>
+        <w:t xml:space="preserve">Notes: _______________________________________</w:t>
       </w:r>
     </w:p>
     <w:p>
@@ -5039,10 +5881,9 @@
     </w:p>
     <w:p>
       <w:pPr>
-        <w:pStyle w:val="Compact"/>
-        <w:numPr>
-          <w:ilvl w:val="0"/>
-          <w:numId w:val="1131"/>
+        <w:numPr>
+          <w:ilvl w:val="0"/>
+          <w:numId w:val="1167"/>
         </w:numPr>
       </w:pPr>
       <w:r>
@@ -5051,10 +5892,9 @@
     </w:p>
     <w:p>
       <w:pPr>
-        <w:pStyle w:val="Compact"/>
-        <w:numPr>
-          <w:ilvl w:val="0"/>
-          <w:numId w:val="1132"/>
+        <w:numPr>
+          <w:ilvl w:val="0"/>
+          <w:numId w:val="1168"/>
         </w:numPr>
       </w:pPr>
       <w:r>
@@ -5063,10 +5903,9 @@
     </w:p>
     <w:p>
       <w:pPr>
-        <w:pStyle w:val="Compact"/>
-        <w:numPr>
-          <w:ilvl w:val="0"/>
-          <w:numId w:val="1133"/>
+        <w:numPr>
+          <w:ilvl w:val="0"/>
+          <w:numId w:val="1169"/>
         </w:numPr>
       </w:pPr>
       <w:r>
@@ -5075,10 +5914,9 @@
     </w:p>
     <w:p>
       <w:pPr>
-        <w:pStyle w:val="Compact"/>
-        <w:numPr>
-          <w:ilvl w:val="0"/>
-          <w:numId w:val="1134"/>
+        <w:numPr>
+          <w:ilvl w:val="0"/>
+          <w:numId w:val="1170"/>
         </w:numPr>
       </w:pPr>
       <w:r>
@@ -5087,20 +5925,39 @@
     </w:p>
     <w:p>
       <w:pPr>
-        <w:pStyle w:val="FirstParagraph"/>
-      </w:pPr>
-      <w:r>
-        <w:rPr>
-          <w:b/>
-          <w:bCs/>
-        </w:rPr>
-        <w:t xml:space="preserve">Pass / Fail:</w:t>
-      </w:r>
-      <w:r>
-        <w:t xml:space="preserve"> </w:t>
-      </w:r>
-      <w:r>
-        <w:t xml:space="preserve">_______ Notes: _______________________________________</w:t>
+        <w:numPr>
+          <w:ilvl w:val="0"/>
+          <w:numId w:val="1171"/>
+        </w:numPr>
+      </w:pPr>
+      <w:r>
+        <w:rPr>
+          <w:b/>
+          <w:bCs/>
+        </w:rPr>
+        <w:t xml:space="preserve">Pass</w:t>
+      </w:r>
+      <w:r>
+        <w:t xml:space="preserve"> </w:t>
+      </w:r>
+      <w:r>
+        <w:t xml:space="preserve">- [ ]</w:t>
+      </w:r>
+      <w:r>
+        <w:t xml:space="preserve"> </w:t>
+      </w:r>
+      <w:r>
+        <w:rPr>
+          <w:b/>
+          <w:bCs/>
+        </w:rPr>
+        <w:t xml:space="preserve">Fail</w:t>
+      </w:r>
+      <w:r>
+        <w:t xml:space="preserve"> </w:t>
+      </w:r>
+      <w:r>
+        <w:t xml:space="preserve">Notes: _______________________________________</w:t>
       </w:r>
     </w:p>
     <w:p>
@@ -5174,10 +6031,9 @@
     </w:p>
     <w:p>
       <w:pPr>
-        <w:pStyle w:val="Compact"/>
-        <w:numPr>
-          <w:ilvl w:val="0"/>
-          <w:numId w:val="1135"/>
+        <w:numPr>
+          <w:ilvl w:val="0"/>
+          <w:numId w:val="1172"/>
         </w:numPr>
       </w:pPr>
       <w:r>
@@ -5186,10 +6042,9 @@
     </w:p>
     <w:p>
       <w:pPr>
-        <w:pStyle w:val="Compact"/>
-        <w:numPr>
-          <w:ilvl w:val="0"/>
-          <w:numId w:val="1136"/>
+        <w:numPr>
+          <w:ilvl w:val="0"/>
+          <w:numId w:val="1173"/>
         </w:numPr>
       </w:pPr>
       <w:r>
@@ -5198,20 +6053,39 @@
     </w:p>
     <w:p>
       <w:pPr>
-        <w:pStyle w:val="FirstParagraph"/>
-      </w:pPr>
-      <w:r>
-        <w:rPr>
-          <w:b/>
-          <w:bCs/>
-        </w:rPr>
-        <w:t xml:space="preserve">Pass / Fail:</w:t>
-      </w:r>
-      <w:r>
-        <w:t xml:space="preserve"> </w:t>
-      </w:r>
-      <w:r>
-        <w:t xml:space="preserve">_______ Notes: _______________________________________</w:t>
+        <w:numPr>
+          <w:ilvl w:val="0"/>
+          <w:numId w:val="1174"/>
+        </w:numPr>
+      </w:pPr>
+      <w:r>
+        <w:rPr>
+          <w:b/>
+          <w:bCs/>
+        </w:rPr>
+        <w:t xml:space="preserve">Pass</w:t>
+      </w:r>
+      <w:r>
+        <w:t xml:space="preserve"> </w:t>
+      </w:r>
+      <w:r>
+        <w:t xml:space="preserve">- [ ]</w:t>
+      </w:r>
+      <w:r>
+        <w:t xml:space="preserve"> </w:t>
+      </w:r>
+      <w:r>
+        <w:rPr>
+          <w:b/>
+          <w:bCs/>
+        </w:rPr>
+        <w:t xml:space="preserve">Fail</w:t>
+      </w:r>
+      <w:r>
+        <w:t xml:space="preserve"> </w:t>
+      </w:r>
+      <w:r>
+        <w:t xml:space="preserve">Notes: _______________________________________</w:t>
       </w:r>
     </w:p>
     <w:p>
@@ -5285,10 +6159,9 @@
     </w:p>
     <w:p>
       <w:pPr>
-        <w:pStyle w:val="Compact"/>
-        <w:numPr>
-          <w:ilvl w:val="0"/>
-          <w:numId w:val="1137"/>
+        <w:numPr>
+          <w:ilvl w:val="0"/>
+          <w:numId w:val="1175"/>
         </w:numPr>
       </w:pPr>
       <w:r>
@@ -5319,10 +6192,9 @@
     </w:p>
     <w:p>
       <w:pPr>
-        <w:pStyle w:val="Compact"/>
-        <w:numPr>
-          <w:ilvl w:val="0"/>
-          <w:numId w:val="1138"/>
+        <w:numPr>
+          <w:ilvl w:val="0"/>
+          <w:numId w:val="1176"/>
         </w:numPr>
       </w:pPr>
       <w:r>
@@ -5331,20 +6203,39 @@
     </w:p>
     <w:p>
       <w:pPr>
-        <w:pStyle w:val="FirstParagraph"/>
-      </w:pPr>
-      <w:r>
-        <w:rPr>
-          <w:b/>
-          <w:bCs/>
-        </w:rPr>
-        <w:t xml:space="preserve">Pass / Fail:</w:t>
-      </w:r>
-      <w:r>
-        <w:t xml:space="preserve"> </w:t>
-      </w:r>
-      <w:r>
-        <w:t xml:space="preserve">_______ Notes: _______________________________________</w:t>
+        <w:numPr>
+          <w:ilvl w:val="0"/>
+          <w:numId w:val="1177"/>
+        </w:numPr>
+      </w:pPr>
+      <w:r>
+        <w:rPr>
+          <w:b/>
+          <w:bCs/>
+        </w:rPr>
+        <w:t xml:space="preserve">Pass</w:t>
+      </w:r>
+      <w:r>
+        <w:t xml:space="preserve"> </w:t>
+      </w:r>
+      <w:r>
+        <w:t xml:space="preserve">- [ ]</w:t>
+      </w:r>
+      <w:r>
+        <w:t xml:space="preserve"> </w:t>
+      </w:r>
+      <w:r>
+        <w:rPr>
+          <w:b/>
+          <w:bCs/>
+        </w:rPr>
+        <w:t xml:space="preserve">Fail</w:t>
+      </w:r>
+      <w:r>
+        <w:t xml:space="preserve"> </w:t>
+      </w:r>
+      <w:r>
+        <w:t xml:space="preserve">Notes: _______________________________________</w:t>
       </w:r>
     </w:p>
     <w:p>
@@ -5418,10 +6309,9 @@
     </w:p>
     <w:p>
       <w:pPr>
-        <w:pStyle w:val="Compact"/>
-        <w:numPr>
-          <w:ilvl w:val="0"/>
-          <w:numId w:val="1139"/>
+        <w:numPr>
+          <w:ilvl w:val="0"/>
+          <w:numId w:val="1178"/>
         </w:numPr>
       </w:pPr>
       <w:r>
@@ -5446,10 +6336,9 @@
     </w:p>
     <w:p>
       <w:pPr>
-        <w:pStyle w:val="Compact"/>
-        <w:numPr>
-          <w:ilvl w:val="0"/>
-          <w:numId w:val="1140"/>
+        <w:numPr>
+          <w:ilvl w:val="0"/>
+          <w:numId w:val="1179"/>
         </w:numPr>
       </w:pPr>
       <w:r>
@@ -5458,10 +6347,9 @@
     </w:p>
     <w:p>
       <w:pPr>
-        <w:pStyle w:val="Compact"/>
-        <w:numPr>
-          <w:ilvl w:val="0"/>
-          <w:numId w:val="1141"/>
+        <w:numPr>
+          <w:ilvl w:val="0"/>
+          <w:numId w:val="1180"/>
         </w:numPr>
       </w:pPr>
       <w:r>
@@ -5470,20 +6358,39 @@
     </w:p>
     <w:p>
       <w:pPr>
-        <w:pStyle w:val="FirstParagraph"/>
-      </w:pPr>
-      <w:r>
-        <w:rPr>
-          <w:b/>
-          <w:bCs/>
-        </w:rPr>
-        <w:t xml:space="preserve">Pass / Fail:</w:t>
-      </w:r>
-      <w:r>
-        <w:t xml:space="preserve"> </w:t>
-      </w:r>
-      <w:r>
-        <w:t xml:space="preserve">_______ Notes: _______________________________________</w:t>
+        <w:numPr>
+          <w:ilvl w:val="0"/>
+          <w:numId w:val="1181"/>
+        </w:numPr>
+      </w:pPr>
+      <w:r>
+        <w:rPr>
+          <w:b/>
+          <w:bCs/>
+        </w:rPr>
+        <w:t xml:space="preserve">Pass</w:t>
+      </w:r>
+      <w:r>
+        <w:t xml:space="preserve"> </w:t>
+      </w:r>
+      <w:r>
+        <w:t xml:space="preserve">- [ ]</w:t>
+      </w:r>
+      <w:r>
+        <w:t xml:space="preserve"> </w:t>
+      </w:r>
+      <w:r>
+        <w:rPr>
+          <w:b/>
+          <w:bCs/>
+        </w:rPr>
+        <w:t xml:space="preserve">Fail</w:t>
+      </w:r>
+      <w:r>
+        <w:t xml:space="preserve"> </w:t>
+      </w:r>
+      <w:r>
+        <w:t xml:space="preserve">Notes: _______________________________________</w:t>
       </w:r>
     </w:p>
     <w:p>
@@ -5567,10 +6474,9 @@
     </w:p>
     <w:p>
       <w:pPr>
-        <w:pStyle w:val="Compact"/>
-        <w:numPr>
-          <w:ilvl w:val="0"/>
-          <w:numId w:val="1142"/>
+        <w:numPr>
+          <w:ilvl w:val="0"/>
+          <w:numId w:val="1182"/>
         </w:numPr>
       </w:pPr>
       <w:r>
@@ -5598,10 +6504,9 @@
     </w:p>
     <w:p>
       <w:pPr>
-        <w:pStyle w:val="Compact"/>
-        <w:numPr>
-          <w:ilvl w:val="0"/>
-          <w:numId w:val="1143"/>
+        <w:numPr>
+          <w:ilvl w:val="0"/>
+          <w:numId w:val="1183"/>
         </w:numPr>
       </w:pPr>
       <w:r>
@@ -5610,10 +6515,9 @@
     </w:p>
     <w:p>
       <w:pPr>
-        <w:pStyle w:val="Compact"/>
-        <w:numPr>
-          <w:ilvl w:val="0"/>
-          <w:numId w:val="1144"/>
+        <w:numPr>
+          <w:ilvl w:val="0"/>
+          <w:numId w:val="1184"/>
         </w:numPr>
       </w:pPr>
       <w:r>
@@ -5622,10 +6526,9 @@
     </w:p>
     <w:p>
       <w:pPr>
-        <w:pStyle w:val="Compact"/>
-        <w:numPr>
-          <w:ilvl w:val="0"/>
-          <w:numId w:val="1145"/>
+        <w:numPr>
+          <w:ilvl w:val="0"/>
+          <w:numId w:val="1185"/>
         </w:numPr>
       </w:pPr>
       <w:r>
@@ -5644,10 +6547,9 @@
     </w:p>
     <w:p>
       <w:pPr>
-        <w:pStyle w:val="Compact"/>
-        <w:numPr>
-          <w:ilvl w:val="0"/>
-          <w:numId w:val="1146"/>
+        <w:numPr>
+          <w:ilvl w:val="0"/>
+          <w:numId w:val="1186"/>
         </w:numPr>
       </w:pPr>
       <w:r>
@@ -5656,20 +6558,39 @@
     </w:p>
     <w:p>
       <w:pPr>
-        <w:pStyle w:val="FirstParagraph"/>
-      </w:pPr>
-      <w:r>
-        <w:rPr>
-          <w:b/>
-          <w:bCs/>
-        </w:rPr>
-        <w:t xml:space="preserve">Pass / Fail:</w:t>
-      </w:r>
-      <w:r>
-        <w:t xml:space="preserve"> </w:t>
-      </w:r>
-      <w:r>
-        <w:t xml:space="preserve">_______ Notes: _______________________________________</w:t>
+        <w:numPr>
+          <w:ilvl w:val="0"/>
+          <w:numId w:val="1187"/>
+        </w:numPr>
+      </w:pPr>
+      <w:r>
+        <w:rPr>
+          <w:b/>
+          <w:bCs/>
+        </w:rPr>
+        <w:t xml:space="preserve">Pass</w:t>
+      </w:r>
+      <w:r>
+        <w:t xml:space="preserve"> </w:t>
+      </w:r>
+      <w:r>
+        <w:t xml:space="preserve">- [ ]</w:t>
+      </w:r>
+      <w:r>
+        <w:t xml:space="preserve"> </w:t>
+      </w:r>
+      <w:r>
+        <w:rPr>
+          <w:b/>
+          <w:bCs/>
+        </w:rPr>
+        <w:t xml:space="preserve">Fail</w:t>
+      </w:r>
+      <w:r>
+        <w:t xml:space="preserve"> </w:t>
+      </w:r>
+      <w:r>
+        <w:t xml:space="preserve">Notes: _______________________________________</w:t>
       </w:r>
     </w:p>
     <w:p>
@@ -5743,10 +6664,9 @@
     </w:p>
     <w:p>
       <w:pPr>
-        <w:pStyle w:val="Compact"/>
-        <w:numPr>
-          <w:ilvl w:val="0"/>
-          <w:numId w:val="1147"/>
+        <w:numPr>
+          <w:ilvl w:val="0"/>
+          <w:numId w:val="1188"/>
         </w:numPr>
       </w:pPr>
       <w:r>
@@ -5755,10 +6675,9 @@
     </w:p>
     <w:p>
       <w:pPr>
-        <w:pStyle w:val="Compact"/>
-        <w:numPr>
-          <w:ilvl w:val="0"/>
-          <w:numId w:val="1148"/>
+        <w:numPr>
+          <w:ilvl w:val="0"/>
+          <w:numId w:val="1189"/>
         </w:numPr>
       </w:pPr>
       <w:r>
@@ -5777,10 +6696,9 @@
     </w:p>
     <w:p>
       <w:pPr>
-        <w:pStyle w:val="Compact"/>
-        <w:numPr>
-          <w:ilvl w:val="0"/>
-          <w:numId w:val="1149"/>
+        <w:numPr>
+          <w:ilvl w:val="0"/>
+          <w:numId w:val="1190"/>
         </w:numPr>
       </w:pPr>
       <w:r>
@@ -5789,10 +6707,9 @@
     </w:p>
     <w:p>
       <w:pPr>
-        <w:pStyle w:val="Compact"/>
-        <w:numPr>
-          <w:ilvl w:val="0"/>
-          <w:numId w:val="1150"/>
+        <w:numPr>
+          <w:ilvl w:val="0"/>
+          <w:numId w:val="1191"/>
         </w:numPr>
       </w:pPr>
       <w:r>
@@ -5801,10 +6718,9 @@
     </w:p>
     <w:p>
       <w:pPr>
-        <w:pStyle w:val="Compact"/>
-        <w:numPr>
-          <w:ilvl w:val="0"/>
-          <w:numId w:val="1151"/>
+        <w:numPr>
+          <w:ilvl w:val="0"/>
+          <w:numId w:val="1192"/>
         </w:numPr>
       </w:pPr>
       <w:r>
@@ -5813,10 +6729,9 @@
     </w:p>
     <w:p>
       <w:pPr>
-        <w:pStyle w:val="Compact"/>
-        <w:numPr>
-          <w:ilvl w:val="0"/>
-          <w:numId w:val="1152"/>
+        <w:numPr>
+          <w:ilvl w:val="0"/>
+          <w:numId w:val="1193"/>
         </w:numPr>
       </w:pPr>
       <w:r>
@@ -5870,20 +6785,39 @@
     </w:p>
     <w:p>
       <w:pPr>
-        <w:pStyle w:val="FirstParagraph"/>
-      </w:pPr>
-      <w:r>
-        <w:rPr>
-          <w:b/>
-          <w:bCs/>
-        </w:rPr>
-        <w:t xml:space="preserve">Pass / Fail:</w:t>
-      </w:r>
-      <w:r>
-        <w:t xml:space="preserve"> </w:t>
-      </w:r>
-      <w:r>
-        <w:t xml:space="preserve">_______ Notes: _______________________________________</w:t>
+        <w:numPr>
+          <w:ilvl w:val="0"/>
+          <w:numId w:val="1194"/>
+        </w:numPr>
+      </w:pPr>
+      <w:r>
+        <w:rPr>
+          <w:b/>
+          <w:bCs/>
+        </w:rPr>
+        <w:t xml:space="preserve">Pass</w:t>
+      </w:r>
+      <w:r>
+        <w:t xml:space="preserve"> </w:t>
+      </w:r>
+      <w:r>
+        <w:t xml:space="preserve">- [ ]</w:t>
+      </w:r>
+      <w:r>
+        <w:t xml:space="preserve"> </w:t>
+      </w:r>
+      <w:r>
+        <w:rPr>
+          <w:b/>
+          <w:bCs/>
+        </w:rPr>
+        <w:t xml:space="preserve">Fail</w:t>
+      </w:r>
+      <w:r>
+        <w:t xml:space="preserve"> </w:t>
+      </w:r>
+      <w:r>
+        <w:t xml:space="preserve">Notes: _______________________________________</w:t>
       </w:r>
     </w:p>
     <w:p>
@@ -5957,10 +6891,9 @@
     </w:p>
     <w:p>
       <w:pPr>
-        <w:pStyle w:val="Compact"/>
-        <w:numPr>
-          <w:ilvl w:val="0"/>
-          <w:numId w:val="1153"/>
+        <w:numPr>
+          <w:ilvl w:val="0"/>
+          <w:numId w:val="1195"/>
         </w:numPr>
       </w:pPr>
       <w:r>
@@ -5969,10 +6902,9 @@
     </w:p>
     <w:p>
       <w:pPr>
-        <w:pStyle w:val="Compact"/>
-        <w:numPr>
-          <w:ilvl w:val="0"/>
-          <w:numId w:val="1154"/>
+        <w:numPr>
+          <w:ilvl w:val="0"/>
+          <w:numId w:val="1196"/>
         </w:numPr>
       </w:pPr>
       <w:r>
@@ -5991,10 +6923,9 @@
     </w:p>
     <w:p>
       <w:pPr>
-        <w:pStyle w:val="Compact"/>
-        <w:numPr>
-          <w:ilvl w:val="0"/>
-          <w:numId w:val="1155"/>
+        <w:numPr>
+          <w:ilvl w:val="0"/>
+          <w:numId w:val="1197"/>
         </w:numPr>
       </w:pPr>
       <w:r>
@@ -6003,10 +6934,9 @@
     </w:p>
     <w:p>
       <w:pPr>
-        <w:pStyle w:val="Compact"/>
-        <w:numPr>
-          <w:ilvl w:val="0"/>
-          <w:numId w:val="1156"/>
+        <w:numPr>
+          <w:ilvl w:val="0"/>
+          <w:numId w:val="1198"/>
         </w:numPr>
       </w:pPr>
       <w:r>
@@ -6015,10 +6945,9 @@
     </w:p>
     <w:p>
       <w:pPr>
-        <w:pStyle w:val="Compact"/>
-        <w:numPr>
-          <w:ilvl w:val="0"/>
-          <w:numId w:val="1157"/>
+        <w:numPr>
+          <w:ilvl w:val="0"/>
+          <w:numId w:val="1199"/>
         </w:numPr>
       </w:pPr>
       <w:r>
@@ -6027,10 +6956,9 @@
     </w:p>
     <w:p>
       <w:pPr>
-        <w:pStyle w:val="Compact"/>
-        <w:numPr>
-          <w:ilvl w:val="0"/>
-          <w:numId w:val="1158"/>
+        <w:numPr>
+          <w:ilvl w:val="0"/>
+          <w:numId w:val="1200"/>
         </w:numPr>
       </w:pPr>
       <w:r>
@@ -6039,10 +6967,9 @@
     </w:p>
     <w:p>
       <w:pPr>
-        <w:pStyle w:val="Compact"/>
-        <w:numPr>
-          <w:ilvl w:val="0"/>
-          <w:numId w:val="1159"/>
+        <w:numPr>
+          <w:ilvl w:val="0"/>
+          <w:numId w:val="1201"/>
         </w:numPr>
       </w:pPr>
       <w:r>
@@ -6051,20 +6978,39 @@
     </w:p>
     <w:p>
       <w:pPr>
-        <w:pStyle w:val="FirstParagraph"/>
-      </w:pPr>
-      <w:r>
-        <w:rPr>
-          <w:b/>
-          <w:bCs/>
-        </w:rPr>
-        <w:t xml:space="preserve">Pass / Fail:</w:t>
-      </w:r>
-      <w:r>
-        <w:t xml:space="preserve"> </w:t>
-      </w:r>
-      <w:r>
-        <w:t xml:space="preserve">_______ Notes: _______________________________________</w:t>
+        <w:numPr>
+          <w:ilvl w:val="0"/>
+          <w:numId w:val="1202"/>
+        </w:numPr>
+      </w:pPr>
+      <w:r>
+        <w:rPr>
+          <w:b/>
+          <w:bCs/>
+        </w:rPr>
+        <w:t xml:space="preserve">Pass</w:t>
+      </w:r>
+      <w:r>
+        <w:t xml:space="preserve"> </w:t>
+      </w:r>
+      <w:r>
+        <w:t xml:space="preserve">- [ ]</w:t>
+      </w:r>
+      <w:r>
+        <w:t xml:space="preserve"> </w:t>
+      </w:r>
+      <w:r>
+        <w:rPr>
+          <w:b/>
+          <w:bCs/>
+        </w:rPr>
+        <w:t xml:space="preserve">Fail</w:t>
+      </w:r>
+      <w:r>
+        <w:t xml:space="preserve"> </w:t>
+      </w:r>
+      <w:r>
+        <w:t xml:space="preserve">Notes: _______________________________________</w:t>
       </w:r>
     </w:p>
     <w:p>
@@ -6138,10 +7084,9 @@
     </w:p>
     <w:p>
       <w:pPr>
-        <w:pStyle w:val="Compact"/>
-        <w:numPr>
-          <w:ilvl w:val="0"/>
-          <w:numId w:val="1160"/>
+        <w:numPr>
+          <w:ilvl w:val="0"/>
+          <w:numId w:val="1203"/>
         </w:numPr>
       </w:pPr>
       <w:r>
@@ -6150,10 +7095,9 @@
     </w:p>
     <w:p>
       <w:pPr>
-        <w:pStyle w:val="Compact"/>
-        <w:numPr>
-          <w:ilvl w:val="0"/>
-          <w:numId w:val="1161"/>
+        <w:numPr>
+          <w:ilvl w:val="0"/>
+          <w:numId w:val="1204"/>
         </w:numPr>
       </w:pPr>
       <w:r>
@@ -6162,10 +7106,9 @@
     </w:p>
     <w:p>
       <w:pPr>
-        <w:pStyle w:val="Compact"/>
-        <w:numPr>
-          <w:ilvl w:val="0"/>
-          <w:numId w:val="1162"/>
+        <w:numPr>
+          <w:ilvl w:val="0"/>
+          <w:numId w:val="1205"/>
         </w:numPr>
       </w:pPr>
       <w:r>
@@ -6174,10 +7117,9 @@
     </w:p>
     <w:p>
       <w:pPr>
-        <w:pStyle w:val="Compact"/>
-        <w:numPr>
-          <w:ilvl w:val="0"/>
-          <w:numId w:val="1163"/>
+        <w:numPr>
+          <w:ilvl w:val="0"/>
+          <w:numId w:val="1206"/>
         </w:numPr>
       </w:pPr>
       <w:r>
@@ -6186,20 +7128,39 @@
     </w:p>
     <w:p>
       <w:pPr>
-        <w:pStyle w:val="FirstParagraph"/>
-      </w:pPr>
-      <w:r>
-        <w:rPr>
-          <w:b/>
-          <w:bCs/>
-        </w:rPr>
-        <w:t xml:space="preserve">Pass / Fail:</w:t>
-      </w:r>
-      <w:r>
-        <w:t xml:space="preserve"> </w:t>
-      </w:r>
-      <w:r>
-        <w:t xml:space="preserve">_______ Notes: _______________________________________</w:t>
+        <w:numPr>
+          <w:ilvl w:val="0"/>
+          <w:numId w:val="1207"/>
+        </w:numPr>
+      </w:pPr>
+      <w:r>
+        <w:rPr>
+          <w:b/>
+          <w:bCs/>
+        </w:rPr>
+        <w:t xml:space="preserve">Pass</w:t>
+      </w:r>
+      <w:r>
+        <w:t xml:space="preserve"> </w:t>
+      </w:r>
+      <w:r>
+        <w:t xml:space="preserve">- [ ]</w:t>
+      </w:r>
+      <w:r>
+        <w:t xml:space="preserve"> </w:t>
+      </w:r>
+      <w:r>
+        <w:rPr>
+          <w:b/>
+          <w:bCs/>
+        </w:rPr>
+        <w:t xml:space="preserve">Fail</w:t>
+      </w:r>
+      <w:r>
+        <w:t xml:space="preserve"> </w:t>
+      </w:r>
+      <w:r>
+        <w:t xml:space="preserve">Notes: _______________________________________</w:t>
       </w:r>
     </w:p>
     <w:p>
@@ -6283,10 +7244,9 @@
     </w:p>
     <w:p>
       <w:pPr>
-        <w:pStyle w:val="Compact"/>
-        <w:numPr>
-          <w:ilvl w:val="0"/>
-          <w:numId w:val="1164"/>
+        <w:numPr>
+          <w:ilvl w:val="0"/>
+          <w:numId w:val="1208"/>
         </w:numPr>
       </w:pPr>
       <w:r>
@@ -6295,10 +7255,9 @@
     </w:p>
     <w:p>
       <w:pPr>
-        <w:pStyle w:val="Compact"/>
-        <w:numPr>
-          <w:ilvl w:val="0"/>
-          <w:numId w:val="1165"/>
+        <w:numPr>
+          <w:ilvl w:val="0"/>
+          <w:numId w:val="1209"/>
         </w:numPr>
       </w:pPr>
       <w:r>
@@ -6307,10 +7266,9 @@
     </w:p>
     <w:p>
       <w:pPr>
-        <w:pStyle w:val="Compact"/>
-        <w:numPr>
-          <w:ilvl w:val="0"/>
-          <w:numId w:val="1166"/>
+        <w:numPr>
+          <w:ilvl w:val="0"/>
+          <w:numId w:val="1210"/>
         </w:numPr>
       </w:pPr>
       <w:r>
@@ -6319,10 +7277,9 @@
     </w:p>
     <w:p>
       <w:pPr>
-        <w:pStyle w:val="Compact"/>
-        <w:numPr>
-          <w:ilvl w:val="0"/>
-          <w:numId w:val="1167"/>
+        <w:numPr>
+          <w:ilvl w:val="0"/>
+          <w:numId w:val="1211"/>
         </w:numPr>
       </w:pPr>
       <w:r>
@@ -6331,20 +7288,39 @@
     </w:p>
     <w:p>
       <w:pPr>
-        <w:pStyle w:val="FirstParagraph"/>
-      </w:pPr>
-      <w:r>
-        <w:rPr>
-          <w:b/>
-          <w:bCs/>
-        </w:rPr>
-        <w:t xml:space="preserve">Pass / Fail:</w:t>
-      </w:r>
-      <w:r>
-        <w:t xml:space="preserve"> </w:t>
-      </w:r>
-      <w:r>
-        <w:t xml:space="preserve">_______ Notes: _______________________________________</w:t>
+        <w:numPr>
+          <w:ilvl w:val="0"/>
+          <w:numId w:val="1212"/>
+        </w:numPr>
+      </w:pPr>
+      <w:r>
+        <w:rPr>
+          <w:b/>
+          <w:bCs/>
+        </w:rPr>
+        <w:t xml:space="preserve">Pass</w:t>
+      </w:r>
+      <w:r>
+        <w:t xml:space="preserve"> </w:t>
+      </w:r>
+      <w:r>
+        <w:t xml:space="preserve">- [ ]</w:t>
+      </w:r>
+      <w:r>
+        <w:t xml:space="preserve"> </w:t>
+      </w:r>
+      <w:r>
+        <w:rPr>
+          <w:b/>
+          <w:bCs/>
+        </w:rPr>
+        <w:t xml:space="preserve">Fail</w:t>
+      </w:r>
+      <w:r>
+        <w:t xml:space="preserve"> </w:t>
+      </w:r>
+      <w:r>
+        <w:t xml:space="preserve">Notes: _______________________________________</w:t>
       </w:r>
     </w:p>
     <w:p>
@@ -6418,10 +7394,9 @@
     </w:p>
     <w:p>
       <w:pPr>
-        <w:pStyle w:val="Compact"/>
-        <w:numPr>
-          <w:ilvl w:val="0"/>
-          <w:numId w:val="1168"/>
+        <w:numPr>
+          <w:ilvl w:val="0"/>
+          <w:numId w:val="1213"/>
         </w:numPr>
       </w:pPr>
       <w:r>
@@ -6430,10 +7405,9 @@
     </w:p>
     <w:p>
       <w:pPr>
-        <w:pStyle w:val="Compact"/>
-        <w:numPr>
-          <w:ilvl w:val="0"/>
-          <w:numId w:val="1169"/>
+        <w:numPr>
+          <w:ilvl w:val="0"/>
+          <w:numId w:val="1214"/>
         </w:numPr>
       </w:pPr>
       <w:r>
@@ -6442,10 +7416,9 @@
     </w:p>
     <w:p>
       <w:pPr>
-        <w:pStyle w:val="Compact"/>
-        <w:numPr>
-          <w:ilvl w:val="0"/>
-          <w:numId w:val="1170"/>
+        <w:numPr>
+          <w:ilvl w:val="0"/>
+          <w:numId w:val="1215"/>
         </w:numPr>
       </w:pPr>
       <w:r>
@@ -6454,10 +7427,9 @@
     </w:p>
     <w:p>
       <w:pPr>
-        <w:pStyle w:val="Compact"/>
-        <w:numPr>
-          <w:ilvl w:val="0"/>
-          <w:numId w:val="1171"/>
+        <w:numPr>
+          <w:ilvl w:val="0"/>
+          <w:numId w:val="1216"/>
         </w:numPr>
       </w:pPr>
       <w:r>
@@ -6466,20 +7438,39 @@
     </w:p>
     <w:p>
       <w:pPr>
-        <w:pStyle w:val="FirstParagraph"/>
-      </w:pPr>
-      <w:r>
-        <w:rPr>
-          <w:b/>
-          <w:bCs/>
-        </w:rPr>
-        <w:t xml:space="preserve">Pass / Fail:</w:t>
-      </w:r>
-      <w:r>
-        <w:t xml:space="preserve"> </w:t>
-      </w:r>
-      <w:r>
-        <w:t xml:space="preserve">_______ Notes: _______________________________________</w:t>
+        <w:numPr>
+          <w:ilvl w:val="0"/>
+          <w:numId w:val="1217"/>
+        </w:numPr>
+      </w:pPr>
+      <w:r>
+        <w:rPr>
+          <w:b/>
+          <w:bCs/>
+        </w:rPr>
+        <w:t xml:space="preserve">Pass</w:t>
+      </w:r>
+      <w:r>
+        <w:t xml:space="preserve"> </w:t>
+      </w:r>
+      <w:r>
+        <w:t xml:space="preserve">- [ ]</w:t>
+      </w:r>
+      <w:r>
+        <w:t xml:space="preserve"> </w:t>
+      </w:r>
+      <w:r>
+        <w:rPr>
+          <w:b/>
+          <w:bCs/>
+        </w:rPr>
+        <w:t xml:space="preserve">Fail</w:t>
+      </w:r>
+      <w:r>
+        <w:t xml:space="preserve"> </w:t>
+      </w:r>
+      <w:r>
+        <w:t xml:space="preserve">Notes: _______________________________________</w:t>
       </w:r>
     </w:p>
     <w:p>
@@ -6553,10 +7544,9 @@
     </w:p>
     <w:p>
       <w:pPr>
-        <w:pStyle w:val="Compact"/>
-        <w:numPr>
-          <w:ilvl w:val="0"/>
-          <w:numId w:val="1172"/>
+        <w:numPr>
+          <w:ilvl w:val="0"/>
+          <w:numId w:val="1218"/>
         </w:numPr>
       </w:pPr>
       <w:r>
@@ -6565,10 +7555,9 @@
     </w:p>
     <w:p>
       <w:pPr>
-        <w:pStyle w:val="Compact"/>
-        <w:numPr>
-          <w:ilvl w:val="0"/>
-          <w:numId w:val="1173"/>
+        <w:numPr>
+          <w:ilvl w:val="0"/>
+          <w:numId w:val="1219"/>
         </w:numPr>
       </w:pPr>
       <w:r>
@@ -6577,10 +7566,9 @@
     </w:p>
     <w:p>
       <w:pPr>
-        <w:pStyle w:val="Compact"/>
-        <w:numPr>
-          <w:ilvl w:val="0"/>
-          <w:numId w:val="1174"/>
+        <w:numPr>
+          <w:ilvl w:val="0"/>
+          <w:numId w:val="1220"/>
         </w:numPr>
       </w:pPr>
       <w:r>
@@ -6589,20 +7577,39 @@
     </w:p>
     <w:p>
       <w:pPr>
-        <w:pStyle w:val="FirstParagraph"/>
-      </w:pPr>
-      <w:r>
-        <w:rPr>
-          <w:b/>
-          <w:bCs/>
-        </w:rPr>
-        <w:t xml:space="preserve">Pass / Fail:</w:t>
-      </w:r>
-      <w:r>
-        <w:t xml:space="preserve"> </w:t>
-      </w:r>
-      <w:r>
-        <w:t xml:space="preserve">_______ Notes: _______________________________________</w:t>
+        <w:numPr>
+          <w:ilvl w:val="0"/>
+          <w:numId w:val="1221"/>
+        </w:numPr>
+      </w:pPr>
+      <w:r>
+        <w:rPr>
+          <w:b/>
+          <w:bCs/>
+        </w:rPr>
+        <w:t xml:space="preserve">Pass</w:t>
+      </w:r>
+      <w:r>
+        <w:t xml:space="preserve"> </w:t>
+      </w:r>
+      <w:r>
+        <w:t xml:space="preserve">- [ ]</w:t>
+      </w:r>
+      <w:r>
+        <w:t xml:space="preserve"> </w:t>
+      </w:r>
+      <w:r>
+        <w:rPr>
+          <w:b/>
+          <w:bCs/>
+        </w:rPr>
+        <w:t xml:space="preserve">Fail</w:t>
+      </w:r>
+      <w:r>
+        <w:t xml:space="preserve"> </w:t>
+      </w:r>
+      <w:r>
+        <w:t xml:space="preserve">Notes: _______________________________________</w:t>
       </w:r>
     </w:p>
     <w:p>
@@ -6676,10 +7683,9 @@
     </w:p>
     <w:p>
       <w:pPr>
-        <w:pStyle w:val="Compact"/>
-        <w:numPr>
-          <w:ilvl w:val="0"/>
-          <w:numId w:val="1175"/>
+        <w:numPr>
+          <w:ilvl w:val="0"/>
+          <w:numId w:val="1222"/>
         </w:numPr>
       </w:pPr>
       <w:r>
@@ -6688,10 +7694,9 @@
     </w:p>
     <w:p>
       <w:pPr>
-        <w:pStyle w:val="Compact"/>
-        <w:numPr>
-          <w:ilvl w:val="0"/>
-          <w:numId w:val="1176"/>
+        <w:numPr>
+          <w:ilvl w:val="0"/>
+          <w:numId w:val="1223"/>
         </w:numPr>
       </w:pPr>
       <w:r>
@@ -6715,10 +7720,9 @@
     </w:p>
     <w:p>
       <w:pPr>
-        <w:pStyle w:val="Compact"/>
-        <w:numPr>
-          <w:ilvl w:val="0"/>
-          <w:numId w:val="1177"/>
+        <w:numPr>
+          <w:ilvl w:val="0"/>
+          <w:numId w:val="1224"/>
         </w:numPr>
       </w:pPr>
       <w:r>
@@ -6727,10 +7731,9 @@
     </w:p>
     <w:p>
       <w:pPr>
-        <w:pStyle w:val="Compact"/>
-        <w:numPr>
-          <w:ilvl w:val="0"/>
-          <w:numId w:val="1178"/>
+        <w:numPr>
+          <w:ilvl w:val="0"/>
+          <w:numId w:val="1225"/>
         </w:numPr>
       </w:pPr>
       <w:r>
@@ -6739,20 +7742,39 @@
     </w:p>
     <w:p>
       <w:pPr>
-        <w:pStyle w:val="FirstParagraph"/>
-      </w:pPr>
-      <w:r>
-        <w:rPr>
-          <w:b/>
-          <w:bCs/>
-        </w:rPr>
-        <w:t xml:space="preserve">Pass / Fail:</w:t>
-      </w:r>
-      <w:r>
-        <w:t xml:space="preserve"> </w:t>
-      </w:r>
-      <w:r>
-        <w:t xml:space="preserve">_______ Notes: _______________________________________</w:t>
+        <w:numPr>
+          <w:ilvl w:val="0"/>
+          <w:numId w:val="1226"/>
+        </w:numPr>
+      </w:pPr>
+      <w:r>
+        <w:rPr>
+          <w:b/>
+          <w:bCs/>
+        </w:rPr>
+        <w:t xml:space="preserve">Pass</w:t>
+      </w:r>
+      <w:r>
+        <w:t xml:space="preserve"> </w:t>
+      </w:r>
+      <w:r>
+        <w:t xml:space="preserve">- [ ]</w:t>
+      </w:r>
+      <w:r>
+        <w:t xml:space="preserve"> </w:t>
+      </w:r>
+      <w:r>
+        <w:rPr>
+          <w:b/>
+          <w:bCs/>
+        </w:rPr>
+        <w:t xml:space="preserve">Fail</w:t>
+      </w:r>
+      <w:r>
+        <w:t xml:space="preserve"> </w:t>
+      </w:r>
+      <w:r>
+        <w:t xml:space="preserve">Notes: _______________________________________</w:t>
       </w:r>
     </w:p>
     <w:p>
@@ -6826,10 +7848,9 @@
     </w:p>
     <w:p>
       <w:pPr>
-        <w:pStyle w:val="Compact"/>
-        <w:numPr>
-          <w:ilvl w:val="0"/>
-          <w:numId w:val="1179"/>
+        <w:numPr>
+          <w:ilvl w:val="0"/>
+          <w:numId w:val="1227"/>
         </w:numPr>
       </w:pPr>
       <w:r>
@@ -6838,10 +7859,9 @@
     </w:p>
     <w:p>
       <w:pPr>
-        <w:pStyle w:val="Compact"/>
-        <w:numPr>
-          <w:ilvl w:val="0"/>
-          <w:numId w:val="1180"/>
+        <w:numPr>
+          <w:ilvl w:val="0"/>
+          <w:numId w:val="1228"/>
         </w:numPr>
       </w:pPr>
       <w:r>
@@ -6850,10 +7870,9 @@
     </w:p>
     <w:p>
       <w:pPr>
-        <w:pStyle w:val="Compact"/>
-        <w:numPr>
-          <w:ilvl w:val="0"/>
-          <w:numId w:val="1181"/>
+        <w:numPr>
+          <w:ilvl w:val="0"/>
+          <w:numId w:val="1229"/>
         </w:numPr>
       </w:pPr>
       <w:r>
@@ -6862,10 +7881,9 @@
     </w:p>
     <w:p>
       <w:pPr>
-        <w:pStyle w:val="Compact"/>
-        <w:numPr>
-          <w:ilvl w:val="0"/>
-          <w:numId w:val="1182"/>
+        <w:numPr>
+          <w:ilvl w:val="0"/>
+          <w:numId w:val="1230"/>
         </w:numPr>
       </w:pPr>
       <w:r>
@@ -6874,20 +7892,39 @@
     </w:p>
     <w:p>
       <w:pPr>
-        <w:pStyle w:val="FirstParagraph"/>
-      </w:pPr>
-      <w:r>
-        <w:rPr>
-          <w:b/>
-          <w:bCs/>
-        </w:rPr>
-        <w:t xml:space="preserve">Pass / Fail:</w:t>
-      </w:r>
-      <w:r>
-        <w:t xml:space="preserve"> </w:t>
-      </w:r>
-      <w:r>
-        <w:t xml:space="preserve">_______ Notes: _______________________________________</w:t>
+        <w:numPr>
+          <w:ilvl w:val="0"/>
+          <w:numId w:val="1231"/>
+        </w:numPr>
+      </w:pPr>
+      <w:r>
+        <w:rPr>
+          <w:b/>
+          <w:bCs/>
+        </w:rPr>
+        <w:t xml:space="preserve">Pass</w:t>
+      </w:r>
+      <w:r>
+        <w:t xml:space="preserve"> </w:t>
+      </w:r>
+      <w:r>
+        <w:t xml:space="preserve">- [ ]</w:t>
+      </w:r>
+      <w:r>
+        <w:t xml:space="preserve"> </w:t>
+      </w:r>
+      <w:r>
+        <w:rPr>
+          <w:b/>
+          <w:bCs/>
+        </w:rPr>
+        <w:t xml:space="preserve">Fail</w:t>
+      </w:r>
+      <w:r>
+        <w:t xml:space="preserve"> </w:t>
+      </w:r>
+      <w:r>
+        <w:t xml:space="preserve">Notes: _______________________________________</w:t>
       </w:r>
     </w:p>
     <w:p>
@@ -6961,10 +7998,9 @@
     </w:p>
     <w:p>
       <w:pPr>
-        <w:pStyle w:val="Compact"/>
-        <w:numPr>
-          <w:ilvl w:val="0"/>
-          <w:numId w:val="1183"/>
+        <w:numPr>
+          <w:ilvl w:val="0"/>
+          <w:numId w:val="1232"/>
         </w:numPr>
       </w:pPr>
       <w:r>
@@ -6973,10 +8009,9 @@
     </w:p>
     <w:p>
       <w:pPr>
-        <w:pStyle w:val="Compact"/>
-        <w:numPr>
-          <w:ilvl w:val="0"/>
-          <w:numId w:val="1184"/>
+        <w:numPr>
+          <w:ilvl w:val="0"/>
+          <w:numId w:val="1233"/>
         </w:numPr>
       </w:pPr>
       <w:r>
@@ -6985,10 +8020,9 @@
     </w:p>
     <w:p>
       <w:pPr>
-        <w:pStyle w:val="Compact"/>
-        <w:numPr>
-          <w:ilvl w:val="0"/>
-          <w:numId w:val="1185"/>
+        <w:numPr>
+          <w:ilvl w:val="0"/>
+          <w:numId w:val="1234"/>
         </w:numPr>
       </w:pPr>
       <w:r>
@@ -7009,10 +8043,9 @@
     </w:p>
     <w:p>
       <w:pPr>
-        <w:pStyle w:val="Compact"/>
-        <w:numPr>
-          <w:ilvl w:val="0"/>
-          <w:numId w:val="1186"/>
+        <w:numPr>
+          <w:ilvl w:val="0"/>
+          <w:numId w:val="1235"/>
         </w:numPr>
       </w:pPr>
       <w:r>
@@ -7021,10 +8054,9 @@
     </w:p>
     <w:p>
       <w:pPr>
-        <w:pStyle w:val="Compact"/>
-        <w:numPr>
-          <w:ilvl w:val="0"/>
-          <w:numId w:val="1187"/>
+        <w:numPr>
+          <w:ilvl w:val="0"/>
+          <w:numId w:val="1236"/>
         </w:numPr>
       </w:pPr>
       <w:r>
@@ -7033,20 +8065,39 @@
     </w:p>
     <w:p>
       <w:pPr>
-        <w:pStyle w:val="FirstParagraph"/>
-      </w:pPr>
-      <w:r>
-        <w:rPr>
-          <w:b/>
-          <w:bCs/>
-        </w:rPr>
-        <w:t xml:space="preserve">Pass / Fail:</w:t>
-      </w:r>
-      <w:r>
-        <w:t xml:space="preserve"> </w:t>
-      </w:r>
-      <w:r>
-        <w:t xml:space="preserve">_______ Notes: _______________________________________</w:t>
+        <w:numPr>
+          <w:ilvl w:val="0"/>
+          <w:numId w:val="1237"/>
+        </w:numPr>
+      </w:pPr>
+      <w:r>
+        <w:rPr>
+          <w:b/>
+          <w:bCs/>
+        </w:rPr>
+        <w:t xml:space="preserve">Pass</w:t>
+      </w:r>
+      <w:r>
+        <w:t xml:space="preserve"> </w:t>
+      </w:r>
+      <w:r>
+        <w:t xml:space="preserve">- [ ]</w:t>
+      </w:r>
+      <w:r>
+        <w:t xml:space="preserve"> </w:t>
+      </w:r>
+      <w:r>
+        <w:rPr>
+          <w:b/>
+          <w:bCs/>
+        </w:rPr>
+        <w:t xml:space="preserve">Fail</w:t>
+      </w:r>
+      <w:r>
+        <w:t xml:space="preserve"> </w:t>
+      </w:r>
+      <w:r>
+        <w:t xml:space="preserve">Notes: _______________________________________</w:t>
       </w:r>
     </w:p>
     <w:p>
@@ -7120,10 +8171,9 @@
     </w:p>
     <w:p>
       <w:pPr>
-        <w:pStyle w:val="Compact"/>
-        <w:numPr>
-          <w:ilvl w:val="0"/>
-          <w:numId w:val="1188"/>
+        <w:numPr>
+          <w:ilvl w:val="0"/>
+          <w:numId w:val="1238"/>
         </w:numPr>
       </w:pPr>
       <w:r>
@@ -7142,10 +8192,9 @@
     </w:p>
     <w:p>
       <w:pPr>
-        <w:pStyle w:val="Compact"/>
-        <w:numPr>
-          <w:ilvl w:val="0"/>
-          <w:numId w:val="1189"/>
+        <w:numPr>
+          <w:ilvl w:val="0"/>
+          <w:numId w:val="1239"/>
         </w:numPr>
       </w:pPr>
       <w:r>
@@ -7154,10 +8203,9 @@
     </w:p>
     <w:p>
       <w:pPr>
-        <w:pStyle w:val="Compact"/>
-        <w:numPr>
-          <w:ilvl w:val="0"/>
-          <w:numId w:val="1190"/>
+        <w:numPr>
+          <w:ilvl w:val="0"/>
+          <w:numId w:val="1240"/>
         </w:numPr>
       </w:pPr>
       <w:r>
@@ -7166,10 +8214,9 @@
     </w:p>
     <w:p>
       <w:pPr>
-        <w:pStyle w:val="Compact"/>
-        <w:numPr>
-          <w:ilvl w:val="0"/>
-          <w:numId w:val="1191"/>
+        <w:numPr>
+          <w:ilvl w:val="0"/>
+          <w:numId w:val="1241"/>
         </w:numPr>
       </w:pPr>
       <w:r>
@@ -7188,10 +8235,9 @@
     </w:p>
     <w:p>
       <w:pPr>
-        <w:pStyle w:val="Compact"/>
-        <w:numPr>
-          <w:ilvl w:val="0"/>
-          <w:numId w:val="1192"/>
+        <w:numPr>
+          <w:ilvl w:val="0"/>
+          <w:numId w:val="1242"/>
         </w:numPr>
       </w:pPr>
       <w:r>
@@ -7200,20 +8246,39 @@
     </w:p>
     <w:p>
       <w:pPr>
-        <w:pStyle w:val="FirstParagraph"/>
-      </w:pPr>
-      <w:r>
-        <w:rPr>
-          <w:b/>
-          <w:bCs/>
-        </w:rPr>
-        <w:t xml:space="preserve">Pass / Fail:</w:t>
-      </w:r>
-      <w:r>
-        <w:t xml:space="preserve"> </w:t>
-      </w:r>
-      <w:r>
-        <w:t xml:space="preserve">_______ Notes: _______________________________________</w:t>
+        <w:numPr>
+          <w:ilvl w:val="0"/>
+          <w:numId w:val="1243"/>
+        </w:numPr>
+      </w:pPr>
+      <w:r>
+        <w:rPr>
+          <w:b/>
+          <w:bCs/>
+        </w:rPr>
+        <w:t xml:space="preserve">Pass</w:t>
+      </w:r>
+      <w:r>
+        <w:t xml:space="preserve"> </w:t>
+      </w:r>
+      <w:r>
+        <w:t xml:space="preserve">- [ ]</w:t>
+      </w:r>
+      <w:r>
+        <w:t xml:space="preserve"> </w:t>
+      </w:r>
+      <w:r>
+        <w:rPr>
+          <w:b/>
+          <w:bCs/>
+        </w:rPr>
+        <w:t xml:space="preserve">Fail</w:t>
+      </w:r>
+      <w:r>
+        <w:t xml:space="preserve"> </w:t>
+      </w:r>
+      <w:r>
+        <w:t xml:space="preserve">Notes: _______________________________________</w:t>
       </w:r>
     </w:p>
     <w:p>
@@ -7287,10 +8352,9 @@
     </w:p>
     <w:p>
       <w:pPr>
-        <w:pStyle w:val="Compact"/>
-        <w:numPr>
-          <w:ilvl w:val="0"/>
-          <w:numId w:val="1193"/>
+        <w:numPr>
+          <w:ilvl w:val="0"/>
+          <w:numId w:val="1244"/>
         </w:numPr>
       </w:pPr>
       <w:r>
@@ -7309,10 +8373,9 @@
     </w:p>
     <w:p>
       <w:pPr>
-        <w:pStyle w:val="Compact"/>
-        <w:numPr>
-          <w:ilvl w:val="0"/>
-          <w:numId w:val="1194"/>
+        <w:numPr>
+          <w:ilvl w:val="0"/>
+          <w:numId w:val="1245"/>
         </w:numPr>
       </w:pPr>
       <w:r>
@@ -7321,10 +8384,9 @@
     </w:p>
     <w:p>
       <w:pPr>
-        <w:pStyle w:val="Compact"/>
-        <w:numPr>
-          <w:ilvl w:val="0"/>
-          <w:numId w:val="1195"/>
+        <w:numPr>
+          <w:ilvl w:val="0"/>
+          <w:numId w:val="1246"/>
         </w:numPr>
       </w:pPr>
       <w:r>
@@ -7333,10 +8395,9 @@
     </w:p>
     <w:p>
       <w:pPr>
-        <w:pStyle w:val="Compact"/>
-        <w:numPr>
-          <w:ilvl w:val="0"/>
-          <w:numId w:val="1196"/>
+        <w:numPr>
+          <w:ilvl w:val="0"/>
+          <w:numId w:val="1247"/>
         </w:numPr>
       </w:pPr>
       <w:r>
@@ -7345,20 +8406,39 @@
     </w:p>
     <w:p>
       <w:pPr>
-        <w:pStyle w:val="FirstParagraph"/>
-      </w:pPr>
-      <w:r>
-        <w:rPr>
-          <w:b/>
-          <w:bCs/>
-        </w:rPr>
-        <w:t xml:space="preserve">Pass / Fail:</w:t>
-      </w:r>
-      <w:r>
-        <w:t xml:space="preserve"> </w:t>
-      </w:r>
-      <w:r>
-        <w:t xml:space="preserve">_______ Notes: _______________________________________</w:t>
+        <w:numPr>
+          <w:ilvl w:val="0"/>
+          <w:numId w:val="1248"/>
+        </w:numPr>
+      </w:pPr>
+      <w:r>
+        <w:rPr>
+          <w:b/>
+          <w:bCs/>
+        </w:rPr>
+        <w:t xml:space="preserve">Pass</w:t>
+      </w:r>
+      <w:r>
+        <w:t xml:space="preserve"> </w:t>
+      </w:r>
+      <w:r>
+        <w:t xml:space="preserve">- [ ]</w:t>
+      </w:r>
+      <w:r>
+        <w:t xml:space="preserve"> </w:t>
+      </w:r>
+      <w:r>
+        <w:rPr>
+          <w:b/>
+          <w:bCs/>
+        </w:rPr>
+        <w:t xml:space="preserve">Fail</w:t>
+      </w:r>
+      <w:r>
+        <w:t xml:space="preserve"> </w:t>
+      </w:r>
+      <w:r>
+        <w:t xml:space="preserve">Notes: _______________________________________</w:t>
       </w:r>
     </w:p>
     <w:p>
@@ -7432,10 +8512,9 @@
     </w:p>
     <w:p>
       <w:pPr>
-        <w:pStyle w:val="Compact"/>
-        <w:numPr>
-          <w:ilvl w:val="0"/>
-          <w:numId w:val="1197"/>
+        <w:numPr>
+          <w:ilvl w:val="0"/>
+          <w:numId w:val="1249"/>
         </w:numPr>
       </w:pPr>
       <w:r>
@@ -7454,10 +8533,9 @@
     </w:p>
     <w:p>
       <w:pPr>
-        <w:pStyle w:val="Compact"/>
-        <w:numPr>
-          <w:ilvl w:val="0"/>
-          <w:numId w:val="1198"/>
+        <w:numPr>
+          <w:ilvl w:val="0"/>
+          <w:numId w:val="1250"/>
         </w:numPr>
       </w:pPr>
       <w:r>
@@ -7466,10 +8544,9 @@
     </w:p>
     <w:p>
       <w:pPr>
-        <w:pStyle w:val="Compact"/>
-        <w:numPr>
-          <w:ilvl w:val="0"/>
-          <w:numId w:val="1199"/>
+        <w:numPr>
+          <w:ilvl w:val="0"/>
+          <w:numId w:val="1251"/>
         </w:numPr>
       </w:pPr>
       <w:r>
@@ -7478,10 +8555,9 @@
     </w:p>
     <w:p>
       <w:pPr>
-        <w:pStyle w:val="Compact"/>
-        <w:numPr>
-          <w:ilvl w:val="0"/>
-          <w:numId w:val="1200"/>
+        <w:numPr>
+          <w:ilvl w:val="0"/>
+          <w:numId w:val="1252"/>
         </w:numPr>
       </w:pPr>
       <w:r>
@@ -7500,10 +8576,9 @@
     </w:p>
     <w:p>
       <w:pPr>
-        <w:pStyle w:val="Compact"/>
-        <w:numPr>
-          <w:ilvl w:val="0"/>
-          <w:numId w:val="1201"/>
+        <w:numPr>
+          <w:ilvl w:val="0"/>
+          <w:numId w:val="1253"/>
         </w:numPr>
       </w:pPr>
       <w:r>
@@ -7512,20 +8587,39 @@
     </w:p>
     <w:p>
       <w:pPr>
-        <w:pStyle w:val="FirstParagraph"/>
-      </w:pPr>
-      <w:r>
-        <w:rPr>
-          <w:b/>
-          <w:bCs/>
-        </w:rPr>
-        <w:t xml:space="preserve">Pass / Fail:</w:t>
-      </w:r>
-      <w:r>
-        <w:t xml:space="preserve"> </w:t>
-      </w:r>
-      <w:r>
-        <w:t xml:space="preserve">_______ Notes: _______________________________________</w:t>
+        <w:numPr>
+          <w:ilvl w:val="0"/>
+          <w:numId w:val="1254"/>
+        </w:numPr>
+      </w:pPr>
+      <w:r>
+        <w:rPr>
+          <w:b/>
+          <w:bCs/>
+        </w:rPr>
+        <w:t xml:space="preserve">Pass</w:t>
+      </w:r>
+      <w:r>
+        <w:t xml:space="preserve"> </w:t>
+      </w:r>
+      <w:r>
+        <w:t xml:space="preserve">- [ ]</w:t>
+      </w:r>
+      <w:r>
+        <w:t xml:space="preserve"> </w:t>
+      </w:r>
+      <w:r>
+        <w:rPr>
+          <w:b/>
+          <w:bCs/>
+        </w:rPr>
+        <w:t xml:space="preserve">Fail</w:t>
+      </w:r>
+      <w:r>
+        <w:t xml:space="preserve"> </w:t>
+      </w:r>
+      <w:r>
+        <w:t xml:space="preserve">Notes: _______________________________________</w:t>
       </w:r>
     </w:p>
     <w:p>
@@ -7599,10 +8693,9 @@
     </w:p>
     <w:p>
       <w:pPr>
-        <w:pStyle w:val="Compact"/>
-        <w:numPr>
-          <w:ilvl w:val="0"/>
-          <w:numId w:val="1202"/>
+        <w:numPr>
+          <w:ilvl w:val="0"/>
+          <w:numId w:val="1255"/>
         </w:numPr>
       </w:pPr>
       <w:r>
@@ -7621,10 +8714,9 @@
     </w:p>
     <w:p>
       <w:pPr>
-        <w:pStyle w:val="Compact"/>
-        <w:numPr>
-          <w:ilvl w:val="0"/>
-          <w:numId w:val="1203"/>
+        <w:numPr>
+          <w:ilvl w:val="0"/>
+          <w:numId w:val="1256"/>
         </w:numPr>
       </w:pPr>
       <w:r>
@@ -7633,20 +8725,39 @@
     </w:p>
     <w:p>
       <w:pPr>
-        <w:pStyle w:val="FirstParagraph"/>
-      </w:pPr>
-      <w:r>
-        <w:rPr>
-          <w:b/>
-          <w:bCs/>
-        </w:rPr>
-        <w:t xml:space="preserve">Pass / Fail:</w:t>
-      </w:r>
-      <w:r>
-        <w:t xml:space="preserve"> </w:t>
-      </w:r>
-      <w:r>
-        <w:t xml:space="preserve">_______ Notes: _______________________________________</w:t>
+        <w:numPr>
+          <w:ilvl w:val="0"/>
+          <w:numId w:val="1257"/>
+        </w:numPr>
+      </w:pPr>
+      <w:r>
+        <w:rPr>
+          <w:b/>
+          <w:bCs/>
+        </w:rPr>
+        <w:t xml:space="preserve">Pass</w:t>
+      </w:r>
+      <w:r>
+        <w:t xml:space="preserve"> </w:t>
+      </w:r>
+      <w:r>
+        <w:t xml:space="preserve">- [ ]</w:t>
+      </w:r>
+      <w:r>
+        <w:t xml:space="preserve"> </w:t>
+      </w:r>
+      <w:r>
+        <w:rPr>
+          <w:b/>
+          <w:bCs/>
+        </w:rPr>
+        <w:t xml:space="preserve">Fail</w:t>
+      </w:r>
+      <w:r>
+        <w:t xml:space="preserve"> </w:t>
+      </w:r>
+      <w:r>
+        <w:t xml:space="preserve">Notes: _______________________________________</w:t>
       </w:r>
     </w:p>
     <w:p>
@@ -7720,10 +8831,9 @@
     </w:p>
     <w:p>
       <w:pPr>
-        <w:pStyle w:val="Compact"/>
-        <w:numPr>
-          <w:ilvl w:val="0"/>
-          <w:numId w:val="1204"/>
+        <w:numPr>
+          <w:ilvl w:val="0"/>
+          <w:numId w:val="1258"/>
         </w:numPr>
       </w:pPr>
       <w:r>
@@ -7732,10 +8842,9 @@
     </w:p>
     <w:p>
       <w:pPr>
-        <w:pStyle w:val="Compact"/>
-        <w:numPr>
-          <w:ilvl w:val="0"/>
-          <w:numId w:val="1205"/>
+        <w:numPr>
+          <w:ilvl w:val="0"/>
+          <w:numId w:val="1259"/>
         </w:numPr>
       </w:pPr>
       <w:r>
@@ -7744,10 +8853,9 @@
     </w:p>
     <w:p>
       <w:pPr>
-        <w:pStyle w:val="Compact"/>
-        <w:numPr>
-          <w:ilvl w:val="0"/>
-          <w:numId w:val="1206"/>
+        <w:numPr>
+          <w:ilvl w:val="0"/>
+          <w:numId w:val="1260"/>
         </w:numPr>
       </w:pPr>
       <w:r>
@@ -7756,10 +8864,9 @@
     </w:p>
     <w:p>
       <w:pPr>
-        <w:pStyle w:val="Compact"/>
-        <w:numPr>
-          <w:ilvl w:val="0"/>
-          <w:numId w:val="1207"/>
+        <w:numPr>
+          <w:ilvl w:val="0"/>
+          <w:numId w:val="1261"/>
         </w:numPr>
       </w:pPr>
       <w:r>
@@ -7768,10 +8875,9 @@
     </w:p>
     <w:p>
       <w:pPr>
-        <w:pStyle w:val="Compact"/>
-        <w:numPr>
-          <w:ilvl w:val="0"/>
-          <w:numId w:val="1208"/>
+        <w:numPr>
+          <w:ilvl w:val="0"/>
+          <w:numId w:val="1262"/>
         </w:numPr>
       </w:pPr>
       <w:r>
@@ -7780,10 +8886,9 @@
     </w:p>
     <w:p>
       <w:pPr>
-        <w:pStyle w:val="Compact"/>
-        <w:numPr>
-          <w:ilvl w:val="0"/>
-          <w:numId w:val="1209"/>
+        <w:numPr>
+          <w:ilvl w:val="0"/>
+          <w:numId w:val="1263"/>
         </w:numPr>
       </w:pPr>
       <w:r>
@@ -7792,10 +8897,9 @@
     </w:p>
     <w:p>
       <w:pPr>
-        <w:pStyle w:val="Compact"/>
-        <w:numPr>
-          <w:ilvl w:val="0"/>
-          <w:numId w:val="1210"/>
+        <w:numPr>
+          <w:ilvl w:val="0"/>
+          <w:numId w:val="1264"/>
         </w:numPr>
       </w:pPr>
       <w:r>
@@ -7804,20 +8908,39 @@
     </w:p>
     <w:p>
       <w:pPr>
-        <w:pStyle w:val="FirstParagraph"/>
-      </w:pPr>
-      <w:r>
-        <w:rPr>
-          <w:b/>
-          <w:bCs/>
-        </w:rPr>
-        <w:t xml:space="preserve">Pass / Fail:</w:t>
-      </w:r>
-      <w:r>
-        <w:t xml:space="preserve"> </w:t>
-      </w:r>
-      <w:r>
-        <w:t xml:space="preserve">_______ Notes: _______________________________________</w:t>
+        <w:numPr>
+          <w:ilvl w:val="0"/>
+          <w:numId w:val="1265"/>
+        </w:numPr>
+      </w:pPr>
+      <w:r>
+        <w:rPr>
+          <w:b/>
+          <w:bCs/>
+        </w:rPr>
+        <w:t xml:space="preserve">Pass</w:t>
+      </w:r>
+      <w:r>
+        <w:t xml:space="preserve"> </w:t>
+      </w:r>
+      <w:r>
+        <w:t xml:space="preserve">- [ ]</w:t>
+      </w:r>
+      <w:r>
+        <w:t xml:space="preserve"> </w:t>
+      </w:r>
+      <w:r>
+        <w:rPr>
+          <w:b/>
+          <w:bCs/>
+        </w:rPr>
+        <w:t xml:space="preserve">Fail</w:t>
+      </w:r>
+      <w:r>
+        <w:t xml:space="preserve"> </w:t>
+      </w:r>
+      <w:r>
+        <w:t xml:space="preserve">Notes: _______________________________________</w:t>
       </w:r>
     </w:p>
     <w:p>
@@ -7907,10 +9030,9 @@
     </w:p>
     <w:p>
       <w:pPr>
-        <w:pStyle w:val="Compact"/>
-        <w:numPr>
-          <w:ilvl w:val="0"/>
-          <w:numId w:val="1211"/>
+        <w:numPr>
+          <w:ilvl w:val="0"/>
+          <w:numId w:val="1266"/>
         </w:numPr>
       </w:pPr>
       <w:r>
@@ -7919,10 +9041,9 @@
     </w:p>
     <w:p>
       <w:pPr>
-        <w:pStyle w:val="Compact"/>
-        <w:numPr>
-          <w:ilvl w:val="0"/>
-          <w:numId w:val="1212"/>
+        <w:numPr>
+          <w:ilvl w:val="0"/>
+          <w:numId w:val="1267"/>
         </w:numPr>
       </w:pPr>
       <w:r>
@@ -7931,10 +9052,9 @@
     </w:p>
     <w:p>
       <w:pPr>
-        <w:pStyle w:val="Compact"/>
-        <w:numPr>
-          <w:ilvl w:val="0"/>
-          <w:numId w:val="1213"/>
+        <w:numPr>
+          <w:ilvl w:val="0"/>
+          <w:numId w:val="1268"/>
         </w:numPr>
       </w:pPr>
       <w:r>
@@ -7959,10 +9079,9 @@
     </w:p>
     <w:p>
       <w:pPr>
-        <w:pStyle w:val="Compact"/>
-        <w:numPr>
-          <w:ilvl w:val="0"/>
-          <w:numId w:val="1214"/>
+        <w:numPr>
+          <w:ilvl w:val="0"/>
+          <w:numId w:val="1269"/>
         </w:numPr>
       </w:pPr>
       <w:r>
@@ -7987,10 +9106,9 @@
     </w:p>
     <w:p>
       <w:pPr>
-        <w:pStyle w:val="Compact"/>
-        <w:numPr>
-          <w:ilvl w:val="0"/>
-          <w:numId w:val="1215"/>
+        <w:numPr>
+          <w:ilvl w:val="0"/>
+          <w:numId w:val="1270"/>
         </w:numPr>
       </w:pPr>
       <w:r>
@@ -7999,10 +9117,9 @@
     </w:p>
     <w:p>
       <w:pPr>
-        <w:pStyle w:val="Compact"/>
-        <w:numPr>
-          <w:ilvl w:val="0"/>
-          <w:numId w:val="1216"/>
+        <w:numPr>
+          <w:ilvl w:val="0"/>
+          <w:numId w:val="1271"/>
         </w:numPr>
       </w:pPr>
       <w:r>
@@ -8011,20 +9128,39 @@
     </w:p>
     <w:p>
       <w:pPr>
-        <w:pStyle w:val="FirstParagraph"/>
-      </w:pPr>
-      <w:r>
-        <w:rPr>
-          <w:b/>
-          <w:bCs/>
-        </w:rPr>
-        <w:t xml:space="preserve">Pass / Fail:</w:t>
-      </w:r>
-      <w:r>
-        <w:t xml:space="preserve"> </w:t>
-      </w:r>
-      <w:r>
-        <w:t xml:space="preserve">_______ Notes: _______________________________________</w:t>
+        <w:numPr>
+          <w:ilvl w:val="0"/>
+          <w:numId w:val="1272"/>
+        </w:numPr>
+      </w:pPr>
+      <w:r>
+        <w:rPr>
+          <w:b/>
+          <w:bCs/>
+        </w:rPr>
+        <w:t xml:space="preserve">Pass</w:t>
+      </w:r>
+      <w:r>
+        <w:t xml:space="preserve"> </w:t>
+      </w:r>
+      <w:r>
+        <w:t xml:space="preserve">- [ ]</w:t>
+      </w:r>
+      <w:r>
+        <w:t xml:space="preserve"> </w:t>
+      </w:r>
+      <w:r>
+        <w:rPr>
+          <w:b/>
+          <w:bCs/>
+        </w:rPr>
+        <w:t xml:space="preserve">Fail</w:t>
+      </w:r>
+      <w:r>
+        <w:t xml:space="preserve"> </w:t>
+      </w:r>
+      <w:r>
+        <w:t xml:space="preserve">Notes: _______________________________________</w:t>
       </w:r>
     </w:p>
     <w:p>
@@ -8108,10 +9244,9 @@
     </w:p>
     <w:p>
       <w:pPr>
-        <w:pStyle w:val="Compact"/>
-        <w:numPr>
-          <w:ilvl w:val="0"/>
-          <w:numId w:val="1217"/>
+        <w:numPr>
+          <w:ilvl w:val="0"/>
+          <w:numId w:val="1273"/>
         </w:numPr>
       </w:pPr>
       <w:r>
@@ -8120,10 +9255,9 @@
     </w:p>
     <w:p>
       <w:pPr>
-        <w:pStyle w:val="Compact"/>
-        <w:numPr>
-          <w:ilvl w:val="0"/>
-          <w:numId w:val="1218"/>
+        <w:numPr>
+          <w:ilvl w:val="0"/>
+          <w:numId w:val="1274"/>
         </w:numPr>
       </w:pPr>
       <w:r>
@@ -8132,10 +9266,9 @@
     </w:p>
     <w:p>
       <w:pPr>
-        <w:pStyle w:val="Compact"/>
-        <w:numPr>
-          <w:ilvl w:val="0"/>
-          <w:numId w:val="1219"/>
+        <w:numPr>
+          <w:ilvl w:val="0"/>
+          <w:numId w:val="1275"/>
         </w:numPr>
       </w:pPr>
       <w:r>
@@ -8144,10 +9277,9 @@
     </w:p>
     <w:p>
       <w:pPr>
-        <w:pStyle w:val="Compact"/>
-        <w:numPr>
-          <w:ilvl w:val="0"/>
-          <w:numId w:val="1220"/>
+        <w:numPr>
+          <w:ilvl w:val="0"/>
+          <w:numId w:val="1276"/>
         </w:numPr>
       </w:pPr>
       <w:r>
@@ -8168,20 +9300,39 @@
     </w:p>
     <w:p>
       <w:pPr>
-        <w:pStyle w:val="FirstParagraph"/>
-      </w:pPr>
-      <w:r>
-        <w:rPr>
-          <w:b/>
-          <w:bCs/>
-        </w:rPr>
-        <w:t xml:space="preserve">Pass / Fail:</w:t>
-      </w:r>
-      <w:r>
-        <w:t xml:space="preserve"> </w:t>
-      </w:r>
-      <w:r>
-        <w:t xml:space="preserve">_______ Notes: _______________________________________</w:t>
+        <w:numPr>
+          <w:ilvl w:val="0"/>
+          <w:numId w:val="1277"/>
+        </w:numPr>
+      </w:pPr>
+      <w:r>
+        <w:rPr>
+          <w:b/>
+          <w:bCs/>
+        </w:rPr>
+        <w:t xml:space="preserve">Pass</w:t>
+      </w:r>
+      <w:r>
+        <w:t xml:space="preserve"> </w:t>
+      </w:r>
+      <w:r>
+        <w:t xml:space="preserve">- [ ]</w:t>
+      </w:r>
+      <w:r>
+        <w:t xml:space="preserve"> </w:t>
+      </w:r>
+      <w:r>
+        <w:rPr>
+          <w:b/>
+          <w:bCs/>
+        </w:rPr>
+        <w:t xml:space="preserve">Fail</w:t>
+      </w:r>
+      <w:r>
+        <w:t xml:space="preserve"> </w:t>
+      </w:r>
+      <w:r>
+        <w:t xml:space="preserve">Notes: _______________________________________</w:t>
       </w:r>
     </w:p>
     <w:p>
@@ -8282,10 +9433,9 @@
     </w:p>
     <w:p>
       <w:pPr>
-        <w:pStyle w:val="Compact"/>
-        <w:numPr>
-          <w:ilvl w:val="0"/>
-          <w:numId w:val="1221"/>
+        <w:numPr>
+          <w:ilvl w:val="0"/>
+          <w:numId w:val="1278"/>
         </w:numPr>
       </w:pPr>
       <w:r>
@@ -8309,10 +9459,9 @@
     </w:p>
     <w:p>
       <w:pPr>
-        <w:pStyle w:val="Compact"/>
-        <w:numPr>
-          <w:ilvl w:val="0"/>
-          <w:numId w:val="1222"/>
+        <w:numPr>
+          <w:ilvl w:val="0"/>
+          <w:numId w:val="1279"/>
         </w:numPr>
       </w:pPr>
       <w:r>
@@ -8321,10 +9470,9 @@
     </w:p>
     <w:p>
       <w:pPr>
-        <w:pStyle w:val="Compact"/>
-        <w:numPr>
-          <w:ilvl w:val="0"/>
-          <w:numId w:val="1223"/>
+        <w:numPr>
+          <w:ilvl w:val="0"/>
+          <w:numId w:val="1280"/>
         </w:numPr>
       </w:pPr>
       <w:r>
@@ -8333,10 +9481,9 @@
     </w:p>
     <w:p>
       <w:pPr>
-        <w:pStyle w:val="Compact"/>
-        <w:numPr>
-          <w:ilvl w:val="0"/>
-          <w:numId w:val="1224"/>
+        <w:numPr>
+          <w:ilvl w:val="0"/>
+          <w:numId w:val="1281"/>
         </w:numPr>
       </w:pPr>
       <w:r>
@@ -8345,20 +9492,39 @@
     </w:p>
     <w:p>
       <w:pPr>
-        <w:pStyle w:val="FirstParagraph"/>
-      </w:pPr>
-      <w:r>
-        <w:rPr>
-          <w:b/>
-          <w:bCs/>
-        </w:rPr>
-        <w:t xml:space="preserve">Pass / Fail:</w:t>
-      </w:r>
-      <w:r>
-        <w:t xml:space="preserve"> </w:t>
-      </w:r>
-      <w:r>
-        <w:t xml:space="preserve">_______ Notes: _______________________________________</w:t>
+        <w:numPr>
+          <w:ilvl w:val="0"/>
+          <w:numId w:val="1282"/>
+        </w:numPr>
+      </w:pPr>
+      <w:r>
+        <w:rPr>
+          <w:b/>
+          <w:bCs/>
+        </w:rPr>
+        <w:t xml:space="preserve">Pass</w:t>
+      </w:r>
+      <w:r>
+        <w:t xml:space="preserve"> </w:t>
+      </w:r>
+      <w:r>
+        <w:t xml:space="preserve">- [ ]</w:t>
+      </w:r>
+      <w:r>
+        <w:t xml:space="preserve"> </w:t>
+      </w:r>
+      <w:r>
+        <w:rPr>
+          <w:b/>
+          <w:bCs/>
+        </w:rPr>
+        <w:t xml:space="preserve">Fail</w:t>
+      </w:r>
+      <w:r>
+        <w:t xml:space="preserve"> </w:t>
+      </w:r>
+      <w:r>
+        <w:t xml:space="preserve">Notes: _______________________________________</w:t>
       </w:r>
     </w:p>
     <w:p>
@@ -8432,10 +9598,9 @@
     </w:p>
     <w:p>
       <w:pPr>
-        <w:pStyle w:val="Compact"/>
-        <w:numPr>
-          <w:ilvl w:val="0"/>
-          <w:numId w:val="1225"/>
+        <w:numPr>
+          <w:ilvl w:val="0"/>
+          <w:numId w:val="1283"/>
         </w:numPr>
       </w:pPr>
       <w:r>
@@ -8454,10 +9619,9 @@
     </w:p>
     <w:p>
       <w:pPr>
-        <w:pStyle w:val="Compact"/>
-        <w:numPr>
-          <w:ilvl w:val="0"/>
-          <w:numId w:val="1226"/>
+        <w:numPr>
+          <w:ilvl w:val="0"/>
+          <w:numId w:val="1284"/>
         </w:numPr>
       </w:pPr>
       <w:r>
@@ -8466,10 +9630,9 @@
     </w:p>
     <w:p>
       <w:pPr>
-        <w:pStyle w:val="Compact"/>
-        <w:numPr>
-          <w:ilvl w:val="0"/>
-          <w:numId w:val="1227"/>
+        <w:numPr>
+          <w:ilvl w:val="0"/>
+          <w:numId w:val="1285"/>
         </w:numPr>
       </w:pPr>
       <w:r>
@@ -8488,10 +9651,9 @@
     </w:p>
     <w:p>
       <w:pPr>
-        <w:pStyle w:val="Compact"/>
-        <w:numPr>
-          <w:ilvl w:val="0"/>
-          <w:numId w:val="1228"/>
+        <w:numPr>
+          <w:ilvl w:val="0"/>
+          <w:numId w:val="1286"/>
         </w:numPr>
       </w:pPr>
       <w:r>
@@ -8500,10 +9662,9 @@
     </w:p>
     <w:p>
       <w:pPr>
-        <w:pStyle w:val="Compact"/>
-        <w:numPr>
-          <w:ilvl w:val="0"/>
-          <w:numId w:val="1229"/>
+        <w:numPr>
+          <w:ilvl w:val="0"/>
+          <w:numId w:val="1287"/>
         </w:numPr>
       </w:pPr>
       <w:r>
@@ -8512,20 +9673,39 @@
     </w:p>
     <w:p>
       <w:pPr>
-        <w:pStyle w:val="FirstParagraph"/>
-      </w:pPr>
-      <w:r>
-        <w:rPr>
-          <w:b/>
-          <w:bCs/>
-        </w:rPr>
-        <w:t xml:space="preserve">Pass / Fail:</w:t>
-      </w:r>
-      <w:r>
-        <w:t xml:space="preserve"> </w:t>
-      </w:r>
-      <w:r>
-        <w:t xml:space="preserve">_______ Notes: _______________________________________</w:t>
+        <w:numPr>
+          <w:ilvl w:val="0"/>
+          <w:numId w:val="1288"/>
+        </w:numPr>
+      </w:pPr>
+      <w:r>
+        <w:rPr>
+          <w:b/>
+          <w:bCs/>
+        </w:rPr>
+        <w:t xml:space="preserve">Pass</w:t>
+      </w:r>
+      <w:r>
+        <w:t xml:space="preserve"> </w:t>
+      </w:r>
+      <w:r>
+        <w:t xml:space="preserve">- [ ]</w:t>
+      </w:r>
+      <w:r>
+        <w:t xml:space="preserve"> </w:t>
+      </w:r>
+      <w:r>
+        <w:rPr>
+          <w:b/>
+          <w:bCs/>
+        </w:rPr>
+        <w:t xml:space="preserve">Fail</w:t>
+      </w:r>
+      <w:r>
+        <w:t xml:space="preserve"> </w:t>
+      </w:r>
+      <w:r>
+        <w:t xml:space="preserve">Notes: _______________________________________</w:t>
       </w:r>
     </w:p>
     <w:p>
@@ -8599,10 +9779,9 @@
     </w:p>
     <w:p>
       <w:pPr>
-        <w:pStyle w:val="Compact"/>
-        <w:numPr>
-          <w:ilvl w:val="0"/>
-          <w:numId w:val="1230"/>
+        <w:numPr>
+          <w:ilvl w:val="0"/>
+          <w:numId w:val="1289"/>
         </w:numPr>
       </w:pPr>
       <w:r>
@@ -8611,10 +9790,9 @@
     </w:p>
     <w:p>
       <w:pPr>
-        <w:pStyle w:val="Compact"/>
-        <w:numPr>
-          <w:ilvl w:val="0"/>
-          <w:numId w:val="1231"/>
+        <w:numPr>
+          <w:ilvl w:val="0"/>
+          <w:numId w:val="1290"/>
         </w:numPr>
       </w:pPr>
       <w:r>
@@ -8633,10 +9811,9 @@
     </w:p>
     <w:p>
       <w:pPr>
-        <w:pStyle w:val="Compact"/>
-        <w:numPr>
-          <w:ilvl w:val="0"/>
-          <w:numId w:val="1232"/>
+        <w:numPr>
+          <w:ilvl w:val="0"/>
+          <w:numId w:val="1291"/>
         </w:numPr>
       </w:pPr>
       <w:r>
@@ -8645,10 +9822,9 @@
     </w:p>
     <w:p>
       <w:pPr>
-        <w:pStyle w:val="Compact"/>
-        <w:numPr>
-          <w:ilvl w:val="0"/>
-          <w:numId w:val="1233"/>
+        <w:numPr>
+          <w:ilvl w:val="0"/>
+          <w:numId w:val="1292"/>
         </w:numPr>
       </w:pPr>
       <w:r>
@@ -8667,10 +9843,9 @@
     </w:p>
     <w:p>
       <w:pPr>
-        <w:pStyle w:val="Compact"/>
-        <w:numPr>
-          <w:ilvl w:val="0"/>
-          <w:numId w:val="1234"/>
+        <w:numPr>
+          <w:ilvl w:val="0"/>
+          <w:numId w:val="1293"/>
         </w:numPr>
       </w:pPr>
       <w:r>
@@ -8679,10 +9854,9 @@
     </w:p>
     <w:p>
       <w:pPr>
-        <w:pStyle w:val="Compact"/>
-        <w:numPr>
-          <w:ilvl w:val="0"/>
-          <w:numId w:val="1235"/>
+        <w:numPr>
+          <w:ilvl w:val="0"/>
+          <w:numId w:val="1294"/>
         </w:numPr>
       </w:pPr>
       <w:r>
@@ -8691,10 +9865,9 @@
     </w:p>
     <w:p>
       <w:pPr>
-        <w:pStyle w:val="Compact"/>
-        <w:numPr>
-          <w:ilvl w:val="0"/>
-          <w:numId w:val="1236"/>
+        <w:numPr>
+          <w:ilvl w:val="0"/>
+          <w:numId w:val="1295"/>
         </w:numPr>
       </w:pPr>
       <w:r>
@@ -8703,20 +9876,39 @@
     </w:p>
     <w:p>
       <w:pPr>
-        <w:pStyle w:val="FirstParagraph"/>
-      </w:pPr>
-      <w:r>
-        <w:rPr>
-          <w:b/>
-          <w:bCs/>
-        </w:rPr>
-        <w:t xml:space="preserve">Pass / Fail:</w:t>
-      </w:r>
-      <w:r>
-        <w:t xml:space="preserve"> </w:t>
-      </w:r>
-      <w:r>
-        <w:t xml:space="preserve">_______ Notes: _______________________________________</w:t>
+        <w:numPr>
+          <w:ilvl w:val="0"/>
+          <w:numId w:val="1296"/>
+        </w:numPr>
+      </w:pPr>
+      <w:r>
+        <w:rPr>
+          <w:b/>
+          <w:bCs/>
+        </w:rPr>
+        <w:t xml:space="preserve">Pass</w:t>
+      </w:r>
+      <w:r>
+        <w:t xml:space="preserve"> </w:t>
+      </w:r>
+      <w:r>
+        <w:t xml:space="preserve">- [ ]</w:t>
+      </w:r>
+      <w:r>
+        <w:t xml:space="preserve"> </w:t>
+      </w:r>
+      <w:r>
+        <w:rPr>
+          <w:b/>
+          <w:bCs/>
+        </w:rPr>
+        <w:t xml:space="preserve">Fail</w:t>
+      </w:r>
+      <w:r>
+        <w:t xml:space="preserve"> </w:t>
+      </w:r>
+      <w:r>
+        <w:t xml:space="preserve">Notes: _______________________________________</w:t>
       </w:r>
     </w:p>
     <w:p>
@@ -8790,10 +9982,9 @@
     </w:p>
     <w:p>
       <w:pPr>
-        <w:pStyle w:val="Compact"/>
-        <w:numPr>
-          <w:ilvl w:val="0"/>
-          <w:numId w:val="1237"/>
+        <w:numPr>
+          <w:ilvl w:val="0"/>
+          <w:numId w:val="1297"/>
         </w:numPr>
       </w:pPr>
       <w:r>
@@ -8815,10 +10006,9 @@
     </w:p>
     <w:p>
       <w:pPr>
-        <w:pStyle w:val="Compact"/>
-        <w:numPr>
-          <w:ilvl w:val="0"/>
-          <w:numId w:val="1238"/>
+        <w:numPr>
+          <w:ilvl w:val="0"/>
+          <w:numId w:val="1298"/>
         </w:numPr>
       </w:pPr>
       <w:r>
@@ -8827,10 +10017,9 @@
     </w:p>
     <w:p>
       <w:pPr>
-        <w:pStyle w:val="Compact"/>
-        <w:numPr>
-          <w:ilvl w:val="0"/>
-          <w:numId w:val="1239"/>
+        <w:numPr>
+          <w:ilvl w:val="0"/>
+          <w:numId w:val="1299"/>
         </w:numPr>
       </w:pPr>
       <w:r>
@@ -8839,10 +10028,9 @@
     </w:p>
     <w:p>
       <w:pPr>
-        <w:pStyle w:val="Compact"/>
-        <w:numPr>
-          <w:ilvl w:val="0"/>
-          <w:numId w:val="1240"/>
+        <w:numPr>
+          <w:ilvl w:val="0"/>
+          <w:numId w:val="1300"/>
         </w:numPr>
       </w:pPr>
       <w:r>
@@ -8851,10 +10039,9 @@
     </w:p>
     <w:p>
       <w:pPr>
-        <w:pStyle w:val="Compact"/>
-        <w:numPr>
-          <w:ilvl w:val="0"/>
-          <w:numId w:val="1241"/>
+        <w:numPr>
+          <w:ilvl w:val="0"/>
+          <w:numId w:val="1301"/>
         </w:numPr>
       </w:pPr>
       <w:r>
@@ -8863,10 +10050,9 @@
     </w:p>
     <w:p>
       <w:pPr>
-        <w:pStyle w:val="Compact"/>
-        <w:numPr>
-          <w:ilvl w:val="0"/>
-          <w:numId w:val="1242"/>
+        <w:numPr>
+          <w:ilvl w:val="0"/>
+          <w:numId w:val="1302"/>
         </w:numPr>
       </w:pPr>
       <w:r>
@@ -8875,10 +10061,9 @@
     </w:p>
     <w:p>
       <w:pPr>
-        <w:pStyle w:val="Compact"/>
-        <w:numPr>
-          <w:ilvl w:val="0"/>
-          <w:numId w:val="1243"/>
+        <w:numPr>
+          <w:ilvl w:val="0"/>
+          <w:numId w:val="1303"/>
         </w:numPr>
       </w:pPr>
       <w:r>
@@ -8887,20 +10072,39 @@
     </w:p>
     <w:p>
       <w:pPr>
-        <w:pStyle w:val="FirstParagraph"/>
-      </w:pPr>
-      <w:r>
-        <w:rPr>
-          <w:b/>
-          <w:bCs/>
-        </w:rPr>
-        <w:t xml:space="preserve">Pass / Fail:</w:t>
-      </w:r>
-      <w:r>
-        <w:t xml:space="preserve"> </w:t>
-      </w:r>
-      <w:r>
-        <w:t xml:space="preserve">_______ Notes: _______________________________________</w:t>
+        <w:numPr>
+          <w:ilvl w:val="0"/>
+          <w:numId w:val="1304"/>
+        </w:numPr>
+      </w:pPr>
+      <w:r>
+        <w:rPr>
+          <w:b/>
+          <w:bCs/>
+        </w:rPr>
+        <w:t xml:space="preserve">Pass</w:t>
+      </w:r>
+      <w:r>
+        <w:t xml:space="preserve"> </w:t>
+      </w:r>
+      <w:r>
+        <w:t xml:space="preserve">- [ ]</w:t>
+      </w:r>
+      <w:r>
+        <w:t xml:space="preserve"> </w:t>
+      </w:r>
+      <w:r>
+        <w:rPr>
+          <w:b/>
+          <w:bCs/>
+        </w:rPr>
+        <w:t xml:space="preserve">Fail</w:t>
+      </w:r>
+      <w:r>
+        <w:t xml:space="preserve"> </w:t>
+      </w:r>
+      <w:r>
+        <w:t xml:space="preserve">Notes: _______________________________________</w:t>
       </w:r>
     </w:p>
     <w:p>
@@ -8974,10 +10178,9 @@
     </w:p>
     <w:p>
       <w:pPr>
-        <w:pStyle w:val="Compact"/>
-        <w:numPr>
-          <w:ilvl w:val="0"/>
-          <w:numId w:val="1244"/>
+        <w:numPr>
+          <w:ilvl w:val="0"/>
+          <w:numId w:val="1305"/>
         </w:numPr>
       </w:pPr>
       <w:r>
@@ -8986,10 +10189,9 @@
     </w:p>
     <w:p>
       <w:pPr>
-        <w:pStyle w:val="Compact"/>
-        <w:numPr>
-          <w:ilvl w:val="0"/>
-          <w:numId w:val="1245"/>
+        <w:numPr>
+          <w:ilvl w:val="0"/>
+          <w:numId w:val="1306"/>
         </w:numPr>
       </w:pPr>
       <w:r>
@@ -9014,10 +10216,9 @@
     </w:p>
     <w:p>
       <w:pPr>
-        <w:pStyle w:val="Compact"/>
-        <w:numPr>
-          <w:ilvl w:val="0"/>
-          <w:numId w:val="1246"/>
+        <w:numPr>
+          <w:ilvl w:val="0"/>
+          <w:numId w:val="1307"/>
         </w:numPr>
       </w:pPr>
       <w:r>
@@ -9026,10 +10227,9 @@
     </w:p>
     <w:p>
       <w:pPr>
-        <w:pStyle w:val="Compact"/>
-        <w:numPr>
-          <w:ilvl w:val="0"/>
-          <w:numId w:val="1247"/>
+        <w:numPr>
+          <w:ilvl w:val="0"/>
+          <w:numId w:val="1308"/>
         </w:numPr>
       </w:pPr>
       <w:r>
@@ -9038,10 +10238,9 @@
     </w:p>
     <w:p>
       <w:pPr>
-        <w:pStyle w:val="Compact"/>
-        <w:numPr>
-          <w:ilvl w:val="0"/>
-          <w:numId w:val="1248"/>
+        <w:numPr>
+          <w:ilvl w:val="0"/>
+          <w:numId w:val="1309"/>
         </w:numPr>
       </w:pPr>
       <w:r>
@@ -9050,10 +10249,9 @@
     </w:p>
     <w:p>
       <w:pPr>
-        <w:pStyle w:val="Compact"/>
-        <w:numPr>
-          <w:ilvl w:val="0"/>
-          <w:numId w:val="1249"/>
+        <w:numPr>
+          <w:ilvl w:val="0"/>
+          <w:numId w:val="1310"/>
         </w:numPr>
       </w:pPr>
       <w:r>
@@ -9062,20 +10260,39 @@
     </w:p>
     <w:p>
       <w:pPr>
-        <w:pStyle w:val="FirstParagraph"/>
-      </w:pPr>
-      <w:r>
-        <w:rPr>
-          <w:b/>
-          <w:bCs/>
-        </w:rPr>
-        <w:t xml:space="preserve">Pass / Fail:</w:t>
-      </w:r>
-      <w:r>
-        <w:t xml:space="preserve"> </w:t>
-      </w:r>
-      <w:r>
-        <w:t xml:space="preserve">_______ Notes: _______________________________________</w:t>
+        <w:numPr>
+          <w:ilvl w:val="0"/>
+          <w:numId w:val="1311"/>
+        </w:numPr>
+      </w:pPr>
+      <w:r>
+        <w:rPr>
+          <w:b/>
+          <w:bCs/>
+        </w:rPr>
+        <w:t xml:space="preserve">Pass</w:t>
+      </w:r>
+      <w:r>
+        <w:t xml:space="preserve"> </w:t>
+      </w:r>
+      <w:r>
+        <w:t xml:space="preserve">- [ ]</w:t>
+      </w:r>
+      <w:r>
+        <w:t xml:space="preserve"> </w:t>
+      </w:r>
+      <w:r>
+        <w:rPr>
+          <w:b/>
+          <w:bCs/>
+        </w:rPr>
+        <w:t xml:space="preserve">Fail</w:t>
+      </w:r>
+      <w:r>
+        <w:t xml:space="preserve"> </w:t>
+      </w:r>
+      <w:r>
+        <w:t xml:space="preserve">Notes: _______________________________________</w:t>
       </w:r>
     </w:p>
     <w:p>
@@ -10628,6 +11845,192 @@
     <w:abstractNumId w:val="992"/>
   </w:num>
   <w:num w:numId="1249">
+    <w:abstractNumId w:val="992"/>
+  </w:num>
+  <w:num w:numId="1250">
+    <w:abstractNumId w:val="992"/>
+  </w:num>
+  <w:num w:numId="1251">
+    <w:abstractNumId w:val="992"/>
+  </w:num>
+  <w:num w:numId="1252">
+    <w:abstractNumId w:val="992"/>
+  </w:num>
+  <w:num w:numId="1253">
+    <w:abstractNumId w:val="992"/>
+  </w:num>
+  <w:num w:numId="1254">
+    <w:abstractNumId w:val="992"/>
+  </w:num>
+  <w:num w:numId="1255">
+    <w:abstractNumId w:val="992"/>
+  </w:num>
+  <w:num w:numId="1256">
+    <w:abstractNumId w:val="992"/>
+  </w:num>
+  <w:num w:numId="1257">
+    <w:abstractNumId w:val="992"/>
+  </w:num>
+  <w:num w:numId="1258">
+    <w:abstractNumId w:val="992"/>
+  </w:num>
+  <w:num w:numId="1259">
+    <w:abstractNumId w:val="992"/>
+  </w:num>
+  <w:num w:numId="1260">
+    <w:abstractNumId w:val="992"/>
+  </w:num>
+  <w:num w:numId="1261">
+    <w:abstractNumId w:val="992"/>
+  </w:num>
+  <w:num w:numId="1262">
+    <w:abstractNumId w:val="992"/>
+  </w:num>
+  <w:num w:numId="1263">
+    <w:abstractNumId w:val="992"/>
+  </w:num>
+  <w:num w:numId="1264">
+    <w:abstractNumId w:val="992"/>
+  </w:num>
+  <w:num w:numId="1265">
+    <w:abstractNumId w:val="992"/>
+  </w:num>
+  <w:num w:numId="1266">
+    <w:abstractNumId w:val="992"/>
+  </w:num>
+  <w:num w:numId="1267">
+    <w:abstractNumId w:val="992"/>
+  </w:num>
+  <w:num w:numId="1268">
+    <w:abstractNumId w:val="992"/>
+  </w:num>
+  <w:num w:numId="1269">
+    <w:abstractNumId w:val="992"/>
+  </w:num>
+  <w:num w:numId="1270">
+    <w:abstractNumId w:val="992"/>
+  </w:num>
+  <w:num w:numId="1271">
+    <w:abstractNumId w:val="992"/>
+  </w:num>
+  <w:num w:numId="1272">
+    <w:abstractNumId w:val="992"/>
+  </w:num>
+  <w:num w:numId="1273">
+    <w:abstractNumId w:val="992"/>
+  </w:num>
+  <w:num w:numId="1274">
+    <w:abstractNumId w:val="992"/>
+  </w:num>
+  <w:num w:numId="1275">
+    <w:abstractNumId w:val="992"/>
+  </w:num>
+  <w:num w:numId="1276">
+    <w:abstractNumId w:val="992"/>
+  </w:num>
+  <w:num w:numId="1277">
+    <w:abstractNumId w:val="992"/>
+  </w:num>
+  <w:num w:numId="1278">
+    <w:abstractNumId w:val="992"/>
+  </w:num>
+  <w:num w:numId="1279">
+    <w:abstractNumId w:val="992"/>
+  </w:num>
+  <w:num w:numId="1280">
+    <w:abstractNumId w:val="992"/>
+  </w:num>
+  <w:num w:numId="1281">
+    <w:abstractNumId w:val="992"/>
+  </w:num>
+  <w:num w:numId="1282">
+    <w:abstractNumId w:val="992"/>
+  </w:num>
+  <w:num w:numId="1283">
+    <w:abstractNumId w:val="992"/>
+  </w:num>
+  <w:num w:numId="1284">
+    <w:abstractNumId w:val="992"/>
+  </w:num>
+  <w:num w:numId="1285">
+    <w:abstractNumId w:val="992"/>
+  </w:num>
+  <w:num w:numId="1286">
+    <w:abstractNumId w:val="992"/>
+  </w:num>
+  <w:num w:numId="1287">
+    <w:abstractNumId w:val="992"/>
+  </w:num>
+  <w:num w:numId="1288">
+    <w:abstractNumId w:val="992"/>
+  </w:num>
+  <w:num w:numId="1289">
+    <w:abstractNumId w:val="992"/>
+  </w:num>
+  <w:num w:numId="1290">
+    <w:abstractNumId w:val="992"/>
+  </w:num>
+  <w:num w:numId="1291">
+    <w:abstractNumId w:val="992"/>
+  </w:num>
+  <w:num w:numId="1292">
+    <w:abstractNumId w:val="992"/>
+  </w:num>
+  <w:num w:numId="1293">
+    <w:abstractNumId w:val="992"/>
+  </w:num>
+  <w:num w:numId="1294">
+    <w:abstractNumId w:val="992"/>
+  </w:num>
+  <w:num w:numId="1295">
+    <w:abstractNumId w:val="992"/>
+  </w:num>
+  <w:num w:numId="1296">
+    <w:abstractNumId w:val="992"/>
+  </w:num>
+  <w:num w:numId="1297">
+    <w:abstractNumId w:val="992"/>
+  </w:num>
+  <w:num w:numId="1298">
+    <w:abstractNumId w:val="992"/>
+  </w:num>
+  <w:num w:numId="1299">
+    <w:abstractNumId w:val="992"/>
+  </w:num>
+  <w:num w:numId="1300">
+    <w:abstractNumId w:val="992"/>
+  </w:num>
+  <w:num w:numId="1301">
+    <w:abstractNumId w:val="992"/>
+  </w:num>
+  <w:num w:numId="1302">
+    <w:abstractNumId w:val="992"/>
+  </w:num>
+  <w:num w:numId="1303">
+    <w:abstractNumId w:val="992"/>
+  </w:num>
+  <w:num w:numId="1304">
+    <w:abstractNumId w:val="992"/>
+  </w:num>
+  <w:num w:numId="1305">
+    <w:abstractNumId w:val="992"/>
+  </w:num>
+  <w:num w:numId="1306">
+    <w:abstractNumId w:val="992"/>
+  </w:num>
+  <w:num w:numId="1307">
+    <w:abstractNumId w:val="992"/>
+  </w:num>
+  <w:num w:numId="1308">
+    <w:abstractNumId w:val="992"/>
+  </w:num>
+  <w:num w:numId="1309">
+    <w:abstractNumId w:val="992"/>
+  </w:num>
+  <w:num w:numId="1310">
+    <w:abstractNumId w:val="992"/>
+  </w:num>
+  <w:num w:numId="1311">
     <w:abstractNumId w:val="992"/>
   </w:num>
 </w:numbering>

--- a/Tests/ManualTestChecklist.docx
+++ b/Tests/ManualTestChecklist.docx
@@ -5261,7 +5261,7 @@
         <w:t xml:space="preserve"> </w:t>
       </w:r>
       <w:r>
-        <w:t xml:space="preserve">App with a visible peak at a known frequency (e.g. 500 Hz).</w:t>
+        <w:t xml:space="preserve">App with a visible peak at a known frequency (e.g. 200 Hz).</w:t>
       </w:r>
     </w:p>
     <w:p>
@@ -5272,7 +5272,7 @@
         </w:numPr>
       </w:pPr>
       <w:r>
-        <w:t xml:space="preserve">Position the cursor exactly over the 500 Hz peak</w:t>
+        <w:t xml:space="preserve">Position the cursor exactly over the 200 Hz peak</w:t>
       </w:r>
     </w:p>
     <w:p>
@@ -5310,7 +5310,7 @@
         </w:numPr>
       </w:pPr>
       <w:r>
-        <w:t xml:space="preserve">Verify the 500 Hz peak remains under the cursor as the axes zoom in</w:t>
+        <w:t xml:space="preserve">Verify the 200 Hz peak remains under the cursor as the axes zoom in</w:t>
       </w:r>
     </w:p>
     <w:p>
@@ -5358,13 +5358,13 @@
       </w:r>
     </w:p>
     <w:bookmarkEnd w:id="41"/>
-    <w:bookmarkStart w:id="42" w:name="c18-double-tap-resets-axes"/>
+    <w:bookmarkStart w:id="42" w:name="X4dfa7b4ef895023cb4f1e5b3751154ceced1ceb"/>
     <w:p>
       <w:pPr>
         <w:pStyle w:val="Heading3"/>
       </w:pPr>
       <w:r>
-        <w:t xml:space="preserve">C18 — Double-tap resets axes</w:t>
+        <w:t xml:space="preserve">C18 — Reset axes to defaults (macOS/iOS/iPadOS)</w:t>
       </w:r>
     </w:p>
     <w:p>
@@ -5382,7 +5382,7 @@
         <w:t xml:space="preserve"> </w:t>
       </w:r>
       <w:r>
-        <w:t xml:space="preserve">iOS · iPadOS</w:t>
+        <w:t xml:space="preserve">macOS · iOS · iPadOS</w:t>
       </w:r>
       <w:r>
         <w:t xml:space="preserve"> </w:t>
@@ -5421,31 +5421,106 @@
     </w:p>
     <w:p>
       <w:pPr>
+        <w:pStyle w:val="BodyText"/>
+      </w:pPr>
+      <w:r>
+        <w:rPr>
+          <w:b/>
+          <w:bCs/>
+        </w:rPr>
+        <w:t xml:space="preserve">macOS:</w:t>
+      </w:r>
+      <w:r>
+        <w:t xml:space="preserve"> </w:t>
+      </w:r>
+      <w:r>
+        <w:t xml:space="preserve">- [ ] Right-click the chart area to open the context menu</w:t>
+      </w:r>
+      <w:r>
+        <w:t xml:space="preserve"> </w:t>
+      </w:r>
+      <w:r>
+        <w:t xml:space="preserve">- [ ] Select</w:t>
+      </w:r>
+      <w:r>
+        <w:t xml:space="preserve"> </w:t>
+      </w:r>
+      <w:r>
+        <w:rPr>
+          <w:b/>
+          <w:bCs/>
+        </w:rPr>
+        <w:t xml:space="preserve">Reset Axes to Defaults</w:t>
+      </w:r>
+      <w:r>
+        <w:t xml:space="preserve"> </w:t>
+      </w:r>
+      <w:r>
+        <w:t xml:space="preserve">- [ ] Verify both axes return to the saved default values (as stored in Settings)</w:t>
+      </w:r>
+    </w:p>
+    <w:p>
+      <w:pPr>
+        <w:pStyle w:val="BodyText"/>
+      </w:pPr>
+      <w:r>
+        <w:rPr>
+          <w:b/>
+          <w:bCs/>
+        </w:rPr>
+        <w:t xml:space="preserve">iOS/iPadOS:</w:t>
+      </w:r>
+      <w:r>
+        <w:t xml:space="preserve"> </w:t>
+      </w:r>
+      <w:r>
+        <w:t xml:space="preserve">- [ ] Tap the</w:t>
+      </w:r>
+      <w:r>
+        <w:t xml:space="preserve"> </w:t>
+      </w:r>
+      <w:r>
+        <w:rPr>
+          <w:b/>
+          <w:bCs/>
+        </w:rPr>
+        <w:t xml:space="preserve">info icon</w:t>
+      </w:r>
+      <w:r>
+        <w:t xml:space="preserve"> </w:t>
+      </w:r>
+      <w:r>
+        <w:t xml:space="preserve">on the chart</w:t>
+      </w:r>
+      <w:r>
+        <w:t xml:space="preserve"> </w:t>
+      </w:r>
+      <w:r>
+        <w:t xml:space="preserve">- [ ] Tap</w:t>
+      </w:r>
+      <w:r>
+        <w:t xml:space="preserve"> </w:t>
+      </w:r>
+      <w:r>
+        <w:rPr>
+          <w:b/>
+          <w:bCs/>
+        </w:rPr>
+        <w:t xml:space="preserve">Reset Axes to Defaults</w:t>
+      </w:r>
+      <w:r>
+        <w:t xml:space="preserve"> </w:t>
+      </w:r>
+      <w:r>
+        <w:t xml:space="preserve">- [ ] Verify both axes return to the saved default values (as stored in Settings)</w:t>
+      </w:r>
+    </w:p>
+    <w:p>
+      <w:pPr>
+        <w:pStyle w:val="Compact"/>
         <w:numPr>
           <w:ilvl w:val="0"/>
           <w:numId w:val="1152"/>
-        </w:numPr>
-      </w:pPr>
-      <w:r>
-        <w:t xml:space="preserve">Double-tap the chart area</w:t>
-      </w:r>
-    </w:p>
-    <w:p>
-      <w:pPr>
-        <w:numPr>
-          <w:ilvl w:val="0"/>
-          <w:numId w:val="1153"/>
-        </w:numPr>
-      </w:pPr>
-      <w:r>
-        <w:t xml:space="preserve">Verify both axes return to the saved default values (as stored in Settings)</w:t>
-      </w:r>
-    </w:p>
-    <w:p>
-      <w:pPr>
-        <w:numPr>
-          <w:ilvl w:val="0"/>
-          <w:numId w:val="1154"/>
         </w:numPr>
       </w:pPr>
       <w:r>
@@ -5486,13 +5561,13 @@
       </w:r>
     </w:p>
     <w:bookmarkEnd w:id="42"/>
-    <w:bookmarkStart w:id="43" w:name="X7eb6cb66af7e8e865c8b13ce53be50e9e03875f"/>
+    <w:bookmarkStart w:id="43" w:name="X07febf3046a4eadeef66f8b0bc927acea565ae0"/>
     <w:p>
       <w:pPr>
         <w:pStyle w:val="Heading3"/>
       </w:pPr>
       <w:r>
-        <w:t xml:space="preserve">C19 — Log/linear scale toggle preserved on restart</w:t>
+        <w:t xml:space="preserve">C19 — Settings axis ranges preserved on restart</w:t>
       </w:r>
     </w:p>
     <w:p>
@@ -5551,11 +5626,33 @@
       <w:pPr>
         <w:numPr>
           <w:ilvl w:val="0"/>
+          <w:numId w:val="1153"/>
+        </w:numPr>
+      </w:pPr>
+      <w:r>
+        <w:t xml:space="preserve">Open Settings and set non-default values for Min Frequency, Max Frequency, Min dB, and Max dB (e.g. 100–500 Hz, −100 to −20 dB)</w:t>
+      </w:r>
+    </w:p>
+    <w:p>
+      <w:pPr>
+        <w:numPr>
+          <w:ilvl w:val="0"/>
+          <w:numId w:val="1154"/>
+        </w:numPr>
+      </w:pPr>
+      <w:r>
+        <w:t xml:space="preserve">Close Settings and confirm the chart reflects the new ranges</w:t>
+      </w:r>
+    </w:p>
+    <w:p>
+      <w:pPr>
+        <w:numPr>
+          <w:ilvl w:val="0"/>
           <w:numId w:val="1155"/>
         </w:numPr>
       </w:pPr>
       <w:r>
-        <w:t xml:space="preserve">Tap the log/linear scale toggle to change it from its current state</w:t>
+        <w:t xml:space="preserve">Quit the app fully (swipe up on iOS/iPadOS; Cmd+Q on macOS)</w:t>
       </w:r>
     </w:p>
     <w:p>
@@ -5566,7 +5663,7 @@
         </w:numPr>
       </w:pPr>
       <w:r>
-        <w:t xml:space="preserve">Note the new state</w:t>
+        <w:t xml:space="preserve">Relaunch GuitarTap</w:t>
       </w:r>
     </w:p>
     <w:p>
@@ -5577,7 +5674,7 @@
         </w:numPr>
       </w:pPr>
       <w:r>
-        <w:t xml:space="preserve">Quit the app fully (swipe up on iOS/iPadOS; Cmd+Q on macOS)</w:t>
+        <w:t xml:space="preserve">Verify the chart opens with the frequency and dB ranges set in Settings</w:t>
       </w:r>
     </w:p>
     <w:p>
@@ -5588,7 +5685,7 @@
         </w:numPr>
       </w:pPr>
       <w:r>
-        <w:t xml:space="preserve">Relaunch GuitarTap</w:t>
+        <w:t xml:space="preserve">Note: gesture-based pan/zoom is intentionally not persisted and will revert to Settings values on restart</w:t>
       </w:r>
     </w:p>
     <w:p>
@@ -5596,28 +5693,6 @@
         <w:numPr>
           <w:ilvl w:val="0"/>
           <w:numId w:val="1159"/>
-        </w:numPr>
-      </w:pPr>
-      <w:r>
-        <w:t xml:space="preserve">Verify the scale toggle is in the same state as when the app was quit</w:t>
-      </w:r>
-    </w:p>
-    <w:p>
-      <w:pPr>
-        <w:numPr>
-          <w:ilvl w:val="0"/>
-          <w:numId w:val="1160"/>
-        </w:numPr>
-      </w:pPr>
-      <w:r>
-        <w:t xml:space="preserve">Confirm the chart renders using that scale immediately on launch</w:t>
-      </w:r>
-    </w:p>
-    <w:p>
-      <w:pPr>
-        <w:numPr>
-          <w:ilvl w:val="0"/>
-          <w:numId w:val="1161"/>
         </w:numPr>
       </w:pPr>
       <w:r>
@@ -5733,11 +5808,33 @@
       <w:pPr>
         <w:numPr>
           <w:ilvl w:val="0"/>
+          <w:numId w:val="1160"/>
+        </w:numPr>
+      </w:pPr>
+      <w:r>
+        <w:t xml:space="preserve">Press and drag (iOS/iPadOS) or click-and-drag (macOS) a peak label</w:t>
+      </w:r>
+    </w:p>
+    <w:p>
+      <w:pPr>
+        <w:numPr>
+          <w:ilvl w:val="0"/>
+          <w:numId w:val="1161"/>
+        </w:numPr>
+      </w:pPr>
+      <w:r>
+        <w:t xml:space="preserve">Drag it to a new position</w:t>
+      </w:r>
+    </w:p>
+    <w:p>
+      <w:pPr>
+        <w:numPr>
+          <w:ilvl w:val="0"/>
           <w:numId w:val="1162"/>
         </w:numPr>
       </w:pPr>
       <w:r>
-        <w:t xml:space="preserve">Long-press (iOS/iPadOS) or click-and-drag (macOS) a peak label</w:t>
+        <w:t xml:space="preserve">Release</w:t>
       </w:r>
     </w:p>
     <w:p>
@@ -5748,7 +5845,7 @@
         </w:numPr>
       </w:pPr>
       <w:r>
-        <w:t xml:space="preserve">Drag it to a new position</w:t>
+        <w:t xml:space="preserve">Verify the label is at the new position and stays there</w:t>
       </w:r>
     </w:p>
     <w:p>
@@ -5756,28 +5853,6 @@
         <w:numPr>
           <w:ilvl w:val="0"/>
           <w:numId w:val="1164"/>
-        </w:numPr>
-      </w:pPr>
-      <w:r>
-        <w:t xml:space="preserve">Release</w:t>
-      </w:r>
-    </w:p>
-    <w:p>
-      <w:pPr>
-        <w:numPr>
-          <w:ilvl w:val="0"/>
-          <w:numId w:val="1165"/>
-        </w:numPr>
-      </w:pPr>
-      <w:r>
-        <w:t xml:space="preserve">Verify the label is at the new position and stays there</w:t>
-      </w:r>
-    </w:p>
-    <w:p>
-      <w:pPr>
-        <w:numPr>
-          <w:ilvl w:val="0"/>
-          <w:numId w:val="1166"/>
         </w:numPr>
       </w:pPr>
       <w:r>
@@ -5883,11 +5958,33 @@
       <w:pPr>
         <w:numPr>
           <w:ilvl w:val="0"/>
+          <w:numId w:val="1165"/>
+        </w:numPr>
+      </w:pPr>
+      <w:r>
+        <w:t xml:space="preserve">Pinch to zoom (iOS/iPadOS) or scroll with Command/Option/Control modifier (macOS) to zoom the chart</w:t>
+      </w:r>
+    </w:p>
+    <w:p>
+      <w:pPr>
+        <w:numPr>
+          <w:ilvl w:val="0"/>
+          <w:numId w:val="1166"/>
+        </w:numPr>
+      </w:pPr>
+      <w:r>
+        <w:t xml:space="preserve">Pan the chart</w:t>
+      </w:r>
+    </w:p>
+    <w:p>
+      <w:pPr>
+        <w:numPr>
+          <w:ilvl w:val="0"/>
           <w:numId w:val="1167"/>
         </w:numPr>
       </w:pPr>
       <w:r>
-        <w:t xml:space="preserve">Pinch/scroll to zoom the chart</w:t>
+        <w:t xml:space="preserve">Verify the annotation label stays attached to its peak at the correct chart position</w:t>
       </w:r>
     </w:p>
     <w:p>
@@ -5898,7 +5995,7 @@
         </w:numPr>
       </w:pPr>
       <w:r>
-        <w:t xml:space="preserve">Pan the chart</w:t>
+        <w:t xml:space="preserve">Confirm the label does not jump back to the default position</w:t>
       </w:r>
     </w:p>
     <w:p>
@@ -5906,28 +6003,6 @@
         <w:numPr>
           <w:ilvl w:val="0"/>
           <w:numId w:val="1169"/>
-        </w:numPr>
-      </w:pPr>
-      <w:r>
-        <w:t xml:space="preserve">Verify the annotation label stays attached to its peak at the correct chart position</w:t>
-      </w:r>
-    </w:p>
-    <w:p>
-      <w:pPr>
-        <w:numPr>
-          <w:ilvl w:val="0"/>
-          <w:numId w:val="1170"/>
-        </w:numPr>
-      </w:pPr>
-      <w:r>
-        <w:t xml:space="preserve">Confirm the label does not jump back to the default position</w:t>
-      </w:r>
-    </w:p>
-    <w:p>
-      <w:pPr>
-        <w:numPr>
-          <w:ilvl w:val="0"/>
-          <w:numId w:val="1171"/>
         </w:numPr>
       </w:pPr>
       <w:r>
@@ -5968,13 +6043,13 @@
       </w:r>
     </w:p>
     <w:bookmarkEnd w:id="46"/>
-    <w:bookmarkStart w:id="47" w:name="X3ae02c660f95f86981f5a68069aeac94418e35f"/>
+    <w:bookmarkStart w:id="47" w:name="d13-annotation-reset-to-default-position"/>
     <w:p>
       <w:pPr>
         <w:pStyle w:val="Heading3"/>
       </w:pPr>
       <w:r>
-        <w:t xml:space="preserve">D13 — Double-tap annotation resets position</w:t>
+        <w:t xml:space="preserve">D13 — Annotation reset to default position</w:t>
       </w:r>
     </w:p>
     <w:p>
@@ -6033,29 +6108,35 @@
       <w:pPr>
         <w:numPr>
           <w:ilvl w:val="0"/>
+          <w:numId w:val="1170"/>
+        </w:numPr>
+      </w:pPr>
+      <w:r>
+        <w:t xml:space="preserve">iOS/iPadOS: Double-tap the label; macOS: right-click and choose</w:t>
+      </w:r>
+      <w:r>
+        <w:t xml:space="preserve"> </w:t>
+      </w:r>
+      <w:r>
+        <w:t xml:space="preserve">“Reset Position”</w:t>
+      </w:r>
+    </w:p>
+    <w:p>
+      <w:pPr>
+        <w:numPr>
+          <w:ilvl w:val="0"/>
+          <w:numId w:val="1171"/>
+        </w:numPr>
+      </w:pPr>
+      <w:r>
+        <w:t xml:space="preserve">Verify the label snaps back to its default (zero-offset) position relative to the peak marker</w:t>
+      </w:r>
+    </w:p>
+    <w:p>
+      <w:pPr>
+        <w:numPr>
+          <w:ilvl w:val="0"/>
           <w:numId w:val="1172"/>
-        </w:numPr>
-      </w:pPr>
-      <w:r>
-        <w:t xml:space="preserve">Double-tap the label</w:t>
-      </w:r>
-    </w:p>
-    <w:p>
-      <w:pPr>
-        <w:numPr>
-          <w:ilvl w:val="0"/>
-          <w:numId w:val="1173"/>
-        </w:numPr>
-      </w:pPr>
-      <w:r>
-        <w:t xml:space="preserve">Verify the label snaps back to its default (zero-offset) position relative to the peak marker</w:t>
-      </w:r>
-    </w:p>
-    <w:p>
-      <w:pPr>
-        <w:numPr>
-          <w:ilvl w:val="0"/>
-          <w:numId w:val="1174"/>
         </w:numPr>
       </w:pPr>
       <w:r>
@@ -6161,51 +6242,51 @@
       <w:pPr>
         <w:numPr>
           <w:ilvl w:val="0"/>
+          <w:numId w:val="1173"/>
+        </w:numPr>
+      </w:pPr>
+      <w:r>
+        <w:t xml:space="preserve">Tap the</w:t>
+      </w:r>
+      <w:r>
+        <w:t xml:space="preserve"> </w:t>
+      </w:r>
+      <w:r>
+        <w:rPr>
+          <w:b/>
+          <w:bCs/>
+        </w:rPr>
+        <w:t xml:space="preserve">Annotations</w:t>
+      </w:r>
+      <w:r>
+        <w:t xml:space="preserve"> </w:t>
+      </w:r>
+      <w:r>
+        <w:t xml:space="preserve">button until the icon/tooltip indicates</w:t>
+      </w:r>
+      <w:r>
+        <w:t xml:space="preserve"> </w:t>
+      </w:r>
+      <w:r>
+        <w:t xml:space="preserve">“None”</w:t>
+      </w:r>
+    </w:p>
+    <w:p>
+      <w:pPr>
+        <w:numPr>
+          <w:ilvl w:val="0"/>
+          <w:numId w:val="1174"/>
+        </w:numPr>
+      </w:pPr>
+      <w:r>
+        <w:t xml:space="preserve">Verify all peak annotation labels disappear from the chart</w:t>
+      </w:r>
+    </w:p>
+    <w:p>
+      <w:pPr>
+        <w:numPr>
+          <w:ilvl w:val="0"/>
           <w:numId w:val="1175"/>
-        </w:numPr>
-      </w:pPr>
-      <w:r>
-        <w:t xml:space="preserve">Tap the</w:t>
-      </w:r>
-      <w:r>
-        <w:t xml:space="preserve"> </w:t>
-      </w:r>
-      <w:r>
-        <w:rPr>
-          <w:b/>
-          <w:bCs/>
-        </w:rPr>
-        <w:t xml:space="preserve">Annotations</w:t>
-      </w:r>
-      <w:r>
-        <w:t xml:space="preserve"> </w:t>
-      </w:r>
-      <w:r>
-        <w:t xml:space="preserve">button until the icon/tooltip indicates</w:t>
-      </w:r>
-      <w:r>
-        <w:t xml:space="preserve"> </w:t>
-      </w:r>
-      <w:r>
-        <w:t xml:space="preserve">“None”</w:t>
-      </w:r>
-    </w:p>
-    <w:p>
-      <w:pPr>
-        <w:numPr>
-          <w:ilvl w:val="0"/>
-          <w:numId w:val="1176"/>
-        </w:numPr>
-      </w:pPr>
-      <w:r>
-        <w:t xml:space="preserve">Verify all peak annotation labels disappear from the chart</w:t>
-      </w:r>
-    </w:p>
-    <w:p>
-      <w:pPr>
-        <w:numPr>
-          <w:ilvl w:val="0"/>
-          <w:numId w:val="1177"/>
         </w:numPr>
       </w:pPr>
       <w:r>
@@ -6246,13 +6327,13 @@
       </w:r>
     </w:p>
     <w:bookmarkEnd w:id="48"/>
-    <w:bookmarkStart w:id="49" w:name="X110d7250b1c0c17f22266b5d1333bfdbda333df"/>
+    <w:bookmarkStart w:id="49" w:name="X988626b8ec4c05e4f0a95761fb071b9a2aaa6a4"/>
     <w:p>
       <w:pPr>
         <w:pStyle w:val="Heading3"/>
       </w:pPr>
       <w:r>
-        <w:t xml:space="preserve">D15 — Selected mode shows only tapped labels</w:t>
+        <w:t xml:space="preserve">D15 — Selected mode shows only Results-panel-selected labels</w:t>
       </w:r>
     </w:p>
     <w:p>
@@ -6304,7 +6385,45 @@
         <w:t xml:space="preserve"> </w:t>
       </w:r>
       <w:r>
-        <w:t xml:space="preserve">Multiple peaks are visible.</w:t>
+        <w:t xml:space="preserve">Multiple peaks are visible and at least one peak is not selected in the Results panel.</w:t>
+      </w:r>
+    </w:p>
+    <w:p>
+      <w:pPr>
+        <w:numPr>
+          <w:ilvl w:val="0"/>
+          <w:numId w:val="1176"/>
+        </w:numPr>
+      </w:pPr>
+      <w:r>
+        <w:t xml:space="preserve">In the Results panel, confirm some peaks are selected and some are not</w:t>
+      </w:r>
+    </w:p>
+    <w:p>
+      <w:pPr>
+        <w:numPr>
+          <w:ilvl w:val="0"/>
+          <w:numId w:val="1177"/>
+        </w:numPr>
+      </w:pPr>
+      <w:r>
+        <w:t xml:space="preserve">Cycle the Annotations button to the</w:t>
+      </w:r>
+      <w:r>
+        <w:t xml:space="preserve"> </w:t>
+      </w:r>
+      <w:r>
+        <w:rPr>
+          <w:b/>
+          <w:bCs/>
+        </w:rPr>
+        <w:t xml:space="preserve">Selected</w:t>
+      </w:r>
+      <w:r>
+        <w:t xml:space="preserve"> </w:t>
+      </w:r>
+      <w:r>
+        <w:t xml:space="preserve">mode</w:t>
       </w:r>
     </w:p>
     <w:p>
@@ -6315,23 +6434,7 @@
         </w:numPr>
       </w:pPr>
       <w:r>
-        <w:t xml:space="preserve">Cycle the Annotations button to the</w:t>
-      </w:r>
-      <w:r>
-        <w:t xml:space="preserve"> </w:t>
-      </w:r>
-      <w:r>
-        <w:rPr>
-          <w:b/>
-          <w:bCs/>
-        </w:rPr>
-        <w:t xml:space="preserve">Selected</w:t>
-      </w:r>
-      <w:r>
-        <w:t xml:space="preserve"> </w:t>
-      </w:r>
-      <w:r>
-        <w:t xml:space="preserve">mode</w:t>
+        <w:t xml:space="preserve">Verify only the labels for Results-panel-selected peaks are visible</w:t>
       </w:r>
     </w:p>
     <w:p>
@@ -6342,7 +6445,7 @@
         </w:numPr>
       </w:pPr>
       <w:r>
-        <w:t xml:space="preserve">Tap one annotation label</w:t>
+        <w:t xml:space="preserve">Verify labels for unselected peaks are hidden</w:t>
       </w:r>
     </w:p>
     <w:p>
@@ -6350,17 +6453,6 @@
         <w:numPr>
           <w:ilvl w:val="0"/>
           <w:numId w:val="1180"/>
-        </w:numPr>
-      </w:pPr>
-      <w:r>
-        <w:t xml:space="preserve">Verify only the tapped label is visible and all others are hidden</w:t>
-      </w:r>
-    </w:p>
-    <w:p>
-      <w:pPr>
-        <w:numPr>
-          <w:ilvl w:val="0"/>
-          <w:numId w:val="1181"/>
         </w:numPr>
       </w:pPr>
       <w:r>
@@ -6476,30 +6568,41 @@
       <w:pPr>
         <w:numPr>
           <w:ilvl w:val="0"/>
+          <w:numId w:val="1181"/>
+        </w:numPr>
+      </w:pPr>
+      <w:r>
+        <w:t xml:space="preserve">Tap</w:t>
+      </w:r>
+      <w:r>
+        <w:t xml:space="preserve"> </w:t>
+      </w:r>
+      <w:r>
+        <w:rPr>
+          <w:b/>
+          <w:bCs/>
+        </w:rPr>
+        <w:t xml:space="preserve">Save</w:t>
+      </w:r>
+      <w:r>
+        <w:t xml:space="preserve">; enter a name (e.g. </w:t>
+      </w:r>
+      <w:r>
+        <w:t xml:space="preserve">“Test spruce”</w:t>
+      </w:r>
+      <w:r>
+        <w:t xml:space="preserve">); confirm</w:t>
+      </w:r>
+    </w:p>
+    <w:p>
+      <w:pPr>
+        <w:numPr>
+          <w:ilvl w:val="0"/>
           <w:numId w:val="1182"/>
         </w:numPr>
       </w:pPr>
       <w:r>
-        <w:t xml:space="preserve">Tap</w:t>
-      </w:r>
-      <w:r>
-        <w:t xml:space="preserve"> </w:t>
-      </w:r>
-      <w:r>
-        <w:rPr>
-          <w:b/>
-          <w:bCs/>
-        </w:rPr>
-        <w:t xml:space="preserve">Save</w:t>
-      </w:r>
-      <w:r>
-        <w:t xml:space="preserve">; enter a name (e.g. </w:t>
-      </w:r>
-      <w:r>
-        <w:t xml:space="preserve">“Test spruce”</w:t>
-      </w:r>
-      <w:r>
-        <w:t xml:space="preserve">); confirm</w:t>
+        <w:t xml:space="preserve">Force-quit the app (swipe up from app switcher or Cmd+Q on macOS)</w:t>
       </w:r>
     </w:p>
     <w:p>
@@ -6510,7 +6613,7 @@
         </w:numPr>
       </w:pPr>
       <w:r>
-        <w:t xml:space="preserve">Force-quit the app (swipe up from app switcher or Cmd+Q on macOS)</w:t>
+        <w:t xml:space="preserve">Relaunch GuitarTap</w:t>
       </w:r>
     </w:p>
     <w:p>
@@ -6521,7 +6624,17 @@
         </w:numPr>
       </w:pPr>
       <w:r>
-        <w:t xml:space="preserve">Relaunch GuitarTap</w:t>
+        <w:t xml:space="preserve">Open</w:t>
+      </w:r>
+      <w:r>
+        <w:t xml:space="preserve"> </w:t>
+      </w:r>
+      <w:r>
+        <w:rPr>
+          <w:b/>
+          <w:bCs/>
+        </w:rPr>
+        <w:t xml:space="preserve">Measurements</w:t>
       </w:r>
     </w:p>
     <w:p>
@@ -6532,17 +6645,7 @@
         </w:numPr>
       </w:pPr>
       <w:r>
-        <w:t xml:space="preserve">Open</w:t>
-      </w:r>
-      <w:r>
-        <w:t xml:space="preserve"> </w:t>
-      </w:r>
-      <w:r>
-        <w:rPr>
-          <w:b/>
-          <w:bCs/>
-        </w:rPr>
-        <w:t xml:space="preserve">Measurements</w:t>
+        <w:t xml:space="preserve">Verify the saved measurement appears in the list with the correct name and date</w:t>
       </w:r>
     </w:p>
     <w:p>
@@ -6550,17 +6653,6 @@
         <w:numPr>
           <w:ilvl w:val="0"/>
           <w:numId w:val="1186"/>
-        </w:numPr>
-      </w:pPr>
-      <w:r>
-        <w:t xml:space="preserve">Verify the saved measurement appears in the list with the correct name and date</w:t>
-      </w:r>
-    </w:p>
-    <w:p>
-      <w:pPr>
-        <w:numPr>
-          <w:ilvl w:val="0"/>
-          <w:numId w:val="1187"/>
         </w:numPr>
       </w:pPr>
       <w:r>
@@ -6601,13 +6693,13 @@
       </w:r>
     </w:p>
     <w:bookmarkEnd w:id="51"/>
-    <w:bookmarkStart w:id="52" w:name="r8-export-json-is-valid"/>
+    <w:bookmarkStart w:id="52" w:name="X17249c8be2a1753da40d980becb5ef75de661c0"/>
     <w:p>
       <w:pPr>
         <w:pStyle w:val="Heading3"/>
       </w:pPr>
       <w:r>
-        <w:t xml:space="preserve">R8 — Export JSON is valid</w:t>
+        <w:t xml:space="preserve">R8 — Export Measurement round-trip — export and re-import matches original</w:t>
       </w:r>
     </w:p>
     <w:p>
@@ -6659,7 +6751,31 @@
         <w:t xml:space="preserve"> </w:t>
       </w:r>
       <w:r>
-        <w:t xml:space="preserve">A measurement is saved.</w:t>
+        <w:t xml:space="preserve">A measurement with peaks is saved.</w:t>
+      </w:r>
+    </w:p>
+    <w:p>
+      <w:pPr>
+        <w:numPr>
+          <w:ilvl w:val="0"/>
+          <w:numId w:val="1187"/>
+        </w:numPr>
+      </w:pPr>
+      <w:r>
+        <w:t xml:space="preserve">Open the Measurements list; right-click (macOS) or long-press (iOS/iPadOS) the row and choose</w:t>
+      </w:r>
+      <w:r>
+        <w:t xml:space="preserve"> </w:t>
+      </w:r>
+      <w:r>
+        <w:rPr>
+          <w:b/>
+          <w:bCs/>
+        </w:rPr>
+        <w:t xml:space="preserve">View Details</w:t>
+      </w:r>
+      <w:r>
+        <w:t xml:space="preserve">; note the name, date, location/notes, and all peaks in the Results panel</w:t>
       </w:r>
     </w:p>
     <w:p>
@@ -6670,7 +6786,54 @@
         </w:numPr>
       </w:pPr>
       <w:r>
-        <w:t xml:space="preserve">Open the measurement in the detail view</w:t>
+        <w:t xml:space="preserve">Right-click (macOS) or long-press (iOS/iPadOS) the same row and choose</w:t>
+      </w:r>
+      <w:r>
+        <w:t xml:space="preserve"> </w:t>
+      </w:r>
+      <w:r>
+        <w:rPr>
+          <w:b/>
+          <w:bCs/>
+        </w:rPr>
+        <w:t xml:space="preserve">Save Measurement to Disk…</w:t>
+      </w:r>
+      <w:r>
+        <w:t xml:space="preserve"> </w:t>
+      </w:r>
+      <w:r>
+        <w:t xml:space="preserve">(macOS) or</w:t>
+      </w:r>
+      <w:r>
+        <w:t xml:space="preserve"> </w:t>
+      </w:r>
+      <w:r>
+        <w:rPr>
+          <w:b/>
+          <w:bCs/>
+        </w:rPr>
+        <w:t xml:space="preserve">Export Measurement</w:t>
+      </w:r>
+      <w:r>
+        <w:t xml:space="preserve"> </w:t>
+      </w:r>
+      <w:r>
+        <w:t xml:space="preserve">(iOS/iPadOS); save the</w:t>
+      </w:r>
+      <w:r>
+        <w:t xml:space="preserve"> </w:t>
+      </w:r>
+      <w:r>
+        <w:rPr>
+          <w:rStyle w:val="VerbatimChar"/>
+        </w:rPr>
+        <w:t xml:space="preserve">.guitartap</w:t>
+      </w:r>
+      <w:r>
+        <w:t xml:space="preserve"> </w:t>
+      </w:r>
+      <w:r>
+        <w:t xml:space="preserve">file</w:t>
       </w:r>
     </w:p>
     <w:p>
@@ -6681,17 +6844,39 @@
         </w:numPr>
       </w:pPr>
       <w:r>
-        <w:t xml:space="preserve">Tap</w:t>
-      </w:r>
-      <w:r>
-        <w:t xml:space="preserve"> </w:t>
-      </w:r>
-      <w:r>
-        <w:rPr>
-          <w:b/>
-          <w:bCs/>
-        </w:rPr>
-        <w:t xml:space="preserve">Export → JSON</w:t>
+        <w:t xml:space="preserve">Import the file using the</w:t>
+      </w:r>
+      <w:r>
+        <w:t xml:space="preserve"> </w:t>
+      </w:r>
+      <w:r>
+        <w:rPr>
+          <w:b/>
+          <w:bCs/>
+        </w:rPr>
+        <w:t xml:space="preserve">Import</w:t>
+      </w:r>
+      <w:r>
+        <w:t xml:space="preserve"> </w:t>
+      </w:r>
+      <w:r>
+        <w:t xml:space="preserve">toolbar button (macOS) or ellipsis →</w:t>
+      </w:r>
+      <w:r>
+        <w:t xml:space="preserve"> </w:t>
+      </w:r>
+      <w:r>
+        <w:rPr>
+          <w:b/>
+          <w:bCs/>
+        </w:rPr>
+        <w:t xml:space="preserve">Import Measurement</w:t>
+      </w:r>
+      <w:r>
+        <w:t xml:space="preserve"> </w:t>
+      </w:r>
+      <w:r>
+        <w:t xml:space="preserve">(iOS/iPadOS)</w:t>
       </w:r>
     </w:p>
     <w:p>
@@ -6702,7 +6887,17 @@
         </w:numPr>
       </w:pPr>
       <w:r>
-        <w:t xml:space="preserve">Share or save the file to Files / Finder</w:t>
+        <w:t xml:space="preserve">Right-click (macOS) or long-press (iOS/iPadOS) the newly imported row and choose</w:t>
+      </w:r>
+      <w:r>
+        <w:t xml:space="preserve"> </w:t>
+      </w:r>
+      <w:r>
+        <w:rPr>
+          <w:b/>
+          <w:bCs/>
+        </w:rPr>
+        <w:t xml:space="preserve">View Details</w:t>
       </w:r>
     </w:p>
     <w:p>
@@ -6713,7 +6908,7 @@
         </w:numPr>
       </w:pPr>
       <w:r>
-        <w:t xml:space="preserve">Open the file in a JSON viewer or text editor</w:t>
+        <w:t xml:space="preserve">Verify the name, date, and location/notes match the original</w:t>
       </w:r>
     </w:p>
     <w:p>
@@ -6724,7 +6919,7 @@
         </w:numPr>
       </w:pPr>
       <w:r>
-        <w:t xml:space="preserve">Confirm the file opens without parse errors</w:t>
+        <w:t xml:space="preserve">Verify the Results panel shows the same peaks with the same frequencies, magnitudes, and mode assignments</w:t>
       </w:r>
     </w:p>
     <w:p>
@@ -6735,52 +6930,7 @@
         </w:numPr>
       </w:pPr>
       <w:r>
-        <w:t xml:space="preserve">Verify the file contains fields:</w:t>
-      </w:r>
-      <w:r>
-        <w:t xml:space="preserve"> </w:t>
-      </w:r>
-      <w:r>
-        <w:rPr>
-          <w:rStyle w:val="VerbatimChar"/>
-        </w:rPr>
-        <w:t xml:space="preserve">timestamp</w:t>
-      </w:r>
-      <w:r>
-        <w:t xml:space="preserve">,</w:t>
-      </w:r>
-      <w:r>
-        <w:t xml:space="preserve"> </w:t>
-      </w:r>
-      <w:r>
-        <w:rPr>
-          <w:rStyle w:val="VerbatimChar"/>
-        </w:rPr>
-        <w:t xml:space="preserve">peaks</w:t>
-      </w:r>
-      <w:r>
-        <w:t xml:space="preserve">,</w:t>
-      </w:r>
-      <w:r>
-        <w:t xml:space="preserve"> </w:t>
-      </w:r>
-      <w:r>
-        <w:rPr>
-          <w:rStyle w:val="VerbatimChar"/>
-        </w:rPr>
-        <w:t xml:space="preserve">annotationOffsets</w:t>
-      </w:r>
-      <w:r>
-        <w:t xml:space="preserve">,</w:t>
-      </w:r>
-      <w:r>
-        <w:t xml:space="preserve"> </w:t>
-      </w:r>
-      <w:r>
-        <w:rPr>
-          <w:rStyle w:val="VerbatimChar"/>
-        </w:rPr>
-        <w:t xml:space="preserve">guitarType</w:t>
+        <w:t xml:space="preserve">Verify the spectrum chart appearance matches the original</w:t>
       </w:r>
     </w:p>
     <w:p>
@@ -7021,13 +7171,13 @@
       </w:r>
     </w:p>
     <w:bookmarkEnd w:id="53"/>
-    <w:bookmarkStart w:id="54" w:name="r10-icloud-sync-between-two-devices"/>
+    <w:bookmarkStart w:id="54" w:name="X4f82ed0d592183f1ee98bf5cfc2ac1b54963a6f"/>
     <w:p>
       <w:pPr>
         <w:pStyle w:val="Heading3"/>
       </w:pPr>
       <w:r>
-        <w:t xml:space="preserve">R10 — iCloud sync between two devices</w:t>
+        <w:t xml:space="preserve">R10 — Cross-device transfer via export/import</w:t>
       </w:r>
     </w:p>
     <w:p>
@@ -7045,7 +7195,7 @@
         <w:t xml:space="preserve"> </w:t>
       </w:r>
       <w:r>
-        <w:t xml:space="preserve">iOS · iPadOS</w:t>
+        <w:t xml:space="preserve">iOS · iPadOS · macOS</w:t>
       </w:r>
       <w:r>
         <w:t xml:space="preserve"> </w:t>
@@ -7066,7 +7216,25 @@
     </w:p>
     <w:p>
       <w:pPr>
-        <w:pStyle w:val="BodyText"/>
+        <w:pStyle w:val="BlockText"/>
+      </w:pPr>
+      <w:r>
+        <w:rPr>
+          <w:b/>
+          <w:bCs/>
+        </w:rPr>
+        <w:t xml:space="preserve">Note:</w:t>
+      </w:r>
+      <w:r>
+        <w:t xml:space="preserve"> </w:t>
+      </w:r>
+      <w:r>
+        <w:t xml:space="preserve">No automatic iCloud sync — cross-device transfer requires manual export/import.</w:t>
+      </w:r>
+    </w:p>
+    <w:p>
+      <w:pPr>
+        <w:pStyle w:val="FirstParagraph"/>
       </w:pPr>
       <w:r>
         <w:rPr>
@@ -7079,7 +7247,7 @@
         <w:t xml:space="preserve"> </w:t>
       </w:r>
       <w:r>
-        <w:t xml:space="preserve">iPhone and iPad signed into the same iCloud account. iCloud Drive enabled.</w:t>
+        <w:t xml:space="preserve">Two devices with GuitarTap installed. A measurement is saved on device A.</w:t>
       </w:r>
     </w:p>
     <w:p>
@@ -7090,7 +7258,54 @@
         </w:numPr>
       </w:pPr>
       <w:r>
-        <w:t xml:space="preserve">Save a measurement on the iPhone</w:t>
+        <w:t xml:space="preserve">On device A: choose</w:t>
+      </w:r>
+      <w:r>
+        <w:t xml:space="preserve"> </w:t>
+      </w:r>
+      <w:r>
+        <w:rPr>
+          <w:b/>
+          <w:bCs/>
+        </w:rPr>
+        <w:t xml:space="preserve">Export Measurement</w:t>
+      </w:r>
+      <w:r>
+        <w:t xml:space="preserve"> </w:t>
+      </w:r>
+      <w:r>
+        <w:t xml:space="preserve">(iOS/iPadOS, or macOS for share sheet) or</w:t>
+      </w:r>
+      <w:r>
+        <w:t xml:space="preserve"> </w:t>
+      </w:r>
+      <w:r>
+        <w:rPr>
+          <w:b/>
+          <w:bCs/>
+        </w:rPr>
+        <w:t xml:space="preserve">Save Measurement to Disk…</w:t>
+      </w:r>
+      <w:r>
+        <w:t xml:space="preserve"> </w:t>
+      </w:r>
+      <w:r>
+        <w:t xml:space="preserve">(macOS for save to disk); send the</w:t>
+      </w:r>
+      <w:r>
+        <w:t xml:space="preserve"> </w:t>
+      </w:r>
+      <w:r>
+        <w:rPr>
+          <w:rStyle w:val="VerbatimChar"/>
+        </w:rPr>
+        <w:t xml:space="preserve">.guitartap</w:t>
+      </w:r>
+      <w:r>
+        <w:t xml:space="preserve"> </w:t>
+      </w:r>
+      <w:r>
+        <w:t xml:space="preserve">file to device B via AirDrop, Files/iCloud Drive, or email; AirDrop will route the file directly to GuitarTap on the receiving device</w:t>
       </w:r>
     </w:p>
     <w:p>
@@ -7101,7 +7316,54 @@
         </w:numPr>
       </w:pPr>
       <w:r>
-        <w:t xml:space="preserve">Wait up to 30 s</w:t>
+        <w:t xml:space="preserve">On device B: import the file using</w:t>
+      </w:r>
+      <w:r>
+        <w:t xml:space="preserve"> </w:t>
+      </w:r>
+      <w:r>
+        <w:rPr>
+          <w:b/>
+          <w:bCs/>
+        </w:rPr>
+        <w:t xml:space="preserve">Import</w:t>
+      </w:r>
+      <w:r>
+        <w:t xml:space="preserve"> </w:t>
+      </w:r>
+      <w:r>
+        <w:t xml:space="preserve">toolbar button (macOS) or ellipsis →</w:t>
+      </w:r>
+      <w:r>
+        <w:t xml:space="preserve"> </w:t>
+      </w:r>
+      <w:r>
+        <w:rPr>
+          <w:b/>
+          <w:bCs/>
+        </w:rPr>
+        <w:t xml:space="preserve">Import Measurement</w:t>
+      </w:r>
+      <w:r>
+        <w:t xml:space="preserve"> </w:t>
+      </w:r>
+      <w:r>
+        <w:t xml:space="preserve">(iOS/iPadOS); legacy</w:t>
+      </w:r>
+      <w:r>
+        <w:t xml:space="preserve"> </w:t>
+      </w:r>
+      <w:r>
+        <w:rPr>
+          <w:rStyle w:val="VerbatimChar"/>
+        </w:rPr>
+        <w:t xml:space="preserve">.json</w:t>
+      </w:r>
+      <w:r>
+        <w:t xml:space="preserve"> </w:t>
+      </w:r>
+      <w:r>
+        <w:t xml:space="preserve">files are also accepted</w:t>
       </w:r>
     </w:p>
     <w:p>
@@ -7112,7 +7374,7 @@
         </w:numPr>
       </w:pPr>
       <w:r>
-        <w:t xml:space="preserve">Open Measurements on the iPad</w:t>
+        <w:t xml:space="preserve">Verify the measurement appears in the list on device B</w:t>
       </w:r>
     </w:p>
     <w:p>
@@ -7120,17 +7382,6 @@
         <w:numPr>
           <w:ilvl w:val="0"/>
           <w:numId w:val="1206"/>
-        </w:numPr>
-      </w:pPr>
-      <w:r>
-        <w:t xml:space="preserve">Verify the measurement saved on the iPhone appears in the list on the iPad</w:t>
-      </w:r>
-    </w:p>
-    <w:p>
-      <w:pPr>
-        <w:numPr>
-          <w:ilvl w:val="0"/>
-          <w:numId w:val="1207"/>
         </w:numPr>
       </w:pPr>
       <w:r>
@@ -7246,11 +7497,22 @@
       <w:pPr>
         <w:numPr>
           <w:ilvl w:val="0"/>
+          <w:numId w:val="1207"/>
+        </w:numPr>
+      </w:pPr>
+      <w:r>
+        <w:t xml:space="preserve">Launch GuitarTap on iPhone in portrait</w:t>
+      </w:r>
+    </w:p>
+    <w:p>
+      <w:pPr>
+        <w:numPr>
+          <w:ilvl w:val="0"/>
           <w:numId w:val="1208"/>
         </w:numPr>
       </w:pPr>
       <w:r>
-        <w:t xml:space="preserve">Launch GuitarTap on iPhone</w:t>
+        <w:t xml:space="preserve">Verify nav bar left: Start/Stop, Results</w:t>
       </w:r>
     </w:p>
     <w:p>
@@ -7261,7 +7523,7 @@
         </w:numPr>
       </w:pPr>
       <w:r>
-        <w:t xml:space="preserve">Verify these controls are visible or accessible via toolbar: Start/Stop, Results, Save, Settings, Measurements</w:t>
+        <w:t xml:space="preserve">Verify nav bar right: Metrics, Settings</w:t>
       </w:r>
     </w:p>
     <w:p>
@@ -7272,7 +7534,7 @@
         </w:numPr>
       </w:pPr>
       <w:r>
-        <w:t xml:space="preserve">Verify secondary controls are accessible: Export Spectrum, Auto dB, Crosshair, Annotations</w:t>
+        <w:t xml:space="preserve">Verify header button bar: Auto dB, Crosshair, Annotations, Save, Measurements (icon-only bordered buttons)</w:t>
       </w:r>
     </w:p>
     <w:p>
@@ -7283,7 +7545,7 @@
         </w:numPr>
       </w:pPr>
       <w:r>
-        <w:t xml:space="preserve">Confirm no required button is clipped, hidden under another element, or missing</w:t>
+        <w:t xml:space="preserve">Rotate to landscape</w:t>
       </w:r>
     </w:p>
     <w:p>
@@ -7291,6 +7553,39 @@
         <w:numPr>
           <w:ilvl w:val="0"/>
           <w:numId w:val="1212"/>
+        </w:numPr>
+      </w:pPr>
+      <w:r>
+        <w:t xml:space="preserve">Verify nav bar left: Start/Stop, Results, Auto dB, Crosshair</w:t>
+      </w:r>
+    </w:p>
+    <w:p>
+      <w:pPr>
+        <w:numPr>
+          <w:ilvl w:val="0"/>
+          <w:numId w:val="1213"/>
+        </w:numPr>
+      </w:pPr>
+      <w:r>
+        <w:t xml:space="preserve">Verify nav bar right: Annotations, Save, Measurements, Metrics, Settings</w:t>
+      </w:r>
+    </w:p>
+    <w:p>
+      <w:pPr>
+        <w:numPr>
+          <w:ilvl w:val="0"/>
+          <w:numId w:val="1214"/>
+        </w:numPr>
+      </w:pPr>
+      <w:r>
+        <w:t xml:space="preserve">Confirm no button is clipped, hidden, or missing in either orientation</w:t>
+      </w:r>
+    </w:p>
+    <w:p>
+      <w:pPr>
+        <w:numPr>
+          <w:ilvl w:val="0"/>
+          <w:numId w:val="1215"/>
         </w:numPr>
       </w:pPr>
       <w:r>
@@ -7396,7 +7691,7 @@
       <w:pPr>
         <w:numPr>
           <w:ilvl w:val="0"/>
-          <w:numId w:val="1213"/>
+          <w:numId w:val="1216"/>
         </w:numPr>
       </w:pPr>
       <w:r>
@@ -7407,7 +7702,7 @@
       <w:pPr>
         <w:numPr>
           <w:ilvl w:val="0"/>
-          <w:numId w:val="1214"/>
+          <w:numId w:val="1217"/>
         </w:numPr>
       </w:pPr>
       <w:r>
@@ -7418,7 +7713,7 @@
       <w:pPr>
         <w:numPr>
           <w:ilvl w:val="0"/>
-          <w:numId w:val="1215"/>
+          <w:numId w:val="1218"/>
         </w:numPr>
       </w:pPr>
       <w:r>
@@ -7429,7 +7724,7 @@
       <w:pPr>
         <w:numPr>
           <w:ilvl w:val="0"/>
-          <w:numId w:val="1216"/>
+          <w:numId w:val="1219"/>
         </w:numPr>
       </w:pPr>
       <w:r>
@@ -7440,7 +7735,7 @@
       <w:pPr>
         <w:numPr>
           <w:ilvl w:val="0"/>
-          <w:numId w:val="1217"/>
+          <w:numId w:val="1220"/>
         </w:numPr>
       </w:pPr>
       <w:r>
@@ -7546,7 +7841,7 @@
       <w:pPr>
         <w:numPr>
           <w:ilvl w:val="0"/>
-          <w:numId w:val="1218"/>
+          <w:numId w:val="1221"/>
         </w:numPr>
       </w:pPr>
       <w:r>
@@ -7557,18 +7852,18 @@
       <w:pPr>
         <w:numPr>
           <w:ilvl w:val="0"/>
-          <w:numId w:val="1219"/>
-        </w:numPr>
-      </w:pPr>
-      <w:r>
-        <w:t xml:space="preserve">Verify the single-row button layout shows: Start, Results, Metrics, Save, Export Spectrum, Auto dB, Annotations, Measurements, Settings</w:t>
-      </w:r>
-    </w:p>
-    <w:p>
-      <w:pPr>
-        <w:numPr>
-          <w:ilvl w:val="0"/>
-          <w:numId w:val="1220"/>
+          <w:numId w:val="1222"/>
+        </w:numPr>
+      </w:pPr>
+      <w:r>
+        <w:t xml:space="preserve">Verify the single-row button layout shows: Start, Results, Auto dB, Annotations, Save, Measurements, Metrics, Settings</w:t>
+      </w:r>
+    </w:p>
+    <w:p>
+      <w:pPr>
+        <w:numPr>
+          <w:ilvl w:val="0"/>
+          <w:numId w:val="1223"/>
         </w:numPr>
       </w:pPr>
       <w:r>
@@ -7579,7 +7874,7 @@
       <w:pPr>
         <w:numPr>
           <w:ilvl w:val="0"/>
-          <w:numId w:val="1221"/>
+          <w:numId w:val="1224"/>
         </w:numPr>
       </w:pPr>
       <w:r>
@@ -7685,7 +7980,7 @@
       <w:pPr>
         <w:numPr>
           <w:ilvl w:val="0"/>
-          <w:numId w:val="1222"/>
+          <w:numId w:val="1225"/>
         </w:numPr>
       </w:pPr>
       <w:r>
@@ -7696,7 +7991,7 @@
       <w:pPr>
         <w:numPr>
           <w:ilvl w:val="0"/>
-          <w:numId w:val="1223"/>
+          <w:numId w:val="1226"/>
         </w:numPr>
       </w:pPr>
       <w:r>
@@ -7722,7 +8017,7 @@
       <w:pPr>
         <w:numPr>
           <w:ilvl w:val="0"/>
-          <w:numId w:val="1224"/>
+          <w:numId w:val="1227"/>
         </w:numPr>
       </w:pPr>
       <w:r>
@@ -7733,7 +8028,7 @@
       <w:pPr>
         <w:numPr>
           <w:ilvl w:val="0"/>
-          <w:numId w:val="1225"/>
+          <w:numId w:val="1228"/>
         </w:numPr>
       </w:pPr>
       <w:r>
@@ -7744,7 +8039,7 @@
       <w:pPr>
         <w:numPr>
           <w:ilvl w:val="0"/>
-          <w:numId w:val="1226"/>
+          <w:numId w:val="1229"/>
         </w:numPr>
       </w:pPr>
       <w:r>
@@ -7850,7 +8145,7 @@
       <w:pPr>
         <w:numPr>
           <w:ilvl w:val="0"/>
-          <w:numId w:val="1227"/>
+          <w:numId w:val="1230"/>
         </w:numPr>
       </w:pPr>
       <w:r>
@@ -7861,7 +8156,7 @@
       <w:pPr>
         <w:numPr>
           <w:ilvl w:val="0"/>
-          <w:numId w:val="1228"/>
+          <w:numId w:val="1231"/>
         </w:numPr>
       </w:pPr>
       <w:r>
@@ -7872,7 +8167,7 @@
       <w:pPr>
         <w:numPr>
           <w:ilvl w:val="0"/>
-          <w:numId w:val="1229"/>
+          <w:numId w:val="1232"/>
         </w:numPr>
       </w:pPr>
       <w:r>
@@ -7883,7 +8178,7 @@
       <w:pPr>
         <w:numPr>
           <w:ilvl w:val="0"/>
-          <w:numId w:val="1230"/>
+          <w:numId w:val="1233"/>
         </w:numPr>
       </w:pPr>
       <w:r>
@@ -7894,7 +8189,7 @@
       <w:pPr>
         <w:numPr>
           <w:ilvl w:val="0"/>
-          <w:numId w:val="1231"/>
+          <w:numId w:val="1234"/>
         </w:numPr>
       </w:pPr>
       <w:r>
@@ -8000,7 +8295,7 @@
       <w:pPr>
         <w:numPr>
           <w:ilvl w:val="0"/>
-          <w:numId w:val="1232"/>
+          <w:numId w:val="1235"/>
         </w:numPr>
       </w:pPr>
       <w:r>
@@ -8011,7 +8306,7 @@
       <w:pPr>
         <w:numPr>
           <w:ilvl w:val="0"/>
-          <w:numId w:val="1233"/>
+          <w:numId w:val="1236"/>
         </w:numPr>
       </w:pPr>
       <w:r>
@@ -8022,7 +8317,7 @@
       <w:pPr>
         <w:numPr>
           <w:ilvl w:val="0"/>
-          <w:numId w:val="1234"/>
+          <w:numId w:val="1237"/>
         </w:numPr>
       </w:pPr>
       <w:r>
@@ -8045,7 +8340,7 @@
       <w:pPr>
         <w:numPr>
           <w:ilvl w:val="0"/>
-          <w:numId w:val="1235"/>
+          <w:numId w:val="1238"/>
         </w:numPr>
       </w:pPr>
       <w:r>
@@ -8056,7 +8351,7 @@
       <w:pPr>
         <w:numPr>
           <w:ilvl w:val="0"/>
-          <w:numId w:val="1236"/>
+          <w:numId w:val="1239"/>
         </w:numPr>
       </w:pPr>
       <w:r>
@@ -8067,7 +8362,7 @@
       <w:pPr>
         <w:numPr>
           <w:ilvl w:val="0"/>
-          <w:numId w:val="1237"/>
+          <w:numId w:val="1240"/>
         </w:numPr>
       </w:pPr>
       <w:r>
@@ -8173,7 +8468,7 @@
       <w:pPr>
         <w:numPr>
           <w:ilvl w:val="0"/>
-          <w:numId w:val="1238"/>
+          <w:numId w:val="1241"/>
         </w:numPr>
       </w:pPr>
       <w:r>
@@ -8194,7 +8489,7 @@
       <w:pPr>
         <w:numPr>
           <w:ilvl w:val="0"/>
-          <w:numId w:val="1239"/>
+          <w:numId w:val="1242"/>
         </w:numPr>
       </w:pPr>
       <w:r>
@@ -8205,7 +8500,7 @@
       <w:pPr>
         <w:numPr>
           <w:ilvl w:val="0"/>
-          <w:numId w:val="1240"/>
+          <w:numId w:val="1243"/>
         </w:numPr>
       </w:pPr>
       <w:r>
@@ -8216,7 +8511,7 @@
       <w:pPr>
         <w:numPr>
           <w:ilvl w:val="0"/>
-          <w:numId w:val="1241"/>
+          <w:numId w:val="1244"/>
         </w:numPr>
       </w:pPr>
       <w:r>
@@ -8237,7 +8532,7 @@
       <w:pPr>
         <w:numPr>
           <w:ilvl w:val="0"/>
-          <w:numId w:val="1242"/>
+          <w:numId w:val="1245"/>
         </w:numPr>
       </w:pPr>
       <w:r>
@@ -8248,7 +8543,7 @@
       <w:pPr>
         <w:numPr>
           <w:ilvl w:val="0"/>
-          <w:numId w:val="1243"/>
+          <w:numId w:val="1246"/>
         </w:numPr>
       </w:pPr>
       <w:r>
@@ -8354,7 +8649,7 @@
       <w:pPr>
         <w:numPr>
           <w:ilvl w:val="0"/>
-          <w:numId w:val="1244"/>
+          <w:numId w:val="1247"/>
         </w:numPr>
       </w:pPr>
       <w:r>
@@ -8375,7 +8670,7 @@
       <w:pPr>
         <w:numPr>
           <w:ilvl w:val="0"/>
-          <w:numId w:val="1245"/>
+          <w:numId w:val="1248"/>
         </w:numPr>
       </w:pPr>
       <w:r>
@@ -8386,7 +8681,7 @@
       <w:pPr>
         <w:numPr>
           <w:ilvl w:val="0"/>
-          <w:numId w:val="1246"/>
+          <w:numId w:val="1249"/>
         </w:numPr>
       </w:pPr>
       <w:r>
@@ -8397,7 +8692,7 @@
       <w:pPr>
         <w:numPr>
           <w:ilvl w:val="0"/>
-          <w:numId w:val="1247"/>
+          <w:numId w:val="1250"/>
         </w:numPr>
       </w:pPr>
       <w:r>
@@ -8408,7 +8703,7 @@
       <w:pPr>
         <w:numPr>
           <w:ilvl w:val="0"/>
-          <w:numId w:val="1248"/>
+          <w:numId w:val="1251"/>
         </w:numPr>
       </w:pPr>
       <w:r>
@@ -8514,7 +8809,7 @@
       <w:pPr>
         <w:numPr>
           <w:ilvl w:val="0"/>
-          <w:numId w:val="1249"/>
+          <w:numId w:val="1252"/>
         </w:numPr>
       </w:pPr>
       <w:r>
@@ -8535,7 +8830,7 @@
       <w:pPr>
         <w:numPr>
           <w:ilvl w:val="0"/>
-          <w:numId w:val="1250"/>
+          <w:numId w:val="1253"/>
         </w:numPr>
       </w:pPr>
       <w:r>
@@ -8546,7 +8841,7 @@
       <w:pPr>
         <w:numPr>
           <w:ilvl w:val="0"/>
-          <w:numId w:val="1251"/>
+          <w:numId w:val="1254"/>
         </w:numPr>
       </w:pPr>
       <w:r>
@@ -8557,7 +8852,7 @@
       <w:pPr>
         <w:numPr>
           <w:ilvl w:val="0"/>
-          <w:numId w:val="1252"/>
+          <w:numId w:val="1255"/>
         </w:numPr>
       </w:pPr>
       <w:r>
@@ -8578,7 +8873,7 @@
       <w:pPr>
         <w:numPr>
           <w:ilvl w:val="0"/>
-          <w:numId w:val="1253"/>
+          <w:numId w:val="1256"/>
         </w:numPr>
       </w:pPr>
       <w:r>
@@ -8589,7 +8884,7 @@
       <w:pPr>
         <w:numPr>
           <w:ilvl w:val="0"/>
-          <w:numId w:val="1254"/>
+          <w:numId w:val="1257"/>
         </w:numPr>
       </w:pPr>
       <w:r>
@@ -8695,7 +8990,7 @@
       <w:pPr>
         <w:numPr>
           <w:ilvl w:val="0"/>
-          <w:numId w:val="1255"/>
+          <w:numId w:val="1258"/>
         </w:numPr>
       </w:pPr>
       <w:r>
@@ -8716,7 +9011,7 @@
       <w:pPr>
         <w:numPr>
           <w:ilvl w:val="0"/>
-          <w:numId w:val="1256"/>
+          <w:numId w:val="1259"/>
         </w:numPr>
       </w:pPr>
       <w:r>
@@ -8727,7 +9022,7 @@
       <w:pPr>
         <w:numPr>
           <w:ilvl w:val="0"/>
-          <w:numId w:val="1257"/>
+          <w:numId w:val="1260"/>
         </w:numPr>
       </w:pPr>
       <w:r>
@@ -8833,7 +9128,7 @@
       <w:pPr>
         <w:numPr>
           <w:ilvl w:val="0"/>
-          <w:numId w:val="1258"/>
+          <w:numId w:val="1261"/>
         </w:numPr>
       </w:pPr>
       <w:r>
@@ -8844,7 +9139,7 @@
       <w:pPr>
         <w:numPr>
           <w:ilvl w:val="0"/>
-          <w:numId w:val="1259"/>
+          <w:numId w:val="1262"/>
         </w:numPr>
       </w:pPr>
       <w:r>
@@ -8855,7 +9150,7 @@
       <w:pPr>
         <w:numPr>
           <w:ilvl w:val="0"/>
-          <w:numId w:val="1260"/>
+          <w:numId w:val="1263"/>
         </w:numPr>
       </w:pPr>
       <w:r>
@@ -8866,7 +9161,7 @@
       <w:pPr>
         <w:numPr>
           <w:ilvl w:val="0"/>
-          <w:numId w:val="1261"/>
+          <w:numId w:val="1264"/>
         </w:numPr>
       </w:pPr>
       <w:r>
@@ -8877,7 +9172,7 @@
       <w:pPr>
         <w:numPr>
           <w:ilvl w:val="0"/>
-          <w:numId w:val="1262"/>
+          <w:numId w:val="1265"/>
         </w:numPr>
       </w:pPr>
       <w:r>
@@ -8888,7 +9183,7 @@
       <w:pPr>
         <w:numPr>
           <w:ilvl w:val="0"/>
-          <w:numId w:val="1263"/>
+          <w:numId w:val="1266"/>
         </w:numPr>
       </w:pPr>
       <w:r>
@@ -8899,7 +9194,7 @@
       <w:pPr>
         <w:numPr>
           <w:ilvl w:val="0"/>
-          <w:numId w:val="1264"/>
+          <w:numId w:val="1267"/>
         </w:numPr>
       </w:pPr>
       <w:r>
@@ -8910,7 +9205,7 @@
       <w:pPr>
         <w:numPr>
           <w:ilvl w:val="0"/>
-          <w:numId w:val="1265"/>
+          <w:numId w:val="1268"/>
         </w:numPr>
       </w:pPr>
       <w:r>
@@ -9032,7 +9327,7 @@
       <w:pPr>
         <w:numPr>
           <w:ilvl w:val="0"/>
-          <w:numId w:val="1266"/>
+          <w:numId w:val="1269"/>
         </w:numPr>
       </w:pPr>
       <w:r>
@@ -9043,7 +9338,7 @@
       <w:pPr>
         <w:numPr>
           <w:ilvl w:val="0"/>
-          <w:numId w:val="1267"/>
+          <w:numId w:val="1270"/>
         </w:numPr>
       </w:pPr>
       <w:r>
@@ -9054,7 +9349,7 @@
       <w:pPr>
         <w:numPr>
           <w:ilvl w:val="0"/>
-          <w:numId w:val="1268"/>
+          <w:numId w:val="1271"/>
         </w:numPr>
       </w:pPr>
       <w:r>
@@ -9081,7 +9376,7 @@
       <w:pPr>
         <w:numPr>
           <w:ilvl w:val="0"/>
-          <w:numId w:val="1269"/>
+          <w:numId w:val="1272"/>
         </w:numPr>
       </w:pPr>
       <w:r>
@@ -9108,7 +9403,7 @@
       <w:pPr>
         <w:numPr>
           <w:ilvl w:val="0"/>
-          <w:numId w:val="1270"/>
+          <w:numId w:val="1273"/>
         </w:numPr>
       </w:pPr>
       <w:r>
@@ -9119,7 +9414,7 @@
       <w:pPr>
         <w:numPr>
           <w:ilvl w:val="0"/>
-          <w:numId w:val="1271"/>
+          <w:numId w:val="1274"/>
         </w:numPr>
       </w:pPr>
       <w:r>
@@ -9130,7 +9425,7 @@
       <w:pPr>
         <w:numPr>
           <w:ilvl w:val="0"/>
-          <w:numId w:val="1272"/>
+          <w:numId w:val="1275"/>
         </w:numPr>
       </w:pPr>
       <w:r>
@@ -9246,7 +9541,7 @@
       <w:pPr>
         <w:numPr>
           <w:ilvl w:val="0"/>
-          <w:numId w:val="1273"/>
+          <w:numId w:val="1276"/>
         </w:numPr>
       </w:pPr>
       <w:r>
@@ -9257,7 +9552,7 @@
       <w:pPr>
         <w:numPr>
           <w:ilvl w:val="0"/>
-          <w:numId w:val="1274"/>
+          <w:numId w:val="1277"/>
         </w:numPr>
       </w:pPr>
       <w:r>
@@ -9268,7 +9563,7 @@
       <w:pPr>
         <w:numPr>
           <w:ilvl w:val="0"/>
-          <w:numId w:val="1275"/>
+          <w:numId w:val="1278"/>
         </w:numPr>
       </w:pPr>
       <w:r>
@@ -9279,7 +9574,7 @@
       <w:pPr>
         <w:numPr>
           <w:ilvl w:val="0"/>
-          <w:numId w:val="1276"/>
+          <w:numId w:val="1279"/>
         </w:numPr>
       </w:pPr>
       <w:r>
@@ -9302,7 +9597,7 @@
       <w:pPr>
         <w:numPr>
           <w:ilvl w:val="0"/>
-          <w:numId w:val="1277"/>
+          <w:numId w:val="1280"/>
         </w:numPr>
       </w:pPr>
       <w:r>
@@ -9401,7 +9696,34 @@
         <w:t xml:space="preserve"> </w:t>
       </w:r>
       <w:r>
-        <w:t xml:space="preserve">The</w:t>
+        <w:t xml:space="preserve">At least one measurement has been saved using the</w:t>
+      </w:r>
+      <w:r>
+        <w:t xml:space="preserve"> </w:t>
+      </w:r>
+      <w:r>
+        <w:rPr>
+          <w:b/>
+          <w:bCs/>
+        </w:rPr>
+        <w:t xml:space="preserve">Save</w:t>
+      </w:r>
+      <w:r>
+        <w:t xml:space="preserve"> </w:t>
+      </w:r>
+      <w:r>
+        <w:t xml:space="preserve">button during a previous tap tone session (see R8).</w:t>
+      </w:r>
+    </w:p>
+    <w:p>
+      <w:pPr>
+        <w:numPr>
+          <w:ilvl w:val="0"/>
+          <w:numId w:val="1281"/>
+        </w:numPr>
+      </w:pPr>
+      <w:r>
+        <w:t xml:space="preserve">Export the saved measurement to a</w:t>
       </w:r>
       <w:r>
         <w:t xml:space="preserve"> </w:t>
@@ -9410,58 +9732,95 @@
         <w:rPr>
           <w:rStyle w:val="VerbatimChar"/>
         </w:rPr>
-        <w:t xml:space="preserve">chris-1771351833.json</w:t>
-      </w:r>
-      <w:r>
-        <w:t xml:space="preserve"> </w:t>
-      </w:r>
-      <w:r>
-        <w:t xml:space="preserve">fixture file is available (included in the repo at</w:t>
-      </w:r>
-      <w:r>
-        <w:t xml:space="preserve"> </w:t>
-      </w:r>
-      <w:r>
-        <w:rPr>
-          <w:rStyle w:val="VerbatimChar"/>
-        </w:rPr>
-        <w:t xml:space="preserve">GuitarTapTests/</w:t>
-      </w:r>
-      <w:r>
-        <w:t xml:space="preserve">).</w:t>
-      </w:r>
-    </w:p>
-    <w:p>
-      <w:pPr>
-        <w:numPr>
-          <w:ilvl w:val="0"/>
-          <w:numId w:val="1278"/>
-        </w:numPr>
-      </w:pPr>
-      <w:r>
-        <w:t xml:space="preserve">Use Files (iOS) or Finder (macOS) to import</w:t>
-      </w:r>
-      <w:r>
-        <w:t xml:space="preserve"> </w:t>
-      </w:r>
-      <w:r>
-        <w:rPr>
-          <w:rStyle w:val="VerbatimChar"/>
-        </w:rPr>
-        <w:t xml:space="preserve">chris-1771351833.json</w:t>
-      </w:r>
-      <w:r>
-        <w:t xml:space="preserve"> </w:t>
-      </w:r>
-      <w:r>
-        <w:t xml:space="preserve">into GuitarTap</w:t>
-      </w:r>
-    </w:p>
-    <w:p>
-      <w:pPr>
-        <w:numPr>
-          <w:ilvl w:val="0"/>
-          <w:numId w:val="1279"/>
+        <w:t xml:space="preserve">.guitartap</w:t>
+      </w:r>
+      <w:r>
+        <w:t xml:space="preserve"> </w:t>
+      </w:r>
+      <w:r>
+        <w:t xml:space="preserve">file using</w:t>
+      </w:r>
+      <w:r>
+        <w:t xml:space="preserve"> </w:t>
+      </w:r>
+      <w:r>
+        <w:rPr>
+          <w:b/>
+          <w:bCs/>
+        </w:rPr>
+        <w:t xml:space="preserve">Export Measurement</w:t>
+      </w:r>
+      <w:r>
+        <w:t xml:space="preserve"> </w:t>
+      </w:r>
+      <w:r>
+        <w:t xml:space="preserve">(iOS/iPadOS share sheet) or</w:t>
+      </w:r>
+      <w:r>
+        <w:t xml:space="preserve"> </w:t>
+      </w:r>
+      <w:r>
+        <w:rPr>
+          <w:b/>
+          <w:bCs/>
+        </w:rPr>
+        <w:t xml:space="preserve">Save Measurement to Disk…</w:t>
+      </w:r>
+      <w:r>
+        <w:t xml:space="preserve"> </w:t>
+      </w:r>
+      <w:r>
+        <w:t xml:space="preserve">(macOS)</w:t>
+      </w:r>
+    </w:p>
+    <w:p>
+      <w:pPr>
+        <w:numPr>
+          <w:ilvl w:val="0"/>
+          <w:numId w:val="1282"/>
+        </w:numPr>
+      </w:pPr>
+      <w:r>
+        <w:t xml:space="preserve">Re-import it using</w:t>
+      </w:r>
+      <w:r>
+        <w:t xml:space="preserve"> </w:t>
+      </w:r>
+      <w:r>
+        <w:rPr>
+          <w:b/>
+          <w:bCs/>
+        </w:rPr>
+        <w:t xml:space="preserve">Import Measurement</w:t>
+      </w:r>
+      <w:r>
+        <w:t xml:space="preserve"> </w:t>
+      </w:r>
+      <w:r>
+        <w:t xml:space="preserve">(iOS/iPadOS) or the</w:t>
+      </w:r>
+      <w:r>
+        <w:t xml:space="preserve"> </w:t>
+      </w:r>
+      <w:r>
+        <w:rPr>
+          <w:b/>
+          <w:bCs/>
+        </w:rPr>
+        <w:t xml:space="preserve">Import</w:t>
+      </w:r>
+      <w:r>
+        <w:t xml:space="preserve"> </w:t>
+      </w:r>
+      <w:r>
+        <w:t xml:space="preserve">toolbar button (macOS)</w:t>
+      </w:r>
+    </w:p>
+    <w:p>
+      <w:pPr>
+        <w:numPr>
+          <w:ilvl w:val="0"/>
+          <w:numId w:val="1283"/>
         </w:numPr>
       </w:pPr>
       <w:r>
@@ -9472,7 +9831,7 @@
       <w:pPr>
         <w:numPr>
           <w:ilvl w:val="0"/>
-          <w:numId w:val="1280"/>
+          <w:numId w:val="1284"/>
         </w:numPr>
       </w:pPr>
       <w:r>
@@ -9483,7 +9842,7 @@
       <w:pPr>
         <w:numPr>
           <w:ilvl w:val="0"/>
-          <w:numId w:val="1281"/>
+          <w:numId w:val="1285"/>
         </w:numPr>
       </w:pPr>
       <w:r>
@@ -9494,7 +9853,7 @@
       <w:pPr>
         <w:numPr>
           <w:ilvl w:val="0"/>
-          <w:numId w:val="1282"/>
+          <w:numId w:val="1286"/>
         </w:numPr>
       </w:pPr>
       <w:r>
@@ -9600,7 +9959,7 @@
       <w:pPr>
         <w:numPr>
           <w:ilvl w:val="0"/>
-          <w:numId w:val="1283"/>
+          <w:numId w:val="1287"/>
         </w:numPr>
       </w:pPr>
       <w:r>
@@ -9621,7 +9980,7 @@
       <w:pPr>
         <w:numPr>
           <w:ilvl w:val="0"/>
-          <w:numId w:val="1284"/>
+          <w:numId w:val="1288"/>
         </w:numPr>
       </w:pPr>
       <w:r>
@@ -9632,7 +9991,7 @@
       <w:pPr>
         <w:numPr>
           <w:ilvl w:val="0"/>
-          <w:numId w:val="1285"/>
+          <w:numId w:val="1289"/>
         </w:numPr>
       </w:pPr>
       <w:r>
@@ -9653,7 +10012,7 @@
       <w:pPr>
         <w:numPr>
           <w:ilvl w:val="0"/>
-          <w:numId w:val="1286"/>
+          <w:numId w:val="1290"/>
         </w:numPr>
       </w:pPr>
       <w:r>
@@ -9664,7 +10023,7 @@
       <w:pPr>
         <w:numPr>
           <w:ilvl w:val="0"/>
-          <w:numId w:val="1287"/>
+          <w:numId w:val="1291"/>
         </w:numPr>
       </w:pPr>
       <w:r>
@@ -9675,7 +10034,7 @@
       <w:pPr>
         <w:numPr>
           <w:ilvl w:val="0"/>
-          <w:numId w:val="1288"/>
+          <w:numId w:val="1292"/>
         </w:numPr>
       </w:pPr>
       <w:r>
@@ -9781,7 +10140,7 @@
       <w:pPr>
         <w:numPr>
           <w:ilvl w:val="0"/>
-          <w:numId w:val="1289"/>
+          <w:numId w:val="1293"/>
         </w:numPr>
       </w:pPr>
       <w:r>
@@ -9792,7 +10151,7 @@
       <w:pPr>
         <w:numPr>
           <w:ilvl w:val="0"/>
-          <w:numId w:val="1290"/>
+          <w:numId w:val="1294"/>
         </w:numPr>
       </w:pPr>
       <w:r>
@@ -9813,7 +10172,7 @@
       <w:pPr>
         <w:numPr>
           <w:ilvl w:val="0"/>
-          <w:numId w:val="1291"/>
+          <w:numId w:val="1295"/>
         </w:numPr>
       </w:pPr>
       <w:r>
@@ -9824,7 +10183,7 @@
       <w:pPr>
         <w:numPr>
           <w:ilvl w:val="0"/>
-          <w:numId w:val="1292"/>
+          <w:numId w:val="1296"/>
         </w:numPr>
       </w:pPr>
       <w:r>
@@ -9845,7 +10204,7 @@
       <w:pPr>
         <w:numPr>
           <w:ilvl w:val="0"/>
-          <w:numId w:val="1293"/>
+          <w:numId w:val="1297"/>
         </w:numPr>
       </w:pPr>
       <w:r>
@@ -9856,7 +10215,7 @@
       <w:pPr>
         <w:numPr>
           <w:ilvl w:val="0"/>
-          <w:numId w:val="1294"/>
+          <w:numId w:val="1298"/>
         </w:numPr>
       </w:pPr>
       <w:r>
@@ -9867,7 +10226,7 @@
       <w:pPr>
         <w:numPr>
           <w:ilvl w:val="0"/>
-          <w:numId w:val="1295"/>
+          <w:numId w:val="1299"/>
         </w:numPr>
       </w:pPr>
       <w:r>
@@ -9878,7 +10237,7 @@
       <w:pPr>
         <w:numPr>
           <w:ilvl w:val="0"/>
-          <w:numId w:val="1296"/>
+          <w:numId w:val="1300"/>
         </w:numPr>
       </w:pPr>
       <w:r>
@@ -9984,7 +10343,7 @@
       <w:pPr>
         <w:numPr>
           <w:ilvl w:val="0"/>
-          <w:numId w:val="1297"/>
+          <w:numId w:val="1301"/>
         </w:numPr>
       </w:pPr>
       <w:r>
@@ -10008,7 +10367,7 @@
       <w:pPr>
         <w:numPr>
           <w:ilvl w:val="0"/>
-          <w:numId w:val="1298"/>
+          <w:numId w:val="1302"/>
         </w:numPr>
       </w:pPr>
       <w:r>
@@ -10019,7 +10378,7 @@
       <w:pPr>
         <w:numPr>
           <w:ilvl w:val="0"/>
-          <w:numId w:val="1299"/>
+          <w:numId w:val="1303"/>
         </w:numPr>
       </w:pPr>
       <w:r>
@@ -10030,7 +10389,7 @@
       <w:pPr>
         <w:numPr>
           <w:ilvl w:val="0"/>
-          <w:numId w:val="1300"/>
+          <w:numId w:val="1304"/>
         </w:numPr>
       </w:pPr>
       <w:r>
@@ -10041,7 +10400,7 @@
       <w:pPr>
         <w:numPr>
           <w:ilvl w:val="0"/>
-          <w:numId w:val="1301"/>
+          <w:numId w:val="1305"/>
         </w:numPr>
       </w:pPr>
       <w:r>
@@ -10052,7 +10411,7 @@
       <w:pPr>
         <w:numPr>
           <w:ilvl w:val="0"/>
-          <w:numId w:val="1302"/>
+          <w:numId w:val="1306"/>
         </w:numPr>
       </w:pPr>
       <w:r>
@@ -10063,7 +10422,7 @@
       <w:pPr>
         <w:numPr>
           <w:ilvl w:val="0"/>
-          <w:numId w:val="1303"/>
+          <w:numId w:val="1307"/>
         </w:numPr>
       </w:pPr>
       <w:r>
@@ -10074,7 +10433,7 @@
       <w:pPr>
         <w:numPr>
           <w:ilvl w:val="0"/>
-          <w:numId w:val="1304"/>
+          <w:numId w:val="1308"/>
         </w:numPr>
       </w:pPr>
       <w:r>
@@ -10180,7 +10539,7 @@
       <w:pPr>
         <w:numPr>
           <w:ilvl w:val="0"/>
-          <w:numId w:val="1305"/>
+          <w:numId w:val="1309"/>
         </w:numPr>
       </w:pPr>
       <w:r>
@@ -10191,7 +10550,7 @@
       <w:pPr>
         <w:numPr>
           <w:ilvl w:val="0"/>
-          <w:numId w:val="1306"/>
+          <w:numId w:val="1310"/>
         </w:numPr>
       </w:pPr>
       <w:r>
@@ -10218,7 +10577,7 @@
       <w:pPr>
         <w:numPr>
           <w:ilvl w:val="0"/>
-          <w:numId w:val="1307"/>
+          <w:numId w:val="1311"/>
         </w:numPr>
       </w:pPr>
       <w:r>
@@ -10229,7 +10588,7 @@
       <w:pPr>
         <w:numPr>
           <w:ilvl w:val="0"/>
-          <w:numId w:val="1308"/>
+          <w:numId w:val="1312"/>
         </w:numPr>
       </w:pPr>
       <w:r>
@@ -10240,7 +10599,7 @@
       <w:pPr>
         <w:numPr>
           <w:ilvl w:val="0"/>
-          <w:numId w:val="1309"/>
+          <w:numId w:val="1313"/>
         </w:numPr>
       </w:pPr>
       <w:r>
@@ -10251,7 +10610,7 @@
       <w:pPr>
         <w:numPr>
           <w:ilvl w:val="0"/>
-          <w:numId w:val="1310"/>
+          <w:numId w:val="1314"/>
         </w:numPr>
       </w:pPr>
       <w:r>
@@ -10262,7 +10621,7 @@
       <w:pPr>
         <w:numPr>
           <w:ilvl w:val="0"/>
-          <w:numId w:val="1311"/>
+          <w:numId w:val="1315"/>
         </w:numPr>
       </w:pPr>
       <w:r>
@@ -12031,6 +12390,18 @@
     <w:abstractNumId w:val="992"/>
   </w:num>
   <w:num w:numId="1311">
+    <w:abstractNumId w:val="992"/>
+  </w:num>
+  <w:num w:numId="1312">
+    <w:abstractNumId w:val="992"/>
+  </w:num>
+  <w:num w:numId="1313">
+    <w:abstractNumId w:val="992"/>
+  </w:num>
+  <w:num w:numId="1314">
+    <w:abstractNumId w:val="992"/>
+  </w:num>
+  <w:num w:numId="1315">
     <w:abstractNumId w:val="992"/>
   </w:num>
 </w:numbering>

--- a/Tests/ManualTestChecklist.docx
+++ b/Tests/ManualTestChecklist.docx
@@ -2,7 +2,7 @@
 <file path=word/document.xml><?xml version="1.0" encoding="utf-8"?>
 <w:document xmlns:w="http://schemas.openxmlformats.org/wordprocessingml/2006/main" xmlns:m="http://schemas.openxmlformats.org/officeDocument/2006/math" xmlns:r="http://schemas.openxmlformats.org/officeDocument/2006/relationships" xmlns:o="urn:schemas-microsoft-com:office:office" xmlns:v="urn:schemas-microsoft-com:vml" xmlns:w10="urn:schemas-microsoft-com:office:word" xmlns:a="http://schemas.openxmlformats.org/drawingml/2006/main" xmlns:pic="http://schemas.openxmlformats.org/drawingml/2006/picture" xmlns:wp="http://schemas.openxmlformats.org/drawingml/2006/wordprocessingDrawing">
   <w:body>
-    <w:bookmarkStart w:id="77" w:name="guitartap-manual-test-checklist"/>
+    <w:bookmarkStart w:id="80" w:name="guitartap-manual-test-checklist"/>
     <w:p>
       <w:pPr>
         <w:pStyle w:val="Heading1"/>
@@ -157,23 +157,7 @@
         </w:numPr>
       </w:pPr>
       <w:r>
-        <w:t xml:space="preserve">Tap</w:t>
-      </w:r>
-      <w:r>
-        <w:t xml:space="preserve"> </w:t>
-      </w:r>
-      <w:r>
-        <w:rPr>
-          <w:b/>
-          <w:bCs/>
-        </w:rPr>
-        <w:t xml:space="preserve">Start</w:t>
-      </w:r>
-      <w:r>
-        <w:t xml:space="preserve"> </w:t>
-      </w:r>
-      <w:r>
-        <w:t xml:space="preserve">to begin recording</w:t>
+        <w:t xml:space="preserve">Launch the app (recording begins automatically)</w:t>
       </w:r>
     </w:p>
     <w:p>
@@ -323,23 +307,7 @@
         </w:numPr>
       </w:pPr>
       <w:r>
-        <w:t xml:space="preserve">Tap</w:t>
-      </w:r>
-      <w:r>
-        <w:t xml:space="preserve"> </w:t>
-      </w:r>
-      <w:r>
-        <w:rPr>
-          <w:b/>
-          <w:bCs/>
-        </w:rPr>
-        <w:t xml:space="preserve">Start</w:t>
-      </w:r>
-      <w:r>
-        <w:t xml:space="preserve"> </w:t>
-      </w:r>
-      <w:r>
-        <w:t xml:space="preserve">with no sound being produced</w:t>
+        <w:t xml:space="preserve">Launch the app in a quiet environment (recording begins automatically)</w:t>
       </w:r>
     </w:p>
     <w:p>
@@ -489,23 +457,7 @@
         </w:numPr>
       </w:pPr>
       <w:r>
-        <w:t xml:space="preserve">Tap</w:t>
-      </w:r>
-      <w:r>
-        <w:t xml:space="preserve"> </w:t>
-      </w:r>
-      <w:r>
-        <w:rPr>
-          <w:b/>
-          <w:bCs/>
-        </w:rPr>
-        <w:t xml:space="preserve">Start</w:t>
-      </w:r>
-      <w:r>
-        <w:t xml:space="preserve"> </w:t>
-      </w:r>
-      <w:r>
-        <w:t xml:space="preserve">to begin recording</w:t>
+        <w:t xml:space="preserve">Launch the app (recording begins automatically)</w:t>
       </w:r>
     </w:p>
     <w:p>
@@ -654,23 +606,7 @@
         </w:numPr>
       </w:pPr>
       <w:r>
-        <w:t xml:space="preserve">Tap</w:t>
-      </w:r>
-      <w:r>
-        <w:t xml:space="preserve"> </w:t>
-      </w:r>
-      <w:r>
-        <w:rPr>
-          <w:b/>
-          <w:bCs/>
-        </w:rPr>
-        <w:t xml:space="preserve">Start</w:t>
-      </w:r>
-      <w:r>
-        <w:t xml:space="preserve"> </w:t>
-      </w:r>
-      <w:r>
-        <w:t xml:space="preserve">and confirm spectrum is animating</w:t>
+        <w:t xml:space="preserve">Confirm spectrum is animating (recording starts automatically on launch)</w:t>
       </w:r>
     </w:p>
     <w:p>
@@ -1952,17 +1888,19 @@
         </w:numPr>
       </w:pPr>
       <w:r>
-        <w:t xml:space="preserve">Tap/click</w:t>
-      </w:r>
-      <w:r>
-        <w:t xml:space="preserve"> </w:t>
-      </w:r>
-      <w:r>
-        <w:rPr>
-          <w:b/>
-          <w:bCs/>
-        </w:rPr>
-        <w:t xml:space="preserve">Start</w:t>
+        <w:t xml:space="preserve">Verify the OS permission dialog</w:t>
+      </w:r>
+      <w:r>
+        <w:t xml:space="preserve"> </w:t>
+      </w:r>
+      <w:r>
+        <w:t xml:space="preserve">“GuitarTap would like to access the microphone”</w:t>
+      </w:r>
+      <w:r>
+        <w:t xml:space="preserve"> </w:t>
+      </w:r>
+      <w:r>
+        <w:t xml:space="preserve">appears</w:t>
       </w:r>
     </w:p>
     <w:p>
@@ -1973,19 +1911,7 @@
         </w:numPr>
       </w:pPr>
       <w:r>
-        <w:t xml:space="preserve">Verify the OS permission dialog</w:t>
-      </w:r>
-      <w:r>
-        <w:t xml:space="preserve"> </w:t>
-      </w:r>
-      <w:r>
-        <w:t xml:space="preserve">“GuitarTap would like to access the microphone”</w:t>
-      </w:r>
-      <w:r>
-        <w:t xml:space="preserve"> </w:t>
-      </w:r>
-      <w:r>
-        <w:t xml:space="preserve">appears</w:t>
+        <w:t xml:space="preserve">Confirm the app does not crash</w:t>
       </w:r>
     </w:p>
     <w:p>
@@ -1996,7 +1922,7 @@
         </w:numPr>
       </w:pPr>
       <w:r>
-        <w:t xml:space="preserve">Confirm the app does not crash</w:t>
+        <w:t xml:space="preserve">Confirm the app does not start recording before the user responds</w:t>
       </w:r>
     </w:p>
     <w:p>
@@ -2004,17 +1930,6 @@
         <w:numPr>
           <w:ilvl w:val="0"/>
           <w:numId w:val="1053"/>
-        </w:numPr>
-      </w:pPr>
-      <w:r>
-        <w:t xml:space="preserve">Confirm the app does not start recording before the user responds</w:t>
-      </w:r>
-    </w:p>
-    <w:p>
-      <w:pPr>
-        <w:numPr>
-          <w:ilvl w:val="0"/>
-          <w:numId w:val="1054"/>
         </w:numPr>
       </w:pPr>
       <w:r>
@@ -2150,37 +2065,22 @@
       <w:pPr>
         <w:numPr>
           <w:ilvl w:val="0"/>
+          <w:numId w:val="1054"/>
+        </w:numPr>
+      </w:pPr>
+      <w:r>
+        <w:t xml:space="preserve">Launch GuitarTap (the app attempts to start recording automatically; the alert will appear at launch)</w:t>
+      </w:r>
+    </w:p>
+    <w:p>
+      <w:pPr>
+        <w:numPr>
+          <w:ilvl w:val="0"/>
           <w:numId w:val="1055"/>
         </w:numPr>
       </w:pPr>
       <w:r>
-        <w:t xml:space="preserve">On iOS/iPadOS: tap</w:t>
-      </w:r>
-      <w:r>
-        <w:t xml:space="preserve"> </w:t>
-      </w:r>
-      <w:r>
-        <w:rPr>
-          <w:b/>
-          <w:bCs/>
-        </w:rPr>
-        <w:t xml:space="preserve">Start</w:t>
-      </w:r>
-      <w:r>
-        <w:t xml:space="preserve">. On macOS: launch the app (alert may appear immediately on the post-revocation restart, or tap</w:t>
-      </w:r>
-      <w:r>
-        <w:t xml:space="preserve"> </w:t>
-      </w:r>
-      <w:r>
-        <w:rPr>
-          <w:b/>
-          <w:bCs/>
-        </w:rPr>
-        <w:t xml:space="preserve">Start</w:t>
-      </w:r>
-      <w:r>
-        <w:t xml:space="preserve">)</w:t>
+        <w:t xml:space="preserve">Verify the app does not crash</w:t>
       </w:r>
     </w:p>
     <w:p>
@@ -2191,7 +2091,7 @@
         </w:numPr>
       </w:pPr>
       <w:r>
-        <w:t xml:space="preserve">Verify the app does not crash</w:t>
+        <w:t xml:space="preserve">Verify recording does not start</w:t>
       </w:r>
     </w:p>
     <w:p>
@@ -2202,7 +2102,19 @@
         </w:numPr>
       </w:pPr>
       <w:r>
-        <w:t xml:space="preserve">Verify recording does not start</w:t>
+        <w:t xml:space="preserve">Confirm an alert titled</w:t>
+      </w:r>
+      <w:r>
+        <w:t xml:space="preserve"> </w:t>
+      </w:r>
+      <w:r>
+        <w:t xml:space="preserve">“Microphone Access Required”</w:t>
+      </w:r>
+      <w:r>
+        <w:t xml:space="preserve"> </w:t>
+      </w:r>
+      <w:r>
+        <w:t xml:space="preserve">appears</w:t>
       </w:r>
     </w:p>
     <w:p>
@@ -2213,19 +2125,23 @@
         </w:numPr>
       </w:pPr>
       <w:r>
-        <w:t xml:space="preserve">Confirm an alert titled</w:t>
-      </w:r>
-      <w:r>
-        <w:t xml:space="preserve"> </w:t>
-      </w:r>
-      <w:r>
-        <w:t xml:space="preserve">“Microphone Access Required”</w:t>
-      </w:r>
-      <w:r>
-        <w:t xml:space="preserve"> </w:t>
-      </w:r>
-      <w:r>
-        <w:t xml:space="preserve">appears</w:t>
+        <w:t xml:space="preserve">Tap/click</w:t>
+      </w:r>
+      <w:r>
+        <w:t xml:space="preserve"> </w:t>
+      </w:r>
+      <w:r>
+        <w:rPr>
+          <w:b/>
+          <w:bCs/>
+        </w:rPr>
+        <w:t xml:space="preserve">Open Settings</w:t>
+      </w:r>
+      <w:r>
+        <w:t xml:space="preserve"> </w:t>
+      </w:r>
+      <w:r>
+        <w:t xml:space="preserve">and verify it navigates to System Settings → Privacy &amp; Security → Microphone</w:t>
       </w:r>
     </w:p>
     <w:p>
@@ -2233,33 +2149,6 @@
         <w:numPr>
           <w:ilvl w:val="0"/>
           <w:numId w:val="1059"/>
-        </w:numPr>
-      </w:pPr>
-      <w:r>
-        <w:t xml:space="preserve">Tap/click</w:t>
-      </w:r>
-      <w:r>
-        <w:t xml:space="preserve"> </w:t>
-      </w:r>
-      <w:r>
-        <w:rPr>
-          <w:b/>
-          <w:bCs/>
-        </w:rPr>
-        <w:t xml:space="preserve">Open Settings</w:t>
-      </w:r>
-      <w:r>
-        <w:t xml:space="preserve"> </w:t>
-      </w:r>
-      <w:r>
-        <w:t xml:space="preserve">and verify it navigates to System Settings → Privacy &amp; Security → Microphone</w:t>
-      </w:r>
-    </w:p>
-    <w:p>
-      <w:pPr>
-        <w:numPr>
-          <w:ilvl w:val="0"/>
-          <w:numId w:val="1060"/>
         </w:numPr>
       </w:pPr>
       <w:r>
@@ -2365,27 +2254,48 @@
       <w:pPr>
         <w:numPr>
           <w:ilvl w:val="0"/>
+          <w:numId w:val="1060"/>
+        </w:numPr>
+      </w:pPr>
+      <w:r>
+        <w:t xml:space="preserve">Open</w:t>
+      </w:r>
+      <w:r>
+        <w:t xml:space="preserve"> </w:t>
+      </w:r>
+      <w:r>
+        <w:rPr>
+          <w:b/>
+          <w:bCs/>
+        </w:rPr>
+        <w:t xml:space="preserve">System Settings → Privacy &amp; Security → Microphone → GuitarTap</w:t>
+      </w:r>
+      <w:r>
+        <w:t xml:space="preserve"> </w:t>
+      </w:r>
+      <w:r>
+        <w:t xml:space="preserve">and enable it</w:t>
+      </w:r>
+    </w:p>
+    <w:p>
+      <w:pPr>
+        <w:numPr>
+          <w:ilvl w:val="0"/>
           <w:numId w:val="1061"/>
         </w:numPr>
       </w:pPr>
       <w:r>
-        <w:t xml:space="preserve">Open</w:t>
-      </w:r>
-      <w:r>
-        <w:t xml:space="preserve"> </w:t>
-      </w:r>
-      <w:r>
-        <w:rPr>
-          <w:b/>
-          <w:bCs/>
-        </w:rPr>
-        <w:t xml:space="preserve">System Settings → Privacy &amp; Security → Microphone → GuitarTap</w:t>
-      </w:r>
-      <w:r>
-        <w:t xml:space="preserve"> </w:t>
-      </w:r>
-      <w:r>
-        <w:t xml:space="preserve">and enable it</w:t>
+        <w:rPr>
+          <w:b/>
+          <w:bCs/>
+        </w:rPr>
+        <w:t xml:space="preserve">iOS/iPadOS:</w:t>
+      </w:r>
+      <w:r>
+        <w:t xml:space="preserve"> </w:t>
+      </w:r>
+      <w:r>
+        <w:t xml:space="preserve">Return to GuitarTap (no relaunch needed on iOS 14+) — recording restarts automatically</w:t>
       </w:r>
     </w:p>
     <w:p>
@@ -2400,23 +2310,13 @@
           <w:b/>
           <w:bCs/>
         </w:rPr>
-        <w:t xml:space="preserve">iOS/iPadOS:</w:t>
-      </w:r>
-      <w:r>
-        <w:t xml:space="preserve"> </w:t>
-      </w:r>
-      <w:r>
-        <w:t xml:space="preserve">Return to GuitarTap (no relaunch needed on iOS 14+), then tap</w:t>
-      </w:r>
-      <w:r>
-        <w:t xml:space="preserve"> </w:t>
-      </w:r>
-      <w:r>
-        <w:rPr>
-          <w:b/>
-          <w:bCs/>
-        </w:rPr>
-        <w:t xml:space="preserve">Start</w:t>
+        <w:t xml:space="preserve">macOS:</w:t>
+      </w:r>
+      <w:r>
+        <w:t xml:space="preserve"> </w:t>
+      </w:r>
+      <w:r>
+        <w:t xml:space="preserve">GuitarTap is force-restarted automatically; recording begins on relaunch</w:t>
       </w:r>
     </w:p>
     <w:p>
@@ -2427,33 +2327,7 @@
         </w:numPr>
       </w:pPr>
       <w:r>
-        <w:rPr>
-          <w:b/>
-          <w:bCs/>
-        </w:rPr>
-        <w:t xml:space="preserve">macOS:</w:t>
-      </w:r>
-      <w:r>
-        <w:t xml:space="preserve"> </w:t>
-      </w:r>
-      <w:r>
-        <w:t xml:space="preserve">GuitarTap is force-restarted automatically; click</w:t>
-      </w:r>
-      <w:r>
-        <w:t xml:space="preserve"> </w:t>
-      </w:r>
-      <w:r>
-        <w:rPr>
-          <w:b/>
-          <w:bCs/>
-        </w:rPr>
-        <w:t xml:space="preserve">Start</w:t>
-      </w:r>
-      <w:r>
-        <w:t xml:space="preserve"> </w:t>
-      </w:r>
-      <w:r>
-        <w:t xml:space="preserve">after it relaunches</w:t>
+        <w:t xml:space="preserve">Verify recording begins and the spectrum starts animating</w:t>
       </w:r>
     </w:p>
     <w:p>
@@ -2464,7 +2338,7 @@
         </w:numPr>
       </w:pPr>
       <w:r>
-        <w:t xml:space="preserve">Verify recording begins and the spectrum starts animating</w:t>
+        <w:t xml:space="preserve">Verify the green running indicator appears</w:t>
       </w:r>
     </w:p>
     <w:p>
@@ -2472,17 +2346,6 @@
         <w:numPr>
           <w:ilvl w:val="0"/>
           <w:numId w:val="1065"/>
-        </w:numPr>
-      </w:pPr>
-      <w:r>
-        <w:t xml:space="preserve">Verify the green running indicator appears</w:t>
-      </w:r>
-    </w:p>
-    <w:p>
-      <w:pPr>
-        <w:numPr>
-          <w:ilvl w:val="0"/>
-          <w:numId w:val="1066"/>
         </w:numPr>
       </w:pPr>
       <w:r>
@@ -2588,21 +2451,32 @@
       <w:pPr>
         <w:numPr>
           <w:ilvl w:val="0"/>
+          <w:numId w:val="1066"/>
+        </w:numPr>
+      </w:pPr>
+      <w:r>
+        <w:t xml:space="preserve">Launch the app (recording begins automatically)</w:t>
+      </w:r>
+    </w:p>
+    <w:p>
+      <w:pPr>
+        <w:numPr>
+          <w:ilvl w:val="0"/>
           <w:numId w:val="1067"/>
         </w:numPr>
       </w:pPr>
       <w:r>
-        <w:t xml:space="preserve">Tap/click</w:t>
-      </w:r>
-      <w:r>
-        <w:t xml:space="preserve"> </w:t>
-      </w:r>
-      <w:r>
-        <w:rPr>
-          <w:b/>
-          <w:bCs/>
-        </w:rPr>
-        <w:t xml:space="preserve">Start</w:t>
+        <w:rPr>
+          <w:b/>
+          <w:bCs/>
+        </w:rPr>
+        <w:t xml:space="preserve">iOS/iPadOS:</w:t>
+      </w:r>
+      <w:r>
+        <w:t xml:space="preserve"> </w:t>
+      </w:r>
+      <w:r>
+        <w:t xml:space="preserve">Confirm the orange microphone indicator appears in the status bar</w:t>
       </w:r>
     </w:p>
     <w:p>
@@ -2617,13 +2491,13 @@
           <w:b/>
           <w:bCs/>
         </w:rPr>
-        <w:t xml:space="preserve">iOS/iPadOS:</w:t>
-      </w:r>
-      <w:r>
-        <w:t xml:space="preserve"> </w:t>
-      </w:r>
-      <w:r>
-        <w:t xml:space="preserve">Confirm the orange microphone indicator appears in the status bar; stop the analyzer and confirm it disappears</w:t>
+        <w:t xml:space="preserve">macOS:</w:t>
+      </w:r>
+      <w:r>
+        <w:t xml:space="preserve"> </w:t>
+      </w:r>
+      <w:r>
+        <w:t xml:space="preserve">Confirm the orange microphone indicator appears in the menu bar (top-right area); note that it persists until the app is quit — this is normal macOS behavior</w:t>
       </w:r>
     </w:p>
     <w:p>
@@ -2631,27 +2505,6 @@
         <w:numPr>
           <w:ilvl w:val="0"/>
           <w:numId w:val="1069"/>
-        </w:numPr>
-      </w:pPr>
-      <w:r>
-        <w:rPr>
-          <w:b/>
-          <w:bCs/>
-        </w:rPr>
-        <w:t xml:space="preserve">macOS:</w:t>
-      </w:r>
-      <w:r>
-        <w:t xml:space="preserve"> </w:t>
-      </w:r>
-      <w:r>
-        <w:t xml:space="preserve">Confirm the orange microphone indicator appears in the menu bar (top-right area); note that it persists until the app is quit — this is normal macOS behavior</w:t>
-      </w:r>
-    </w:p>
-    <w:p>
-      <w:pPr>
-        <w:numPr>
-          <w:ilvl w:val="0"/>
-          <w:numId w:val="1070"/>
         </w:numPr>
       </w:pPr>
       <w:r>
@@ -2757,27 +2610,22 @@
       <w:pPr>
         <w:numPr>
           <w:ilvl w:val="0"/>
+          <w:numId w:val="1070"/>
+        </w:numPr>
+      </w:pPr>
+      <w:r>
+        <w:t xml:space="preserve">Confirm spectrum is animating (recording starts automatically on launch)</w:t>
+      </w:r>
+    </w:p>
+    <w:p>
+      <w:pPr>
+        <w:numPr>
+          <w:ilvl w:val="0"/>
           <w:numId w:val="1071"/>
         </w:numPr>
       </w:pPr>
       <w:r>
-        <w:t xml:space="preserve">Tap</w:t>
-      </w:r>
-      <w:r>
-        <w:t xml:space="preserve"> </w:t>
-      </w:r>
-      <w:r>
-        <w:rPr>
-          <w:b/>
-          <w:bCs/>
-        </w:rPr>
-        <w:t xml:space="preserve">Start</w:t>
-      </w:r>
-      <w:r>
-        <w:t xml:space="preserve"> </w:t>
-      </w:r>
-      <w:r>
-        <w:t xml:space="preserve">and confirm spectrum is animating</w:t>
+        <w:t xml:space="preserve">Have another phone call the device</w:t>
       </w:r>
     </w:p>
     <w:p>
@@ -2788,7 +2636,7 @@
         </w:numPr>
       </w:pPr>
       <w:r>
-        <w:t xml:space="preserve">Have another phone call the device</w:t>
+        <w:t xml:space="preserve">Let the call ring for 5 s then decline (do not answer)</w:t>
       </w:r>
     </w:p>
     <w:p>
@@ -2799,7 +2647,7 @@
         </w:numPr>
       </w:pPr>
       <w:r>
-        <w:t xml:space="preserve">Let the call ring for 5 s then decline (do not answer)</w:t>
+        <w:t xml:space="preserve">While the call rings, verify recording stops cleanly (no crash, no freeze)</w:t>
       </w:r>
     </w:p>
     <w:p>
@@ -2810,7 +2658,7 @@
         </w:numPr>
       </w:pPr>
       <w:r>
-        <w:t xml:space="preserve">While the call rings, verify recording stops cleanly (no crash, no freeze)</w:t>
+        <w:t xml:space="preserve">After declining, verify the app is in a consistent state</w:t>
       </w:r>
     </w:p>
     <w:p>
@@ -2818,44 +2666,6 @@
         <w:numPr>
           <w:ilvl w:val="0"/>
           <w:numId w:val="1075"/>
-        </w:numPr>
-      </w:pPr>
-      <w:r>
-        <w:t xml:space="preserve">After declining, verify the app is in a stopped state</w:t>
-      </w:r>
-    </w:p>
-    <w:p>
-      <w:pPr>
-        <w:numPr>
-          <w:ilvl w:val="0"/>
-          <w:numId w:val="1076"/>
-        </w:numPr>
-      </w:pPr>
-      <w:r>
-        <w:t xml:space="preserve">Tap</w:t>
-      </w:r>
-      <w:r>
-        <w:t xml:space="preserve"> </w:t>
-      </w:r>
-      <w:r>
-        <w:rPr>
-          <w:b/>
-          <w:bCs/>
-        </w:rPr>
-        <w:t xml:space="preserve">Start</w:t>
-      </w:r>
-      <w:r>
-        <w:t xml:space="preserve"> </w:t>
-      </w:r>
-      <w:r>
-        <w:t xml:space="preserve">again and verify recording can be restarted</w:t>
-      </w:r>
-    </w:p>
-    <w:p>
-      <w:pPr>
-        <w:numPr>
-          <w:ilvl w:val="0"/>
-          <w:numId w:val="1077"/>
         </w:numPr>
       </w:pPr>
       <w:r>
@@ -2979,27 +2789,33 @@
       <w:pPr>
         <w:numPr>
           <w:ilvl w:val="0"/>
+          <w:numId w:val="1076"/>
+        </w:numPr>
+      </w:pPr>
+      <w:r>
+        <w:t xml:space="preserve">Confirm spectrum is animating (recording starts automatically on launch)</w:t>
+      </w:r>
+    </w:p>
+    <w:p>
+      <w:pPr>
+        <w:numPr>
+          <w:ilvl w:val="0"/>
+          <w:numId w:val="1077"/>
+        </w:numPr>
+      </w:pPr>
+      <w:r>
+        <w:t xml:space="preserve">Swipe to the Home screen</w:t>
+      </w:r>
+    </w:p>
+    <w:p>
+      <w:pPr>
+        <w:numPr>
+          <w:ilvl w:val="0"/>
           <w:numId w:val="1078"/>
         </w:numPr>
       </w:pPr>
       <w:r>
-        <w:t xml:space="preserve">Tap</w:t>
-      </w:r>
-      <w:r>
-        <w:t xml:space="preserve"> </w:t>
-      </w:r>
-      <w:r>
-        <w:rPr>
-          <w:b/>
-          <w:bCs/>
-        </w:rPr>
-        <w:t xml:space="preserve">Start</w:t>
-      </w:r>
-      <w:r>
-        <w:t xml:space="preserve"> </w:t>
-      </w:r>
-      <w:r>
-        <w:t xml:space="preserve">and confirm spectrum is animating</w:t>
+        <w:t xml:space="preserve">Open Music or Spotify and start playback</w:t>
       </w:r>
     </w:p>
     <w:p>
@@ -3010,7 +2826,7 @@
         </w:numPr>
       </w:pPr>
       <w:r>
-        <w:t xml:space="preserve">Swipe to the Home screen</w:t>
+        <w:t xml:space="preserve">Return to GuitarTap</w:t>
       </w:r>
     </w:p>
     <w:p>
@@ -3021,7 +2837,7 @@
         </w:numPr>
       </w:pPr>
       <w:r>
-        <w:t xml:space="preserve">Open Music or Spotify and start playback</w:t>
+        <w:t xml:space="preserve">Verify GuitarTap is in a stopped state</w:t>
       </w:r>
     </w:p>
     <w:p>
@@ -3032,7 +2848,7 @@
         </w:numPr>
       </w:pPr>
       <w:r>
-        <w:t xml:space="preserve">Return to GuitarTap</w:t>
+        <w:t xml:space="preserve">Verify the app recovers when focus returns</w:t>
       </w:r>
     </w:p>
     <w:p>
@@ -3040,44 +2856,6 @@
         <w:numPr>
           <w:ilvl w:val="0"/>
           <w:numId w:val="1082"/>
-        </w:numPr>
-      </w:pPr>
-      <w:r>
-        <w:t xml:space="preserve">Verify GuitarTap is in a stopped state</w:t>
-      </w:r>
-    </w:p>
-    <w:p>
-      <w:pPr>
-        <w:numPr>
-          <w:ilvl w:val="0"/>
-          <w:numId w:val="1083"/>
-        </w:numPr>
-      </w:pPr>
-      <w:r>
-        <w:t xml:space="preserve">Tap</w:t>
-      </w:r>
-      <w:r>
-        <w:t xml:space="preserve"> </w:t>
-      </w:r>
-      <w:r>
-        <w:rPr>
-          <w:b/>
-          <w:bCs/>
-        </w:rPr>
-        <w:t xml:space="preserve">Start</w:t>
-      </w:r>
-      <w:r>
-        <w:t xml:space="preserve"> </w:t>
-      </w:r>
-      <w:r>
-        <w:t xml:space="preserve">to confirm recording can be restarted</w:t>
-      </w:r>
-    </w:p>
-    <w:p>
-      <w:pPr>
-        <w:numPr>
-          <w:ilvl w:val="0"/>
-          <w:numId w:val="1084"/>
         </w:numPr>
       </w:pPr>
       <w:r>
@@ -3183,21 +2961,49 @@
       <w:pPr>
         <w:numPr>
           <w:ilvl w:val="0"/>
+          <w:numId w:val="1083"/>
+        </w:numPr>
+      </w:pPr>
+      <w:r>
+        <w:t xml:space="preserve">Launch GuitarTap (recording begins automatically)</w:t>
+      </w:r>
+    </w:p>
+    <w:p>
+      <w:pPr>
+        <w:numPr>
+          <w:ilvl w:val="0"/>
+          <w:numId w:val="1084"/>
+        </w:numPr>
+      </w:pPr>
+      <w:r>
+        <w:t xml:space="preserve">Open GuitarTap</w:t>
+      </w:r>
+      <w:r>
+        <w:t xml:space="preserve"> </w:t>
+      </w:r>
+      <w:r>
+        <w:rPr>
+          <w:b/>
+          <w:bCs/>
+        </w:rPr>
+        <w:t xml:space="preserve">Settings → Audio Input &amp; Calibration → Audio Input Device</w:t>
+      </w:r>
+      <w:r>
+        <w:t xml:space="preserve"> </w:t>
+      </w:r>
+      <w:r>
+        <w:t xml:space="preserve">and select the alternative device</w:t>
+      </w:r>
+    </w:p>
+    <w:p>
+      <w:pPr>
+        <w:numPr>
+          <w:ilvl w:val="0"/>
           <w:numId w:val="1085"/>
         </w:numPr>
       </w:pPr>
       <w:r>
-        <w:t xml:space="preserve">Launch GuitarTap and tap</w:t>
-      </w:r>
-      <w:r>
-        <w:t xml:space="preserve"> </w:t>
-      </w:r>
-      <w:r>
-        <w:rPr>
-          <w:b/>
-          <w:bCs/>
-        </w:rPr>
-        <w:t xml:space="preserve">Start</w:t>
+        <w:t xml:space="preserve">Within 2 s, verify the spectrum updates to reflect audio from the new device</w:t>
       </w:r>
     </w:p>
     <w:p>
@@ -3208,23 +3014,7 @@
         </w:numPr>
       </w:pPr>
       <w:r>
-        <w:t xml:space="preserve">Open GuitarTap</w:t>
-      </w:r>
-      <w:r>
-        <w:t xml:space="preserve"> </w:t>
-      </w:r>
-      <w:r>
-        <w:rPr>
-          <w:b/>
-          <w:bCs/>
-        </w:rPr>
-        <w:t xml:space="preserve">Settings → Audio Input &amp; Calibration → Audio Input Device</w:t>
-      </w:r>
-      <w:r>
-        <w:t xml:space="preserve"> </w:t>
-      </w:r>
-      <w:r>
-        <w:t xml:space="preserve">and select the alternative device</w:t>
+        <w:t xml:space="preserve">Confirm no crash occurs</w:t>
       </w:r>
     </w:p>
     <w:p>
@@ -3232,28 +3022,6 @@
         <w:numPr>
           <w:ilvl w:val="0"/>
           <w:numId w:val="1087"/>
-        </w:numPr>
-      </w:pPr>
-      <w:r>
-        <w:t xml:space="preserve">Within 2 s, verify the spectrum updates to reflect audio from the new device</w:t>
-      </w:r>
-    </w:p>
-    <w:p>
-      <w:pPr>
-        <w:numPr>
-          <w:ilvl w:val="0"/>
-          <w:numId w:val="1088"/>
-        </w:numPr>
-      </w:pPr>
-      <w:r>
-        <w:t xml:space="preserve">Confirm no crash occurs</w:t>
-      </w:r>
-    </w:p>
-    <w:p>
-      <w:pPr>
-        <w:numPr>
-          <w:ilvl w:val="0"/>
-          <w:numId w:val="1089"/>
         </w:numPr>
       </w:pPr>
       <w:r>
@@ -3359,11 +3127,33 @@
       <w:pPr>
         <w:numPr>
           <w:ilvl w:val="0"/>
+          <w:numId w:val="1088"/>
+        </w:numPr>
+      </w:pPr>
+      <w:r>
+        <w:t xml:space="preserve">Plug in a USB microphone</w:t>
+      </w:r>
+    </w:p>
+    <w:p>
+      <w:pPr>
+        <w:numPr>
+          <w:ilvl w:val="0"/>
+          <w:numId w:val="1089"/>
+        </w:numPr>
+      </w:pPr>
+      <w:r>
+        <w:t xml:space="preserve">Confirm it appears in the device list in Settings</w:t>
+      </w:r>
+    </w:p>
+    <w:p>
+      <w:pPr>
+        <w:numPr>
+          <w:ilvl w:val="0"/>
           <w:numId w:val="1090"/>
         </w:numPr>
       </w:pPr>
       <w:r>
-        <w:t xml:space="preserve">Plug in a USB microphone</w:t>
+        <w:t xml:space="preserve">Select it; confirm recording continues</w:t>
       </w:r>
     </w:p>
     <w:p>
@@ -3374,7 +3164,7 @@
         </w:numPr>
       </w:pPr>
       <w:r>
-        <w:t xml:space="preserve">Confirm it appears in the device list in Settings</w:t>
+        <w:t xml:space="preserve">Unplug the USB microphone</w:t>
       </w:r>
     </w:p>
     <w:p>
@@ -3385,7 +3175,7 @@
         </w:numPr>
       </w:pPr>
       <w:r>
-        <w:t xml:space="preserve">Select it; confirm recording continues</w:t>
+        <w:t xml:space="preserve">Verify the app does not crash</w:t>
       </w:r>
     </w:p>
     <w:p>
@@ -3396,7 +3186,7 @@
         </w:numPr>
       </w:pPr>
       <w:r>
-        <w:t xml:space="preserve">Unplug the USB microphone</w:t>
+        <w:t xml:space="preserve">Verify the device list updates</w:t>
       </w:r>
     </w:p>
     <w:p>
@@ -3407,7 +3197,7 @@
         </w:numPr>
       </w:pPr>
       <w:r>
-        <w:t xml:space="preserve">Verify the app does not crash</w:t>
+        <w:t xml:space="preserve">Verify recording either falls back to the built-in mic or stops cleanly</w:t>
       </w:r>
     </w:p>
     <w:p>
@@ -3415,28 +3205,6 @@
         <w:numPr>
           <w:ilvl w:val="0"/>
           <w:numId w:val="1095"/>
-        </w:numPr>
-      </w:pPr>
-      <w:r>
-        <w:t xml:space="preserve">Verify the device list updates</w:t>
-      </w:r>
-    </w:p>
-    <w:p>
-      <w:pPr>
-        <w:numPr>
-          <w:ilvl w:val="0"/>
-          <w:numId w:val="1096"/>
-        </w:numPr>
-      </w:pPr>
-      <w:r>
-        <w:t xml:space="preserve">Verify recording either falls back to the built-in mic or stops cleanly</w:t>
-      </w:r>
-    </w:p>
-    <w:p>
-      <w:pPr>
-        <w:numPr>
-          <w:ilvl w:val="0"/>
-          <w:numId w:val="1097"/>
         </w:numPr>
       </w:pPr>
       <w:r>
@@ -3542,21 +3310,77 @@
       <w:pPr>
         <w:numPr>
           <w:ilvl w:val="0"/>
+          <w:numId w:val="1096"/>
+        </w:numPr>
+      </w:pPr>
+      <w:r>
+        <w:t xml:space="preserve">Launch the app (recording begins automatically)</w:t>
+      </w:r>
+    </w:p>
+    <w:p>
+      <w:pPr>
+        <w:numPr>
+          <w:ilvl w:val="0"/>
+          <w:numId w:val="1097"/>
+        </w:numPr>
+      </w:pPr>
+      <w:r>
+        <w:t xml:space="preserve">Tap</w:t>
+      </w:r>
+      <w:r>
+        <w:t xml:space="preserve"> </w:t>
+      </w:r>
+      <w:r>
+        <w:rPr>
+          <w:b/>
+          <w:bCs/>
+        </w:rPr>
+        <w:t xml:space="preserve">Metrics</w:t>
+      </w:r>
+      <w:r>
+        <w:t xml:space="preserve"> </w:t>
+      </w:r>
+      <w:r>
+        <w:t xml:space="preserve">to open the metrics overlay</w:t>
+      </w:r>
+    </w:p>
+    <w:p>
+      <w:pPr>
+        <w:numPr>
+          <w:ilvl w:val="0"/>
           <w:numId w:val="1098"/>
         </w:numPr>
       </w:pPr>
       <w:r>
-        <w:t xml:space="preserve">Tap</w:t>
-      </w:r>
-      <w:r>
-        <w:t xml:space="preserve"> </w:t>
-      </w:r>
-      <w:r>
-        <w:rPr>
-          <w:b/>
-          <w:bCs/>
-        </w:rPr>
-        <w:t xml:space="preserve">Start</w:t>
+        <w:t xml:space="preserve">Verify</w:t>
+      </w:r>
+      <w:r>
+        <w:t xml:space="preserve"> </w:t>
+      </w:r>
+      <w:r>
+        <w:rPr>
+          <w:b/>
+          <w:bCs/>
+        </w:rPr>
+        <w:t xml:space="preserve">Sample Rate</w:t>
+      </w:r>
+      <w:r>
+        <w:t xml:space="preserve"> </w:t>
+      </w:r>
+      <w:r>
+        <w:t xml:space="preserve">shows</w:t>
+      </w:r>
+      <w:r>
+        <w:t xml:space="preserve"> </w:t>
+      </w:r>
+      <w:r>
+        <w:t xml:space="preserve">“48000 Hz”</w:t>
+      </w:r>
+      <w:r>
+        <w:t xml:space="preserve"> </w:t>
+      </w:r>
+      <w:r>
+        <w:t xml:space="preserve">(or the device’s actual rate)</w:t>
       </w:r>
     </w:p>
     <w:p>
@@ -3567,23 +3391,25 @@
         </w:numPr>
       </w:pPr>
       <w:r>
-        <w:t xml:space="preserve">Tap</w:t>
-      </w:r>
-      <w:r>
-        <w:t xml:space="preserve"> </w:t>
-      </w:r>
-      <w:r>
-        <w:rPr>
-          <w:b/>
-          <w:bCs/>
-        </w:rPr>
-        <w:t xml:space="preserve">Metrics</w:t>
-      </w:r>
-      <w:r>
-        <w:t xml:space="preserve"> </w:t>
-      </w:r>
-      <w:r>
-        <w:t xml:space="preserve">to open the metrics overlay</w:t>
+        <w:t xml:space="preserve">Confirm the value is not</w:t>
+      </w:r>
+      <w:r>
+        <w:t xml:space="preserve"> </w:t>
+      </w:r>
+      <w:r>
+        <w:t xml:space="preserve">“0 Hz”</w:t>
+      </w:r>
+      <w:r>
+        <w:t xml:space="preserve">,</w:t>
+      </w:r>
+      <w:r>
+        <w:t xml:space="preserve"> </w:t>
+      </w:r>
+      <w:r>
+        <w:t xml:space="preserve">“—”</w:t>
+      </w:r>
+      <w:r>
+        <w:t xml:space="preserve">, or empty</w:t>
       </w:r>
     </w:p>
     <w:p>
@@ -3591,74 +3417,6 @@
         <w:numPr>
           <w:ilvl w:val="0"/>
           <w:numId w:val="1100"/>
-        </w:numPr>
-      </w:pPr>
-      <w:r>
-        <w:t xml:space="preserve">Verify</w:t>
-      </w:r>
-      <w:r>
-        <w:t xml:space="preserve"> </w:t>
-      </w:r>
-      <w:r>
-        <w:rPr>
-          <w:b/>
-          <w:bCs/>
-        </w:rPr>
-        <w:t xml:space="preserve">Sample Rate</w:t>
-      </w:r>
-      <w:r>
-        <w:t xml:space="preserve"> </w:t>
-      </w:r>
-      <w:r>
-        <w:t xml:space="preserve">shows</w:t>
-      </w:r>
-      <w:r>
-        <w:t xml:space="preserve"> </w:t>
-      </w:r>
-      <w:r>
-        <w:t xml:space="preserve">“48000 Hz”</w:t>
-      </w:r>
-      <w:r>
-        <w:t xml:space="preserve"> </w:t>
-      </w:r>
-      <w:r>
-        <w:t xml:space="preserve">(or the device’s actual rate)</w:t>
-      </w:r>
-    </w:p>
-    <w:p>
-      <w:pPr>
-        <w:numPr>
-          <w:ilvl w:val="0"/>
-          <w:numId w:val="1101"/>
-        </w:numPr>
-      </w:pPr>
-      <w:r>
-        <w:t xml:space="preserve">Confirm the value is not</w:t>
-      </w:r>
-      <w:r>
-        <w:t xml:space="preserve"> </w:t>
-      </w:r>
-      <w:r>
-        <w:t xml:space="preserve">“0 Hz”</w:t>
-      </w:r>
-      <w:r>
-        <w:t xml:space="preserve">,</w:t>
-      </w:r>
-      <w:r>
-        <w:t xml:space="preserve"> </w:t>
-      </w:r>
-      <w:r>
-        <w:t xml:space="preserve">“—”</w:t>
-      </w:r>
-      <w:r>
-        <w:t xml:space="preserve">, or empty</w:t>
-      </w:r>
-    </w:p>
-    <w:p>
-      <w:pPr>
-        <w:numPr>
-          <w:ilvl w:val="0"/>
-          <w:numId w:val="1102"/>
         </w:numPr>
       </w:pPr>
       <w:r>
@@ -3780,11 +3538,43 @@
       <w:pPr>
         <w:numPr>
           <w:ilvl w:val="0"/>
+          <w:numId w:val="1101"/>
+        </w:numPr>
+      </w:pPr>
+      <w:r>
+        <w:t xml:space="preserve">Open Audio MIDI Setup and set the device to 44100 Hz</w:t>
+      </w:r>
+    </w:p>
+    <w:p>
+      <w:pPr>
+        <w:numPr>
+          <w:ilvl w:val="0"/>
+          <w:numId w:val="1102"/>
+        </w:numPr>
+      </w:pPr>
+      <w:r>
+        <w:t xml:space="preserve">Launch GuitarTap and select that device in</w:t>
+      </w:r>
+      <w:r>
+        <w:t xml:space="preserve"> </w:t>
+      </w:r>
+      <w:r>
+        <w:rPr>
+          <w:b/>
+          <w:bCs/>
+        </w:rPr>
+        <w:t xml:space="preserve">GuitarTap Settings → Audio Input &amp; Calibration → Audio Input Device</w:t>
+      </w:r>
+    </w:p>
+    <w:p>
+      <w:pPr>
+        <w:numPr>
+          <w:ilvl w:val="0"/>
           <w:numId w:val="1103"/>
         </w:numPr>
       </w:pPr>
       <w:r>
-        <w:t xml:space="preserve">Open Audio MIDI Setup and set the device to 44100 Hz</w:t>
+        <w:t xml:space="preserve">Confirm recording starts automatically</w:t>
       </w:r>
     </w:p>
     <w:p>
@@ -3795,17 +3585,7 @@
         </w:numPr>
       </w:pPr>
       <w:r>
-        <w:t xml:space="preserve">Launch GuitarTap and select that device in</w:t>
-      </w:r>
-      <w:r>
-        <w:t xml:space="preserve"> </w:t>
-      </w:r>
-      <w:r>
-        <w:rPr>
-          <w:b/>
-          <w:bCs/>
-        </w:rPr>
-        <w:t xml:space="preserve">GuitarTap Settings → Audio Input &amp; Calibration → Audio Input Device</w:t>
+        <w:t xml:space="preserve">Verify the spectrum chart appears and animates normally</w:t>
       </w:r>
     </w:p>
     <w:p>
@@ -3816,17 +3596,29 @@
         </w:numPr>
       </w:pPr>
       <w:r>
-        <w:t xml:space="preserve">Tap</w:t>
-      </w:r>
-      <w:r>
-        <w:t xml:space="preserve"> </w:t>
-      </w:r>
-      <w:r>
-        <w:rPr>
-          <w:b/>
-          <w:bCs/>
-        </w:rPr>
-        <w:t xml:space="preserve">Start</w:t>
+        <w:t xml:space="preserve">Confirm</w:t>
+      </w:r>
+      <w:r>
+        <w:t xml:space="preserve"> </w:t>
+      </w:r>
+      <w:r>
+        <w:rPr>
+          <w:b/>
+          <w:bCs/>
+        </w:rPr>
+        <w:t xml:space="preserve">Sample Rate</w:t>
+      </w:r>
+      <w:r>
+        <w:t xml:space="preserve"> </w:t>
+      </w:r>
+      <w:r>
+        <w:t xml:space="preserve">in Metrics reads</w:t>
+      </w:r>
+      <w:r>
+        <w:t xml:space="preserve"> </w:t>
+      </w:r>
+      <w:r>
+        <w:t xml:space="preserve">“44100 Hz”</w:t>
       </w:r>
     </w:p>
     <w:p>
@@ -3837,7 +3629,7 @@
         </w:numPr>
       </w:pPr>
       <w:r>
-        <w:t xml:space="preserve">Verify the spectrum chart appears and animates normally</w:t>
+        <w:t xml:space="preserve">While still recording, switch the device back to 48000 Hz in Audio MIDI Setup</w:t>
       </w:r>
     </w:p>
     <w:p>
@@ -3848,6 +3640,17 @@
         </w:numPr>
       </w:pPr>
       <w:r>
+        <w:t xml:space="preserve">Verify recording stops briefly then restarts automatically</w:t>
+      </w:r>
+    </w:p>
+    <w:p>
+      <w:pPr>
+        <w:numPr>
+          <w:ilvl w:val="0"/>
+          <w:numId w:val="1108"/>
+        </w:numPr>
+      </w:pPr>
+      <w:r>
         <w:t xml:space="preserve">Confirm</w:t>
       </w:r>
       <w:r>
@@ -3864,24 +3667,13 @@
         <w:t xml:space="preserve"> </w:t>
       </w:r>
       <w:r>
-        <w:t xml:space="preserve">in Metrics reads</w:t>
-      </w:r>
-      <w:r>
-        <w:t xml:space="preserve"> </w:t>
-      </w:r>
-      <w:r>
-        <w:t xml:space="preserve">“44100 Hz”</w:t>
-      </w:r>
-    </w:p>
-    <w:p>
-      <w:pPr>
-        <w:numPr>
-          <w:ilvl w:val="0"/>
-          <w:numId w:val="1108"/>
-        </w:numPr>
-      </w:pPr>
-      <w:r>
-        <w:t xml:space="preserve">While still recording, switch the device back to 48000 Hz in Audio MIDI Setup</w:t>
+        <w:t xml:space="preserve">in Metrics now reads</w:t>
+      </w:r>
+      <w:r>
+        <w:t xml:space="preserve"> </w:t>
+      </w:r>
+      <w:r>
+        <w:t xml:space="preserve">“48000 Hz”</w:t>
       </w:r>
     </w:p>
     <w:p>
@@ -3892,7 +3684,7 @@
         </w:numPr>
       </w:pPr>
       <w:r>
-        <w:t xml:space="preserve">Verify recording stops briefly then restarts automatically</w:t>
+        <w:t xml:space="preserve">Confirm the app does not crash or show an error dialog</w:t>
       </w:r>
     </w:p>
     <w:p>
@@ -3900,50 +3692,6 @@
         <w:numPr>
           <w:ilvl w:val="0"/>
           <w:numId w:val="1110"/>
-        </w:numPr>
-      </w:pPr>
-      <w:r>
-        <w:t xml:space="preserve">Confirm</w:t>
-      </w:r>
-      <w:r>
-        <w:t xml:space="preserve"> </w:t>
-      </w:r>
-      <w:r>
-        <w:rPr>
-          <w:b/>
-          <w:bCs/>
-        </w:rPr>
-        <w:t xml:space="preserve">Sample Rate</w:t>
-      </w:r>
-      <w:r>
-        <w:t xml:space="preserve"> </w:t>
-      </w:r>
-      <w:r>
-        <w:t xml:space="preserve">in Metrics now reads</w:t>
-      </w:r>
-      <w:r>
-        <w:t xml:space="preserve"> </w:t>
-      </w:r>
-      <w:r>
-        <w:t xml:space="preserve">“48000 Hz”</w:t>
-      </w:r>
-    </w:p>
-    <w:p>
-      <w:pPr>
-        <w:numPr>
-          <w:ilvl w:val="0"/>
-          <w:numId w:val="1111"/>
-        </w:numPr>
-      </w:pPr>
-      <w:r>
-        <w:t xml:space="preserve">Confirm the app does not crash or show an error dialog</w:t>
-      </w:r>
-    </w:p>
-    <w:p>
-      <w:pPr>
-        <w:numPr>
-          <w:ilvl w:val="0"/>
-          <w:numId w:val="1112"/>
         </w:numPr>
       </w:pPr>
       <w:r>
@@ -4059,11 +3807,33 @@
       <w:pPr>
         <w:numPr>
           <w:ilvl w:val="0"/>
+          <w:numId w:val="1111"/>
+        </w:numPr>
+      </w:pPr>
+      <w:r>
+        <w:t xml:space="preserve">Place two fingers near the centre of the spectrum chart</w:t>
+      </w:r>
+    </w:p>
+    <w:p>
+      <w:pPr>
+        <w:numPr>
+          <w:ilvl w:val="0"/>
+          <w:numId w:val="1112"/>
+        </w:numPr>
+      </w:pPr>
+      <w:r>
+        <w:t xml:space="preserve">Pinch inward (bring fingers together)</w:t>
+      </w:r>
+    </w:p>
+    <w:p>
+      <w:pPr>
+        <w:numPr>
+          <w:ilvl w:val="0"/>
           <w:numId w:val="1113"/>
         </w:numPr>
       </w:pPr>
       <w:r>
-        <w:t xml:space="preserve">Place two fingers near the centre of the spectrum chart</w:t>
+        <w:t xml:space="preserve">Verify the frequency axis zooms in and the visible range narrows</w:t>
       </w:r>
     </w:p>
     <w:p>
@@ -4074,7 +3844,7 @@
         </w:numPr>
       </w:pPr>
       <w:r>
-        <w:t xml:space="preserve">Pinch inward (bring fingers together)</w:t>
+        <w:t xml:space="preserve">Confirm axis tick labels update accordingly</w:t>
       </w:r>
     </w:p>
     <w:p>
@@ -4082,28 +3852,6 @@
         <w:numPr>
           <w:ilvl w:val="0"/>
           <w:numId w:val="1115"/>
-        </w:numPr>
-      </w:pPr>
-      <w:r>
-        <w:t xml:space="preserve">Verify the frequency axis zooms in and the visible range narrows</w:t>
-      </w:r>
-    </w:p>
-    <w:p>
-      <w:pPr>
-        <w:numPr>
-          <w:ilvl w:val="0"/>
-          <w:numId w:val="1116"/>
-        </w:numPr>
-      </w:pPr>
-      <w:r>
-        <w:t xml:space="preserve">Confirm axis tick labels update accordingly</w:t>
-      </w:r>
-    </w:p>
-    <w:p>
-      <w:pPr>
-        <w:numPr>
-          <w:ilvl w:val="0"/>
-          <w:numId w:val="1117"/>
         </w:numPr>
       </w:pPr>
       <w:r>
@@ -4209,11 +3957,33 @@
       <w:pPr>
         <w:numPr>
           <w:ilvl w:val="0"/>
+          <w:numId w:val="1116"/>
+        </w:numPr>
+      </w:pPr>
+      <w:r>
+        <w:t xml:space="preserve">Place two fingers near the centre of the chart</w:t>
+      </w:r>
+    </w:p>
+    <w:p>
+      <w:pPr>
+        <w:numPr>
+          <w:ilvl w:val="0"/>
+          <w:numId w:val="1117"/>
+        </w:numPr>
+      </w:pPr>
+      <w:r>
+        <w:t xml:space="preserve">Spread fingers apart</w:t>
+      </w:r>
+    </w:p>
+    <w:p>
+      <w:pPr>
+        <w:numPr>
+          <w:ilvl w:val="0"/>
           <w:numId w:val="1118"/>
         </w:numPr>
       </w:pPr>
       <w:r>
-        <w:t xml:space="preserve">Place two fingers near the centre of the chart</w:t>
+        <w:t xml:space="preserve">Verify the frequency axis zooms out and the range widens</w:t>
       </w:r>
     </w:p>
     <w:p>
@@ -4224,7 +3994,7 @@
         </w:numPr>
       </w:pPr>
       <w:r>
-        <w:t xml:space="preserve">Spread fingers apart</w:t>
+        <w:t xml:space="preserve">Confirm the range cannot exceed 0–5000 Hz (linear scale) or 20–5000 Hz (logarithmic scale)</w:t>
       </w:r>
     </w:p>
     <w:p>
@@ -4232,28 +4002,6 @@
         <w:numPr>
           <w:ilvl w:val="0"/>
           <w:numId w:val="1120"/>
-        </w:numPr>
-      </w:pPr>
-      <w:r>
-        <w:t xml:space="preserve">Verify the frequency axis zooms out and the range widens</w:t>
-      </w:r>
-    </w:p>
-    <w:p>
-      <w:pPr>
-        <w:numPr>
-          <w:ilvl w:val="0"/>
-          <w:numId w:val="1121"/>
-        </w:numPr>
-      </w:pPr>
-      <w:r>
-        <w:t xml:space="preserve">Confirm the range cannot exceed 20–20000 Hz</w:t>
-      </w:r>
-    </w:p>
-    <w:p>
-      <w:pPr>
-        <w:numPr>
-          <w:ilvl w:val="0"/>
-          <w:numId w:val="1122"/>
         </w:numPr>
       </w:pPr>
       <w:r>
@@ -4359,11 +4107,33 @@
       <w:pPr>
         <w:numPr>
           <w:ilvl w:val="0"/>
+          <w:numId w:val="1121"/>
+        </w:numPr>
+      </w:pPr>
+      <w:r>
+        <w:t xml:space="preserve">Press and drag the chart to the left; verify frequency axis shifts left</w:t>
+      </w:r>
+    </w:p>
+    <w:p>
+      <w:pPr>
+        <w:numPr>
+          <w:ilvl w:val="0"/>
+          <w:numId w:val="1122"/>
+        </w:numPr>
+      </w:pPr>
+      <w:r>
+        <w:t xml:space="preserve">Release; confirm position is maintained and zoom span has not changed</w:t>
+      </w:r>
+    </w:p>
+    <w:p>
+      <w:pPr>
+        <w:numPr>
+          <w:ilvl w:val="0"/>
           <w:numId w:val="1123"/>
         </w:numPr>
       </w:pPr>
       <w:r>
-        <w:t xml:space="preserve">Press and drag the chart to the left; verify frequency axis shifts left</w:t>
+        <w:t xml:space="preserve">Drag back to the right; verify frequency axis shifts right</w:t>
       </w:r>
     </w:p>
     <w:p>
@@ -4371,28 +4141,6 @@
         <w:numPr>
           <w:ilvl w:val="0"/>
           <w:numId w:val="1124"/>
-        </w:numPr>
-      </w:pPr>
-      <w:r>
-        <w:t xml:space="preserve">Release; confirm position is maintained and zoom span has not changed</w:t>
-      </w:r>
-    </w:p>
-    <w:p>
-      <w:pPr>
-        <w:numPr>
-          <w:ilvl w:val="0"/>
-          <w:numId w:val="1125"/>
-        </w:numPr>
-      </w:pPr>
-      <w:r>
-        <w:t xml:space="preserve">Drag back to the right; verify frequency axis shifts right</w:t>
-      </w:r>
-    </w:p>
-    <w:p>
-      <w:pPr>
-        <w:numPr>
-          <w:ilvl w:val="0"/>
-          <w:numId w:val="1126"/>
         </w:numPr>
       </w:pPr>
       <w:r>
@@ -4498,11 +4246,33 @@
       <w:pPr>
         <w:numPr>
           <w:ilvl w:val="0"/>
+          <w:numId w:val="1125"/>
+        </w:numPr>
+      </w:pPr>
+      <w:r>
+        <w:t xml:space="preserve">Position cursor over the chart</w:t>
+      </w:r>
+    </w:p>
+    <w:p>
+      <w:pPr>
+        <w:numPr>
+          <w:ilvl w:val="0"/>
+          <w:numId w:val="1126"/>
+        </w:numPr>
+      </w:pPr>
+      <w:r>
+        <w:t xml:space="preserve">Scroll up (no modifier keys)</w:t>
+      </w:r>
+    </w:p>
+    <w:p>
+      <w:pPr>
+        <w:numPr>
+          <w:ilvl w:val="0"/>
           <w:numId w:val="1127"/>
         </w:numPr>
       </w:pPr>
       <w:r>
-        <w:t xml:space="preserve">Position cursor over the chart</w:t>
+        <w:t xml:space="preserve">Verify dB axis shifts upward (higher dB values come into view)</w:t>
       </w:r>
     </w:p>
     <w:p>
@@ -4513,7 +4283,7 @@
         </w:numPr>
       </w:pPr>
       <w:r>
-        <w:t xml:space="preserve">Scroll up (no modifier keys)</w:t>
+        <w:t xml:space="preserve">Confirm frequency axis does not change</w:t>
       </w:r>
     </w:p>
     <w:p>
@@ -4521,28 +4291,6 @@
         <w:numPr>
           <w:ilvl w:val="0"/>
           <w:numId w:val="1129"/>
-        </w:numPr>
-      </w:pPr>
-      <w:r>
-        <w:t xml:space="preserve">Verify dB axis shifts upward (higher dB values come into view)</w:t>
-      </w:r>
-    </w:p>
-    <w:p>
-      <w:pPr>
-        <w:numPr>
-          <w:ilvl w:val="0"/>
-          <w:numId w:val="1130"/>
-        </w:numPr>
-      </w:pPr>
-      <w:r>
-        <w:t xml:space="preserve">Confirm frequency axis does not change</w:t>
-      </w:r>
-    </w:p>
-    <w:p>
-      <w:pPr>
-        <w:numPr>
-          <w:ilvl w:val="0"/>
-          <w:numId w:val="1131"/>
         </w:numPr>
       </w:pPr>
       <w:r>
@@ -4648,27 +4396,49 @@
       <w:pPr>
         <w:numPr>
           <w:ilvl w:val="0"/>
+          <w:numId w:val="1130"/>
+        </w:numPr>
+      </w:pPr>
+      <w:r>
+        <w:t xml:space="preserve">Hold</w:t>
+      </w:r>
+      <w:r>
+        <w:t xml:space="preserve"> </w:t>
+      </w:r>
+      <w:r>
+        <w:rPr>
+          <w:b/>
+          <w:bCs/>
+        </w:rPr>
+        <w:t xml:space="preserve">Shift</w:t>
+      </w:r>
+      <w:r>
+        <w:t xml:space="preserve"> </w:t>
+      </w:r>
+      <w:r>
+        <w:t xml:space="preserve">and scroll left/right</w:t>
+      </w:r>
+    </w:p>
+    <w:p>
+      <w:pPr>
+        <w:numPr>
+          <w:ilvl w:val="0"/>
+          <w:numId w:val="1131"/>
+        </w:numPr>
+      </w:pPr>
+      <w:r>
+        <w:t xml:space="preserve">Verify frequency axis pans left or right</w:t>
+      </w:r>
+    </w:p>
+    <w:p>
+      <w:pPr>
+        <w:numPr>
+          <w:ilvl w:val="0"/>
           <w:numId w:val="1132"/>
         </w:numPr>
       </w:pPr>
       <w:r>
-        <w:t xml:space="preserve">Hold</w:t>
-      </w:r>
-      <w:r>
-        <w:t xml:space="preserve"> </w:t>
-      </w:r>
-      <w:r>
-        <w:rPr>
-          <w:b/>
-          <w:bCs/>
-        </w:rPr>
-        <w:t xml:space="preserve">Shift</w:t>
-      </w:r>
-      <w:r>
-        <w:t xml:space="preserve"> </w:t>
-      </w:r>
-      <w:r>
-        <w:t xml:space="preserve">and scroll left/right</w:t>
+        <w:t xml:space="preserve">Confirm dB axis does not change</w:t>
       </w:r>
     </w:p>
     <w:p>
@@ -4676,28 +4446,6 @@
         <w:numPr>
           <w:ilvl w:val="0"/>
           <w:numId w:val="1133"/>
-        </w:numPr>
-      </w:pPr>
-      <w:r>
-        <w:t xml:space="preserve">Verify frequency axis pans left or right</w:t>
-      </w:r>
-    </w:p>
-    <w:p>
-      <w:pPr>
-        <w:numPr>
-          <w:ilvl w:val="0"/>
-          <w:numId w:val="1134"/>
-        </w:numPr>
-      </w:pPr>
-      <w:r>
-        <w:t xml:space="preserve">Confirm dB axis does not change</w:t>
-      </w:r>
-    </w:p>
-    <w:p>
-      <w:pPr>
-        <w:numPr>
-          <w:ilvl w:val="0"/>
-          <w:numId w:val="1135"/>
         </w:numPr>
       </w:pPr>
       <w:r>
@@ -4803,27 +4551,49 @@
       <w:pPr>
         <w:numPr>
           <w:ilvl w:val="0"/>
+          <w:numId w:val="1134"/>
+        </w:numPr>
+      </w:pPr>
+      <w:r>
+        <w:t xml:space="preserve">Hold</w:t>
+      </w:r>
+      <w:r>
+        <w:t xml:space="preserve"> </w:t>
+      </w:r>
+      <w:r>
+        <w:rPr>
+          <w:b/>
+          <w:bCs/>
+        </w:rPr>
+        <w:t xml:space="preserve">Cmd</w:t>
+      </w:r>
+      <w:r>
+        <w:t xml:space="preserve"> </w:t>
+      </w:r>
+      <w:r>
+        <w:t xml:space="preserve">and scroll up (zoom in)</w:t>
+      </w:r>
+    </w:p>
+    <w:p>
+      <w:pPr>
+        <w:numPr>
+          <w:ilvl w:val="0"/>
+          <w:numId w:val="1135"/>
+        </w:numPr>
+      </w:pPr>
+      <w:r>
+        <w:t xml:space="preserve">Verify both frequency and dB axes zoom in simultaneously</w:t>
+      </w:r>
+    </w:p>
+    <w:p>
+      <w:pPr>
+        <w:numPr>
+          <w:ilvl w:val="0"/>
           <w:numId w:val="1136"/>
         </w:numPr>
       </w:pPr>
       <w:r>
-        <w:t xml:space="preserve">Hold</w:t>
-      </w:r>
-      <w:r>
-        <w:t xml:space="preserve"> </w:t>
-      </w:r>
-      <w:r>
-        <w:rPr>
-          <w:b/>
-          <w:bCs/>
-        </w:rPr>
-        <w:t xml:space="preserve">Cmd</w:t>
-      </w:r>
-      <w:r>
-        <w:t xml:space="preserve"> </w:t>
-      </w:r>
-      <w:r>
-        <w:t xml:space="preserve">and scroll up (zoom in)</w:t>
+        <w:t xml:space="preserve">Confirm the point under the cursor remains approximately fixed</w:t>
       </w:r>
     </w:p>
     <w:p>
@@ -4831,28 +4601,6 @@
         <w:numPr>
           <w:ilvl w:val="0"/>
           <w:numId w:val="1137"/>
-        </w:numPr>
-      </w:pPr>
-      <w:r>
-        <w:t xml:space="preserve">Verify both frequency and dB axes zoom in simultaneously</w:t>
-      </w:r>
-    </w:p>
-    <w:p>
-      <w:pPr>
-        <w:numPr>
-          <w:ilvl w:val="0"/>
-          <w:numId w:val="1138"/>
-        </w:numPr>
-      </w:pPr>
-      <w:r>
-        <w:t xml:space="preserve">Confirm the point under the cursor remains approximately fixed</w:t>
-      </w:r>
-    </w:p>
-    <w:p>
-      <w:pPr>
-        <w:numPr>
-          <w:ilvl w:val="0"/>
-          <w:numId w:val="1139"/>
         </w:numPr>
       </w:pPr>
       <w:r>
@@ -4958,27 +4706,49 @@
       <w:pPr>
         <w:numPr>
           <w:ilvl w:val="0"/>
+          <w:numId w:val="1138"/>
+        </w:numPr>
+      </w:pPr>
+      <w:r>
+        <w:t xml:space="preserve">Hold</w:t>
+      </w:r>
+      <w:r>
+        <w:t xml:space="preserve"> </w:t>
+      </w:r>
+      <w:r>
+        <w:rPr>
+          <w:b/>
+          <w:bCs/>
+        </w:rPr>
+        <w:t xml:space="preserve">Option</w:t>
+      </w:r>
+      <w:r>
+        <w:t xml:space="preserve"> </w:t>
+      </w:r>
+      <w:r>
+        <w:t xml:space="preserve">and scroll up</w:t>
+      </w:r>
+    </w:p>
+    <w:p>
+      <w:pPr>
+        <w:numPr>
+          <w:ilvl w:val="0"/>
+          <w:numId w:val="1139"/>
+        </w:numPr>
+      </w:pPr>
+      <w:r>
+        <w:t xml:space="preserve">Verify frequency axis zooms in</w:t>
+      </w:r>
+    </w:p>
+    <w:p>
+      <w:pPr>
+        <w:numPr>
+          <w:ilvl w:val="0"/>
           <w:numId w:val="1140"/>
         </w:numPr>
       </w:pPr>
       <w:r>
-        <w:t xml:space="preserve">Hold</w:t>
-      </w:r>
-      <w:r>
-        <w:t xml:space="preserve"> </w:t>
-      </w:r>
-      <w:r>
-        <w:rPr>
-          <w:b/>
-          <w:bCs/>
-        </w:rPr>
-        <w:t xml:space="preserve">Option</w:t>
-      </w:r>
-      <w:r>
-        <w:t xml:space="preserve"> </w:t>
-      </w:r>
-      <w:r>
-        <w:t xml:space="preserve">and scroll up</w:t>
+        <w:t xml:space="preserve">Confirm dB axis does not change</w:t>
       </w:r>
     </w:p>
     <w:p>
@@ -4986,28 +4756,6 @@
         <w:numPr>
           <w:ilvl w:val="0"/>
           <w:numId w:val="1141"/>
-        </w:numPr>
-      </w:pPr>
-      <w:r>
-        <w:t xml:space="preserve">Verify frequency axis zooms in</w:t>
-      </w:r>
-    </w:p>
-    <w:p>
-      <w:pPr>
-        <w:numPr>
-          <w:ilvl w:val="0"/>
-          <w:numId w:val="1142"/>
-        </w:numPr>
-      </w:pPr>
-      <w:r>
-        <w:t xml:space="preserve">Confirm dB axis does not change</w:t>
-      </w:r>
-    </w:p>
-    <w:p>
-      <w:pPr>
-        <w:numPr>
-          <w:ilvl w:val="0"/>
-          <w:numId w:val="1143"/>
         </w:numPr>
       </w:pPr>
       <w:r>
@@ -5113,27 +4861,49 @@
       <w:pPr>
         <w:numPr>
           <w:ilvl w:val="0"/>
+          <w:numId w:val="1142"/>
+        </w:numPr>
+      </w:pPr>
+      <w:r>
+        <w:t xml:space="preserve">Hold</w:t>
+      </w:r>
+      <w:r>
+        <w:t xml:space="preserve"> </w:t>
+      </w:r>
+      <w:r>
+        <w:rPr>
+          <w:b/>
+          <w:bCs/>
+        </w:rPr>
+        <w:t xml:space="preserve">Ctrl</w:t>
+      </w:r>
+      <w:r>
+        <w:t xml:space="preserve"> </w:t>
+      </w:r>
+      <w:r>
+        <w:t xml:space="preserve">and scroll up</w:t>
+      </w:r>
+    </w:p>
+    <w:p>
+      <w:pPr>
+        <w:numPr>
+          <w:ilvl w:val="0"/>
+          <w:numId w:val="1143"/>
+        </w:numPr>
+      </w:pPr>
+      <w:r>
+        <w:t xml:space="preserve">Verify dB axis zooms in</w:t>
+      </w:r>
+    </w:p>
+    <w:p>
+      <w:pPr>
+        <w:numPr>
+          <w:ilvl w:val="0"/>
           <w:numId w:val="1144"/>
         </w:numPr>
       </w:pPr>
       <w:r>
-        <w:t xml:space="preserve">Hold</w:t>
-      </w:r>
-      <w:r>
-        <w:t xml:space="preserve"> </w:t>
-      </w:r>
-      <w:r>
-        <w:rPr>
-          <w:b/>
-          <w:bCs/>
-        </w:rPr>
-        <w:t xml:space="preserve">Ctrl</w:t>
-      </w:r>
-      <w:r>
-        <w:t xml:space="preserve"> </w:t>
-      </w:r>
-      <w:r>
-        <w:t xml:space="preserve">and scroll up</w:t>
+        <w:t xml:space="preserve">Confirm frequency axis does not change</w:t>
       </w:r>
     </w:p>
     <w:p>
@@ -5141,28 +4911,6 @@
         <w:numPr>
           <w:ilvl w:val="0"/>
           <w:numId w:val="1145"/>
-        </w:numPr>
-      </w:pPr>
-      <w:r>
-        <w:t xml:space="preserve">Verify dB axis zooms in</w:t>
-      </w:r>
-    </w:p>
-    <w:p>
-      <w:pPr>
-        <w:numPr>
-          <w:ilvl w:val="0"/>
-          <w:numId w:val="1146"/>
-        </w:numPr>
-      </w:pPr>
-      <w:r>
-        <w:t xml:space="preserve">Confirm frequency axis does not change</w:t>
-      </w:r>
-    </w:p>
-    <w:p>
-      <w:pPr>
-        <w:numPr>
-          <w:ilvl w:val="0"/>
-          <w:numId w:val="1147"/>
         </w:numPr>
       </w:pPr>
       <w:r>
@@ -5268,11 +5016,49 @@
       <w:pPr>
         <w:numPr>
           <w:ilvl w:val="0"/>
+          <w:numId w:val="1146"/>
+        </w:numPr>
+      </w:pPr>
+      <w:r>
+        <w:t xml:space="preserve">Position the cursor exactly over the 200 Hz peak</w:t>
+      </w:r>
+    </w:p>
+    <w:p>
+      <w:pPr>
+        <w:numPr>
+          <w:ilvl w:val="0"/>
+          <w:numId w:val="1147"/>
+        </w:numPr>
+      </w:pPr>
+      <w:r>
+        <w:t xml:space="preserve">Hold</w:t>
+      </w:r>
+      <w:r>
+        <w:t xml:space="preserve"> </w:t>
+      </w:r>
+      <w:r>
+        <w:rPr>
+          <w:b/>
+          <w:bCs/>
+        </w:rPr>
+        <w:t xml:space="preserve">Cmd</w:t>
+      </w:r>
+      <w:r>
+        <w:t xml:space="preserve"> </w:t>
+      </w:r>
+      <w:r>
+        <w:t xml:space="preserve">and scroll in to zoom</w:t>
+      </w:r>
+    </w:p>
+    <w:p>
+      <w:pPr>
+        <w:numPr>
+          <w:ilvl w:val="0"/>
           <w:numId w:val="1148"/>
         </w:numPr>
       </w:pPr>
       <w:r>
-        <w:t xml:space="preserve">Position the cursor exactly over the 200 Hz peak</w:t>
+        <w:t xml:space="preserve">Verify the 200 Hz peak remains under the cursor as the axes zoom in</w:t>
       </w:r>
     </w:p>
     <w:p>
@@ -5280,44 +5066,6 @@
         <w:numPr>
           <w:ilvl w:val="0"/>
           <w:numId w:val="1149"/>
-        </w:numPr>
-      </w:pPr>
-      <w:r>
-        <w:t xml:space="preserve">Hold</w:t>
-      </w:r>
-      <w:r>
-        <w:t xml:space="preserve"> </w:t>
-      </w:r>
-      <w:r>
-        <w:rPr>
-          <w:b/>
-          <w:bCs/>
-        </w:rPr>
-        <w:t xml:space="preserve">Cmd</w:t>
-      </w:r>
-      <w:r>
-        <w:t xml:space="preserve"> </w:t>
-      </w:r>
-      <w:r>
-        <w:t xml:space="preserve">and scroll in to zoom</w:t>
-      </w:r>
-    </w:p>
-    <w:p>
-      <w:pPr>
-        <w:numPr>
-          <w:ilvl w:val="0"/>
-          <w:numId w:val="1150"/>
-        </w:numPr>
-      </w:pPr>
-      <w:r>
-        <w:t xml:space="preserve">Verify the 200 Hz peak remains under the cursor as the axes zoom in</w:t>
-      </w:r>
-    </w:p>
-    <w:p>
-      <w:pPr>
-        <w:numPr>
-          <w:ilvl w:val="0"/>
-          <w:numId w:val="1151"/>
         </w:numPr>
       </w:pPr>
       <w:r>
@@ -5520,7 +5268,7 @@
         <w:pStyle w:val="Compact"/>
         <w:numPr>
           <w:ilvl w:val="0"/>
-          <w:numId w:val="1152"/>
+          <w:numId w:val="1150"/>
         </w:numPr>
       </w:pPr>
       <w:r>
@@ -5626,11 +5374,33 @@
       <w:pPr>
         <w:numPr>
           <w:ilvl w:val="0"/>
+          <w:numId w:val="1151"/>
+        </w:numPr>
+      </w:pPr>
+      <w:r>
+        <w:t xml:space="preserve">Open Settings and set non-default values for Min Frequency, Max Frequency, Min dB, and Max dB (e.g. 100–500 Hz, −100 to −20 dB)</w:t>
+      </w:r>
+    </w:p>
+    <w:p>
+      <w:pPr>
+        <w:numPr>
+          <w:ilvl w:val="0"/>
+          <w:numId w:val="1152"/>
+        </w:numPr>
+      </w:pPr>
+      <w:r>
+        <w:t xml:space="preserve">Close Settings and confirm the chart reflects the new ranges</w:t>
+      </w:r>
+    </w:p>
+    <w:p>
+      <w:pPr>
+        <w:numPr>
+          <w:ilvl w:val="0"/>
           <w:numId w:val="1153"/>
         </w:numPr>
       </w:pPr>
       <w:r>
-        <w:t xml:space="preserve">Open Settings and set non-default values for Min Frequency, Max Frequency, Min dB, and Max dB (e.g. 100–500 Hz, −100 to −20 dB)</w:t>
+        <w:t xml:space="preserve">Quit the app fully (swipe up on iOS/iPadOS; Cmd+Q on macOS)</w:t>
       </w:r>
     </w:p>
     <w:p>
@@ -5641,7 +5411,7 @@
         </w:numPr>
       </w:pPr>
       <w:r>
-        <w:t xml:space="preserve">Close Settings and confirm the chart reflects the new ranges</w:t>
+        <w:t xml:space="preserve">Relaunch GuitarTap</w:t>
       </w:r>
     </w:p>
     <w:p>
@@ -5652,7 +5422,7 @@
         </w:numPr>
       </w:pPr>
       <w:r>
-        <w:t xml:space="preserve">Quit the app fully (swipe up on iOS/iPadOS; Cmd+Q on macOS)</w:t>
+        <w:t xml:space="preserve">Verify the chart opens with the frequency and dB ranges set in Settings</w:t>
       </w:r>
     </w:p>
     <w:p>
@@ -5663,7 +5433,7 @@
         </w:numPr>
       </w:pPr>
       <w:r>
-        <w:t xml:space="preserve">Relaunch GuitarTap</w:t>
+        <w:t xml:space="preserve">Note: gesture-based pan/zoom is intentionally not persisted and will revert to Settings values on restart</w:t>
       </w:r>
     </w:p>
     <w:p>
@@ -5671,28 +5441,6 @@
         <w:numPr>
           <w:ilvl w:val="0"/>
           <w:numId w:val="1157"/>
-        </w:numPr>
-      </w:pPr>
-      <w:r>
-        <w:t xml:space="preserve">Verify the chart opens with the frequency and dB ranges set in Settings</w:t>
-      </w:r>
-    </w:p>
-    <w:p>
-      <w:pPr>
-        <w:numPr>
-          <w:ilvl w:val="0"/>
-          <w:numId w:val="1158"/>
-        </w:numPr>
-      </w:pPr>
-      <w:r>
-        <w:t xml:space="preserve">Note: gesture-based pan/zoom is intentionally not persisted and will revert to Settings values on restart</w:t>
-      </w:r>
-    </w:p>
-    <w:p>
-      <w:pPr>
-        <w:numPr>
-          <w:ilvl w:val="0"/>
-          <w:numId w:val="1159"/>
         </w:numPr>
       </w:pPr>
       <w:r>
@@ -5734,7 +5482,7 @@
     </w:p>
     <w:bookmarkEnd w:id="43"/>
     <w:bookmarkEnd w:id="44"/>
-    <w:bookmarkStart w:id="50" w:name="d-draggable-peak-annotations-manual"/>
+    <w:bookmarkStart w:id="53" w:name="d-draggable-peak-annotations-manual"/>
     <w:p>
       <w:pPr>
         <w:pStyle w:val="Heading2"/>
@@ -5808,11 +5556,33 @@
       <w:pPr>
         <w:numPr>
           <w:ilvl w:val="0"/>
+          <w:numId w:val="1158"/>
+        </w:numPr>
+      </w:pPr>
+      <w:r>
+        <w:t xml:space="preserve">Press and drag (iOS/iPadOS) or click-and-drag (macOS) a peak label</w:t>
+      </w:r>
+    </w:p>
+    <w:p>
+      <w:pPr>
+        <w:numPr>
+          <w:ilvl w:val="0"/>
+          <w:numId w:val="1159"/>
+        </w:numPr>
+      </w:pPr>
+      <w:r>
+        <w:t xml:space="preserve">Drag it to a new position</w:t>
+      </w:r>
+    </w:p>
+    <w:p>
+      <w:pPr>
+        <w:numPr>
+          <w:ilvl w:val="0"/>
           <w:numId w:val="1160"/>
         </w:numPr>
       </w:pPr>
       <w:r>
-        <w:t xml:space="preserve">Press and drag (iOS/iPadOS) or click-and-drag (macOS) a peak label</w:t>
+        <w:t xml:space="preserve">Release</w:t>
       </w:r>
     </w:p>
     <w:p>
@@ -5823,7 +5593,7 @@
         </w:numPr>
       </w:pPr>
       <w:r>
-        <w:t xml:space="preserve">Drag it to a new position</w:t>
+        <w:t xml:space="preserve">Verify the label is at the new position and stays there</w:t>
       </w:r>
     </w:p>
     <w:p>
@@ -5831,28 +5601,6 @@
         <w:numPr>
           <w:ilvl w:val="0"/>
           <w:numId w:val="1162"/>
-        </w:numPr>
-      </w:pPr>
-      <w:r>
-        <w:t xml:space="preserve">Release</w:t>
-      </w:r>
-    </w:p>
-    <w:p>
-      <w:pPr>
-        <w:numPr>
-          <w:ilvl w:val="0"/>
-          <w:numId w:val="1163"/>
-        </w:numPr>
-      </w:pPr>
-      <w:r>
-        <w:t xml:space="preserve">Verify the label is at the new position and stays there</w:t>
-      </w:r>
-    </w:p>
-    <w:p>
-      <w:pPr>
-        <w:numPr>
-          <w:ilvl w:val="0"/>
-          <w:numId w:val="1164"/>
         </w:numPr>
       </w:pPr>
       <w:r>
@@ -5958,11 +5706,33 @@
       <w:pPr>
         <w:numPr>
           <w:ilvl w:val="0"/>
+          <w:numId w:val="1163"/>
+        </w:numPr>
+      </w:pPr>
+      <w:r>
+        <w:t xml:space="preserve">Pinch to zoom (iOS/iPadOS) or scroll with Command/Option/Control modifier (macOS) to zoom the chart</w:t>
+      </w:r>
+    </w:p>
+    <w:p>
+      <w:pPr>
+        <w:numPr>
+          <w:ilvl w:val="0"/>
+          <w:numId w:val="1164"/>
+        </w:numPr>
+      </w:pPr>
+      <w:r>
+        <w:t xml:space="preserve">Pan the chart</w:t>
+      </w:r>
+    </w:p>
+    <w:p>
+      <w:pPr>
+        <w:numPr>
+          <w:ilvl w:val="0"/>
           <w:numId w:val="1165"/>
         </w:numPr>
       </w:pPr>
       <w:r>
-        <w:t xml:space="preserve">Pinch to zoom (iOS/iPadOS) or scroll with Command/Option/Control modifier (macOS) to zoom the chart</w:t>
+        <w:t xml:space="preserve">Verify the annotation label stays attached to its peak at the correct chart position</w:t>
       </w:r>
     </w:p>
     <w:p>
@@ -5973,7 +5743,7 @@
         </w:numPr>
       </w:pPr>
       <w:r>
-        <w:t xml:space="preserve">Pan the chart</w:t>
+        <w:t xml:space="preserve">Confirm the label does not jump back to the default position</w:t>
       </w:r>
     </w:p>
     <w:p>
@@ -5981,28 +5751,6 @@
         <w:numPr>
           <w:ilvl w:val="0"/>
           <w:numId w:val="1167"/>
-        </w:numPr>
-      </w:pPr>
-      <w:r>
-        <w:t xml:space="preserve">Verify the annotation label stays attached to its peak at the correct chart position</w:t>
-      </w:r>
-    </w:p>
-    <w:p>
-      <w:pPr>
-        <w:numPr>
-          <w:ilvl w:val="0"/>
-          <w:numId w:val="1168"/>
-        </w:numPr>
-      </w:pPr>
-      <w:r>
-        <w:t xml:space="preserve">Confirm the label does not jump back to the default position</w:t>
-      </w:r>
-    </w:p>
-    <w:p>
-      <w:pPr>
-        <w:numPr>
-          <w:ilvl w:val="0"/>
-          <w:numId w:val="1169"/>
         </w:numPr>
       </w:pPr>
       <w:r>
@@ -6108,35 +5856,35 @@
       <w:pPr>
         <w:numPr>
           <w:ilvl w:val="0"/>
+          <w:numId w:val="1168"/>
+        </w:numPr>
+      </w:pPr>
+      <w:r>
+        <w:t xml:space="preserve">iOS/iPadOS: Double-tap the label; macOS: right-click and choose</w:t>
+      </w:r>
+      <w:r>
+        <w:t xml:space="preserve"> </w:t>
+      </w:r>
+      <w:r>
+        <w:t xml:space="preserve">“Reset Position”</w:t>
+      </w:r>
+    </w:p>
+    <w:p>
+      <w:pPr>
+        <w:numPr>
+          <w:ilvl w:val="0"/>
+          <w:numId w:val="1169"/>
+        </w:numPr>
+      </w:pPr>
+      <w:r>
+        <w:t xml:space="preserve">Verify the label snaps back to its default (zero-offset) position relative to the peak marker</w:t>
+      </w:r>
+    </w:p>
+    <w:p>
+      <w:pPr>
+        <w:numPr>
+          <w:ilvl w:val="0"/>
           <w:numId w:val="1170"/>
-        </w:numPr>
-      </w:pPr>
-      <w:r>
-        <w:t xml:space="preserve">iOS/iPadOS: Double-tap the label; macOS: right-click and choose</w:t>
-      </w:r>
-      <w:r>
-        <w:t xml:space="preserve"> </w:t>
-      </w:r>
-      <w:r>
-        <w:t xml:space="preserve">“Reset Position”</w:t>
-      </w:r>
-    </w:p>
-    <w:p>
-      <w:pPr>
-        <w:numPr>
-          <w:ilvl w:val="0"/>
-          <w:numId w:val="1171"/>
-        </w:numPr>
-      </w:pPr>
-      <w:r>
-        <w:t xml:space="preserve">Verify the label snaps back to its default (zero-offset) position relative to the peak marker</w:t>
-      </w:r>
-    </w:p>
-    <w:p>
-      <w:pPr>
-        <w:numPr>
-          <w:ilvl w:val="0"/>
-          <w:numId w:val="1172"/>
         </w:numPr>
       </w:pPr>
       <w:r>
@@ -6242,51 +5990,51 @@
       <w:pPr>
         <w:numPr>
           <w:ilvl w:val="0"/>
+          <w:numId w:val="1171"/>
+        </w:numPr>
+      </w:pPr>
+      <w:r>
+        <w:t xml:space="preserve">Tap the</w:t>
+      </w:r>
+      <w:r>
+        <w:t xml:space="preserve"> </w:t>
+      </w:r>
+      <w:r>
+        <w:rPr>
+          <w:b/>
+          <w:bCs/>
+        </w:rPr>
+        <w:t xml:space="preserve">Annotations</w:t>
+      </w:r>
+      <w:r>
+        <w:t xml:space="preserve"> </w:t>
+      </w:r>
+      <w:r>
+        <w:t xml:space="preserve">button until the icon/tooltip indicates</w:t>
+      </w:r>
+      <w:r>
+        <w:t xml:space="preserve"> </w:t>
+      </w:r>
+      <w:r>
+        <w:t xml:space="preserve">“None”</w:t>
+      </w:r>
+    </w:p>
+    <w:p>
+      <w:pPr>
+        <w:numPr>
+          <w:ilvl w:val="0"/>
+          <w:numId w:val="1172"/>
+        </w:numPr>
+      </w:pPr>
+      <w:r>
+        <w:t xml:space="preserve">Verify all peak annotation labels disappear from the chart</w:t>
+      </w:r>
+    </w:p>
+    <w:p>
+      <w:pPr>
+        <w:numPr>
+          <w:ilvl w:val="0"/>
           <w:numId w:val="1173"/>
-        </w:numPr>
-      </w:pPr>
-      <w:r>
-        <w:t xml:space="preserve">Tap the</w:t>
-      </w:r>
-      <w:r>
-        <w:t xml:space="preserve"> </w:t>
-      </w:r>
-      <w:r>
-        <w:rPr>
-          <w:b/>
-          <w:bCs/>
-        </w:rPr>
-        <w:t xml:space="preserve">Annotations</w:t>
-      </w:r>
-      <w:r>
-        <w:t xml:space="preserve"> </w:t>
-      </w:r>
-      <w:r>
-        <w:t xml:space="preserve">button until the icon/tooltip indicates</w:t>
-      </w:r>
-      <w:r>
-        <w:t xml:space="preserve"> </w:t>
-      </w:r>
-      <w:r>
-        <w:t xml:space="preserve">“None”</w:t>
-      </w:r>
-    </w:p>
-    <w:p>
-      <w:pPr>
-        <w:numPr>
-          <w:ilvl w:val="0"/>
-          <w:numId w:val="1174"/>
-        </w:numPr>
-      </w:pPr>
-      <w:r>
-        <w:t xml:space="preserve">Verify all peak annotation labels disappear from the chart</w:t>
-      </w:r>
-    </w:p>
-    <w:p>
-      <w:pPr>
-        <w:numPr>
-          <w:ilvl w:val="0"/>
-          <w:numId w:val="1175"/>
         </w:numPr>
       </w:pPr>
       <w:r>
@@ -6392,11 +6140,49 @@
       <w:pPr>
         <w:numPr>
           <w:ilvl w:val="0"/>
+          <w:numId w:val="1174"/>
+        </w:numPr>
+      </w:pPr>
+      <w:r>
+        <w:t xml:space="preserve">In the Results panel, confirm some peaks are selected and some are not</w:t>
+      </w:r>
+    </w:p>
+    <w:p>
+      <w:pPr>
+        <w:numPr>
+          <w:ilvl w:val="0"/>
+          <w:numId w:val="1175"/>
+        </w:numPr>
+      </w:pPr>
+      <w:r>
+        <w:t xml:space="preserve">Cycle the Annotations button to the</w:t>
+      </w:r>
+      <w:r>
+        <w:t xml:space="preserve"> </w:t>
+      </w:r>
+      <w:r>
+        <w:rPr>
+          <w:b/>
+          <w:bCs/>
+        </w:rPr>
+        <w:t xml:space="preserve">Selected</w:t>
+      </w:r>
+      <w:r>
+        <w:t xml:space="preserve"> </w:t>
+      </w:r>
+      <w:r>
+        <w:t xml:space="preserve">mode</w:t>
+      </w:r>
+    </w:p>
+    <w:p>
+      <w:pPr>
+        <w:numPr>
+          <w:ilvl w:val="0"/>
           <w:numId w:val="1176"/>
         </w:numPr>
       </w:pPr>
       <w:r>
-        <w:t xml:space="preserve">In the Results panel, confirm some peaks are selected and some are not</w:t>
+        <w:t xml:space="preserve">Verify only the labels for Results-panel-selected peaks are visible</w:t>
       </w:r>
     </w:p>
     <w:p>
@@ -6407,23 +6193,7 @@
         </w:numPr>
       </w:pPr>
       <w:r>
-        <w:t xml:space="preserve">Cycle the Annotations button to the</w:t>
-      </w:r>
-      <w:r>
-        <w:t xml:space="preserve"> </w:t>
-      </w:r>
-      <w:r>
-        <w:rPr>
-          <w:b/>
-          <w:bCs/>
-        </w:rPr>
-        <w:t xml:space="preserve">Selected</w:t>
-      </w:r>
-      <w:r>
-        <w:t xml:space="preserve"> </w:t>
-      </w:r>
-      <w:r>
-        <w:t xml:space="preserve">mode</w:t>
+        <w:t xml:space="preserve">Verify labels for unselected peaks are hidden</w:t>
       </w:r>
     </w:p>
     <w:p>
@@ -6431,28 +6201,6 @@
         <w:numPr>
           <w:ilvl w:val="0"/>
           <w:numId w:val="1178"/>
-        </w:numPr>
-      </w:pPr>
-      <w:r>
-        <w:t xml:space="preserve">Verify only the labels for Results-panel-selected peaks are visible</w:t>
-      </w:r>
-    </w:p>
-    <w:p>
-      <w:pPr>
-        <w:numPr>
-          <w:ilvl w:val="0"/>
-          <w:numId w:val="1179"/>
-        </w:numPr>
-      </w:pPr>
-      <w:r>
-        <w:t xml:space="preserve">Verify labels for unselected peaks are hidden</w:t>
-      </w:r>
-    </w:p>
-    <w:p>
-      <w:pPr>
-        <w:numPr>
-          <w:ilvl w:val="0"/>
-          <w:numId w:val="1180"/>
         </w:numPr>
       </w:pPr>
       <w:r>
@@ -6493,23 +6241,13 @@
       </w:r>
     </w:p>
     <w:bookmarkEnd w:id="49"/>
-    <w:bookmarkEnd w:id="50"/>
-    <w:bookmarkStart w:id="55" w:name="r-persistence-export-manual"/>
-    <w:p>
-      <w:pPr>
-        <w:pStyle w:val="Heading2"/>
-      </w:pPr>
-      <w:r>
-        <w:t xml:space="preserve">R — Persistence &amp; Export (Manual)</w:t>
-      </w:r>
-    </w:p>
-    <w:bookmarkStart w:id="51" w:name="Xafebc5b406c637a2ba9feb61ee8b8cf9b606f94"/>
+    <w:bookmarkStart w:id="50" w:name="X5b7eff8ae99daa2f7345f3adde5809a3f59b3fb"/>
     <w:p>
       <w:pPr>
         <w:pStyle w:val="Heading3"/>
       </w:pPr>
       <w:r>
-        <w:t xml:space="preserve">R7 — Saved measurement persists across relaunch</w:t>
+        <w:t xml:space="preserve">D16 — Guitar mode auto-selects one peak per mode on freeze</w:t>
       </w:r>
     </w:p>
     <w:p>
@@ -6561,7 +6299,29 @@
         <w:t xml:space="preserve"> </w:t>
       </w:r>
       <w:r>
-        <w:t xml:space="preserve">At least one tap has been captured.</w:t>
+        <w:t xml:space="preserve">App in guitar measurement mode. A real guitar (or tone source covering multiple mode frequencies) available.</w:t>
+      </w:r>
+    </w:p>
+    <w:p>
+      <w:pPr>
+        <w:numPr>
+          <w:ilvl w:val="0"/>
+          <w:numId w:val="1179"/>
+        </w:numPr>
+      </w:pPr>
+      <w:r>
+        <w:t xml:space="preserve">Capture a tap so the spectrum freezes</w:t>
+      </w:r>
+    </w:p>
+    <w:p>
+      <w:pPr>
+        <w:numPr>
+          <w:ilvl w:val="0"/>
+          <w:numId w:val="1180"/>
+        </w:numPr>
+      </w:pPr>
+      <w:r>
+        <w:t xml:space="preserve">Open the Results panel</w:t>
       </w:r>
     </w:p>
     <w:p>
@@ -6572,26 +6332,7 @@
         </w:numPr>
       </w:pPr>
       <w:r>
-        <w:t xml:space="preserve">Tap</w:t>
-      </w:r>
-      <w:r>
-        <w:t xml:space="preserve"> </w:t>
-      </w:r>
-      <w:r>
-        <w:rPr>
-          <w:b/>
-          <w:bCs/>
-        </w:rPr>
-        <w:t xml:space="preserve">Save</w:t>
-      </w:r>
-      <w:r>
-        <w:t xml:space="preserve">; enter a name (e.g. </w:t>
-      </w:r>
-      <w:r>
-        <w:t xml:space="preserve">“Test spruce”</w:t>
-      </w:r>
-      <w:r>
-        <w:t xml:space="preserve">); confirm</w:t>
+        <w:t xml:space="preserve">Verify that at most one peak per mode (Air, Top, Back, Dipole, Ring Mode, Upper Modes) is selected (checkmark shown)</w:t>
       </w:r>
     </w:p>
     <w:p>
@@ -6602,7 +6343,7 @@
         </w:numPr>
       </w:pPr>
       <w:r>
-        <w:t xml:space="preserve">Force-quit the app (swipe up from app switcher or Cmd+Q on macOS)</w:t>
+        <w:t xml:space="preserve">Verify that if two mode ranges overlap and a peak falls in both, the peak is assigned to the lower-frequency mode</w:t>
       </w:r>
     </w:p>
     <w:p>
@@ -6613,7 +6354,35 @@
         </w:numPr>
       </w:pPr>
       <w:r>
-        <w:t xml:space="preserve">Relaunch GuitarTap</w:t>
+        <w:t xml:space="preserve">Verify that peaks with mode</w:t>
+      </w:r>
+      <w:r>
+        <w:t xml:space="preserve"> </w:t>
+      </w:r>
+      <w:r>
+        <w:t xml:space="preserve">“Unknown”</w:t>
+      </w:r>
+      <w:r>
+        <w:t xml:space="preserve"> </w:t>
+      </w:r>
+      <w:r>
+        <w:t xml:space="preserve">are</w:t>
+      </w:r>
+      <w:r>
+        <w:t xml:space="preserve"> </w:t>
+      </w:r>
+      <w:r>
+        <w:rPr>
+          <w:b/>
+          <w:bCs/>
+        </w:rPr>
+        <w:t xml:space="preserve">not</w:t>
+      </w:r>
+      <w:r>
+        <w:t xml:space="preserve"> </w:t>
+      </w:r>
+      <w:r>
+        <w:t xml:space="preserve">auto-selected (no checkmark)</w:t>
       </w:r>
     </w:p>
     <w:p>
@@ -6624,17 +6393,23 @@
         </w:numPr>
       </w:pPr>
       <w:r>
-        <w:t xml:space="preserve">Open</w:t>
-      </w:r>
-      <w:r>
-        <w:t xml:space="preserve"> </w:t>
-      </w:r>
-      <w:r>
-        <w:rPr>
-          <w:b/>
-          <w:bCs/>
-        </w:rPr>
-        <w:t xml:space="preserve">Measurements</w:t>
+        <w:t xml:space="preserve">Confirm the</w:t>
+      </w:r>
+      <w:r>
+        <w:t xml:space="preserve"> </w:t>
+      </w:r>
+      <w:r>
+        <w:rPr>
+          <w:b/>
+          <w:bCs/>
+        </w:rPr>
+        <w:t xml:space="preserve">Reset to Auto</w:t>
+      </w:r>
+      <w:r>
+        <w:t xml:space="preserve"> </w:t>
+      </w:r>
+      <w:r>
+        <w:t xml:space="preserve">wand button (⌛) in the Results panel header is disabled (already in auto state)</w:t>
       </w:r>
     </w:p>
     <w:p>
@@ -6642,17 +6417,6 @@
         <w:numPr>
           <w:ilvl w:val="0"/>
           <w:numId w:val="1185"/>
-        </w:numPr>
-      </w:pPr>
-      <w:r>
-        <w:t xml:space="preserve">Verify the saved measurement appears in the list with the correct name and date</w:t>
-      </w:r>
-    </w:p>
-    <w:p>
-      <w:pPr>
-        <w:numPr>
-          <w:ilvl w:val="0"/>
-          <w:numId w:val="1186"/>
         </w:numPr>
       </w:pPr>
       <w:r>
@@ -6692,14 +6456,14 @@
         </w:pict>
       </w:r>
     </w:p>
-    <w:bookmarkEnd w:id="51"/>
-    <w:bookmarkStart w:id="52" w:name="X17249c8be2a1753da40d980becb5ef75de661c0"/>
+    <w:bookmarkEnd w:id="50"/>
+    <w:bookmarkStart w:id="51" w:name="X63d158bec0c05b7a7f79d1d87b90a256b6470ea"/>
     <w:p>
       <w:pPr>
         <w:pStyle w:val="Heading3"/>
       </w:pPr>
       <w:r>
-        <w:t xml:space="preserve">R8 — Export Measurement round-trip — export and re-import matches original</w:t>
+        <w:t xml:space="preserve">D17 — Peak Min recalculates frozen guitar spectrum; selections update correctly</w:t>
       </w:r>
     </w:p>
     <w:p>
@@ -6751,193 +6515,109 @@
         <w:t xml:space="preserve"> </w:t>
       </w:r>
       <w:r>
-        <w:t xml:space="preserve">A measurement with peaks is saved.</w:t>
-      </w:r>
-    </w:p>
-    <w:p>
-      <w:pPr>
-        <w:numPr>
-          <w:ilvl w:val="0"/>
-          <w:numId w:val="1187"/>
-        </w:numPr>
-      </w:pPr>
-      <w:r>
-        <w:t xml:space="preserve">Open the Measurements list; right-click (macOS) or long-press (iOS/iPadOS) the row and choose</w:t>
-      </w:r>
-      <w:r>
-        <w:t xml:space="preserve"> </w:t>
-      </w:r>
-      <w:r>
-        <w:rPr>
-          <w:b/>
-          <w:bCs/>
-        </w:rPr>
-        <w:t xml:space="preserve">View Details</w:t>
-      </w:r>
-      <w:r>
-        <w:t xml:space="preserve">; note the name, date, location/notes, and all peaks in the Results panel</w:t>
-      </w:r>
-    </w:p>
-    <w:p>
-      <w:pPr>
-        <w:numPr>
-          <w:ilvl w:val="0"/>
-          <w:numId w:val="1188"/>
-        </w:numPr>
-      </w:pPr>
-      <w:r>
-        <w:t xml:space="preserve">Right-click (macOS) or long-press (iOS/iPadOS) the same row and choose</w:t>
-      </w:r>
-      <w:r>
-        <w:t xml:space="preserve"> </w:t>
-      </w:r>
-      <w:r>
-        <w:rPr>
-          <w:b/>
-          <w:bCs/>
-        </w:rPr>
-        <w:t xml:space="preserve">Save Measurement to Disk…</w:t>
-      </w:r>
-      <w:r>
-        <w:t xml:space="preserve"> </w:t>
-      </w:r>
-      <w:r>
-        <w:t xml:space="preserve">(macOS) or</w:t>
-      </w:r>
-      <w:r>
-        <w:t xml:space="preserve"> </w:t>
-      </w:r>
-      <w:r>
-        <w:rPr>
-          <w:b/>
-          <w:bCs/>
-        </w:rPr>
-        <w:t xml:space="preserve">Export Measurement</w:t>
-      </w:r>
-      <w:r>
-        <w:t xml:space="preserve"> </w:t>
-      </w:r>
-      <w:r>
-        <w:t xml:space="preserve">(iOS/iPadOS); save the</w:t>
-      </w:r>
-      <w:r>
-        <w:t xml:space="preserve"> </w:t>
-      </w:r>
-      <w:r>
-        <w:rPr>
-          <w:rStyle w:val="VerbatimChar"/>
-        </w:rPr>
-        <w:t xml:space="preserve">.guitartap</w:t>
-      </w:r>
-      <w:r>
-        <w:t xml:space="preserve"> </w:t>
-      </w:r>
-      <w:r>
-        <w:t xml:space="preserve">file</w:t>
-      </w:r>
-    </w:p>
-    <w:p>
-      <w:pPr>
-        <w:numPr>
-          <w:ilvl w:val="0"/>
-          <w:numId w:val="1189"/>
-        </w:numPr>
-      </w:pPr>
-      <w:r>
-        <w:t xml:space="preserve">Import the file using the</w:t>
-      </w:r>
-      <w:r>
-        <w:t xml:space="preserve"> </w:t>
-      </w:r>
-      <w:r>
-        <w:rPr>
-          <w:b/>
-          <w:bCs/>
-        </w:rPr>
-        <w:t xml:space="preserve">Import</w:t>
-      </w:r>
-      <w:r>
-        <w:t xml:space="preserve"> </w:t>
-      </w:r>
-      <w:r>
-        <w:t xml:space="preserve">toolbar button (macOS) or ellipsis →</w:t>
-      </w:r>
-      <w:r>
-        <w:t xml:space="preserve"> </w:t>
-      </w:r>
-      <w:r>
-        <w:rPr>
-          <w:b/>
-          <w:bCs/>
-        </w:rPr>
-        <w:t xml:space="preserve">Import Measurement</w:t>
-      </w:r>
-      <w:r>
-        <w:t xml:space="preserve"> </w:t>
-      </w:r>
-      <w:r>
-        <w:t xml:space="preserve">(iOS/iPadOS)</w:t>
-      </w:r>
-    </w:p>
-    <w:p>
-      <w:pPr>
-        <w:numPr>
-          <w:ilvl w:val="0"/>
-          <w:numId w:val="1190"/>
-        </w:numPr>
-      </w:pPr>
-      <w:r>
-        <w:t xml:space="preserve">Right-click (macOS) or long-press (iOS/iPadOS) the newly imported row and choose</w:t>
-      </w:r>
-      <w:r>
-        <w:t xml:space="preserve"> </w:t>
-      </w:r>
-      <w:r>
-        <w:rPr>
-          <w:b/>
-          <w:bCs/>
-        </w:rPr>
-        <w:t xml:space="preserve">View Details</w:t>
-      </w:r>
-    </w:p>
-    <w:p>
-      <w:pPr>
-        <w:numPr>
-          <w:ilvl w:val="0"/>
-          <w:numId w:val="1191"/>
-        </w:numPr>
-      </w:pPr>
-      <w:r>
-        <w:t xml:space="preserve">Verify the name, date, and location/notes match the original</w:t>
-      </w:r>
-    </w:p>
-    <w:p>
-      <w:pPr>
-        <w:numPr>
-          <w:ilvl w:val="0"/>
-          <w:numId w:val="1192"/>
-        </w:numPr>
-      </w:pPr>
-      <w:r>
-        <w:t xml:space="preserve">Verify the Results panel shows the same peaks with the same frequencies, magnitudes, and mode assignments</w:t>
-      </w:r>
-    </w:p>
-    <w:p>
-      <w:pPr>
-        <w:numPr>
-          <w:ilvl w:val="0"/>
-          <w:numId w:val="1193"/>
-        </w:numPr>
-      </w:pPr>
-      <w:r>
-        <w:t xml:space="preserve">Verify the spectrum chart appearance matches the original</w:t>
-      </w:r>
-    </w:p>
-    <w:p>
-      <w:pPr>
-        <w:numPr>
-          <w:ilvl w:val="0"/>
-          <w:numId w:val="1194"/>
+        <w:t xml:space="preserve">A guitar tap has been captured and the spectrum is frozen with at least two annotated peaks.</w:t>
+      </w:r>
+    </w:p>
+    <w:p>
+      <w:pPr>
+        <w:pStyle w:val="BodyText"/>
+      </w:pPr>
+      <w:r>
+        <w:rPr>
+          <w:b/>
+          <w:bCs/>
+        </w:rPr>
+        <w:t xml:space="preserve">Part A — Auto state (no manual changes):</w:t>
+      </w:r>
+      <w:r>
+        <w:t xml:space="preserve"> </w:t>
+      </w:r>
+      <w:r>
+        <w:t xml:space="preserve">- [ ] Without touching any selection checkboxes, move the Peak Min slider to the right (raise threshold)</w:t>
+      </w:r>
+      <w:r>
+        <w:t xml:space="preserve"> </w:t>
+      </w:r>
+      <w:r>
+        <w:t xml:space="preserve">- [ ] Verify peaks that fall below the new threshold disappear from the chart and Results panel</w:t>
+      </w:r>
+      <w:r>
+        <w:t xml:space="preserve"> </w:t>
+      </w:r>
+      <w:r>
+        <w:t xml:space="preserve">- [ ] Verify the remaining auto-selected peaks update (wand button stays disabled — still in auto state)</w:t>
+      </w:r>
+      <w:r>
+        <w:t xml:space="preserve"> </w:t>
+      </w:r>
+      <w:r>
+        <w:t xml:space="preserve">- [ ] Move the slider back left; verify the previously hidden peaks reappear and auto-selection re-runs</w:t>
+      </w:r>
+    </w:p>
+    <w:p>
+      <w:pPr>
+        <w:pStyle w:val="BodyText"/>
+      </w:pPr>
+      <w:r>
+        <w:rPr>
+          <w:b/>
+          <w:bCs/>
+        </w:rPr>
+        <w:t xml:space="preserve">Part B — Manual state:</w:t>
+      </w:r>
+      <w:r>
+        <w:t xml:space="preserve"> </w:t>
+      </w:r>
+      <w:r>
+        <w:t xml:space="preserve">- [ ] Toggle any peak’s checkmark in the Results panel (select or deselect it)</w:t>
+      </w:r>
+      <w:r>
+        <w:t xml:space="preserve"> </w:t>
+      </w:r>
+      <w:r>
+        <w:t xml:space="preserve">- [ ] Confirm the</w:t>
+      </w:r>
+      <w:r>
+        <w:t xml:space="preserve"> </w:t>
+      </w:r>
+      <w:r>
+        <w:rPr>
+          <w:b/>
+          <w:bCs/>
+        </w:rPr>
+        <w:t xml:space="preserve">Reset to Auto</w:t>
+      </w:r>
+      <w:r>
+        <w:t xml:space="preserve"> </w:t>
+      </w:r>
+      <w:r>
+        <w:t xml:space="preserve">wand button is now enabled</w:t>
+      </w:r>
+      <w:r>
+        <w:t xml:space="preserve"> </w:t>
+      </w:r>
+      <w:r>
+        <w:t xml:space="preserve">- [ ] Move the Peak Min slider</w:t>
+      </w:r>
+      <w:r>
+        <w:t xml:space="preserve"> </w:t>
+      </w:r>
+      <w:r>
+        <w:t xml:space="preserve">- [ ] Verify peaks that survive the threshold carry their selection state forward (a peak you selected stays selected; one you deselected stays deselected)</w:t>
+      </w:r>
+      <w:r>
+        <w:t xml:space="preserve"> </w:t>
+      </w:r>
+      <w:r>
+        <w:t xml:space="preserve">- [ ] Verify peaks removed by the threshold are simply gone (no crash, no stale IDs)</w:t>
+      </w:r>
+    </w:p>
+    <w:p>
+      <w:pPr>
+        <w:pStyle w:val="Compact"/>
+        <w:numPr>
+          <w:ilvl w:val="0"/>
+          <w:numId w:val="1186"/>
         </w:numPr>
       </w:pPr>
       <w:r>
@@ -6977,14 +6657,14 @@
         </w:pict>
       </w:r>
     </w:p>
-    <w:bookmarkEnd w:id="52"/>
-    <w:bookmarkStart w:id="53" w:name="r9-export-pdf-renders-correctly"/>
+    <w:bookmarkEnd w:id="51"/>
+    <w:bookmarkStart w:id="52" w:name="Xe14f82500c6586b50f1a62832429d6529857f93"/>
     <w:p>
       <w:pPr>
         <w:pStyle w:val="Heading3"/>
       </w:pPr>
       <w:r>
-        <w:t xml:space="preserve">R9 — Export PDF renders correctly</w:t>
+        <w:t xml:space="preserve">D18 — Reset to Auto restores mode-priority selection</w:t>
       </w:r>
     </w:p>
     <w:p>
@@ -7036,101 +6716,85 @@
         <w:t xml:space="preserve"> </w:t>
       </w:r>
       <w:r>
-        <w:t xml:space="preserve">A measurement with at least one peak is saved.</w:t>
-      </w:r>
-    </w:p>
-    <w:p>
-      <w:pPr>
-        <w:numPr>
-          <w:ilvl w:val="0"/>
-          <w:numId w:val="1195"/>
-        </w:numPr>
-      </w:pPr>
-      <w:r>
-        <w:t xml:space="preserve">Open the measurement detail view</w:t>
-      </w:r>
-    </w:p>
-    <w:p>
-      <w:pPr>
-        <w:numPr>
-          <w:ilvl w:val="0"/>
-          <w:numId w:val="1196"/>
-        </w:numPr>
-      </w:pPr>
-      <w:r>
-        <w:t xml:space="preserve">Tap</w:t>
-      </w:r>
-      <w:r>
-        <w:t xml:space="preserve"> </w:t>
-      </w:r>
-      <w:r>
-        <w:rPr>
-          <w:b/>
-          <w:bCs/>
-        </w:rPr>
-        <w:t xml:space="preserve">Export → PDF</w:t>
-      </w:r>
-    </w:p>
-    <w:p>
-      <w:pPr>
-        <w:numPr>
-          <w:ilvl w:val="0"/>
-          <w:numId w:val="1197"/>
-        </w:numPr>
-      </w:pPr>
-      <w:r>
-        <w:t xml:space="preserve">Open the PDF in Preview (macOS) or Files (iOS)</w:t>
-      </w:r>
-    </w:p>
-    <w:p>
-      <w:pPr>
-        <w:numPr>
-          <w:ilvl w:val="0"/>
-          <w:numId w:val="1198"/>
-        </w:numPr>
-      </w:pPr>
-      <w:r>
-        <w:t xml:space="preserve">Verify the PDF contains the spectrum chart image</w:t>
-      </w:r>
-    </w:p>
-    <w:p>
-      <w:pPr>
-        <w:numPr>
-          <w:ilvl w:val="0"/>
-          <w:numId w:val="1199"/>
-        </w:numPr>
-      </w:pPr>
-      <w:r>
-        <w:t xml:space="preserve">Verify the PDF contains a table of peaks (frequency, dB, Q, mode)</w:t>
-      </w:r>
-    </w:p>
-    <w:p>
-      <w:pPr>
-        <w:numPr>
-          <w:ilvl w:val="0"/>
-          <w:numId w:val="1200"/>
-        </w:numPr>
-      </w:pPr>
-      <w:r>
-        <w:t xml:space="preserve">Verify the PDF contains measurement metadata (name, date, guitar type)</w:t>
-      </w:r>
-    </w:p>
-    <w:p>
-      <w:pPr>
-        <w:numPr>
-          <w:ilvl w:val="0"/>
-          <w:numId w:val="1201"/>
-        </w:numPr>
-      </w:pPr>
-      <w:r>
-        <w:t xml:space="preserve">Confirm there are no blank pages or missing images</w:t>
-      </w:r>
-    </w:p>
-    <w:p>
-      <w:pPr>
-        <w:numPr>
-          <w:ilvl w:val="0"/>
-          <w:numId w:val="1202"/>
+        <w:t xml:space="preserve">A guitar tap is frozen and the user has made at least one manual selection change (D17 Part B).</w:t>
+      </w:r>
+    </w:p>
+    <w:p>
+      <w:pPr>
+        <w:numPr>
+          <w:ilvl w:val="0"/>
+          <w:numId w:val="1187"/>
+        </w:numPr>
+      </w:pPr>
+      <w:r>
+        <w:t xml:space="preserve">Confirm the</w:t>
+      </w:r>
+      <w:r>
+        <w:t xml:space="preserve"> </w:t>
+      </w:r>
+      <w:r>
+        <w:rPr>
+          <w:b/>
+          <w:bCs/>
+        </w:rPr>
+        <w:t xml:space="preserve">Reset to Auto</w:t>
+      </w:r>
+      <w:r>
+        <w:t xml:space="preserve"> </w:t>
+      </w:r>
+      <w:r>
+        <w:t xml:space="preserve">wand button (⌛) in the Results panel header is enabled</w:t>
+      </w:r>
+    </w:p>
+    <w:p>
+      <w:pPr>
+        <w:numPr>
+          <w:ilvl w:val="0"/>
+          <w:numId w:val="1188"/>
+        </w:numPr>
+      </w:pPr>
+      <w:r>
+        <w:t xml:space="preserve">Tap/click the wand button</w:t>
+      </w:r>
+    </w:p>
+    <w:p>
+      <w:pPr>
+        <w:numPr>
+          <w:ilvl w:val="0"/>
+          <w:numId w:val="1189"/>
+        </w:numPr>
+      </w:pPr>
+      <w:r>
+        <w:t xml:space="preserve">Verify the selection reverts to auto-selection (one best peak per mode, lowest-first)</w:t>
+      </w:r>
+    </w:p>
+    <w:p>
+      <w:pPr>
+        <w:numPr>
+          <w:ilvl w:val="0"/>
+          <w:numId w:val="1190"/>
+        </w:numPr>
+      </w:pPr>
+      <w:r>
+        <w:t xml:space="preserve">Verify the wand button becomes disabled again</w:t>
+      </w:r>
+    </w:p>
+    <w:p>
+      <w:pPr>
+        <w:numPr>
+          <w:ilvl w:val="0"/>
+          <w:numId w:val="1191"/>
+        </w:numPr>
+      </w:pPr>
+      <w:r>
+        <w:t xml:space="preserve">Verify moving the Peak Min slider now re-runs auto-selection (not carry-forward)</w:t>
+      </w:r>
+    </w:p>
+    <w:p>
+      <w:pPr>
+        <w:numPr>
+          <w:ilvl w:val="0"/>
+          <w:numId w:val="1192"/>
         </w:numPr>
       </w:pPr>
       <w:r>
@@ -7170,14 +6834,24 @@
         </w:pict>
       </w:r>
     </w:p>
+    <w:bookmarkEnd w:id="52"/>
     <w:bookmarkEnd w:id="53"/>
-    <w:bookmarkStart w:id="54" w:name="X4f82ed0d592183f1ee98bf5cfc2ac1b54963a6f"/>
+    <w:bookmarkStart w:id="58" w:name="r-persistence-export-manual"/>
+    <w:p>
+      <w:pPr>
+        <w:pStyle w:val="Heading2"/>
+      </w:pPr>
+      <w:r>
+        <w:t xml:space="preserve">R — Persistence &amp; Export (Manual)</w:t>
+      </w:r>
+    </w:p>
+    <w:bookmarkStart w:id="54" w:name="Xafebc5b406c637a2ba9feb61ee8b8cf9b606f94"/>
     <w:p>
       <w:pPr>
         <w:pStyle w:val="Heading3"/>
       </w:pPr>
       <w:r>
-        <w:t xml:space="preserve">R10 — Cross-device transfer via export/import</w:t>
+        <w:t xml:space="preserve">R7 — Saved measurement persists across relaunch</w:t>
       </w:r>
     </w:p>
     <w:p>
@@ -7211,30 +6885,12 @@
         <w:t xml:space="preserve"> </w:t>
       </w:r>
       <w:r>
-        <w:t xml:space="preserve">Low</w:t>
-      </w:r>
-    </w:p>
-    <w:p>
-      <w:pPr>
-        <w:pStyle w:val="BlockText"/>
-      </w:pPr>
-      <w:r>
-        <w:rPr>
-          <w:b/>
-          <w:bCs/>
-        </w:rPr>
-        <w:t xml:space="preserve">Note:</w:t>
-      </w:r>
-      <w:r>
-        <w:t xml:space="preserve"> </w:t>
-      </w:r>
-      <w:r>
-        <w:t xml:space="preserve">No automatic iCloud sync — cross-device transfer requires manual export/import.</w:t>
-      </w:r>
-    </w:p>
-    <w:p>
-      <w:pPr>
-        <w:pStyle w:val="FirstParagraph"/>
+        <w:t xml:space="preserve">High</w:t>
+      </w:r>
+    </w:p>
+    <w:p>
+      <w:pPr>
+        <w:pStyle w:val="BodyText"/>
       </w:pPr>
       <w:r>
         <w:rPr>
@@ -7247,141 +6903,98 @@
         <w:t xml:space="preserve"> </w:t>
       </w:r>
       <w:r>
-        <w:t xml:space="preserve">Two devices with GuitarTap installed. A measurement is saved on device A.</w:t>
-      </w:r>
-    </w:p>
-    <w:p>
-      <w:pPr>
-        <w:numPr>
-          <w:ilvl w:val="0"/>
-          <w:numId w:val="1203"/>
-        </w:numPr>
-      </w:pPr>
-      <w:r>
-        <w:t xml:space="preserve">On device A: choose</w:t>
-      </w:r>
-      <w:r>
-        <w:t xml:space="preserve"> </w:t>
-      </w:r>
-      <w:r>
-        <w:rPr>
-          <w:b/>
-          <w:bCs/>
-        </w:rPr>
-        <w:t xml:space="preserve">Export Measurement</w:t>
-      </w:r>
-      <w:r>
-        <w:t xml:space="preserve"> </w:t>
-      </w:r>
-      <w:r>
-        <w:t xml:space="preserve">(iOS/iPadOS, or macOS for share sheet) or</w:t>
-      </w:r>
-      <w:r>
-        <w:t xml:space="preserve"> </w:t>
-      </w:r>
-      <w:r>
-        <w:rPr>
-          <w:b/>
-          <w:bCs/>
-        </w:rPr>
-        <w:t xml:space="preserve">Save Measurement to Disk…</w:t>
-      </w:r>
-      <w:r>
-        <w:t xml:space="preserve"> </w:t>
-      </w:r>
-      <w:r>
-        <w:t xml:space="preserve">(macOS for save to disk); send the</w:t>
-      </w:r>
-      <w:r>
-        <w:t xml:space="preserve"> </w:t>
-      </w:r>
-      <w:r>
-        <w:rPr>
-          <w:rStyle w:val="VerbatimChar"/>
-        </w:rPr>
-        <w:t xml:space="preserve">.guitartap</w:t>
-      </w:r>
-      <w:r>
-        <w:t xml:space="preserve"> </w:t>
-      </w:r>
-      <w:r>
-        <w:t xml:space="preserve">file to device B via AirDrop, Files/iCloud Drive, or email; AirDrop will route the file directly to GuitarTap on the receiving device</w:t>
-      </w:r>
-    </w:p>
-    <w:p>
-      <w:pPr>
-        <w:numPr>
-          <w:ilvl w:val="0"/>
-          <w:numId w:val="1204"/>
-        </w:numPr>
-      </w:pPr>
-      <w:r>
-        <w:t xml:space="preserve">On device B: import the file using</w:t>
-      </w:r>
-      <w:r>
-        <w:t xml:space="preserve"> </w:t>
-      </w:r>
-      <w:r>
-        <w:rPr>
-          <w:b/>
-          <w:bCs/>
-        </w:rPr>
-        <w:t xml:space="preserve">Import</w:t>
-      </w:r>
-      <w:r>
-        <w:t xml:space="preserve"> </w:t>
-      </w:r>
-      <w:r>
-        <w:t xml:space="preserve">toolbar button (macOS) or ellipsis →</w:t>
-      </w:r>
-      <w:r>
-        <w:t xml:space="preserve"> </w:t>
-      </w:r>
-      <w:r>
-        <w:rPr>
-          <w:b/>
-          <w:bCs/>
-        </w:rPr>
-        <w:t xml:space="preserve">Import Measurement</w:t>
-      </w:r>
-      <w:r>
-        <w:t xml:space="preserve"> </w:t>
-      </w:r>
-      <w:r>
-        <w:t xml:space="preserve">(iOS/iPadOS); legacy</w:t>
-      </w:r>
-      <w:r>
-        <w:t xml:space="preserve"> </w:t>
-      </w:r>
-      <w:r>
-        <w:rPr>
-          <w:rStyle w:val="VerbatimChar"/>
-        </w:rPr>
-        <w:t xml:space="preserve">.json</w:t>
-      </w:r>
-      <w:r>
-        <w:t xml:space="preserve"> </w:t>
-      </w:r>
-      <w:r>
-        <w:t xml:space="preserve">files are also accepted</w:t>
-      </w:r>
-    </w:p>
-    <w:p>
-      <w:pPr>
-        <w:numPr>
-          <w:ilvl w:val="0"/>
-          <w:numId w:val="1205"/>
-        </w:numPr>
-      </w:pPr>
-      <w:r>
-        <w:t xml:space="preserve">Verify the measurement appears in the list on device B</w:t>
-      </w:r>
-    </w:p>
-    <w:p>
-      <w:pPr>
-        <w:numPr>
-          <w:ilvl w:val="0"/>
-          <w:numId w:val="1206"/>
+        <w:t xml:space="preserve">At least one tap has been captured.</w:t>
+      </w:r>
+    </w:p>
+    <w:p>
+      <w:pPr>
+        <w:numPr>
+          <w:ilvl w:val="0"/>
+          <w:numId w:val="1193"/>
+        </w:numPr>
+      </w:pPr>
+      <w:r>
+        <w:t xml:space="preserve">Tap</w:t>
+      </w:r>
+      <w:r>
+        <w:t xml:space="preserve"> </w:t>
+      </w:r>
+      <w:r>
+        <w:rPr>
+          <w:b/>
+          <w:bCs/>
+        </w:rPr>
+        <w:t xml:space="preserve">Save</w:t>
+      </w:r>
+      <w:r>
+        <w:t xml:space="preserve">; enter a name (e.g. </w:t>
+      </w:r>
+      <w:r>
+        <w:t xml:space="preserve">“Test spruce”</w:t>
+      </w:r>
+      <w:r>
+        <w:t xml:space="preserve">); confirm</w:t>
+      </w:r>
+    </w:p>
+    <w:p>
+      <w:pPr>
+        <w:numPr>
+          <w:ilvl w:val="0"/>
+          <w:numId w:val="1194"/>
+        </w:numPr>
+      </w:pPr>
+      <w:r>
+        <w:t xml:space="preserve">Force-quit the app (swipe up from app switcher or Cmd+Q on macOS)</w:t>
+      </w:r>
+    </w:p>
+    <w:p>
+      <w:pPr>
+        <w:numPr>
+          <w:ilvl w:val="0"/>
+          <w:numId w:val="1195"/>
+        </w:numPr>
+      </w:pPr>
+      <w:r>
+        <w:t xml:space="preserve">Relaunch GuitarTap</w:t>
+      </w:r>
+    </w:p>
+    <w:p>
+      <w:pPr>
+        <w:numPr>
+          <w:ilvl w:val="0"/>
+          <w:numId w:val="1196"/>
+        </w:numPr>
+      </w:pPr>
+      <w:r>
+        <w:t xml:space="preserve">Open</w:t>
+      </w:r>
+      <w:r>
+        <w:t xml:space="preserve"> </w:t>
+      </w:r>
+      <w:r>
+        <w:rPr>
+          <w:b/>
+          <w:bCs/>
+        </w:rPr>
+        <w:t xml:space="preserve">Measurements</w:t>
+      </w:r>
+    </w:p>
+    <w:p>
+      <w:pPr>
+        <w:numPr>
+          <w:ilvl w:val="0"/>
+          <w:numId w:val="1197"/>
+        </w:numPr>
+      </w:pPr>
+      <w:r>
+        <w:t xml:space="preserve">Verify the saved measurement appears in the list with the correct name and date</w:t>
+      </w:r>
+    </w:p>
+    <w:p>
+      <w:pPr>
+        <w:numPr>
+          <w:ilvl w:val="0"/>
+          <w:numId w:val="1198"/>
         </w:numPr>
       </w:pPr>
       <w:r>
@@ -7422,23 +7035,13 @@
       </w:r>
     </w:p>
     <w:bookmarkEnd w:id="54"/>
-    <w:bookmarkEnd w:id="55"/>
-    <w:bookmarkStart w:id="68" w:name="u-cross-platform-ui-manual"/>
-    <w:p>
-      <w:pPr>
-        <w:pStyle w:val="Heading2"/>
-      </w:pPr>
-      <w:r>
-        <w:t xml:space="preserve">U — Cross-Platform UI (Manual)</w:t>
-      </w:r>
-    </w:p>
-    <w:bookmarkStart w:id="56" w:name="Xe4b1607631770bc2bb8a8783831898aedd70731"/>
+    <w:bookmarkStart w:id="55" w:name="X17249c8be2a1753da40d980becb5ef75de661c0"/>
     <w:p>
       <w:pPr>
         <w:pStyle w:val="Heading3"/>
       </w:pPr>
       <w:r>
-        <w:t xml:space="preserve">U1 — All primary controls present on iPhone</w:t>
+        <w:t xml:space="preserve">R8 — Export Measurement round-trip — export and re-import matches original</w:t>
       </w:r>
     </w:p>
     <w:p>
@@ -7456,7 +7059,7 @@
         <w:t xml:space="preserve"> </w:t>
       </w:r>
       <w:r>
-        <w:t xml:space="preserve">iOS</w:t>
+        <w:t xml:space="preserve">iOS · iPadOS · macOS</w:t>
       </w:r>
       <w:r>
         <w:t xml:space="preserve"> </w:t>
@@ -7490,102 +7093,193 @@
         <w:t xml:space="preserve"> </w:t>
       </w:r>
       <w:r>
-        <w:t xml:space="preserve">iPhone with compact horizontal size class (iPhone SE, iPhone 15, etc.).</w:t>
-      </w:r>
-    </w:p>
-    <w:p>
-      <w:pPr>
-        <w:numPr>
-          <w:ilvl w:val="0"/>
-          <w:numId w:val="1207"/>
-        </w:numPr>
-      </w:pPr>
-      <w:r>
-        <w:t xml:space="preserve">Launch GuitarTap on iPhone in portrait</w:t>
-      </w:r>
-    </w:p>
-    <w:p>
-      <w:pPr>
-        <w:numPr>
-          <w:ilvl w:val="0"/>
-          <w:numId w:val="1208"/>
-        </w:numPr>
-      </w:pPr>
-      <w:r>
-        <w:t xml:space="preserve">Verify nav bar left: Start/Stop, Results</w:t>
-      </w:r>
-    </w:p>
-    <w:p>
-      <w:pPr>
-        <w:numPr>
-          <w:ilvl w:val="0"/>
-          <w:numId w:val="1209"/>
-        </w:numPr>
-      </w:pPr>
-      <w:r>
-        <w:t xml:space="preserve">Verify nav bar right: Metrics, Settings</w:t>
-      </w:r>
-    </w:p>
-    <w:p>
-      <w:pPr>
-        <w:numPr>
-          <w:ilvl w:val="0"/>
-          <w:numId w:val="1210"/>
-        </w:numPr>
-      </w:pPr>
-      <w:r>
-        <w:t xml:space="preserve">Verify header button bar: Auto dB, Crosshair, Annotations, Save, Measurements (icon-only bordered buttons)</w:t>
-      </w:r>
-    </w:p>
-    <w:p>
-      <w:pPr>
-        <w:numPr>
-          <w:ilvl w:val="0"/>
-          <w:numId w:val="1211"/>
-        </w:numPr>
-      </w:pPr>
-      <w:r>
-        <w:t xml:space="preserve">Rotate to landscape</w:t>
-      </w:r>
-    </w:p>
-    <w:p>
-      <w:pPr>
-        <w:numPr>
-          <w:ilvl w:val="0"/>
-          <w:numId w:val="1212"/>
-        </w:numPr>
-      </w:pPr>
-      <w:r>
-        <w:t xml:space="preserve">Verify nav bar left: Start/Stop, Results, Auto dB, Crosshair</w:t>
-      </w:r>
-    </w:p>
-    <w:p>
-      <w:pPr>
-        <w:numPr>
-          <w:ilvl w:val="0"/>
-          <w:numId w:val="1213"/>
-        </w:numPr>
-      </w:pPr>
-      <w:r>
-        <w:t xml:space="preserve">Verify nav bar right: Annotations, Save, Measurements, Metrics, Settings</w:t>
-      </w:r>
-    </w:p>
-    <w:p>
-      <w:pPr>
-        <w:numPr>
-          <w:ilvl w:val="0"/>
-          <w:numId w:val="1214"/>
-        </w:numPr>
-      </w:pPr>
-      <w:r>
-        <w:t xml:space="preserve">Confirm no button is clipped, hidden, or missing in either orientation</w:t>
-      </w:r>
-    </w:p>
-    <w:p>
-      <w:pPr>
-        <w:numPr>
-          <w:ilvl w:val="0"/>
-          <w:numId w:val="1215"/>
+        <w:t xml:space="preserve">A measurement with peaks is saved.</w:t>
+      </w:r>
+    </w:p>
+    <w:p>
+      <w:pPr>
+        <w:numPr>
+          <w:ilvl w:val="0"/>
+          <w:numId w:val="1199"/>
+        </w:numPr>
+      </w:pPr>
+      <w:r>
+        <w:t xml:space="preserve">Open the Measurements list; right-click (macOS) or long-press (iOS/iPadOS) the row and choose</w:t>
+      </w:r>
+      <w:r>
+        <w:t xml:space="preserve"> </w:t>
+      </w:r>
+      <w:r>
+        <w:rPr>
+          <w:b/>
+          <w:bCs/>
+        </w:rPr>
+        <w:t xml:space="preserve">View Details</w:t>
+      </w:r>
+      <w:r>
+        <w:t xml:space="preserve">; note the name, date, location/notes, and all peaks in the Results panel</w:t>
+      </w:r>
+    </w:p>
+    <w:p>
+      <w:pPr>
+        <w:numPr>
+          <w:ilvl w:val="0"/>
+          <w:numId w:val="1200"/>
+        </w:numPr>
+      </w:pPr>
+      <w:r>
+        <w:t xml:space="preserve">Right-click (macOS) or long-press (iOS/iPadOS) the same row and choose</w:t>
+      </w:r>
+      <w:r>
+        <w:t xml:space="preserve"> </w:t>
+      </w:r>
+      <w:r>
+        <w:rPr>
+          <w:b/>
+          <w:bCs/>
+        </w:rPr>
+        <w:t xml:space="preserve">Save Measurement to Disk…</w:t>
+      </w:r>
+      <w:r>
+        <w:t xml:space="preserve"> </w:t>
+      </w:r>
+      <w:r>
+        <w:t xml:space="preserve">(macOS) or</w:t>
+      </w:r>
+      <w:r>
+        <w:t xml:space="preserve"> </w:t>
+      </w:r>
+      <w:r>
+        <w:rPr>
+          <w:b/>
+          <w:bCs/>
+        </w:rPr>
+        <w:t xml:space="preserve">Export Measurement</w:t>
+      </w:r>
+      <w:r>
+        <w:t xml:space="preserve"> </w:t>
+      </w:r>
+      <w:r>
+        <w:t xml:space="preserve">(iOS/iPadOS); save the</w:t>
+      </w:r>
+      <w:r>
+        <w:t xml:space="preserve"> </w:t>
+      </w:r>
+      <w:r>
+        <w:rPr>
+          <w:rStyle w:val="VerbatimChar"/>
+        </w:rPr>
+        <w:t xml:space="preserve">.guitartap</w:t>
+      </w:r>
+      <w:r>
+        <w:t xml:space="preserve"> </w:t>
+      </w:r>
+      <w:r>
+        <w:t xml:space="preserve">file</w:t>
+      </w:r>
+    </w:p>
+    <w:p>
+      <w:pPr>
+        <w:numPr>
+          <w:ilvl w:val="0"/>
+          <w:numId w:val="1201"/>
+        </w:numPr>
+      </w:pPr>
+      <w:r>
+        <w:t xml:space="preserve">Import the file using the</w:t>
+      </w:r>
+      <w:r>
+        <w:t xml:space="preserve"> </w:t>
+      </w:r>
+      <w:r>
+        <w:rPr>
+          <w:b/>
+          <w:bCs/>
+        </w:rPr>
+        <w:t xml:space="preserve">Import</w:t>
+      </w:r>
+      <w:r>
+        <w:t xml:space="preserve"> </w:t>
+      </w:r>
+      <w:r>
+        <w:t xml:space="preserve">toolbar button (macOS) or ellipsis →</w:t>
+      </w:r>
+      <w:r>
+        <w:t xml:space="preserve"> </w:t>
+      </w:r>
+      <w:r>
+        <w:rPr>
+          <w:b/>
+          <w:bCs/>
+        </w:rPr>
+        <w:t xml:space="preserve">Import Measurement</w:t>
+      </w:r>
+      <w:r>
+        <w:t xml:space="preserve"> </w:t>
+      </w:r>
+      <w:r>
+        <w:t xml:space="preserve">(iOS/iPadOS)</w:t>
+      </w:r>
+    </w:p>
+    <w:p>
+      <w:pPr>
+        <w:numPr>
+          <w:ilvl w:val="0"/>
+          <w:numId w:val="1202"/>
+        </w:numPr>
+      </w:pPr>
+      <w:r>
+        <w:t xml:space="preserve">Right-click (macOS) or long-press (iOS/iPadOS) the newly imported row and choose</w:t>
+      </w:r>
+      <w:r>
+        <w:t xml:space="preserve"> </w:t>
+      </w:r>
+      <w:r>
+        <w:rPr>
+          <w:b/>
+          <w:bCs/>
+        </w:rPr>
+        <w:t xml:space="preserve">View Details</w:t>
+      </w:r>
+    </w:p>
+    <w:p>
+      <w:pPr>
+        <w:numPr>
+          <w:ilvl w:val="0"/>
+          <w:numId w:val="1203"/>
+        </w:numPr>
+      </w:pPr>
+      <w:r>
+        <w:t xml:space="preserve">Verify the name, date, and location/notes match the original</w:t>
+      </w:r>
+    </w:p>
+    <w:p>
+      <w:pPr>
+        <w:numPr>
+          <w:ilvl w:val="0"/>
+          <w:numId w:val="1204"/>
+        </w:numPr>
+      </w:pPr>
+      <w:r>
+        <w:t xml:space="preserve">Verify the Results panel shows the same peaks with the same frequencies, magnitudes, and mode assignments</w:t>
+      </w:r>
+    </w:p>
+    <w:p>
+      <w:pPr>
+        <w:numPr>
+          <w:ilvl w:val="0"/>
+          <w:numId w:val="1205"/>
+        </w:numPr>
+      </w:pPr>
+      <w:r>
+        <w:t xml:space="preserve">Verify the spectrum chart appearance matches the original</w:t>
+      </w:r>
+    </w:p>
+    <w:p>
+      <w:pPr>
+        <w:numPr>
+          <w:ilvl w:val="0"/>
+          <w:numId w:val="1206"/>
         </w:numPr>
       </w:pPr>
       <w:r>
@@ -7625,14 +7319,14 @@
         </w:pict>
       </w:r>
     </w:p>
-    <w:bookmarkEnd w:id="56"/>
-    <w:bookmarkStart w:id="57" w:name="u2-all-primary-controls-present-on-ipad"/>
+    <w:bookmarkEnd w:id="55"/>
+    <w:bookmarkStart w:id="56" w:name="r9-export-pdf-renders-correctly"/>
     <w:p>
       <w:pPr>
         <w:pStyle w:val="Heading3"/>
       </w:pPr>
       <w:r>
-        <w:t xml:space="preserve">U2 — All primary controls present on iPad</w:t>
+        <w:t xml:space="preserve">R9 — Export PDF renders correctly</w:t>
       </w:r>
     </w:p>
     <w:p>
@@ -7650,7 +7344,7 @@
         <w:t xml:space="preserve"> </w:t>
       </w:r>
       <w:r>
-        <w:t xml:space="preserve">iPadOS</w:t>
+        <w:t xml:space="preserve">iOS · iPadOS · macOS</w:t>
       </w:r>
       <w:r>
         <w:t xml:space="preserve"> </w:t>
@@ -7666,7 +7360,7 @@
         <w:t xml:space="preserve"> </w:t>
       </w:r>
       <w:r>
-        <w:t xml:space="preserve">High</w:t>
+        <w:t xml:space="preserve">Medium</w:t>
       </w:r>
     </w:p>
     <w:p>
@@ -7684,58 +7378,101 @@
         <w:t xml:space="preserve"> </w:t>
       </w:r>
       <w:r>
-        <w:t xml:space="preserve">iPad in landscape or portrait orientation.</w:t>
-      </w:r>
-    </w:p>
-    <w:p>
-      <w:pPr>
-        <w:numPr>
-          <w:ilvl w:val="0"/>
-          <w:numId w:val="1216"/>
-        </w:numPr>
-      </w:pPr>
-      <w:r>
-        <w:t xml:space="preserve">Launch GuitarTap on iPad</w:t>
-      </w:r>
-    </w:p>
-    <w:p>
-      <w:pPr>
-        <w:numPr>
-          <w:ilvl w:val="0"/>
-          <w:numId w:val="1217"/>
-        </w:numPr>
-      </w:pPr>
-      <w:r>
-        <w:t xml:space="preserve">Verify the two-row header layout shows full-label buttons</w:t>
-      </w:r>
-    </w:p>
-    <w:p>
-      <w:pPr>
-        <w:numPr>
-          <w:ilvl w:val="0"/>
-          <w:numId w:val="1218"/>
-        </w:numPr>
-      </w:pPr>
-      <w:r>
-        <w:t xml:space="preserve">Confirm both rows are fully visible without horizontal scrolling</w:t>
-      </w:r>
-    </w:p>
-    <w:p>
-      <w:pPr>
-        <w:numPr>
-          <w:ilvl w:val="0"/>
-          <w:numId w:val="1219"/>
-        </w:numPr>
-      </w:pPr>
-      <w:r>
-        <w:t xml:space="preserve">Confirm all buttons have text labels</w:t>
-      </w:r>
-    </w:p>
-    <w:p>
-      <w:pPr>
-        <w:numPr>
-          <w:ilvl w:val="0"/>
-          <w:numId w:val="1220"/>
+        <w:t xml:space="preserve">A measurement with at least one peak is saved.</w:t>
+      </w:r>
+    </w:p>
+    <w:p>
+      <w:pPr>
+        <w:numPr>
+          <w:ilvl w:val="0"/>
+          <w:numId w:val="1207"/>
+        </w:numPr>
+      </w:pPr>
+      <w:r>
+        <w:t xml:space="preserve">Open the measurement detail view</w:t>
+      </w:r>
+    </w:p>
+    <w:p>
+      <w:pPr>
+        <w:numPr>
+          <w:ilvl w:val="0"/>
+          <w:numId w:val="1208"/>
+        </w:numPr>
+      </w:pPr>
+      <w:r>
+        <w:t xml:space="preserve">Tap</w:t>
+      </w:r>
+      <w:r>
+        <w:t xml:space="preserve"> </w:t>
+      </w:r>
+      <w:r>
+        <w:rPr>
+          <w:b/>
+          <w:bCs/>
+        </w:rPr>
+        <w:t xml:space="preserve">Export → PDF</w:t>
+      </w:r>
+    </w:p>
+    <w:p>
+      <w:pPr>
+        <w:numPr>
+          <w:ilvl w:val="0"/>
+          <w:numId w:val="1209"/>
+        </w:numPr>
+      </w:pPr>
+      <w:r>
+        <w:t xml:space="preserve">Open the PDF in Preview (macOS) or Files (iOS)</w:t>
+      </w:r>
+    </w:p>
+    <w:p>
+      <w:pPr>
+        <w:numPr>
+          <w:ilvl w:val="0"/>
+          <w:numId w:val="1210"/>
+        </w:numPr>
+      </w:pPr>
+      <w:r>
+        <w:t xml:space="preserve">Verify the PDF contains the spectrum chart image</w:t>
+      </w:r>
+    </w:p>
+    <w:p>
+      <w:pPr>
+        <w:numPr>
+          <w:ilvl w:val="0"/>
+          <w:numId w:val="1211"/>
+        </w:numPr>
+      </w:pPr>
+      <w:r>
+        <w:t xml:space="preserve">Verify the PDF contains a table of peaks (frequency, dB, Q, mode)</w:t>
+      </w:r>
+    </w:p>
+    <w:p>
+      <w:pPr>
+        <w:numPr>
+          <w:ilvl w:val="0"/>
+          <w:numId w:val="1212"/>
+        </w:numPr>
+      </w:pPr>
+      <w:r>
+        <w:t xml:space="preserve">Verify the PDF contains measurement metadata (name, date, guitar type)</w:t>
+      </w:r>
+    </w:p>
+    <w:p>
+      <w:pPr>
+        <w:numPr>
+          <w:ilvl w:val="0"/>
+          <w:numId w:val="1213"/>
+        </w:numPr>
+      </w:pPr>
+      <w:r>
+        <w:t xml:space="preserve">Confirm there are no blank pages or missing images</w:t>
+      </w:r>
+    </w:p>
+    <w:p>
+      <w:pPr>
+        <w:numPr>
+          <w:ilvl w:val="0"/>
+          <w:numId w:val="1214"/>
         </w:numPr>
       </w:pPr>
       <w:r>
@@ -7775,14 +7512,14 @@
         </w:pict>
       </w:r>
     </w:p>
-    <w:bookmarkEnd w:id="57"/>
-    <w:bookmarkStart w:id="58" w:name="Xc3438a33a91d7e417bbd008e6a073c6569a3340"/>
+    <w:bookmarkEnd w:id="56"/>
+    <w:bookmarkStart w:id="57" w:name="X4f82ed0d592183f1ee98bf5cfc2ac1b54963a6f"/>
     <w:p>
       <w:pPr>
         <w:pStyle w:val="Heading3"/>
       </w:pPr>
       <w:r>
-        <w:t xml:space="preserve">U3 — All primary controls present on macOS (wide window)</w:t>
+        <w:t xml:space="preserve">R10 — Cross-device transfer via export/import</w:t>
       </w:r>
     </w:p>
     <w:p>
@@ -7800,7 +7537,7 @@
         <w:t xml:space="preserve"> </w:t>
       </w:r>
       <w:r>
-        <w:t xml:space="preserve">macOS</w:t>
+        <w:t xml:space="preserve">iOS · iPadOS · macOS</w:t>
       </w:r>
       <w:r>
         <w:t xml:space="preserve"> </w:t>
@@ -7816,12 +7553,30 @@
         <w:t xml:space="preserve"> </w:t>
       </w:r>
       <w:r>
-        <w:t xml:space="preserve">High</w:t>
-      </w:r>
-    </w:p>
-    <w:p>
-      <w:pPr>
-        <w:pStyle w:val="BodyText"/>
+        <w:t xml:space="preserve">Low</w:t>
+      </w:r>
+    </w:p>
+    <w:p>
+      <w:pPr>
+        <w:pStyle w:val="BlockText"/>
+      </w:pPr>
+      <w:r>
+        <w:rPr>
+          <w:b/>
+          <w:bCs/>
+        </w:rPr>
+        <w:t xml:space="preserve">Note:</w:t>
+      </w:r>
+      <w:r>
+        <w:t xml:space="preserve"> </w:t>
+      </w:r>
+      <w:r>
+        <w:t xml:space="preserve">No automatic iCloud sync — cross-device transfer requires manual export/import.</w:t>
+      </w:r>
+    </w:p>
+    <w:p>
+      <w:pPr>
+        <w:pStyle w:val="FirstParagraph"/>
       </w:pPr>
       <w:r>
         <w:rPr>
@@ -7834,47 +7589,141 @@
         <w:t xml:space="preserve"> </w:t>
       </w:r>
       <w:r>
-        <w:t xml:space="preserve">macOS, window at ≥900 px wide.</w:t>
-      </w:r>
-    </w:p>
-    <w:p>
-      <w:pPr>
-        <w:numPr>
-          <w:ilvl w:val="0"/>
-          <w:numId w:val="1221"/>
-        </w:numPr>
-      </w:pPr>
-      <w:r>
-        <w:t xml:space="preserve">Launch GuitarTap</w:t>
-      </w:r>
-    </w:p>
-    <w:p>
-      <w:pPr>
-        <w:numPr>
-          <w:ilvl w:val="0"/>
-          <w:numId w:val="1222"/>
-        </w:numPr>
-      </w:pPr>
-      <w:r>
-        <w:t xml:space="preserve">Verify the single-row button layout shows: Start, Results, Auto dB, Annotations, Save, Measurements, Metrics, Settings</w:t>
-      </w:r>
-    </w:p>
-    <w:p>
-      <w:pPr>
-        <w:numPr>
-          <w:ilvl w:val="0"/>
-          <w:numId w:val="1223"/>
-        </w:numPr>
-      </w:pPr>
-      <w:r>
-        <w:t xml:space="preserve">Confirm all buttons have full text labels and are visible in one row</w:t>
-      </w:r>
-    </w:p>
-    <w:p>
-      <w:pPr>
-        <w:numPr>
-          <w:ilvl w:val="0"/>
-          <w:numId w:val="1224"/>
+        <w:t xml:space="preserve">Two devices with GuitarTap installed. A measurement is saved on device A.</w:t>
+      </w:r>
+    </w:p>
+    <w:p>
+      <w:pPr>
+        <w:numPr>
+          <w:ilvl w:val="0"/>
+          <w:numId w:val="1215"/>
+        </w:numPr>
+      </w:pPr>
+      <w:r>
+        <w:t xml:space="preserve">On device A: choose</w:t>
+      </w:r>
+      <w:r>
+        <w:t xml:space="preserve"> </w:t>
+      </w:r>
+      <w:r>
+        <w:rPr>
+          <w:b/>
+          <w:bCs/>
+        </w:rPr>
+        <w:t xml:space="preserve">Export Measurement</w:t>
+      </w:r>
+      <w:r>
+        <w:t xml:space="preserve"> </w:t>
+      </w:r>
+      <w:r>
+        <w:t xml:space="preserve">(iOS/iPadOS, or macOS for share sheet) or</w:t>
+      </w:r>
+      <w:r>
+        <w:t xml:space="preserve"> </w:t>
+      </w:r>
+      <w:r>
+        <w:rPr>
+          <w:b/>
+          <w:bCs/>
+        </w:rPr>
+        <w:t xml:space="preserve">Save Measurement to Disk…</w:t>
+      </w:r>
+      <w:r>
+        <w:t xml:space="preserve"> </w:t>
+      </w:r>
+      <w:r>
+        <w:t xml:space="preserve">(macOS for save to disk); send the</w:t>
+      </w:r>
+      <w:r>
+        <w:t xml:space="preserve"> </w:t>
+      </w:r>
+      <w:r>
+        <w:rPr>
+          <w:rStyle w:val="VerbatimChar"/>
+        </w:rPr>
+        <w:t xml:space="preserve">.guitartap</w:t>
+      </w:r>
+      <w:r>
+        <w:t xml:space="preserve"> </w:t>
+      </w:r>
+      <w:r>
+        <w:t xml:space="preserve">file to device B via AirDrop, Files/iCloud Drive, or email; AirDrop will route the file directly to GuitarTap on the receiving device</w:t>
+      </w:r>
+    </w:p>
+    <w:p>
+      <w:pPr>
+        <w:numPr>
+          <w:ilvl w:val="0"/>
+          <w:numId w:val="1216"/>
+        </w:numPr>
+      </w:pPr>
+      <w:r>
+        <w:t xml:space="preserve">On device B: import the file using</w:t>
+      </w:r>
+      <w:r>
+        <w:t xml:space="preserve"> </w:t>
+      </w:r>
+      <w:r>
+        <w:rPr>
+          <w:b/>
+          <w:bCs/>
+        </w:rPr>
+        <w:t xml:space="preserve">Import</w:t>
+      </w:r>
+      <w:r>
+        <w:t xml:space="preserve"> </w:t>
+      </w:r>
+      <w:r>
+        <w:t xml:space="preserve">toolbar button (macOS) or ellipsis →</w:t>
+      </w:r>
+      <w:r>
+        <w:t xml:space="preserve"> </w:t>
+      </w:r>
+      <w:r>
+        <w:rPr>
+          <w:b/>
+          <w:bCs/>
+        </w:rPr>
+        <w:t xml:space="preserve">Import Measurement</w:t>
+      </w:r>
+      <w:r>
+        <w:t xml:space="preserve"> </w:t>
+      </w:r>
+      <w:r>
+        <w:t xml:space="preserve">(iOS/iPadOS); legacy</w:t>
+      </w:r>
+      <w:r>
+        <w:t xml:space="preserve"> </w:t>
+      </w:r>
+      <w:r>
+        <w:rPr>
+          <w:rStyle w:val="VerbatimChar"/>
+        </w:rPr>
+        <w:t xml:space="preserve">.json</w:t>
+      </w:r>
+      <w:r>
+        <w:t xml:space="preserve"> </w:t>
+      </w:r>
+      <w:r>
+        <w:t xml:space="preserve">files are also accepted</w:t>
+      </w:r>
+    </w:p>
+    <w:p>
+      <w:pPr>
+        <w:numPr>
+          <w:ilvl w:val="0"/>
+          <w:numId w:val="1217"/>
+        </w:numPr>
+      </w:pPr>
+      <w:r>
+        <w:t xml:space="preserve">Verify the measurement appears in the list on device B</w:t>
+      </w:r>
+    </w:p>
+    <w:p>
+      <w:pPr>
+        <w:numPr>
+          <w:ilvl w:val="0"/>
+          <w:numId w:val="1218"/>
         </w:numPr>
       </w:pPr>
       <w:r>
@@ -7914,14 +7763,24 @@
         </w:pict>
       </w:r>
     </w:p>
+    <w:bookmarkEnd w:id="57"/>
     <w:bookmarkEnd w:id="58"/>
-    <w:bookmarkStart w:id="59" w:name="Xe8a3913ff9629a4d507678648ab78eeac0564dc"/>
+    <w:bookmarkStart w:id="71" w:name="u-cross-platform-ui-manual"/>
+    <w:p>
+      <w:pPr>
+        <w:pStyle w:val="Heading2"/>
+      </w:pPr>
+      <w:r>
+        <w:t xml:space="preserve">U — Cross-Platform UI (Manual)</w:t>
+      </w:r>
+    </w:p>
+    <w:bookmarkStart w:id="59" w:name="Xe4b1607631770bc2bb8a8783831898aedd70731"/>
     <w:p>
       <w:pPr>
         <w:pStyle w:val="Heading3"/>
       </w:pPr>
       <w:r>
-        <w:t xml:space="preserve">U4 — macOS icon-only layout at narrow window</w:t>
+        <w:t xml:space="preserve">U1 — All primary controls present on iPhone</w:t>
       </w:r>
     </w:p>
     <w:p>
@@ -7939,7 +7798,7 @@
         <w:t xml:space="preserve"> </w:t>
       </w:r>
       <w:r>
-        <w:t xml:space="preserve">macOS</w:t>
+        <w:t xml:space="preserve">iOS</w:t>
       </w:r>
       <w:r>
         <w:t xml:space="preserve"> </w:t>
@@ -7955,7 +7814,7 @@
         <w:t xml:space="preserve"> </w:t>
       </w:r>
       <w:r>
-        <w:t xml:space="preserve">Medium</w:t>
+        <w:t xml:space="preserve">High</w:t>
       </w:r>
     </w:p>
     <w:p>
@@ -7973,7 +7832,73 @@
         <w:t xml:space="preserve"> </w:t>
       </w:r>
       <w:r>
-        <w:t xml:space="preserve">macOS.</w:t>
+        <w:t xml:space="preserve">iPhone with compact horizontal size class (iPhone SE, iPhone 15, etc.).</w:t>
+      </w:r>
+    </w:p>
+    <w:p>
+      <w:pPr>
+        <w:numPr>
+          <w:ilvl w:val="0"/>
+          <w:numId w:val="1219"/>
+        </w:numPr>
+      </w:pPr>
+      <w:r>
+        <w:t xml:space="preserve">Launch GuitarTap on iPhone in portrait</w:t>
+      </w:r>
+    </w:p>
+    <w:p>
+      <w:pPr>
+        <w:numPr>
+          <w:ilvl w:val="0"/>
+          <w:numId w:val="1220"/>
+        </w:numPr>
+      </w:pPr>
+      <w:r>
+        <w:t xml:space="preserve">Verify nav bar left: Results</w:t>
+      </w:r>
+    </w:p>
+    <w:p>
+      <w:pPr>
+        <w:numPr>
+          <w:ilvl w:val="0"/>
+          <w:numId w:val="1221"/>
+        </w:numPr>
+      </w:pPr>
+      <w:r>
+        <w:t xml:space="preserve">Verify nav bar right: Metrics, Settings</w:t>
+      </w:r>
+    </w:p>
+    <w:p>
+      <w:pPr>
+        <w:numPr>
+          <w:ilvl w:val="0"/>
+          <w:numId w:val="1222"/>
+        </w:numPr>
+      </w:pPr>
+      <w:r>
+        <w:t xml:space="preserve">Verify header button bar: Auto dB, Crosshair, Annotations, Save, Measurements (icon-only bordered buttons)</w:t>
+      </w:r>
+    </w:p>
+    <w:p>
+      <w:pPr>
+        <w:numPr>
+          <w:ilvl w:val="0"/>
+          <w:numId w:val="1223"/>
+        </w:numPr>
+      </w:pPr>
+      <w:r>
+        <w:t xml:space="preserve">Rotate to landscape</w:t>
+      </w:r>
+    </w:p>
+    <w:p>
+      <w:pPr>
+        <w:numPr>
+          <w:ilvl w:val="0"/>
+          <w:numId w:val="1224"/>
+        </w:numPr>
+      </w:pPr>
+      <w:r>
+        <w:t xml:space="preserve">Verify nav bar left: Results, Auto dB, Crosshair</w:t>
       </w:r>
     </w:p>
     <w:p>
@@ -7984,7 +7909,7 @@
         </w:numPr>
       </w:pPr>
       <w:r>
-        <w:t xml:space="preserve">Drag the window to a narrow width (~500 px)</w:t>
+        <w:t xml:space="preserve">Verify nav bar right: Annotations, Save, Measurements, Metrics, Settings</w:t>
       </w:r>
     </w:p>
     <w:p>
@@ -7995,22 +7920,7 @@
         </w:numPr>
       </w:pPr>
       <w:r>
-        <w:t xml:space="preserve">Verify</w:t>
-      </w:r>
-      <w:r>
-        <w:t xml:space="preserve"> </w:t>
-      </w:r>
-      <w:r>
-        <w:rPr>
-          <w:rStyle w:val="VerbatimChar"/>
-        </w:rPr>
-        <w:t xml:space="preserve">ViewThatFits</w:t>
-      </w:r>
-      <w:r>
-        <w:t xml:space="preserve"> </w:t>
-      </w:r>
-      <w:r>
-        <w:t xml:space="preserve">switches to the icon-only two-row layout</w:t>
+        <w:t xml:space="preserve">Confirm no button is clipped, hidden, or missing in either orientation</w:t>
       </w:r>
     </w:p>
     <w:p>
@@ -8018,28 +7928,6 @@
         <w:numPr>
           <w:ilvl w:val="0"/>
           <w:numId w:val="1227"/>
-        </w:numPr>
-      </w:pPr>
-      <w:r>
-        <w:t xml:space="preserve">Confirm no button labels are truncated</w:t>
-      </w:r>
-    </w:p>
-    <w:p>
-      <w:pPr>
-        <w:numPr>
-          <w:ilvl w:val="0"/>
-          <w:numId w:val="1228"/>
-        </w:numPr>
-      </w:pPr>
-      <w:r>
-        <w:t xml:space="preserve">Confirm no button falls off-screen</w:t>
-      </w:r>
-    </w:p>
-    <w:p>
-      <w:pPr>
-        <w:numPr>
-          <w:ilvl w:val="0"/>
-          <w:numId w:val="1229"/>
         </w:numPr>
       </w:pPr>
       <w:r>
@@ -8080,13 +7968,13 @@
       </w:r>
     </w:p>
     <w:bookmarkEnd w:id="59"/>
-    <w:bookmarkStart w:id="60" w:name="u5-status-bar-correct-on-iphone"/>
+    <w:bookmarkStart w:id="60" w:name="u2-all-primary-controls-present-on-ipad"/>
     <w:p>
       <w:pPr>
         <w:pStyle w:val="Heading3"/>
       </w:pPr>
       <w:r>
-        <w:t xml:space="preserve">U5 — Status bar correct on iPhone</w:t>
+        <w:t xml:space="preserve">U2 — All primary controls present on iPad</w:t>
       </w:r>
     </w:p>
     <w:p>
@@ -8104,7 +7992,7 @@
         <w:t xml:space="preserve"> </w:t>
       </w:r>
       <w:r>
-        <w:t xml:space="preserve">iOS</w:t>
+        <w:t xml:space="preserve">iPadOS</w:t>
       </w:r>
       <w:r>
         <w:t xml:space="preserve"> </w:t>
@@ -8120,7 +8008,7 @@
         <w:t xml:space="preserve"> </w:t>
       </w:r>
       <w:r>
-        <w:t xml:space="preserve">Medium</w:t>
+        <w:t xml:space="preserve">High</w:t>
       </w:r>
     </w:p>
     <w:p>
@@ -8138,7 +8026,29 @@
         <w:t xml:space="preserve"> </w:t>
       </w:r>
       <w:r>
-        <w:t xml:space="preserve">App running on iPhone.</w:t>
+        <w:t xml:space="preserve">iPad in landscape or portrait orientation.</w:t>
+      </w:r>
+    </w:p>
+    <w:p>
+      <w:pPr>
+        <w:numPr>
+          <w:ilvl w:val="0"/>
+          <w:numId w:val="1228"/>
+        </w:numPr>
+      </w:pPr>
+      <w:r>
+        <w:t xml:space="preserve">Launch GuitarTap on iPad</w:t>
+      </w:r>
+    </w:p>
+    <w:p>
+      <w:pPr>
+        <w:numPr>
+          <w:ilvl w:val="0"/>
+          <w:numId w:val="1229"/>
+        </w:numPr>
+      </w:pPr>
+      <w:r>
+        <w:t xml:space="preserve">Verify the two-row header layout shows full-label buttons</w:t>
       </w:r>
     </w:p>
     <w:p>
@@ -8149,7 +8059,7 @@
         </w:numPr>
       </w:pPr>
       <w:r>
-        <w:t xml:space="preserve">Start recording</w:t>
+        <w:t xml:space="preserve">Confirm both rows are fully visible without horizontal scrolling</w:t>
       </w:r>
     </w:p>
     <w:p>
@@ -8160,7 +8070,7 @@
         </w:numPr>
       </w:pPr>
       <w:r>
-        <w:t xml:space="preserve">Verify the compact status bar (28 px tall) shows the tap indicator</w:t>
+        <w:t xml:space="preserve">Confirm all buttons have text labels</w:t>
       </w:r>
     </w:p>
     <w:p>
@@ -8168,28 +8078,6 @@
         <w:numPr>
           <w:ilvl w:val="0"/>
           <w:numId w:val="1232"/>
-        </w:numPr>
-      </w:pPr>
-      <w:r>
-        <w:t xml:space="preserve">Verify it shows the dB reading</w:t>
-      </w:r>
-    </w:p>
-    <w:p>
-      <w:pPr>
-        <w:numPr>
-          <w:ilvl w:val="0"/>
-          <w:numId w:val="1233"/>
-        </w:numPr>
-      </w:pPr>
-      <w:r>
-        <w:t xml:space="preserve">Verify it shows the running dot indicator</w:t>
-      </w:r>
-    </w:p>
-    <w:p>
-      <w:pPr>
-        <w:numPr>
-          <w:ilvl w:val="0"/>
-          <w:numId w:val="1234"/>
         </w:numPr>
       </w:pPr>
       <w:r>
@@ -8230,13 +8118,13 @@
       </w:r>
     </w:p>
     <w:bookmarkEnd w:id="60"/>
-    <w:bookmarkStart w:id="61" w:name="u6-status-bar-correct-on-ipadmacos"/>
+    <w:bookmarkStart w:id="61" w:name="Xc3438a33a91d7e417bbd008e6a073c6569a3340"/>
     <w:p>
       <w:pPr>
         <w:pStyle w:val="Heading3"/>
       </w:pPr>
       <w:r>
-        <w:t xml:space="preserve">U6 — Status bar correct on iPad/macOS</w:t>
+        <w:t xml:space="preserve">U3 — All primary controls present on macOS (wide window)</w:t>
       </w:r>
     </w:p>
     <w:p>
@@ -8254,7 +8142,7 @@
         <w:t xml:space="preserve"> </w:t>
       </w:r>
       <w:r>
-        <w:t xml:space="preserve">iPadOS · macOS</w:t>
+        <w:t xml:space="preserve">macOS</w:t>
       </w:r>
       <w:r>
         <w:t xml:space="preserve"> </w:t>
@@ -8270,7 +8158,7 @@
         <w:t xml:space="preserve"> </w:t>
       </w:r>
       <w:r>
-        <w:t xml:space="preserve">Medium</w:t>
+        <w:t xml:space="preserve">High</w:t>
       </w:r>
     </w:p>
     <w:p>
@@ -8288,7 +8176,29 @@
         <w:t xml:space="preserve"> </w:t>
       </w:r>
       <w:r>
-        <w:t xml:space="preserve">App running on iPad or macOS.</w:t>
+        <w:t xml:space="preserve">macOS, window at ≥900 px wide.</w:t>
+      </w:r>
+    </w:p>
+    <w:p>
+      <w:pPr>
+        <w:numPr>
+          <w:ilvl w:val="0"/>
+          <w:numId w:val="1233"/>
+        </w:numPr>
+      </w:pPr>
+      <w:r>
+        <w:t xml:space="preserve">Launch GuitarTap</w:t>
+      </w:r>
+    </w:p>
+    <w:p>
+      <w:pPr>
+        <w:numPr>
+          <w:ilvl w:val="0"/>
+          <w:numId w:val="1234"/>
+        </w:numPr>
+      </w:pPr>
+      <w:r>
+        <w:t xml:space="preserve">Verify the single-row button layout shows (right-justified): Auto dB, Annotations, Save, Measurements, Metrics, Settings</w:t>
       </w:r>
     </w:p>
     <w:p>
@@ -8299,7 +8209,7 @@
         </w:numPr>
       </w:pPr>
       <w:r>
-        <w:t xml:space="preserve">Start recording and perform at least one tap</w:t>
+        <w:t xml:space="preserve">Confirm all buttons have full text labels and are visible in one row</w:t>
       </w:r>
     </w:p>
     <w:p>
@@ -8307,62 +8217,6 @@
         <w:numPr>
           <w:ilvl w:val="0"/>
           <w:numId w:val="1236"/>
-        </w:numPr>
-      </w:pPr>
-      <w:r>
-        <w:t xml:space="preserve">Verify the full status bar shows the progress bar</w:t>
-      </w:r>
-    </w:p>
-    <w:p>
-      <w:pPr>
-        <w:numPr>
-          <w:ilvl w:val="0"/>
-          <w:numId w:val="1237"/>
-        </w:numPr>
-      </w:pPr>
-      <w:r>
-        <w:t xml:space="preserve">Verify it shows the</w:t>
-      </w:r>
-      <w:r>
-        <w:t xml:space="preserve"> </w:t>
-      </w:r>
-      <w:r>
-        <w:t xml:space="preserve">“Tap Detected!”</w:t>
-      </w:r>
-      <w:r>
-        <w:t xml:space="preserve"> </w:t>
-      </w:r>
-      <w:r>
-        <w:t xml:space="preserve">label</w:t>
-      </w:r>
-    </w:p>
-    <w:p>
-      <w:pPr>
-        <w:numPr>
-          <w:ilvl w:val="0"/>
-          <w:numId w:val="1238"/>
-        </w:numPr>
-      </w:pPr>
-      <w:r>
-        <w:t xml:space="preserve">Verify it shows the bin count</w:t>
-      </w:r>
-    </w:p>
-    <w:p>
-      <w:pPr>
-        <w:numPr>
-          <w:ilvl w:val="0"/>
-          <w:numId w:val="1239"/>
-        </w:numPr>
-      </w:pPr>
-      <w:r>
-        <w:t xml:space="preserve">Verify it shows the frozen indicator</w:t>
-      </w:r>
-    </w:p>
-    <w:p>
-      <w:pPr>
-        <w:numPr>
-          <w:ilvl w:val="0"/>
-          <w:numId w:val="1240"/>
         </w:numPr>
       </w:pPr>
       <w:r>
@@ -8403,13 +8257,13 @@
       </w:r>
     </w:p>
     <w:bookmarkEnd w:id="61"/>
-    <w:bookmarkStart w:id="62" w:name="u7-settings-sheet-opens-changes-persist"/>
+    <w:bookmarkStart w:id="62" w:name="Xe8a3913ff9629a4d507678648ab78eeac0564dc"/>
     <w:p>
       <w:pPr>
         <w:pStyle w:val="Heading3"/>
       </w:pPr>
       <w:r>
-        <w:t xml:space="preserve">U7 — Settings sheet opens, changes persist</w:t>
+        <w:t xml:space="preserve">U4 — macOS icon-only layout at narrow window</w:t>
       </w:r>
     </w:p>
     <w:p>
@@ -8427,7 +8281,7 @@
         <w:t xml:space="preserve"> </w:t>
       </w:r>
       <w:r>
-        <w:t xml:space="preserve">iOS · iPadOS · macOS</w:t>
+        <w:t xml:space="preserve">macOS</w:t>
       </w:r>
       <w:r>
         <w:t xml:space="preserve"> </w:t>
@@ -8443,7 +8297,7 @@
         <w:t xml:space="preserve"> </w:t>
       </w:r>
       <w:r>
-        <w:t xml:space="preserve">High</w:t>
+        <w:t xml:space="preserve">Medium</w:t>
       </w:r>
     </w:p>
     <w:p>
@@ -8461,7 +8315,66 @@
         <w:t xml:space="preserve"> </w:t>
       </w:r>
       <w:r>
-        <w:t xml:space="preserve">App running on any platform.</w:t>
+        <w:t xml:space="preserve">macOS.</w:t>
+      </w:r>
+    </w:p>
+    <w:p>
+      <w:pPr>
+        <w:numPr>
+          <w:ilvl w:val="0"/>
+          <w:numId w:val="1237"/>
+        </w:numPr>
+      </w:pPr>
+      <w:r>
+        <w:t xml:space="preserve">Drag the window to a narrow width (~500 px)</w:t>
+      </w:r>
+    </w:p>
+    <w:p>
+      <w:pPr>
+        <w:numPr>
+          <w:ilvl w:val="0"/>
+          <w:numId w:val="1238"/>
+        </w:numPr>
+      </w:pPr>
+      <w:r>
+        <w:t xml:space="preserve">Verify</w:t>
+      </w:r>
+      <w:r>
+        <w:t xml:space="preserve"> </w:t>
+      </w:r>
+      <w:r>
+        <w:rPr>
+          <w:rStyle w:val="VerbatimChar"/>
+        </w:rPr>
+        <w:t xml:space="preserve">ViewThatFits</w:t>
+      </w:r>
+      <w:r>
+        <w:t xml:space="preserve"> </w:t>
+      </w:r>
+      <w:r>
+        <w:t xml:space="preserve">switches to the icon-only two-row layout</w:t>
+      </w:r>
+    </w:p>
+    <w:p>
+      <w:pPr>
+        <w:numPr>
+          <w:ilvl w:val="0"/>
+          <w:numId w:val="1239"/>
+        </w:numPr>
+      </w:pPr>
+      <w:r>
+        <w:t xml:space="preserve">Confirm no button labels are truncated</w:t>
+      </w:r>
+    </w:p>
+    <w:p>
+      <w:pPr>
+        <w:numPr>
+          <w:ilvl w:val="0"/>
+          <w:numId w:val="1240"/>
+        </w:numPr>
+      </w:pPr>
+      <w:r>
+        <w:t xml:space="preserve">Confirm no button falls off-screen</w:t>
       </w:r>
     </w:p>
     <w:p>
@@ -8469,81 +8382,6 @@
         <w:numPr>
           <w:ilvl w:val="0"/>
           <w:numId w:val="1241"/>
-        </w:numPr>
-      </w:pPr>
-      <w:r>
-        <w:t xml:space="preserve">Tap</w:t>
-      </w:r>
-      <w:r>
-        <w:t xml:space="preserve"> </w:t>
-      </w:r>
-      <w:r>
-        <w:rPr>
-          <w:b/>
-          <w:bCs/>
-        </w:rPr>
-        <w:t xml:space="preserve">Settings</w:t>
-      </w:r>
-    </w:p>
-    <w:p>
-      <w:pPr>
-        <w:numPr>
-          <w:ilvl w:val="0"/>
-          <w:numId w:val="1242"/>
-        </w:numPr>
-      </w:pPr>
-      <w:r>
-        <w:t xml:space="preserve">Change the threshold value</w:t>
-      </w:r>
-    </w:p>
-    <w:p>
-      <w:pPr>
-        <w:numPr>
-          <w:ilvl w:val="0"/>
-          <w:numId w:val="1243"/>
-        </w:numPr>
-      </w:pPr>
-      <w:r>
-        <w:t xml:space="preserve">Dismiss the settings sheet</w:t>
-      </w:r>
-    </w:p>
-    <w:p>
-      <w:pPr>
-        <w:numPr>
-          <w:ilvl w:val="0"/>
-          <w:numId w:val="1244"/>
-        </w:numPr>
-      </w:pPr>
-      <w:r>
-        <w:t xml:space="preserve">Reopen</w:t>
-      </w:r>
-      <w:r>
-        <w:t xml:space="preserve"> </w:t>
-      </w:r>
-      <w:r>
-        <w:rPr>
-          <w:b/>
-          <w:bCs/>
-        </w:rPr>
-        <w:t xml:space="preserve">Settings</w:t>
-      </w:r>
-    </w:p>
-    <w:p>
-      <w:pPr>
-        <w:numPr>
-          <w:ilvl w:val="0"/>
-          <w:numId w:val="1245"/>
-        </w:numPr>
-      </w:pPr>
-      <w:r>
-        <w:t xml:space="preserve">Verify the threshold value matches what was entered</w:t>
-      </w:r>
-    </w:p>
-    <w:p>
-      <w:pPr>
-        <w:numPr>
-          <w:ilvl w:val="0"/>
-          <w:numId w:val="1246"/>
         </w:numPr>
       </w:pPr>
       <w:r>
@@ -8584,13 +8422,13 @@
       </w:r>
     </w:p>
     <w:bookmarkEnd w:id="62"/>
-    <w:bookmarkStart w:id="63" w:name="u8-results-sheet-opens-and-closes"/>
+    <w:bookmarkStart w:id="63" w:name="u5-status-bar-correct-on-iphone"/>
     <w:p>
       <w:pPr>
         <w:pStyle w:val="Heading3"/>
       </w:pPr>
       <w:r>
-        <w:t xml:space="preserve">U8 — Results sheet opens and closes</w:t>
+        <w:t xml:space="preserve">U5 — Status bar correct on iPhone</w:t>
       </w:r>
     </w:p>
     <w:p>
@@ -8608,7 +8446,7 @@
         <w:t xml:space="preserve"> </w:t>
       </w:r>
       <w:r>
-        <w:t xml:space="preserve">iOS · iPadOS · macOS</w:t>
+        <w:t xml:space="preserve">iOS</w:t>
       </w:r>
       <w:r>
         <w:t xml:space="preserve"> </w:t>
@@ -8624,7 +8462,7 @@
         <w:t xml:space="preserve"> </w:t>
       </w:r>
       <w:r>
-        <w:t xml:space="preserve">High</w:t>
+        <w:t xml:space="preserve">Medium</w:t>
       </w:r>
     </w:p>
     <w:p>
@@ -8642,68 +8480,58 @@
         <w:t xml:space="preserve"> </w:t>
       </w:r>
       <w:r>
-        <w:t xml:space="preserve">At least one tap has been captured.</w:t>
-      </w:r>
-    </w:p>
-    <w:p>
-      <w:pPr>
-        <w:numPr>
-          <w:ilvl w:val="0"/>
-          <w:numId w:val="1247"/>
-        </w:numPr>
-      </w:pPr>
-      <w:r>
-        <w:t xml:space="preserve">Tap</w:t>
-      </w:r>
-      <w:r>
-        <w:t xml:space="preserve"> </w:t>
-      </w:r>
-      <w:r>
-        <w:rPr>
-          <w:b/>
-          <w:bCs/>
-        </w:rPr>
-        <w:t xml:space="preserve">Results</w:t>
-      </w:r>
-    </w:p>
-    <w:p>
-      <w:pPr>
-        <w:numPr>
-          <w:ilvl w:val="0"/>
-          <w:numId w:val="1248"/>
-        </w:numPr>
-      </w:pPr>
-      <w:r>
-        <w:t xml:space="preserve">Verify the peaks table appears</w:t>
-      </w:r>
-    </w:p>
-    <w:p>
-      <w:pPr>
-        <w:numPr>
-          <w:ilvl w:val="0"/>
-          <w:numId w:val="1249"/>
-        </w:numPr>
-      </w:pPr>
-      <w:r>
-        <w:t xml:space="preserve">Dismiss the sheet</w:t>
-      </w:r>
-    </w:p>
-    <w:p>
-      <w:pPr>
-        <w:numPr>
-          <w:ilvl w:val="0"/>
-          <w:numId w:val="1250"/>
-        </w:numPr>
-      </w:pPr>
-      <w:r>
-        <w:t xml:space="preserve">Confirm the sheet closes cleanly</w:t>
-      </w:r>
-    </w:p>
-    <w:p>
-      <w:pPr>
-        <w:numPr>
-          <w:ilvl w:val="0"/>
-          <w:numId w:val="1251"/>
+        <w:t xml:space="preserve">App running on iPhone.</w:t>
+      </w:r>
+    </w:p>
+    <w:p>
+      <w:pPr>
+        <w:numPr>
+          <w:ilvl w:val="0"/>
+          <w:numId w:val="1242"/>
+        </w:numPr>
+      </w:pPr>
+      <w:r>
+        <w:t xml:space="preserve">Launch the app (recording begins automatically)</w:t>
+      </w:r>
+    </w:p>
+    <w:p>
+      <w:pPr>
+        <w:numPr>
+          <w:ilvl w:val="0"/>
+          <w:numId w:val="1243"/>
+        </w:numPr>
+      </w:pPr>
+      <w:r>
+        <w:t xml:space="preserve">Verify the compact status bar (28 px tall) shows the tap indicator</w:t>
+      </w:r>
+    </w:p>
+    <w:p>
+      <w:pPr>
+        <w:numPr>
+          <w:ilvl w:val="0"/>
+          <w:numId w:val="1244"/>
+        </w:numPr>
+      </w:pPr>
+      <w:r>
+        <w:t xml:space="preserve">Verify it shows the dB reading</w:t>
+      </w:r>
+    </w:p>
+    <w:p>
+      <w:pPr>
+        <w:numPr>
+          <w:ilvl w:val="0"/>
+          <w:numId w:val="1245"/>
+        </w:numPr>
+      </w:pPr>
+      <w:r>
+        <w:t xml:space="preserve">Verify it shows the running dot indicator</w:t>
+      </w:r>
+    </w:p>
+    <w:p>
+      <w:pPr>
+        <w:numPr>
+          <w:ilvl w:val="0"/>
+          <w:numId w:val="1246"/>
         </w:numPr>
       </w:pPr>
       <w:r>
@@ -8744,13 +8572,13 @@
       </w:r>
     </w:p>
     <w:bookmarkEnd w:id="63"/>
-    <w:bookmarkStart w:id="64" w:name="u9-save-sheet-accepts-name-and-saves"/>
+    <w:bookmarkStart w:id="64" w:name="u6-status-bar-correct-on-ipadmacos"/>
     <w:p>
       <w:pPr>
         <w:pStyle w:val="Heading3"/>
       </w:pPr>
       <w:r>
-        <w:t xml:space="preserve">U9 — Save sheet accepts name and saves</w:t>
+        <w:t xml:space="preserve">U6 — Status bar correct on iPad/macOS</w:t>
       </w:r>
     </w:p>
     <w:p>
@@ -8768,7 +8596,7 @@
         <w:t xml:space="preserve"> </w:t>
       </w:r>
       <w:r>
-        <w:t xml:space="preserve">iOS · iPadOS · macOS</w:t>
+        <w:t xml:space="preserve">iPadOS · macOS</w:t>
       </w:r>
       <w:r>
         <w:t xml:space="preserve"> </w:t>
@@ -8784,7 +8612,7 @@
         <w:t xml:space="preserve"> </w:t>
       </w:r>
       <w:r>
-        <w:t xml:space="preserve">High</w:t>
+        <w:t xml:space="preserve">Medium</w:t>
       </w:r>
     </w:p>
     <w:p>
@@ -8802,7 +8630,74 @@
         <w:t xml:space="preserve"> </w:t>
       </w:r>
       <w:r>
-        <w:t xml:space="preserve">At least one tap has been captured.</w:t>
+        <w:t xml:space="preserve">App running on iPad or macOS.</w:t>
+      </w:r>
+    </w:p>
+    <w:p>
+      <w:pPr>
+        <w:numPr>
+          <w:ilvl w:val="0"/>
+          <w:numId w:val="1247"/>
+        </w:numPr>
+      </w:pPr>
+      <w:r>
+        <w:t xml:space="preserve">Launch the app (recording begins automatically); perform at least one tap</w:t>
+      </w:r>
+    </w:p>
+    <w:p>
+      <w:pPr>
+        <w:numPr>
+          <w:ilvl w:val="0"/>
+          <w:numId w:val="1248"/>
+        </w:numPr>
+      </w:pPr>
+      <w:r>
+        <w:t xml:space="preserve">Verify the full status bar shows the progress bar</w:t>
+      </w:r>
+    </w:p>
+    <w:p>
+      <w:pPr>
+        <w:numPr>
+          <w:ilvl w:val="0"/>
+          <w:numId w:val="1249"/>
+        </w:numPr>
+      </w:pPr>
+      <w:r>
+        <w:t xml:space="preserve">Verify it shows the</w:t>
+      </w:r>
+      <w:r>
+        <w:t xml:space="preserve"> </w:t>
+      </w:r>
+      <w:r>
+        <w:t xml:space="preserve">“Tap Detected!”</w:t>
+      </w:r>
+      <w:r>
+        <w:t xml:space="preserve"> </w:t>
+      </w:r>
+      <w:r>
+        <w:t xml:space="preserve">label</w:t>
+      </w:r>
+    </w:p>
+    <w:p>
+      <w:pPr>
+        <w:numPr>
+          <w:ilvl w:val="0"/>
+          <w:numId w:val="1250"/>
+        </w:numPr>
+      </w:pPr>
+      <w:r>
+        <w:t xml:space="preserve">Verify it shows the bin count</w:t>
+      </w:r>
+    </w:p>
+    <w:p>
+      <w:pPr>
+        <w:numPr>
+          <w:ilvl w:val="0"/>
+          <w:numId w:val="1251"/>
+        </w:numPr>
+      </w:pPr>
+      <w:r>
+        <w:t xml:space="preserve">Verify it shows the frozen indicator</w:t>
       </w:r>
     </w:p>
     <w:p>
@@ -8810,81 +8705,6 @@
         <w:numPr>
           <w:ilvl w:val="0"/>
           <w:numId w:val="1252"/>
-        </w:numPr>
-      </w:pPr>
-      <w:r>
-        <w:t xml:space="preserve">Tap</w:t>
-      </w:r>
-      <w:r>
-        <w:t xml:space="preserve"> </w:t>
-      </w:r>
-      <w:r>
-        <w:rPr>
-          <w:b/>
-          <w:bCs/>
-        </w:rPr>
-        <w:t xml:space="preserve">Save</w:t>
-      </w:r>
-    </w:p>
-    <w:p>
-      <w:pPr>
-        <w:numPr>
-          <w:ilvl w:val="0"/>
-          <w:numId w:val="1253"/>
-        </w:numPr>
-      </w:pPr>
-      <w:r>
-        <w:t xml:space="preserve">Type a name for the measurement</w:t>
-      </w:r>
-    </w:p>
-    <w:p>
-      <w:pPr>
-        <w:numPr>
-          <w:ilvl w:val="0"/>
-          <w:numId w:val="1254"/>
-        </w:numPr>
-      </w:pPr>
-      <w:r>
-        <w:t xml:space="preserve">Confirm the save</w:t>
-      </w:r>
-    </w:p>
-    <w:p>
-      <w:pPr>
-        <w:numPr>
-          <w:ilvl w:val="0"/>
-          <w:numId w:val="1255"/>
-        </w:numPr>
-      </w:pPr>
-      <w:r>
-        <w:t xml:space="preserve">Open</w:t>
-      </w:r>
-      <w:r>
-        <w:t xml:space="preserve"> </w:t>
-      </w:r>
-      <w:r>
-        <w:rPr>
-          <w:b/>
-          <w:bCs/>
-        </w:rPr>
-        <w:t xml:space="preserve">Measurements</w:t>
-      </w:r>
-    </w:p>
-    <w:p>
-      <w:pPr>
-        <w:numPr>
-          <w:ilvl w:val="0"/>
-          <w:numId w:val="1256"/>
-        </w:numPr>
-      </w:pPr>
-      <w:r>
-        <w:t xml:space="preserve">Verify the new measurement appears in the list</w:t>
-      </w:r>
-    </w:p>
-    <w:p>
-      <w:pPr>
-        <w:numPr>
-          <w:ilvl w:val="0"/>
-          <w:numId w:val="1257"/>
         </w:numPr>
       </w:pPr>
       <w:r>
@@ -8925,13 +8745,13 @@
       </w:r>
     </w:p>
     <w:bookmarkEnd w:id="64"/>
-    <w:bookmarkStart w:id="65" w:name="u10-measurements-list-shows-saved-items"/>
+    <w:bookmarkStart w:id="65" w:name="u7-settings-sheet-opens-changes-persist"/>
     <w:p>
       <w:pPr>
         <w:pStyle w:val="Heading3"/>
       </w:pPr>
       <w:r>
-        <w:t xml:space="preserve">U10 — Measurements list shows saved items</w:t>
+        <w:t xml:space="preserve">U7 — Settings sheet opens, changes persist</w:t>
       </w:r>
     </w:p>
     <w:p>
@@ -8983,7 +8803,82 @@
         <w:t xml:space="preserve"> </w:t>
       </w:r>
       <w:r>
-        <w:t xml:space="preserve">At least one measurement has been previously saved.</w:t>
+        <w:t xml:space="preserve">App running on any platform.</w:t>
+      </w:r>
+    </w:p>
+    <w:p>
+      <w:pPr>
+        <w:numPr>
+          <w:ilvl w:val="0"/>
+          <w:numId w:val="1253"/>
+        </w:numPr>
+      </w:pPr>
+      <w:r>
+        <w:t xml:space="preserve">Tap</w:t>
+      </w:r>
+      <w:r>
+        <w:t xml:space="preserve"> </w:t>
+      </w:r>
+      <w:r>
+        <w:rPr>
+          <w:b/>
+          <w:bCs/>
+        </w:rPr>
+        <w:t xml:space="preserve">Settings</w:t>
+      </w:r>
+    </w:p>
+    <w:p>
+      <w:pPr>
+        <w:numPr>
+          <w:ilvl w:val="0"/>
+          <w:numId w:val="1254"/>
+        </w:numPr>
+      </w:pPr>
+      <w:r>
+        <w:t xml:space="preserve">Change the threshold value</w:t>
+      </w:r>
+    </w:p>
+    <w:p>
+      <w:pPr>
+        <w:numPr>
+          <w:ilvl w:val="0"/>
+          <w:numId w:val="1255"/>
+        </w:numPr>
+      </w:pPr>
+      <w:r>
+        <w:t xml:space="preserve">Dismiss the settings sheet</w:t>
+      </w:r>
+    </w:p>
+    <w:p>
+      <w:pPr>
+        <w:numPr>
+          <w:ilvl w:val="0"/>
+          <w:numId w:val="1256"/>
+        </w:numPr>
+      </w:pPr>
+      <w:r>
+        <w:t xml:space="preserve">Reopen</w:t>
+      </w:r>
+      <w:r>
+        <w:t xml:space="preserve"> </w:t>
+      </w:r>
+      <w:r>
+        <w:rPr>
+          <w:b/>
+          <w:bCs/>
+        </w:rPr>
+        <w:t xml:space="preserve">Settings</w:t>
+      </w:r>
+    </w:p>
+    <w:p>
+      <w:pPr>
+        <w:numPr>
+          <w:ilvl w:val="0"/>
+          <w:numId w:val="1257"/>
+        </w:numPr>
+      </w:pPr>
+      <w:r>
+        <w:t xml:space="preserve">Verify the threshold value matches what was entered</w:t>
       </w:r>
     </w:p>
     <w:p>
@@ -8991,38 +8886,6 @@
         <w:numPr>
           <w:ilvl w:val="0"/>
           <w:numId w:val="1258"/>
-        </w:numPr>
-      </w:pPr>
-      <w:r>
-        <w:t xml:space="preserve">Open</w:t>
-      </w:r>
-      <w:r>
-        <w:t xml:space="preserve"> </w:t>
-      </w:r>
-      <w:r>
-        <w:rPr>
-          <w:b/>
-          <w:bCs/>
-        </w:rPr>
-        <w:t xml:space="preserve">Measurements</w:t>
-      </w:r>
-    </w:p>
-    <w:p>
-      <w:pPr>
-        <w:numPr>
-          <w:ilvl w:val="0"/>
-          <w:numId w:val="1259"/>
-        </w:numPr>
-      </w:pPr>
-      <w:r>
-        <w:t xml:space="preserve">Verify saved items are listed with name and date</w:t>
-      </w:r>
-    </w:p>
-    <w:p>
-      <w:pPr>
-        <w:numPr>
-          <w:ilvl w:val="0"/>
-          <w:numId w:val="1260"/>
         </w:numPr>
       </w:pPr>
       <w:r>
@@ -9063,13 +8926,13 @@
       </w:r>
     </w:p>
     <w:bookmarkEnd w:id="65"/>
-    <w:bookmarkStart w:id="66" w:name="u11-dark-mode-no-invisible-text"/>
+    <w:bookmarkStart w:id="66" w:name="u8-results-sheet-opens-and-closes"/>
     <w:p>
       <w:pPr>
         <w:pStyle w:val="Heading3"/>
       </w:pPr>
       <w:r>
-        <w:t xml:space="preserve">U11 — Dark mode: no invisible text</w:t>
+        <w:t xml:space="preserve">U8 — Results sheet opens and closes</w:t>
       </w:r>
     </w:p>
     <w:p>
@@ -9103,7 +8966,7 @@
         <w:t xml:space="preserve"> </w:t>
       </w:r>
       <w:r>
-        <w:t xml:space="preserve">Medium</w:t>
+        <w:t xml:space="preserve">High</w:t>
       </w:r>
     </w:p>
     <w:p>
@@ -9121,7 +8984,39 @@
         <w:t xml:space="preserve"> </w:t>
       </w:r>
       <w:r>
-        <w:t xml:space="preserve">System dark mode enabled.</w:t>
+        <w:t xml:space="preserve">At least one tap has been captured.</w:t>
+      </w:r>
+    </w:p>
+    <w:p>
+      <w:pPr>
+        <w:numPr>
+          <w:ilvl w:val="0"/>
+          <w:numId w:val="1259"/>
+        </w:numPr>
+      </w:pPr>
+      <w:r>
+        <w:t xml:space="preserve">Tap</w:t>
+      </w:r>
+      <w:r>
+        <w:t xml:space="preserve"> </w:t>
+      </w:r>
+      <w:r>
+        <w:rPr>
+          <w:b/>
+          <w:bCs/>
+        </w:rPr>
+        <w:t xml:space="preserve">Results</w:t>
+      </w:r>
+    </w:p>
+    <w:p>
+      <w:pPr>
+        <w:numPr>
+          <w:ilvl w:val="0"/>
+          <w:numId w:val="1260"/>
+        </w:numPr>
+      </w:pPr>
+      <w:r>
+        <w:t xml:space="preserve">Verify the peaks table appears</w:t>
       </w:r>
     </w:p>
     <w:p>
@@ -9132,7 +9027,7 @@
         </w:numPr>
       </w:pPr>
       <w:r>
-        <w:t xml:space="preserve">Launch GuitarTap</w:t>
+        <w:t xml:space="preserve">Dismiss the sheet</w:t>
       </w:r>
     </w:p>
     <w:p>
@@ -9143,7 +9038,7 @@
         </w:numPr>
       </w:pPr>
       <w:r>
-        <w:t xml:space="preserve">Review the main view — confirm all text is legible</w:t>
+        <w:t xml:space="preserve">Confirm the sheet closes cleanly</w:t>
       </w:r>
     </w:p>
     <w:p>
@@ -9151,61 +9046,6 @@
         <w:numPr>
           <w:ilvl w:val="0"/>
           <w:numId w:val="1263"/>
-        </w:numPr>
-      </w:pPr>
-      <w:r>
-        <w:t xml:space="preserve">Review the status bar — confirm all text is legible</w:t>
-      </w:r>
-    </w:p>
-    <w:p>
-      <w:pPr>
-        <w:numPr>
-          <w:ilvl w:val="0"/>
-          <w:numId w:val="1264"/>
-        </w:numPr>
-      </w:pPr>
-      <w:r>
-        <w:t xml:space="preserve">Open and review the settings sheet — confirm all text is legible</w:t>
-      </w:r>
-    </w:p>
-    <w:p>
-      <w:pPr>
-        <w:numPr>
-          <w:ilvl w:val="0"/>
-          <w:numId w:val="1265"/>
-        </w:numPr>
-      </w:pPr>
-      <w:r>
-        <w:t xml:space="preserve">Open and review the measurement detail view — confirm all text is legible</w:t>
-      </w:r>
-    </w:p>
-    <w:p>
-      <w:pPr>
-        <w:numPr>
-          <w:ilvl w:val="0"/>
-          <w:numId w:val="1266"/>
-        </w:numPr>
-      </w:pPr>
-      <w:r>
-        <w:t xml:space="preserve">Confirm chart axis labels and peak annotations remain readable</w:t>
-      </w:r>
-    </w:p>
-    <w:p>
-      <w:pPr>
-        <w:numPr>
-          <w:ilvl w:val="0"/>
-          <w:numId w:val="1267"/>
-        </w:numPr>
-      </w:pPr>
-      <w:r>
-        <w:t xml:space="preserve">Confirm no white-on-white or black-on-black combinations</w:t>
-      </w:r>
-    </w:p>
-    <w:p>
-      <w:pPr>
-        <w:numPr>
-          <w:ilvl w:val="0"/>
-          <w:numId w:val="1268"/>
         </w:numPr>
       </w:pPr>
       <w:r>
@@ -9246,13 +9086,13 @@
       </w:r>
     </w:p>
     <w:bookmarkEnd w:id="66"/>
-    <w:bookmarkStart w:id="67" w:name="u12-dynamic-type-large-text-accessible"/>
+    <w:bookmarkStart w:id="67" w:name="u9-save-sheet-accepts-name-and-saves"/>
     <w:p>
       <w:pPr>
         <w:pStyle w:val="Heading3"/>
       </w:pPr>
       <w:r>
-        <w:t xml:space="preserve">U12 — Dynamic Type: large text accessible</w:t>
+        <w:t xml:space="preserve">U9 — Save sheet accepts name and saves</w:t>
       </w:r>
     </w:p>
     <w:p>
@@ -9270,7 +9110,7 @@
         <w:t xml:space="preserve"> </w:t>
       </w:r>
       <w:r>
-        <w:t xml:space="preserve">iOS · iPadOS</w:t>
+        <w:t xml:space="preserve">iOS · iPadOS · macOS</w:t>
       </w:r>
       <w:r>
         <w:t xml:space="preserve"> </w:t>
@@ -9286,7 +9126,7 @@
         <w:t xml:space="preserve"> </w:t>
       </w:r>
       <w:r>
-        <w:t xml:space="preserve">Low</w:t>
+        <w:t xml:space="preserve">High</w:t>
       </w:r>
     </w:p>
     <w:p>
@@ -9304,23 +9144,82 @@
         <w:t xml:space="preserve"> </w:t>
       </w:r>
       <w:r>
-        <w:t xml:space="preserve">Accessibility text size set to the largest option via</w:t>
-      </w:r>
-      <w:r>
-        <w:t xml:space="preserve"> </w:t>
-      </w:r>
-      <w:r>
-        <w:rPr>
-          <w:b/>
-          <w:bCs/>
-        </w:rPr>
-        <w:t xml:space="preserve">Settings → Accessibility → Display &amp; Text Size → Larger Text</w:t>
-      </w:r>
-      <w:r>
-        <w:t xml:space="preserve"> </w:t>
-      </w:r>
-      <w:r>
-        <w:t xml:space="preserve">(drag slider to maximum).</w:t>
+        <w:t xml:space="preserve">At least one tap has been captured.</w:t>
+      </w:r>
+    </w:p>
+    <w:p>
+      <w:pPr>
+        <w:numPr>
+          <w:ilvl w:val="0"/>
+          <w:numId w:val="1264"/>
+        </w:numPr>
+      </w:pPr>
+      <w:r>
+        <w:t xml:space="preserve">Tap</w:t>
+      </w:r>
+      <w:r>
+        <w:t xml:space="preserve"> </w:t>
+      </w:r>
+      <w:r>
+        <w:rPr>
+          <w:b/>
+          <w:bCs/>
+        </w:rPr>
+        <w:t xml:space="preserve">Save</w:t>
+      </w:r>
+    </w:p>
+    <w:p>
+      <w:pPr>
+        <w:numPr>
+          <w:ilvl w:val="0"/>
+          <w:numId w:val="1265"/>
+        </w:numPr>
+      </w:pPr>
+      <w:r>
+        <w:t xml:space="preserve">Type a name for the measurement</w:t>
+      </w:r>
+    </w:p>
+    <w:p>
+      <w:pPr>
+        <w:numPr>
+          <w:ilvl w:val="0"/>
+          <w:numId w:val="1266"/>
+        </w:numPr>
+      </w:pPr>
+      <w:r>
+        <w:t xml:space="preserve">Confirm the save</w:t>
+      </w:r>
+    </w:p>
+    <w:p>
+      <w:pPr>
+        <w:numPr>
+          <w:ilvl w:val="0"/>
+          <w:numId w:val="1267"/>
+        </w:numPr>
+      </w:pPr>
+      <w:r>
+        <w:t xml:space="preserve">Open</w:t>
+      </w:r>
+      <w:r>
+        <w:t xml:space="preserve"> </w:t>
+      </w:r>
+      <w:r>
+        <w:rPr>
+          <w:b/>
+          <w:bCs/>
+        </w:rPr>
+        <w:t xml:space="preserve">Measurements</w:t>
+      </w:r>
+    </w:p>
+    <w:p>
+      <w:pPr>
+        <w:numPr>
+          <w:ilvl w:val="0"/>
+          <w:numId w:val="1268"/>
+        </w:numPr>
+      </w:pPr>
+      <w:r>
+        <w:t xml:space="preserve">Verify the new measurement appears in the list</w:t>
       </w:r>
     </w:p>
     <w:p>
@@ -9328,104 +9227,6 @@
         <w:numPr>
           <w:ilvl w:val="0"/>
           <w:numId w:val="1269"/>
-        </w:numPr>
-      </w:pPr>
-      <w:r>
-        <w:t xml:space="preserve">Launch GuitarTap</w:t>
-      </w:r>
-    </w:p>
-    <w:p>
-      <w:pPr>
-        <w:numPr>
-          <w:ilvl w:val="0"/>
-          <w:numId w:val="1270"/>
-        </w:numPr>
-      </w:pPr>
-      <w:r>
-        <w:t xml:space="preserve">Inspect all buttons in the header and toolbar — confirm no label is clipped or truncated</w:t>
-      </w:r>
-    </w:p>
-    <w:p>
-      <w:pPr>
-        <w:numPr>
-          <w:ilvl w:val="0"/>
-          <w:numId w:val="1271"/>
-        </w:numPr>
-      </w:pPr>
-      <w:r>
-        <w:t xml:space="preserve">Open the</w:t>
-      </w:r>
-      <w:r>
-        <w:t xml:space="preserve"> </w:t>
-      </w:r>
-      <w:r>
-        <w:rPr>
-          <w:b/>
-          <w:bCs/>
-        </w:rPr>
-        <w:t xml:space="preserve">Settings</w:t>
-      </w:r>
-      <w:r>
-        <w:t xml:space="preserve"> </w:t>
-      </w:r>
-      <w:r>
-        <w:t xml:space="preserve">sheet and inspect all labels and controls</w:t>
-      </w:r>
-    </w:p>
-    <w:p>
-      <w:pPr>
-        <w:numPr>
-          <w:ilvl w:val="0"/>
-          <w:numId w:val="1272"/>
-        </w:numPr>
-      </w:pPr>
-      <w:r>
-        <w:t xml:space="preserve">Open the</w:t>
-      </w:r>
-      <w:r>
-        <w:t xml:space="preserve"> </w:t>
-      </w:r>
-      <w:r>
-        <w:rPr>
-          <w:b/>
-          <w:bCs/>
-        </w:rPr>
-        <w:t xml:space="preserve">Measurements</w:t>
-      </w:r>
-      <w:r>
-        <w:t xml:space="preserve"> </w:t>
-      </w:r>
-      <w:r>
-        <w:t xml:space="preserve">list and inspect row labels</w:t>
-      </w:r>
-    </w:p>
-    <w:p>
-      <w:pPr>
-        <w:numPr>
-          <w:ilvl w:val="0"/>
-          <w:numId w:val="1273"/>
-        </w:numPr>
-      </w:pPr>
-      <w:r>
-        <w:t xml:space="preserve">Verify all labels and controls remain usable</w:t>
-      </w:r>
-    </w:p>
-    <w:p>
-      <w:pPr>
-        <w:numPr>
-          <w:ilvl w:val="0"/>
-          <w:numId w:val="1274"/>
-        </w:numPr>
-      </w:pPr>
-      <w:r>
-        <w:t xml:space="preserve">Confirm the layout may reflow but must not hide or overlap any interactive element</w:t>
-      </w:r>
-    </w:p>
-    <w:p>
-      <w:pPr>
-        <w:numPr>
-          <w:ilvl w:val="0"/>
-          <w:numId w:val="1275"/>
         </w:numPr>
       </w:pPr>
       <w:r>
@@ -9466,23 +9267,13 @@
       </w:r>
     </w:p>
     <w:bookmarkEnd w:id="67"/>
-    <w:bookmarkEnd w:id="68"/>
-    <w:bookmarkStart w:id="75" w:name="k-regression-smoke-tests-manual"/>
-    <w:p>
-      <w:pPr>
-        <w:pStyle w:val="Heading2"/>
-      </w:pPr>
-      <w:r>
-        <w:t xml:space="preserve">K — Regression Smoke Tests (Manual)</w:t>
-      </w:r>
-    </w:p>
-    <w:bookmarkStart w:id="69" w:name="k1-app-launches-without-crash"/>
+    <w:bookmarkStart w:id="68" w:name="u10-measurements-list-shows-saved-items"/>
     <w:p>
       <w:pPr>
         <w:pStyle w:val="Heading3"/>
       </w:pPr>
       <w:r>
-        <w:t xml:space="preserve">K1 — App launches without crash</w:t>
+        <w:t xml:space="preserve">U10 — Measurements list shows saved items</w:t>
       </w:r>
     </w:p>
     <w:p>
@@ -9534,70 +9325,46 @@
         <w:t xml:space="preserve"> </w:t>
       </w:r>
       <w:r>
-        <w:t xml:space="preserve">Device restarted (cold launch).</w:t>
-      </w:r>
-    </w:p>
-    <w:p>
-      <w:pPr>
-        <w:numPr>
-          <w:ilvl w:val="0"/>
-          <w:numId w:val="1276"/>
-        </w:numPr>
-      </w:pPr>
-      <w:r>
-        <w:t xml:space="preserve">Tap the GuitarTap icon</w:t>
-      </w:r>
-    </w:p>
-    <w:p>
-      <w:pPr>
-        <w:numPr>
-          <w:ilvl w:val="0"/>
-          <w:numId w:val="1277"/>
-        </w:numPr>
-      </w:pPr>
-      <w:r>
-        <w:t xml:space="preserve">Verify the main view appears within 3 s</w:t>
-      </w:r>
-    </w:p>
-    <w:p>
-      <w:pPr>
-        <w:numPr>
-          <w:ilvl w:val="0"/>
-          <w:numId w:val="1278"/>
-        </w:numPr>
-      </w:pPr>
-      <w:r>
-        <w:t xml:space="preserve">Confirm no crash occurs</w:t>
-      </w:r>
-    </w:p>
-    <w:p>
-      <w:pPr>
-        <w:numPr>
-          <w:ilvl w:val="0"/>
-          <w:numId w:val="1279"/>
-        </w:numPr>
-      </w:pPr>
-      <w:r>
-        <w:t xml:space="preserve">Confirm no</w:t>
-      </w:r>
-      <w:r>
-        <w:t xml:space="preserve"> </w:t>
-      </w:r>
-      <w:r>
-        <w:t xml:space="preserve">“GuitarTap quit unexpectedly”</w:t>
-      </w:r>
-      <w:r>
-        <w:t xml:space="preserve"> </w:t>
-      </w:r>
-      <w:r>
-        <w:t xml:space="preserve">dialog appears</w:t>
-      </w:r>
-    </w:p>
-    <w:p>
-      <w:pPr>
-        <w:numPr>
-          <w:ilvl w:val="0"/>
-          <w:numId w:val="1280"/>
+        <w:t xml:space="preserve">At least one measurement has been previously saved.</w:t>
+      </w:r>
+    </w:p>
+    <w:p>
+      <w:pPr>
+        <w:numPr>
+          <w:ilvl w:val="0"/>
+          <w:numId w:val="1270"/>
+        </w:numPr>
+      </w:pPr>
+      <w:r>
+        <w:t xml:space="preserve">Open</w:t>
+      </w:r>
+      <w:r>
+        <w:t xml:space="preserve"> </w:t>
+      </w:r>
+      <w:r>
+        <w:rPr>
+          <w:b/>
+          <w:bCs/>
+        </w:rPr>
+        <w:t xml:space="preserve">Measurements</w:t>
+      </w:r>
+    </w:p>
+    <w:p>
+      <w:pPr>
+        <w:numPr>
+          <w:ilvl w:val="0"/>
+          <w:numId w:val="1271"/>
+        </w:numPr>
+      </w:pPr>
+      <w:r>
+        <w:t xml:space="preserve">Verify saved items are listed with name and date</w:t>
+      </w:r>
+    </w:p>
+    <w:p>
+      <w:pPr>
+        <w:numPr>
+          <w:ilvl w:val="0"/>
+          <w:numId w:val="1272"/>
         </w:numPr>
       </w:pPr>
       <w:r>
@@ -9637,14 +9404,14 @@
         </w:pict>
       </w:r>
     </w:p>
-    <w:bookmarkEnd w:id="69"/>
-    <w:bookmarkStart w:id="70" w:name="X2868af2a95f76991442d6465b8b41b40a09db7b"/>
+    <w:bookmarkEnd w:id="68"/>
+    <w:bookmarkStart w:id="69" w:name="u11-dark-mode-no-invisible-text"/>
     <w:p>
       <w:pPr>
         <w:pStyle w:val="Heading3"/>
       </w:pPr>
       <w:r>
-        <w:t xml:space="preserve">K2 — Chart renders with a saved measurement</w:t>
+        <w:t xml:space="preserve">U11 — Dark mode: no invisible text</w:t>
       </w:r>
     </w:p>
     <w:p>
@@ -9678,7 +9445,7 @@
         <w:t xml:space="preserve"> </w:t>
       </w:r>
       <w:r>
-        <w:t xml:space="preserve">High</w:t>
+        <w:t xml:space="preserve">Medium</w:t>
       </w:r>
     </w:p>
     <w:p>
@@ -9696,164 +9463,91 @@
         <w:t xml:space="preserve"> </w:t>
       </w:r>
       <w:r>
-        <w:t xml:space="preserve">At least one measurement has been saved using the</w:t>
-      </w:r>
-      <w:r>
-        <w:t xml:space="preserve"> </w:t>
-      </w:r>
-      <w:r>
-        <w:rPr>
-          <w:b/>
-          <w:bCs/>
-        </w:rPr>
-        <w:t xml:space="preserve">Save</w:t>
-      </w:r>
-      <w:r>
-        <w:t xml:space="preserve"> </w:t>
-      </w:r>
-      <w:r>
-        <w:t xml:space="preserve">button during a previous tap tone session (see R8).</w:t>
-      </w:r>
-    </w:p>
-    <w:p>
-      <w:pPr>
-        <w:numPr>
-          <w:ilvl w:val="0"/>
-          <w:numId w:val="1281"/>
-        </w:numPr>
-      </w:pPr>
-      <w:r>
-        <w:t xml:space="preserve">Export the saved measurement to a</w:t>
-      </w:r>
-      <w:r>
-        <w:t xml:space="preserve"> </w:t>
-      </w:r>
-      <w:r>
-        <w:rPr>
-          <w:rStyle w:val="VerbatimChar"/>
-        </w:rPr>
-        <w:t xml:space="preserve">.guitartap</w:t>
-      </w:r>
-      <w:r>
-        <w:t xml:space="preserve"> </w:t>
-      </w:r>
-      <w:r>
-        <w:t xml:space="preserve">file using</w:t>
-      </w:r>
-      <w:r>
-        <w:t xml:space="preserve"> </w:t>
-      </w:r>
-      <w:r>
-        <w:rPr>
-          <w:b/>
-          <w:bCs/>
-        </w:rPr>
-        <w:t xml:space="preserve">Export Measurement</w:t>
-      </w:r>
-      <w:r>
-        <w:t xml:space="preserve"> </w:t>
-      </w:r>
-      <w:r>
-        <w:t xml:space="preserve">(iOS/iPadOS share sheet) or</w:t>
-      </w:r>
-      <w:r>
-        <w:t xml:space="preserve"> </w:t>
-      </w:r>
-      <w:r>
-        <w:rPr>
-          <w:b/>
-          <w:bCs/>
-        </w:rPr>
-        <w:t xml:space="preserve">Save Measurement to Disk…</w:t>
-      </w:r>
-      <w:r>
-        <w:t xml:space="preserve"> </w:t>
-      </w:r>
-      <w:r>
-        <w:t xml:space="preserve">(macOS)</w:t>
-      </w:r>
-    </w:p>
-    <w:p>
-      <w:pPr>
-        <w:numPr>
-          <w:ilvl w:val="0"/>
-          <w:numId w:val="1282"/>
-        </w:numPr>
-      </w:pPr>
-      <w:r>
-        <w:t xml:space="preserve">Re-import it using</w:t>
-      </w:r>
-      <w:r>
-        <w:t xml:space="preserve"> </w:t>
-      </w:r>
-      <w:r>
-        <w:rPr>
-          <w:b/>
-          <w:bCs/>
-        </w:rPr>
-        <w:t xml:space="preserve">Import Measurement</w:t>
-      </w:r>
-      <w:r>
-        <w:t xml:space="preserve"> </w:t>
-      </w:r>
-      <w:r>
-        <w:t xml:space="preserve">(iOS/iPadOS) or the</w:t>
-      </w:r>
-      <w:r>
-        <w:t xml:space="preserve"> </w:t>
-      </w:r>
-      <w:r>
-        <w:rPr>
-          <w:b/>
-          <w:bCs/>
-        </w:rPr>
-        <w:t xml:space="preserve">Import</w:t>
-      </w:r>
-      <w:r>
-        <w:t xml:space="preserve"> </w:t>
-      </w:r>
-      <w:r>
-        <w:t xml:space="preserve">toolbar button (macOS)</w:t>
-      </w:r>
-    </w:p>
-    <w:p>
-      <w:pPr>
-        <w:numPr>
-          <w:ilvl w:val="0"/>
-          <w:numId w:val="1283"/>
-        </w:numPr>
-      </w:pPr>
-      <w:r>
-        <w:t xml:space="preserve">Open the imported measurement from the Measurements list</w:t>
-      </w:r>
-    </w:p>
-    <w:p>
-      <w:pPr>
-        <w:numPr>
-          <w:ilvl w:val="0"/>
-          <w:numId w:val="1284"/>
-        </w:numPr>
-      </w:pPr>
-      <w:r>
-        <w:t xml:space="preserve">Verify the spectrum chart renders with peaks annotated</w:t>
-      </w:r>
-    </w:p>
-    <w:p>
-      <w:pPr>
-        <w:numPr>
-          <w:ilvl w:val="0"/>
-          <w:numId w:val="1285"/>
-        </w:numPr>
-      </w:pPr>
-      <w:r>
-        <w:t xml:space="preserve">Confirm no blank chart or decode error</w:t>
-      </w:r>
-    </w:p>
-    <w:p>
-      <w:pPr>
-        <w:numPr>
-          <w:ilvl w:val="0"/>
-          <w:numId w:val="1286"/>
+        <w:t xml:space="preserve">System dark mode enabled.</w:t>
+      </w:r>
+    </w:p>
+    <w:p>
+      <w:pPr>
+        <w:numPr>
+          <w:ilvl w:val="0"/>
+          <w:numId w:val="1273"/>
+        </w:numPr>
+      </w:pPr>
+      <w:r>
+        <w:t xml:space="preserve">Launch GuitarTap</w:t>
+      </w:r>
+    </w:p>
+    <w:p>
+      <w:pPr>
+        <w:numPr>
+          <w:ilvl w:val="0"/>
+          <w:numId w:val="1274"/>
+        </w:numPr>
+      </w:pPr>
+      <w:r>
+        <w:t xml:space="preserve">Review the main view — confirm all text is legible</w:t>
+      </w:r>
+    </w:p>
+    <w:p>
+      <w:pPr>
+        <w:numPr>
+          <w:ilvl w:val="0"/>
+          <w:numId w:val="1275"/>
+        </w:numPr>
+      </w:pPr>
+      <w:r>
+        <w:t xml:space="preserve">Review the status bar — confirm all text is legible</w:t>
+      </w:r>
+    </w:p>
+    <w:p>
+      <w:pPr>
+        <w:numPr>
+          <w:ilvl w:val="0"/>
+          <w:numId w:val="1276"/>
+        </w:numPr>
+      </w:pPr>
+      <w:r>
+        <w:t xml:space="preserve">Open and review the settings sheet — confirm all text is legible</w:t>
+      </w:r>
+    </w:p>
+    <w:p>
+      <w:pPr>
+        <w:numPr>
+          <w:ilvl w:val="0"/>
+          <w:numId w:val="1277"/>
+        </w:numPr>
+      </w:pPr>
+      <w:r>
+        <w:t xml:space="preserve">Open and review the measurement detail view — confirm all text is legible</w:t>
+      </w:r>
+    </w:p>
+    <w:p>
+      <w:pPr>
+        <w:numPr>
+          <w:ilvl w:val="0"/>
+          <w:numId w:val="1278"/>
+        </w:numPr>
+      </w:pPr>
+      <w:r>
+        <w:t xml:space="preserve">Confirm chart axis labels and peak annotations remain readable</w:t>
+      </w:r>
+    </w:p>
+    <w:p>
+      <w:pPr>
+        <w:numPr>
+          <w:ilvl w:val="0"/>
+          <w:numId w:val="1279"/>
+        </w:numPr>
+      </w:pPr>
+      <w:r>
+        <w:t xml:space="preserve">Confirm no white-on-white or black-on-black combinations</w:t>
+      </w:r>
+    </w:p>
+    <w:p>
+      <w:pPr>
+        <w:numPr>
+          <w:ilvl w:val="0"/>
+          <w:numId w:val="1280"/>
         </w:numPr>
       </w:pPr>
       <w:r>
@@ -9893,14 +9587,14 @@
         </w:pict>
       </w:r>
     </w:p>
-    <w:bookmarkEnd w:id="70"/>
-    <w:bookmarkStart w:id="71" w:name="Xfaeb455873401259c6d8cba541ce5e5c5a6c31b"/>
+    <w:bookmarkEnd w:id="69"/>
+    <w:bookmarkStart w:id="70" w:name="u12-dynamic-type-large-text-accessible"/>
     <w:p>
       <w:pPr>
         <w:pStyle w:val="Heading3"/>
       </w:pPr>
       <w:r>
-        <w:t xml:space="preserve">K3 — Recording session starts and stops cleanly</w:t>
+        <w:t xml:space="preserve">U12 — Dynamic Type: large text accessible</w:t>
       </w:r>
     </w:p>
     <w:p>
@@ -9918,7 +9612,7 @@
         <w:t xml:space="preserve"> </w:t>
       </w:r>
       <w:r>
-        <w:t xml:space="preserve">iOS · iPadOS · macOS</w:t>
+        <w:t xml:space="preserve">iOS · iPadOS</w:t>
       </w:r>
       <w:r>
         <w:t xml:space="preserve"> </w:t>
@@ -9934,7 +9628,7 @@
         <w:t xml:space="preserve"> </w:t>
       </w:r>
       <w:r>
-        <w:t xml:space="preserve">High</w:t>
+        <w:t xml:space="preserve">Low</w:t>
       </w:r>
     </w:p>
     <w:p>
@@ -9952,7 +9646,121 @@
         <w:t xml:space="preserve"> </w:t>
       </w:r>
       <w:r>
-        <w:t xml:space="preserve">Microphone permission granted.</w:t>
+        <w:t xml:space="preserve">Accessibility text size set to the largest option via</w:t>
+      </w:r>
+      <w:r>
+        <w:t xml:space="preserve"> </w:t>
+      </w:r>
+      <w:r>
+        <w:rPr>
+          <w:b/>
+          <w:bCs/>
+        </w:rPr>
+        <w:t xml:space="preserve">Settings → Accessibility → Display &amp; Text Size → Larger Text</w:t>
+      </w:r>
+      <w:r>
+        <w:t xml:space="preserve"> </w:t>
+      </w:r>
+      <w:r>
+        <w:t xml:space="preserve">(drag slider to maximum).</w:t>
+      </w:r>
+    </w:p>
+    <w:p>
+      <w:pPr>
+        <w:numPr>
+          <w:ilvl w:val="0"/>
+          <w:numId w:val="1281"/>
+        </w:numPr>
+      </w:pPr>
+      <w:r>
+        <w:t xml:space="preserve">Launch GuitarTap</w:t>
+      </w:r>
+    </w:p>
+    <w:p>
+      <w:pPr>
+        <w:numPr>
+          <w:ilvl w:val="0"/>
+          <w:numId w:val="1282"/>
+        </w:numPr>
+      </w:pPr>
+      <w:r>
+        <w:t xml:space="preserve">Inspect all buttons in the header and toolbar — confirm no label is clipped or truncated</w:t>
+      </w:r>
+    </w:p>
+    <w:p>
+      <w:pPr>
+        <w:numPr>
+          <w:ilvl w:val="0"/>
+          <w:numId w:val="1283"/>
+        </w:numPr>
+      </w:pPr>
+      <w:r>
+        <w:t xml:space="preserve">Open the</w:t>
+      </w:r>
+      <w:r>
+        <w:t xml:space="preserve"> </w:t>
+      </w:r>
+      <w:r>
+        <w:rPr>
+          <w:b/>
+          <w:bCs/>
+        </w:rPr>
+        <w:t xml:space="preserve">Settings</w:t>
+      </w:r>
+      <w:r>
+        <w:t xml:space="preserve"> </w:t>
+      </w:r>
+      <w:r>
+        <w:t xml:space="preserve">sheet and inspect all labels and controls</w:t>
+      </w:r>
+    </w:p>
+    <w:p>
+      <w:pPr>
+        <w:numPr>
+          <w:ilvl w:val="0"/>
+          <w:numId w:val="1284"/>
+        </w:numPr>
+      </w:pPr>
+      <w:r>
+        <w:t xml:space="preserve">Open the</w:t>
+      </w:r>
+      <w:r>
+        <w:t xml:space="preserve"> </w:t>
+      </w:r>
+      <w:r>
+        <w:rPr>
+          <w:b/>
+          <w:bCs/>
+        </w:rPr>
+        <w:t xml:space="preserve">Measurements</w:t>
+      </w:r>
+      <w:r>
+        <w:t xml:space="preserve"> </w:t>
+      </w:r>
+      <w:r>
+        <w:t xml:space="preserve">list and inspect row labels</w:t>
+      </w:r>
+    </w:p>
+    <w:p>
+      <w:pPr>
+        <w:numPr>
+          <w:ilvl w:val="0"/>
+          <w:numId w:val="1285"/>
+        </w:numPr>
+      </w:pPr>
+      <w:r>
+        <w:t xml:space="preserve">Verify all labels and controls remain usable</w:t>
+      </w:r>
+    </w:p>
+    <w:p>
+      <w:pPr>
+        <w:numPr>
+          <w:ilvl w:val="0"/>
+          <w:numId w:val="1286"/>
+        </w:numPr>
+      </w:pPr>
+      <w:r>
+        <w:t xml:space="preserve">Confirm the layout may reflow but must not hide or overlap any interactive element</w:t>
       </w:r>
     </w:p>
     <w:p>
@@ -9960,81 +9768,6 @@
         <w:numPr>
           <w:ilvl w:val="0"/>
           <w:numId w:val="1287"/>
-        </w:numPr>
-      </w:pPr>
-      <w:r>
-        <w:t xml:space="preserve">Tap</w:t>
-      </w:r>
-      <w:r>
-        <w:t xml:space="preserve"> </w:t>
-      </w:r>
-      <w:r>
-        <w:rPr>
-          <w:b/>
-          <w:bCs/>
-        </w:rPr>
-        <w:t xml:space="preserve">Start</w:t>
-      </w:r>
-    </w:p>
-    <w:p>
-      <w:pPr>
-        <w:numPr>
-          <w:ilvl w:val="0"/>
-          <w:numId w:val="1288"/>
-        </w:numPr>
-      </w:pPr>
-      <w:r>
-        <w:t xml:space="preserve">Observe the green running indicator for 5 s</w:t>
-      </w:r>
-    </w:p>
-    <w:p>
-      <w:pPr>
-        <w:numPr>
-          <w:ilvl w:val="0"/>
-          <w:numId w:val="1289"/>
-        </w:numPr>
-      </w:pPr>
-      <w:r>
-        <w:t xml:space="preserve">Tap</w:t>
-      </w:r>
-      <w:r>
-        <w:t xml:space="preserve"> </w:t>
-      </w:r>
-      <w:r>
-        <w:rPr>
-          <w:b/>
-          <w:bCs/>
-        </w:rPr>
-        <w:t xml:space="preserve">Stop</w:t>
-      </w:r>
-    </w:p>
-    <w:p>
-      <w:pPr>
-        <w:numPr>
-          <w:ilvl w:val="0"/>
-          <w:numId w:val="1290"/>
-        </w:numPr>
-      </w:pPr>
-      <w:r>
-        <w:t xml:space="preserve">Verify indicator goes green on Start and red on Stop</w:t>
-      </w:r>
-    </w:p>
-    <w:p>
-      <w:pPr>
-        <w:numPr>
-          <w:ilvl w:val="0"/>
-          <w:numId w:val="1291"/>
-        </w:numPr>
-      </w:pPr>
-      <w:r>
-        <w:t xml:space="preserve">Confirm the app does not freeze or crash</w:t>
-      </w:r>
-    </w:p>
-    <w:p>
-      <w:pPr>
-        <w:numPr>
-          <w:ilvl w:val="0"/>
-          <w:numId w:val="1292"/>
         </w:numPr>
       </w:pPr>
       <w:r>
@@ -10074,14 +9807,24 @@
         </w:pict>
       </w:r>
     </w:p>
+    <w:bookmarkEnd w:id="70"/>
     <w:bookmarkEnd w:id="71"/>
-    <w:bookmarkStart w:id="72" w:name="X739c06766e2e2b5a227b8590f6e10ca3595ebd4"/>
+    <w:bookmarkStart w:id="78" w:name="k-regression-smoke-tests-manual"/>
+    <w:p>
+      <w:pPr>
+        <w:pStyle w:val="Heading2"/>
+      </w:pPr>
+      <w:r>
+        <w:t xml:space="preserve">K — Regression Smoke Tests (Manual)</w:t>
+      </w:r>
+    </w:p>
+    <w:bookmarkStart w:id="72" w:name="k1-app-launches-without-crash"/>
     <w:p>
       <w:pPr>
         <w:pStyle w:val="Heading3"/>
       </w:pPr>
       <w:r>
-        <w:t xml:space="preserve">K4 — Memory stable during extended recording</w:t>
+        <w:t xml:space="preserve">K1 — App launches without crash</w:t>
       </w:r>
     </w:p>
     <w:p>
@@ -10115,7 +9858,7 @@
         <w:t xml:space="preserve"> </w:t>
       </w:r>
       <w:r>
-        <w:t xml:space="preserve">Medium</w:t>
+        <w:t xml:space="preserve">High</w:t>
       </w:r>
     </w:p>
     <w:p>
@@ -10133,111 +9876,70 @@
         <w:t xml:space="preserve"> </w:t>
       </w:r>
       <w:r>
-        <w:t xml:space="preserve">Xcode Instruments available. App running on a physical device.</w:t>
-      </w:r>
-    </w:p>
-    <w:p>
-      <w:pPr>
-        <w:numPr>
-          <w:ilvl w:val="0"/>
-          <w:numId w:val="1293"/>
-        </w:numPr>
-      </w:pPr>
-      <w:r>
-        <w:t xml:space="preserve">Profile the app with the Allocations instrument in Xcode</w:t>
-      </w:r>
-    </w:p>
-    <w:p>
-      <w:pPr>
-        <w:numPr>
-          <w:ilvl w:val="0"/>
-          <w:numId w:val="1294"/>
-        </w:numPr>
-      </w:pPr>
-      <w:r>
-        <w:t xml:space="preserve">Tap</w:t>
-      </w:r>
-      <w:r>
-        <w:t xml:space="preserve"> </w:t>
-      </w:r>
-      <w:r>
-        <w:rPr>
-          <w:b/>
-          <w:bCs/>
-        </w:rPr>
-        <w:t xml:space="preserve">Start</w:t>
-      </w:r>
-    </w:p>
-    <w:p>
-      <w:pPr>
-        <w:numPr>
-          <w:ilvl w:val="0"/>
-          <w:numId w:val="1295"/>
-        </w:numPr>
-      </w:pPr>
-      <w:r>
-        <w:t xml:space="preserve">Record continuously for 2 minutes</w:t>
-      </w:r>
-    </w:p>
-    <w:p>
-      <w:pPr>
-        <w:numPr>
-          <w:ilvl w:val="0"/>
-          <w:numId w:val="1296"/>
-        </w:numPr>
-      </w:pPr>
-      <w:r>
-        <w:t xml:space="preserve">Tap</w:t>
-      </w:r>
-      <w:r>
-        <w:t xml:space="preserve"> </w:t>
-      </w:r>
-      <w:r>
-        <w:rPr>
-          <w:b/>
-          <w:bCs/>
-        </w:rPr>
-        <w:t xml:space="preserve">Stop</w:t>
-      </w:r>
-    </w:p>
-    <w:p>
-      <w:pPr>
-        <w:numPr>
-          <w:ilvl w:val="0"/>
-          <w:numId w:val="1297"/>
-        </w:numPr>
-      </w:pPr>
-      <w:r>
-        <w:t xml:space="preserve">Verify memory usage grows during FFT initialisation and then plateaus</w:t>
-      </w:r>
-    </w:p>
-    <w:p>
-      <w:pPr>
-        <w:numPr>
-          <w:ilvl w:val="0"/>
-          <w:numId w:val="1298"/>
-        </w:numPr>
-      </w:pPr>
-      <w:r>
-        <w:t xml:space="preserve">Confirm there is no unbounded growth over the 2-minute period</w:t>
-      </w:r>
-    </w:p>
-    <w:p>
-      <w:pPr>
-        <w:numPr>
-          <w:ilvl w:val="0"/>
-          <w:numId w:val="1299"/>
-        </w:numPr>
-      </w:pPr>
-      <w:r>
-        <w:t xml:space="preserve">Confirm net growth is less than 10 MB from the plateau</w:t>
-      </w:r>
-    </w:p>
-    <w:p>
-      <w:pPr>
-        <w:numPr>
-          <w:ilvl w:val="0"/>
-          <w:numId w:val="1300"/>
+        <w:t xml:space="preserve">Device restarted (cold launch).</w:t>
+      </w:r>
+    </w:p>
+    <w:p>
+      <w:pPr>
+        <w:numPr>
+          <w:ilvl w:val="0"/>
+          <w:numId w:val="1288"/>
+        </w:numPr>
+      </w:pPr>
+      <w:r>
+        <w:t xml:space="preserve">Tap the GuitarTap icon</w:t>
+      </w:r>
+    </w:p>
+    <w:p>
+      <w:pPr>
+        <w:numPr>
+          <w:ilvl w:val="0"/>
+          <w:numId w:val="1289"/>
+        </w:numPr>
+      </w:pPr>
+      <w:r>
+        <w:t xml:space="preserve">Verify the main view appears within 3 s</w:t>
+      </w:r>
+    </w:p>
+    <w:p>
+      <w:pPr>
+        <w:numPr>
+          <w:ilvl w:val="0"/>
+          <w:numId w:val="1290"/>
+        </w:numPr>
+      </w:pPr>
+      <w:r>
+        <w:t xml:space="preserve">Confirm no crash occurs</w:t>
+      </w:r>
+    </w:p>
+    <w:p>
+      <w:pPr>
+        <w:numPr>
+          <w:ilvl w:val="0"/>
+          <w:numId w:val="1291"/>
+        </w:numPr>
+      </w:pPr>
+      <w:r>
+        <w:t xml:space="preserve">Confirm no</w:t>
+      </w:r>
+      <w:r>
+        <w:t xml:space="preserve"> </w:t>
+      </w:r>
+      <w:r>
+        <w:t xml:space="preserve">“GuitarTap quit unexpectedly”</w:t>
+      </w:r>
+      <w:r>
+        <w:t xml:space="preserve"> </w:t>
+      </w:r>
+      <w:r>
+        <w:t xml:space="preserve">dialog appears</w:t>
+      </w:r>
+    </w:p>
+    <w:p>
+      <w:pPr>
+        <w:numPr>
+          <w:ilvl w:val="0"/>
+          <w:numId w:val="1292"/>
         </w:numPr>
       </w:pPr>
       <w:r>
@@ -10278,13 +9980,13 @@
       </w:r>
     </w:p>
     <w:bookmarkEnd w:id="72"/>
-    <w:bookmarkStart w:id="73" w:name="k5-app-returns-from-background-correctly"/>
+    <w:bookmarkStart w:id="73" w:name="X2868af2a95f76991442d6465b8b41b40a09db7b"/>
     <w:p>
       <w:pPr>
         <w:pStyle w:val="Heading3"/>
       </w:pPr>
       <w:r>
-        <w:t xml:space="preserve">K5 — App returns from background correctly</w:t>
+        <w:t xml:space="preserve">K2 — Chart renders with a saved measurement</w:t>
       </w:r>
     </w:p>
     <w:p>
@@ -10302,7 +10004,7 @@
         <w:t xml:space="preserve"> </w:t>
       </w:r>
       <w:r>
-        <w:t xml:space="preserve">iOS · iPadOS</w:t>
+        <w:t xml:space="preserve">iOS · iPadOS · macOS</w:t>
       </w:r>
       <w:r>
         <w:t xml:space="preserve"> </w:t>
@@ -10336,104 +10038,164 @@
         <w:t xml:space="preserve"> </w:t>
       </w:r>
       <w:r>
-        <w:t xml:space="preserve">App recording on iPhone or iPad.</w:t>
-      </w:r>
-    </w:p>
-    <w:p>
-      <w:pPr>
-        <w:numPr>
-          <w:ilvl w:val="0"/>
-          <w:numId w:val="1301"/>
-        </w:numPr>
-      </w:pPr>
-      <w:r>
-        <w:t xml:space="preserve">Tap</w:t>
-      </w:r>
-      <w:r>
-        <w:t xml:space="preserve"> </w:t>
-      </w:r>
-      <w:r>
-        <w:rPr>
-          <w:b/>
-          <w:bCs/>
-        </w:rPr>
-        <w:t xml:space="preserve">Start</w:t>
-      </w:r>
-      <w:r>
-        <w:t xml:space="preserve">; confirm spectrum is animating</w:t>
-      </w:r>
-    </w:p>
-    <w:p>
-      <w:pPr>
-        <w:numPr>
-          <w:ilvl w:val="0"/>
-          <w:numId w:val="1302"/>
-        </w:numPr>
-      </w:pPr>
-      <w:r>
-        <w:t xml:space="preserve">Press the Home button (or swipe up to go home)</w:t>
-      </w:r>
-    </w:p>
-    <w:p>
-      <w:pPr>
-        <w:numPr>
-          <w:ilvl w:val="0"/>
-          <w:numId w:val="1303"/>
-        </w:numPr>
-      </w:pPr>
-      <w:r>
-        <w:t xml:space="preserve">Wait 10 s</w:t>
-      </w:r>
-    </w:p>
-    <w:p>
-      <w:pPr>
-        <w:numPr>
-          <w:ilvl w:val="0"/>
-          <w:numId w:val="1304"/>
-        </w:numPr>
-      </w:pPr>
-      <w:r>
-        <w:t xml:space="preserve">Return to GuitarTap by tapping its icon</w:t>
-      </w:r>
-    </w:p>
-    <w:p>
-      <w:pPr>
-        <w:numPr>
-          <w:ilvl w:val="0"/>
-          <w:numId w:val="1305"/>
-        </w:numPr>
-      </w:pPr>
-      <w:r>
-        <w:t xml:space="preserve">Verify the app is either still recording (indicator green) or in a clean stopped state</w:t>
-      </w:r>
-    </w:p>
-    <w:p>
-      <w:pPr>
-        <w:numPr>
-          <w:ilvl w:val="0"/>
-          <w:numId w:val="1306"/>
-        </w:numPr>
-      </w:pPr>
-      <w:r>
-        <w:t xml:space="preserve">Confirm the UI is not frozen</w:t>
-      </w:r>
-    </w:p>
-    <w:p>
-      <w:pPr>
-        <w:numPr>
-          <w:ilvl w:val="0"/>
-          <w:numId w:val="1307"/>
-        </w:numPr>
-      </w:pPr>
-      <w:r>
-        <w:t xml:space="preserve">Confirm no crash has occurred</w:t>
-      </w:r>
-    </w:p>
-    <w:p>
-      <w:pPr>
-        <w:numPr>
-          <w:ilvl w:val="0"/>
-          <w:numId w:val="1308"/>
+        <w:t xml:space="preserve">At least one measurement has been saved using the</w:t>
+      </w:r>
+      <w:r>
+        <w:t xml:space="preserve"> </w:t>
+      </w:r>
+      <w:r>
+        <w:rPr>
+          <w:b/>
+          <w:bCs/>
+        </w:rPr>
+        <w:t xml:space="preserve">Save</w:t>
+      </w:r>
+      <w:r>
+        <w:t xml:space="preserve"> </w:t>
+      </w:r>
+      <w:r>
+        <w:t xml:space="preserve">button during a previous tap tone session (see R8).</w:t>
+      </w:r>
+    </w:p>
+    <w:p>
+      <w:pPr>
+        <w:numPr>
+          <w:ilvl w:val="0"/>
+          <w:numId w:val="1293"/>
+        </w:numPr>
+      </w:pPr>
+      <w:r>
+        <w:t xml:space="preserve">Export the saved measurement to a</w:t>
+      </w:r>
+      <w:r>
+        <w:t xml:space="preserve"> </w:t>
+      </w:r>
+      <w:r>
+        <w:rPr>
+          <w:rStyle w:val="VerbatimChar"/>
+        </w:rPr>
+        <w:t xml:space="preserve">.guitartap</w:t>
+      </w:r>
+      <w:r>
+        <w:t xml:space="preserve"> </w:t>
+      </w:r>
+      <w:r>
+        <w:t xml:space="preserve">file using</w:t>
+      </w:r>
+      <w:r>
+        <w:t xml:space="preserve"> </w:t>
+      </w:r>
+      <w:r>
+        <w:rPr>
+          <w:b/>
+          <w:bCs/>
+        </w:rPr>
+        <w:t xml:space="preserve">Export Measurement</w:t>
+      </w:r>
+      <w:r>
+        <w:t xml:space="preserve"> </w:t>
+      </w:r>
+      <w:r>
+        <w:t xml:space="preserve">(iOS/iPadOS share sheet) or</w:t>
+      </w:r>
+      <w:r>
+        <w:t xml:space="preserve"> </w:t>
+      </w:r>
+      <w:r>
+        <w:rPr>
+          <w:b/>
+          <w:bCs/>
+        </w:rPr>
+        <w:t xml:space="preserve">Save Measurement to Disk…</w:t>
+      </w:r>
+      <w:r>
+        <w:t xml:space="preserve"> </w:t>
+      </w:r>
+      <w:r>
+        <w:t xml:space="preserve">(macOS)</w:t>
+      </w:r>
+    </w:p>
+    <w:p>
+      <w:pPr>
+        <w:numPr>
+          <w:ilvl w:val="0"/>
+          <w:numId w:val="1294"/>
+        </w:numPr>
+      </w:pPr>
+      <w:r>
+        <w:t xml:space="preserve">Re-import it using</w:t>
+      </w:r>
+      <w:r>
+        <w:t xml:space="preserve"> </w:t>
+      </w:r>
+      <w:r>
+        <w:rPr>
+          <w:b/>
+          <w:bCs/>
+        </w:rPr>
+        <w:t xml:space="preserve">Import Measurement</w:t>
+      </w:r>
+      <w:r>
+        <w:t xml:space="preserve"> </w:t>
+      </w:r>
+      <w:r>
+        <w:t xml:space="preserve">(iOS/iPadOS) or the</w:t>
+      </w:r>
+      <w:r>
+        <w:t xml:space="preserve"> </w:t>
+      </w:r>
+      <w:r>
+        <w:rPr>
+          <w:b/>
+          <w:bCs/>
+        </w:rPr>
+        <w:t xml:space="preserve">Import</w:t>
+      </w:r>
+      <w:r>
+        <w:t xml:space="preserve"> </w:t>
+      </w:r>
+      <w:r>
+        <w:t xml:space="preserve">toolbar button (macOS)</w:t>
+      </w:r>
+    </w:p>
+    <w:p>
+      <w:pPr>
+        <w:numPr>
+          <w:ilvl w:val="0"/>
+          <w:numId w:val="1295"/>
+        </w:numPr>
+      </w:pPr>
+      <w:r>
+        <w:t xml:space="preserve">Open the imported measurement from the Measurements list</w:t>
+      </w:r>
+    </w:p>
+    <w:p>
+      <w:pPr>
+        <w:numPr>
+          <w:ilvl w:val="0"/>
+          <w:numId w:val="1296"/>
+        </w:numPr>
+      </w:pPr>
+      <w:r>
+        <w:t xml:space="preserve">Verify the spectrum chart renders with peaks annotated</w:t>
+      </w:r>
+    </w:p>
+    <w:p>
+      <w:pPr>
+        <w:numPr>
+          <w:ilvl w:val="0"/>
+          <w:numId w:val="1297"/>
+        </w:numPr>
+      </w:pPr>
+      <w:r>
+        <w:t xml:space="preserve">Confirm no blank chart or decode error</w:t>
+      </w:r>
+    </w:p>
+    <w:p>
+      <w:pPr>
+        <w:numPr>
+          <w:ilvl w:val="0"/>
+          <w:numId w:val="1298"/>
         </w:numPr>
       </w:pPr>
       <w:r>
@@ -10474,13 +10236,13 @@
       </w:r>
     </w:p>
     <w:bookmarkEnd w:id="73"/>
-    <w:bookmarkStart w:id="74" w:name="k6-rotation-does-not-break-layout"/>
+    <w:bookmarkStart w:id="74" w:name="X9cf2ebe45cc209b4010516a5f4266ee2ab9644d"/>
     <w:p>
       <w:pPr>
         <w:pStyle w:val="Heading3"/>
       </w:pPr>
       <w:r>
-        <w:t xml:space="preserve">K6 — Rotation does not break layout</w:t>
+        <w:t xml:space="preserve">K3 — Recording starts automatically on launch</w:t>
       </w:r>
     </w:p>
     <w:p>
@@ -10498,7 +10260,7 @@
         <w:t xml:space="preserve"> </w:t>
       </w:r>
       <w:r>
-        <w:t xml:space="preserve">iOS · iPadOS</w:t>
+        <w:t xml:space="preserve">iOS · iPadOS · macOS</w:t>
       </w:r>
       <w:r>
         <w:t xml:space="preserve"> </w:t>
@@ -10514,7 +10276,7 @@
         <w:t xml:space="preserve"> </w:t>
       </w:r>
       <w:r>
-        <w:t xml:space="preserve">Medium</w:t>
+        <w:t xml:space="preserve">High</w:t>
       </w:r>
     </w:p>
     <w:p>
@@ -10532,96 +10294,47 @@
         <w:t xml:space="preserve"> </w:t>
       </w:r>
       <w:r>
-        <w:t xml:space="preserve">App running on iPhone or iPad.</w:t>
-      </w:r>
-    </w:p>
-    <w:p>
-      <w:pPr>
-        <w:numPr>
-          <w:ilvl w:val="0"/>
-          <w:numId w:val="1309"/>
-        </w:numPr>
-      </w:pPr>
-      <w:r>
-        <w:t xml:space="preserve">Hold the device in portrait; confirm the spectrum is visible</w:t>
-      </w:r>
-    </w:p>
-    <w:p>
-      <w:pPr>
-        <w:numPr>
-          <w:ilvl w:val="0"/>
-          <w:numId w:val="1310"/>
-        </w:numPr>
-      </w:pPr>
-      <w:r>
-        <w:t xml:space="preserve">Tap</w:t>
-      </w:r>
-      <w:r>
-        <w:t xml:space="preserve"> </w:t>
-      </w:r>
-      <w:r>
-        <w:rPr>
-          <w:b/>
-          <w:bCs/>
-        </w:rPr>
-        <w:t xml:space="preserve">Start</w:t>
-      </w:r>
-      <w:r>
-        <w:t xml:space="preserve"> </w:t>
-      </w:r>
-      <w:r>
-        <w:t xml:space="preserve">and confirm spectrum is animating</w:t>
-      </w:r>
-    </w:p>
-    <w:p>
-      <w:pPr>
-        <w:numPr>
-          <w:ilvl w:val="0"/>
-          <w:numId w:val="1311"/>
-        </w:numPr>
-      </w:pPr>
-      <w:r>
-        <w:t xml:space="preserve">Rotate the device to landscape</w:t>
-      </w:r>
-    </w:p>
-    <w:p>
-      <w:pPr>
-        <w:numPr>
-          <w:ilvl w:val="0"/>
-          <w:numId w:val="1312"/>
-        </w:numPr>
-      </w:pPr>
-      <w:r>
-        <w:t xml:space="preserve">Verify the chart, header buttons, and status bar reflow without truncation or overlap</w:t>
-      </w:r>
-    </w:p>
-    <w:p>
-      <w:pPr>
-        <w:numPr>
-          <w:ilvl w:val="0"/>
-          <w:numId w:val="1313"/>
-        </w:numPr>
-      </w:pPr>
-      <w:r>
-        <w:t xml:space="preserve">Rotate back to portrait</w:t>
-      </w:r>
-    </w:p>
-    <w:p>
-      <w:pPr>
-        <w:numPr>
-          <w:ilvl w:val="0"/>
-          <w:numId w:val="1314"/>
-        </w:numPr>
-      </w:pPr>
-      <w:r>
-        <w:t xml:space="preserve">Verify the layout is still correct</w:t>
-      </w:r>
-    </w:p>
-    <w:p>
-      <w:pPr>
-        <w:numPr>
-          <w:ilvl w:val="0"/>
-          <w:numId w:val="1315"/>
+        <w:t xml:space="preserve">Microphone permission granted.</w:t>
+      </w:r>
+    </w:p>
+    <w:p>
+      <w:pPr>
+        <w:numPr>
+          <w:ilvl w:val="0"/>
+          <w:numId w:val="1299"/>
+        </w:numPr>
+      </w:pPr>
+      <w:r>
+        <w:t xml:space="preserve">Launch the app</w:t>
+      </w:r>
+    </w:p>
+    <w:p>
+      <w:pPr>
+        <w:numPr>
+          <w:ilvl w:val="0"/>
+          <w:numId w:val="1300"/>
+        </w:numPr>
+      </w:pPr>
+      <w:r>
+        <w:t xml:space="preserve">Verify the green running indicator appears within 3 s</w:t>
+      </w:r>
+    </w:p>
+    <w:p>
+      <w:pPr>
+        <w:numPr>
+          <w:ilvl w:val="0"/>
+          <w:numId w:val="1301"/>
+        </w:numPr>
+      </w:pPr>
+      <w:r>
+        <w:t xml:space="preserve">Confirm the app does not freeze or crash</w:t>
+      </w:r>
+    </w:p>
+    <w:p>
+      <w:pPr>
+        <w:numPr>
+          <w:ilvl w:val="0"/>
+          <w:numId w:val="1302"/>
         </w:numPr>
       </w:pPr>
       <w:r>
@@ -10662,8 +10375,524 @@
       </w:r>
     </w:p>
     <w:bookmarkEnd w:id="74"/>
+    <w:bookmarkStart w:id="75" w:name="X739c06766e2e2b5a227b8590f6e10ca3595ebd4"/>
+    <w:p>
+      <w:pPr>
+        <w:pStyle w:val="Heading3"/>
+      </w:pPr>
+      <w:r>
+        <w:t xml:space="preserve">K4 — Memory stable during extended recording</w:t>
+      </w:r>
+    </w:p>
+    <w:p>
+      <w:pPr>
+        <w:pStyle w:val="FirstParagraph"/>
+      </w:pPr>
+      <w:r>
+        <w:rPr>
+          <w:b/>
+          <w:bCs/>
+        </w:rPr>
+        <w:t xml:space="preserve">Platforms:</w:t>
+      </w:r>
+      <w:r>
+        <w:t xml:space="preserve"> </w:t>
+      </w:r>
+      <w:r>
+        <w:t xml:space="preserve">iOS · iPadOS · macOS</w:t>
+      </w:r>
+      <w:r>
+        <w:t xml:space="preserve"> </w:t>
+      </w:r>
+      <w:r>
+        <w:rPr>
+          <w:b/>
+          <w:bCs/>
+        </w:rPr>
+        <w:t xml:space="preserve">Priority:</w:t>
+      </w:r>
+      <w:r>
+        <w:t xml:space="preserve"> </w:t>
+      </w:r>
+      <w:r>
+        <w:t xml:space="preserve">Medium</w:t>
+      </w:r>
+    </w:p>
+    <w:p>
+      <w:pPr>
+        <w:pStyle w:val="BodyText"/>
+      </w:pPr>
+      <w:r>
+        <w:rPr>
+          <w:b/>
+          <w:bCs/>
+        </w:rPr>
+        <w:t xml:space="preserve">Preconditions:</w:t>
+      </w:r>
+      <w:r>
+        <w:t xml:space="preserve"> </w:t>
+      </w:r>
+      <w:r>
+        <w:t xml:space="preserve">Xcode Instruments available. App running on a physical device.</w:t>
+      </w:r>
+    </w:p>
+    <w:p>
+      <w:pPr>
+        <w:numPr>
+          <w:ilvl w:val="0"/>
+          <w:numId w:val="1303"/>
+        </w:numPr>
+      </w:pPr>
+      <w:r>
+        <w:t xml:space="preserve">Profile the app with the Allocations instrument in Xcode</w:t>
+      </w:r>
+    </w:p>
+    <w:p>
+      <w:pPr>
+        <w:numPr>
+          <w:ilvl w:val="0"/>
+          <w:numId w:val="1304"/>
+        </w:numPr>
+      </w:pPr>
+      <w:r>
+        <w:t xml:space="preserve">Launch the app (recording begins automatically)</w:t>
+      </w:r>
+    </w:p>
+    <w:p>
+      <w:pPr>
+        <w:numPr>
+          <w:ilvl w:val="0"/>
+          <w:numId w:val="1305"/>
+        </w:numPr>
+      </w:pPr>
+      <w:r>
+        <w:t xml:space="preserve">Record continuously for 2 minutes</w:t>
+      </w:r>
+    </w:p>
+    <w:p>
+      <w:pPr>
+        <w:numPr>
+          <w:ilvl w:val="0"/>
+          <w:numId w:val="1306"/>
+        </w:numPr>
+      </w:pPr>
+      <w:r>
+        <w:t xml:space="preserve">Verify memory usage grows during FFT initialisation and then plateaus</w:t>
+      </w:r>
+    </w:p>
+    <w:p>
+      <w:pPr>
+        <w:numPr>
+          <w:ilvl w:val="0"/>
+          <w:numId w:val="1307"/>
+        </w:numPr>
+      </w:pPr>
+      <w:r>
+        <w:t xml:space="preserve">Confirm there is no unbounded growth over the 2-minute period</w:t>
+      </w:r>
+    </w:p>
+    <w:p>
+      <w:pPr>
+        <w:numPr>
+          <w:ilvl w:val="0"/>
+          <w:numId w:val="1308"/>
+        </w:numPr>
+      </w:pPr>
+      <w:r>
+        <w:t xml:space="preserve">Confirm net growth is less than 10 MB from the plateau</w:t>
+      </w:r>
+    </w:p>
+    <w:p>
+      <w:pPr>
+        <w:numPr>
+          <w:ilvl w:val="0"/>
+          <w:numId w:val="1309"/>
+        </w:numPr>
+      </w:pPr>
+      <w:r>
+        <w:rPr>
+          <w:b/>
+          <w:bCs/>
+        </w:rPr>
+        <w:t xml:space="preserve">Pass</w:t>
+      </w:r>
+      <w:r>
+        <w:t xml:space="preserve"> </w:t>
+      </w:r>
+      <w:r>
+        <w:t xml:space="preserve">- [ ]</w:t>
+      </w:r>
+      <w:r>
+        <w:t xml:space="preserve"> </w:t>
+      </w:r>
+      <w:r>
+        <w:rPr>
+          <w:b/>
+          <w:bCs/>
+        </w:rPr>
+        <w:t xml:space="preserve">Fail</w:t>
+      </w:r>
+      <w:r>
+        <w:t xml:space="preserve"> </w:t>
+      </w:r>
+      <w:r>
+        <w:t xml:space="preserve">Notes: _______________________________________</w:t>
+      </w:r>
+    </w:p>
+    <w:p>
+      <w:r>
+        <w:pict>
+          <v:rect style="width:0;height:1.5pt" o:hralign="center" o:hrstd="t" o:hr="t"/>
+        </w:pict>
+      </w:r>
+    </w:p>
     <w:bookmarkEnd w:id="75"/>
-    <w:bookmarkStart w:id="76" w:name="summary"/>
+    <w:bookmarkStart w:id="76" w:name="k5-app-returns-from-background-correctly"/>
+    <w:p>
+      <w:pPr>
+        <w:pStyle w:val="Heading3"/>
+      </w:pPr>
+      <w:r>
+        <w:t xml:space="preserve">K5 — App returns from background correctly</w:t>
+      </w:r>
+    </w:p>
+    <w:p>
+      <w:pPr>
+        <w:pStyle w:val="FirstParagraph"/>
+      </w:pPr>
+      <w:r>
+        <w:rPr>
+          <w:b/>
+          <w:bCs/>
+        </w:rPr>
+        <w:t xml:space="preserve">Platforms:</w:t>
+      </w:r>
+      <w:r>
+        <w:t xml:space="preserve"> </w:t>
+      </w:r>
+      <w:r>
+        <w:t xml:space="preserve">iOS · iPadOS</w:t>
+      </w:r>
+      <w:r>
+        <w:t xml:space="preserve"> </w:t>
+      </w:r>
+      <w:r>
+        <w:rPr>
+          <w:b/>
+          <w:bCs/>
+        </w:rPr>
+        <w:t xml:space="preserve">Priority:</w:t>
+      </w:r>
+      <w:r>
+        <w:t xml:space="preserve"> </w:t>
+      </w:r>
+      <w:r>
+        <w:t xml:space="preserve">High</w:t>
+      </w:r>
+    </w:p>
+    <w:p>
+      <w:pPr>
+        <w:pStyle w:val="BodyText"/>
+      </w:pPr>
+      <w:r>
+        <w:rPr>
+          <w:b/>
+          <w:bCs/>
+        </w:rPr>
+        <w:t xml:space="preserve">Preconditions:</w:t>
+      </w:r>
+      <w:r>
+        <w:t xml:space="preserve"> </w:t>
+      </w:r>
+      <w:r>
+        <w:t xml:space="preserve">App recording on iPhone or iPad.</w:t>
+      </w:r>
+    </w:p>
+    <w:p>
+      <w:pPr>
+        <w:numPr>
+          <w:ilvl w:val="0"/>
+          <w:numId w:val="1310"/>
+        </w:numPr>
+      </w:pPr>
+      <w:r>
+        <w:t xml:space="preserve">Confirm spectrum is animating (recording starts automatically on launch)</w:t>
+      </w:r>
+    </w:p>
+    <w:p>
+      <w:pPr>
+        <w:numPr>
+          <w:ilvl w:val="0"/>
+          <w:numId w:val="1311"/>
+        </w:numPr>
+      </w:pPr>
+      <w:r>
+        <w:t xml:space="preserve">Press the Home button (or swipe up to go home)</w:t>
+      </w:r>
+    </w:p>
+    <w:p>
+      <w:pPr>
+        <w:numPr>
+          <w:ilvl w:val="0"/>
+          <w:numId w:val="1312"/>
+        </w:numPr>
+      </w:pPr>
+      <w:r>
+        <w:t xml:space="preserve">Wait 10 s</w:t>
+      </w:r>
+    </w:p>
+    <w:p>
+      <w:pPr>
+        <w:numPr>
+          <w:ilvl w:val="0"/>
+          <w:numId w:val="1313"/>
+        </w:numPr>
+      </w:pPr>
+      <w:r>
+        <w:t xml:space="preserve">Return to GuitarTap by tapping its icon</w:t>
+      </w:r>
+    </w:p>
+    <w:p>
+      <w:pPr>
+        <w:numPr>
+          <w:ilvl w:val="0"/>
+          <w:numId w:val="1314"/>
+        </w:numPr>
+      </w:pPr>
+      <w:r>
+        <w:t xml:space="preserve">Verify the app is either still recording (indicator green) or in a clean stopped state</w:t>
+      </w:r>
+    </w:p>
+    <w:p>
+      <w:pPr>
+        <w:numPr>
+          <w:ilvl w:val="0"/>
+          <w:numId w:val="1315"/>
+        </w:numPr>
+      </w:pPr>
+      <w:r>
+        <w:t xml:space="preserve">Confirm the UI is not frozen</w:t>
+      </w:r>
+    </w:p>
+    <w:p>
+      <w:pPr>
+        <w:numPr>
+          <w:ilvl w:val="0"/>
+          <w:numId w:val="1316"/>
+        </w:numPr>
+      </w:pPr>
+      <w:r>
+        <w:t xml:space="preserve">Confirm no crash has occurred</w:t>
+      </w:r>
+    </w:p>
+    <w:p>
+      <w:pPr>
+        <w:numPr>
+          <w:ilvl w:val="0"/>
+          <w:numId w:val="1317"/>
+        </w:numPr>
+      </w:pPr>
+      <w:r>
+        <w:rPr>
+          <w:b/>
+          <w:bCs/>
+        </w:rPr>
+        <w:t xml:space="preserve">Pass</w:t>
+      </w:r>
+      <w:r>
+        <w:t xml:space="preserve"> </w:t>
+      </w:r>
+      <w:r>
+        <w:t xml:space="preserve">- [ ]</w:t>
+      </w:r>
+      <w:r>
+        <w:t xml:space="preserve"> </w:t>
+      </w:r>
+      <w:r>
+        <w:rPr>
+          <w:b/>
+          <w:bCs/>
+        </w:rPr>
+        <w:t xml:space="preserve">Fail</w:t>
+      </w:r>
+      <w:r>
+        <w:t xml:space="preserve"> </w:t>
+      </w:r>
+      <w:r>
+        <w:t xml:space="preserve">Notes: _______________________________________</w:t>
+      </w:r>
+    </w:p>
+    <w:p>
+      <w:r>
+        <w:pict>
+          <v:rect style="width:0;height:1.5pt" o:hralign="center" o:hrstd="t" o:hr="t"/>
+        </w:pict>
+      </w:r>
+    </w:p>
+    <w:bookmarkEnd w:id="76"/>
+    <w:bookmarkStart w:id="77" w:name="k6-rotation-does-not-break-layout"/>
+    <w:p>
+      <w:pPr>
+        <w:pStyle w:val="Heading3"/>
+      </w:pPr>
+      <w:r>
+        <w:t xml:space="preserve">K6 — Rotation does not break layout</w:t>
+      </w:r>
+    </w:p>
+    <w:p>
+      <w:pPr>
+        <w:pStyle w:val="FirstParagraph"/>
+      </w:pPr>
+      <w:r>
+        <w:rPr>
+          <w:b/>
+          <w:bCs/>
+        </w:rPr>
+        <w:t xml:space="preserve">Platforms:</w:t>
+      </w:r>
+      <w:r>
+        <w:t xml:space="preserve"> </w:t>
+      </w:r>
+      <w:r>
+        <w:t xml:space="preserve">iOS · iPadOS</w:t>
+      </w:r>
+      <w:r>
+        <w:t xml:space="preserve"> </w:t>
+      </w:r>
+      <w:r>
+        <w:rPr>
+          <w:b/>
+          <w:bCs/>
+        </w:rPr>
+        <w:t xml:space="preserve">Priority:</w:t>
+      </w:r>
+      <w:r>
+        <w:t xml:space="preserve"> </w:t>
+      </w:r>
+      <w:r>
+        <w:t xml:space="preserve">Medium</w:t>
+      </w:r>
+    </w:p>
+    <w:p>
+      <w:pPr>
+        <w:pStyle w:val="BodyText"/>
+      </w:pPr>
+      <w:r>
+        <w:rPr>
+          <w:b/>
+          <w:bCs/>
+        </w:rPr>
+        <w:t xml:space="preserve">Preconditions:</w:t>
+      </w:r>
+      <w:r>
+        <w:t xml:space="preserve"> </w:t>
+      </w:r>
+      <w:r>
+        <w:t xml:space="preserve">App running on iPhone or iPad.</w:t>
+      </w:r>
+    </w:p>
+    <w:p>
+      <w:pPr>
+        <w:numPr>
+          <w:ilvl w:val="0"/>
+          <w:numId w:val="1318"/>
+        </w:numPr>
+      </w:pPr>
+      <w:r>
+        <w:t xml:space="preserve">Hold the device in portrait; confirm the spectrum is visible and animating (recording starts automatically on launch)</w:t>
+      </w:r>
+    </w:p>
+    <w:p>
+      <w:pPr>
+        <w:numPr>
+          <w:ilvl w:val="0"/>
+          <w:numId w:val="1319"/>
+        </w:numPr>
+      </w:pPr>
+      <w:r>
+        <w:t xml:space="preserve">Rotate the device to landscape</w:t>
+      </w:r>
+    </w:p>
+    <w:p>
+      <w:pPr>
+        <w:numPr>
+          <w:ilvl w:val="0"/>
+          <w:numId w:val="1320"/>
+        </w:numPr>
+      </w:pPr>
+      <w:r>
+        <w:t xml:space="preserve">Verify the chart, header buttons, and status bar reflow without truncation or overlap</w:t>
+      </w:r>
+    </w:p>
+    <w:p>
+      <w:pPr>
+        <w:numPr>
+          <w:ilvl w:val="0"/>
+          <w:numId w:val="1321"/>
+        </w:numPr>
+      </w:pPr>
+      <w:r>
+        <w:t xml:space="preserve">Rotate back to portrait</w:t>
+      </w:r>
+    </w:p>
+    <w:p>
+      <w:pPr>
+        <w:numPr>
+          <w:ilvl w:val="0"/>
+          <w:numId w:val="1322"/>
+        </w:numPr>
+      </w:pPr>
+      <w:r>
+        <w:t xml:space="preserve">Verify the layout is still correct</w:t>
+      </w:r>
+    </w:p>
+    <w:p>
+      <w:pPr>
+        <w:numPr>
+          <w:ilvl w:val="0"/>
+          <w:numId w:val="1323"/>
+        </w:numPr>
+      </w:pPr>
+      <w:r>
+        <w:rPr>
+          <w:b/>
+          <w:bCs/>
+        </w:rPr>
+        <w:t xml:space="preserve">Pass</w:t>
+      </w:r>
+      <w:r>
+        <w:t xml:space="preserve"> </w:t>
+      </w:r>
+      <w:r>
+        <w:t xml:space="preserve">- [ ]</w:t>
+      </w:r>
+      <w:r>
+        <w:t xml:space="preserve"> </w:t>
+      </w:r>
+      <w:r>
+        <w:rPr>
+          <w:b/>
+          <w:bCs/>
+        </w:rPr>
+        <w:t xml:space="preserve">Fail</w:t>
+      </w:r>
+      <w:r>
+        <w:t xml:space="preserve"> </w:t>
+      </w:r>
+      <w:r>
+        <w:t xml:space="preserve">Notes: _______________________________________</w:t>
+      </w:r>
+    </w:p>
+    <w:p>
+      <w:r>
+        <w:pict>
+          <v:rect style="width:0;height:1.5pt" o:hralign="center" o:hrstd="t" o:hr="t"/>
+        </w:pict>
+      </w:r>
+    </w:p>
+    <w:bookmarkEnd w:id="77"/>
+    <w:bookmarkEnd w:id="78"/>
+    <w:bookmarkStart w:id="79" w:name="summary"/>
     <w:p>
       <w:pPr>
         <w:pStyle w:val="Heading2"/>
@@ -11004,7 +11233,7 @@
               <w:pStyle w:val="Compact"/>
             </w:pPr>
             <w:r>
-              <w:t xml:space="preserve">5</w:t>
+              <w:t xml:space="preserve">8</w:t>
             </w:r>
           </w:p>
         </w:tc>
@@ -11204,7 +11433,7 @@
                 <w:b/>
                 <w:bCs/>
               </w:rPr>
-              <w:t xml:space="preserve">58</w:t>
+              <w:t xml:space="preserve">61</w:t>
             </w:r>
           </w:p>
         </w:tc>
@@ -11268,8 +11497,8 @@
         <w:t xml:space="preserve">_______________________________</w:t>
       </w:r>
     </w:p>
-    <w:bookmarkEnd w:id="76"/>
-    <w:bookmarkEnd w:id="77"/>
+    <w:bookmarkEnd w:id="79"/>
+    <w:bookmarkEnd w:id="80"/>
     <w:sectPr>
       <w:footnotePr>
         <w:numRestart w:val="eachSect"/>
@@ -12402,6 +12631,30 @@
     <w:abstractNumId w:val="992"/>
   </w:num>
   <w:num w:numId="1315">
+    <w:abstractNumId w:val="992"/>
+  </w:num>
+  <w:num w:numId="1316">
+    <w:abstractNumId w:val="992"/>
+  </w:num>
+  <w:num w:numId="1317">
+    <w:abstractNumId w:val="992"/>
+  </w:num>
+  <w:num w:numId="1318">
+    <w:abstractNumId w:val="992"/>
+  </w:num>
+  <w:num w:numId="1319">
+    <w:abstractNumId w:val="992"/>
+  </w:num>
+  <w:num w:numId="1320">
+    <w:abstractNumId w:val="992"/>
+  </w:num>
+  <w:num w:numId="1321">
+    <w:abstractNumId w:val="992"/>
+  </w:num>
+  <w:num w:numId="1322">
+    <w:abstractNumId w:val="992"/>
+  </w:num>
+  <w:num w:numId="1323">
     <w:abstractNumId w:val="992"/>
   </w:num>
 </w:numbering>

--- a/Tests/ManualTestChecklist.docx
+++ b/Tests/ManualTestChecklist.docx
@@ -2,7 +2,7 @@
 <file path=word/document.xml><?xml version="1.0" encoding="utf-8"?>
 <w:document xmlns:w="http://schemas.openxmlformats.org/wordprocessingml/2006/main" xmlns:m="http://schemas.openxmlformats.org/officeDocument/2006/math" xmlns:r="http://schemas.openxmlformats.org/officeDocument/2006/relationships" xmlns:o="urn:schemas-microsoft-com:office:office" xmlns:v="urn:schemas-microsoft-com:vml" xmlns:w10="urn:schemas-microsoft-com:office:word" xmlns:a="http://schemas.openxmlformats.org/drawingml/2006/main" xmlns:pic="http://schemas.openxmlformats.org/drawingml/2006/picture" xmlns:wp="http://schemas.openxmlformats.org/drawingml/2006/wordprocessingDrawing">
   <w:body>
-    <w:bookmarkStart w:id="80" w:name="guitartap-manual-test-checklist"/>
+    <w:bookmarkStart w:id="91" w:name="guitartap-manual-test-checklist"/>
     <w:p>
       <w:pPr>
         <w:pStyle w:val="Heading1"/>
@@ -7765,22 +7765,22 @@
     </w:p>
     <w:bookmarkEnd w:id="57"/>
     <w:bookmarkEnd w:id="58"/>
-    <w:bookmarkStart w:id="71" w:name="u-cross-platform-ui-manual"/>
+    <w:bookmarkStart w:id="69" w:name="cp-comparison-mode-manual"/>
     <w:p>
       <w:pPr>
         <w:pStyle w:val="Heading2"/>
       </w:pPr>
       <w:r>
-        <w:t xml:space="preserve">U — Cross-Platform UI (Manual)</w:t>
-      </w:r>
-    </w:p>
-    <w:bookmarkStart w:id="59" w:name="Xe4b1607631770bc2bb8a8783831898aedd70731"/>
+        <w:t xml:space="preserve">CP — Comparison Mode (Manual)</w:t>
+      </w:r>
+    </w:p>
+    <w:bookmarkStart w:id="59" w:name="cp1-enter-and-exit-compare-mode"/>
     <w:p>
       <w:pPr>
         <w:pStyle w:val="Heading3"/>
       </w:pPr>
       <w:r>
-        <w:t xml:space="preserve">U1 — All primary controls present on iPhone</w:t>
+        <w:t xml:space="preserve">CP1 — Enter and exit compare mode</w:t>
       </w:r>
     </w:p>
     <w:p>
@@ -7798,7 +7798,7 @@
         <w:t xml:space="preserve"> </w:t>
       </w:r>
       <w:r>
-        <w:t xml:space="preserve">iOS</w:t>
+        <w:t xml:space="preserve">iOS · iPadOS · macOS</w:t>
       </w:r>
       <w:r>
         <w:t xml:space="preserve"> </w:t>
@@ -7832,7 +7832,7 @@
         <w:t xml:space="preserve"> </w:t>
       </w:r>
       <w:r>
-        <w:t xml:space="preserve">iPhone with compact horizontal size class (iPhone SE, iPhone 15, etc.).</w:t>
+        <w:t xml:space="preserve">At least 2 saved guitar measurements exist in the Measurements list.</w:t>
       </w:r>
     </w:p>
     <w:p>
@@ -7843,7 +7843,23 @@
         </w:numPr>
       </w:pPr>
       <w:r>
-        <w:t xml:space="preserve">Launch GuitarTap on iPhone in portrait</w:t>
+        <w:t xml:space="preserve">Open the</w:t>
+      </w:r>
+      <w:r>
+        <w:t xml:space="preserve"> </w:t>
+      </w:r>
+      <w:r>
+        <w:rPr>
+          <w:b/>
+          <w:bCs/>
+        </w:rPr>
+        <w:t xml:space="preserve">Measurements</w:t>
+      </w:r>
+      <w:r>
+        <w:t xml:space="preserve"> </w:t>
+      </w:r>
+      <w:r>
+        <w:t xml:space="preserve">list</w:t>
       </w:r>
     </w:p>
     <w:p>
@@ -7854,7 +7870,17 @@
         </w:numPr>
       </w:pPr>
       <w:r>
-        <w:t xml:space="preserve">Verify nav bar left: Results</w:t>
+        <w:t xml:space="preserve">Tap/click</w:t>
+      </w:r>
+      <w:r>
+        <w:t xml:space="preserve"> </w:t>
+      </w:r>
+      <w:r>
+        <w:rPr>
+          <w:b/>
+          <w:bCs/>
+        </w:rPr>
+        <w:t xml:space="preserve">Compare</w:t>
       </w:r>
     </w:p>
     <w:p>
@@ -7865,7 +7891,7 @@
         </w:numPr>
       </w:pPr>
       <w:r>
-        <w:t xml:space="preserve">Verify nav bar right: Metrics, Settings</w:t>
+        <w:t xml:space="preserve">Verify the list enters selection mode (checkboxes appear, Import and Delete All are disabled)</w:t>
       </w:r>
     </w:p>
     <w:p>
@@ -7876,7 +7902,23 @@
         </w:numPr>
       </w:pPr>
       <w:r>
-        <w:t xml:space="preserve">Verify header button bar: Auto dB, Crosshair, Annotations, Save, Measurements (icon-only bordered buttons)</w:t>
+        <w:t xml:space="preserve">Tap/click</w:t>
+      </w:r>
+      <w:r>
+        <w:t xml:space="preserve"> </w:t>
+      </w:r>
+      <w:r>
+        <w:rPr>
+          <w:b/>
+          <w:bCs/>
+        </w:rPr>
+        <w:t xml:space="preserve">Cancel</w:t>
+      </w:r>
+      <w:r>
+        <w:t xml:space="preserve"> </w:t>
+      </w:r>
+      <w:r>
+        <w:t xml:space="preserve">(or the Compare button again if applicable)</w:t>
       </w:r>
     </w:p>
     <w:p>
@@ -7887,7 +7929,7 @@
         </w:numPr>
       </w:pPr>
       <w:r>
-        <w:t xml:space="preserve">Rotate to landscape</w:t>
+        <w:t xml:space="preserve">Verify the list returns to normal mode</w:t>
       </w:r>
     </w:p>
     <w:p>
@@ -7895,39 +7937,6 @@
         <w:numPr>
           <w:ilvl w:val="0"/>
           <w:numId w:val="1224"/>
-        </w:numPr>
-      </w:pPr>
-      <w:r>
-        <w:t xml:space="preserve">Verify nav bar left: Results, Auto dB, Crosshair</w:t>
-      </w:r>
-    </w:p>
-    <w:p>
-      <w:pPr>
-        <w:numPr>
-          <w:ilvl w:val="0"/>
-          <w:numId w:val="1225"/>
-        </w:numPr>
-      </w:pPr>
-      <w:r>
-        <w:t xml:space="preserve">Verify nav bar right: Annotations, Save, Measurements, Metrics, Settings</w:t>
-      </w:r>
-    </w:p>
-    <w:p>
-      <w:pPr>
-        <w:numPr>
-          <w:ilvl w:val="0"/>
-          <w:numId w:val="1226"/>
-        </w:numPr>
-      </w:pPr>
-      <w:r>
-        <w:t xml:space="preserve">Confirm no button is clipped, hidden, or missing in either orientation</w:t>
-      </w:r>
-    </w:p>
-    <w:p>
-      <w:pPr>
-        <w:numPr>
-          <w:ilvl w:val="0"/>
-          <w:numId w:val="1227"/>
         </w:numPr>
       </w:pPr>
       <w:r>
@@ -7968,13 +7977,13 @@
       </w:r>
     </w:p>
     <w:bookmarkEnd w:id="59"/>
-    <w:bookmarkStart w:id="60" w:name="u2-all-primary-controls-present-on-ipad"/>
+    <w:bookmarkStart w:id="60" w:name="Xadeec3ab74606991febf56b72b437e65a0fdf49"/>
     <w:p>
       <w:pPr>
         <w:pStyle w:val="Heading3"/>
       </w:pPr>
       <w:r>
-        <w:t xml:space="preserve">U2 — All primary controls present on iPad</w:t>
+        <w:t xml:space="preserve">CP2 — Plate/brace measurements not selectable in compare mode</w:t>
       </w:r>
     </w:p>
     <w:p>
@@ -7992,7 +8001,7 @@
         <w:t xml:space="preserve"> </w:t>
       </w:r>
       <w:r>
-        <w:t xml:space="preserve">iPadOS</w:t>
+        <w:t xml:space="preserve">iOS · iPadOS · macOS</w:t>
       </w:r>
       <w:r>
         <w:t xml:space="preserve"> </w:t>
@@ -8008,7 +8017,7 @@
         <w:t xml:space="preserve"> </w:t>
       </w:r>
       <w:r>
-        <w:t xml:space="preserve">High</w:t>
+        <w:t xml:space="preserve">Medium</w:t>
       </w:r>
     </w:p>
     <w:p>
@@ -8026,7 +8035,53 @@
         <w:t xml:space="preserve"> </w:t>
       </w:r>
       <w:r>
-        <w:t xml:space="preserve">iPad in landscape or portrait orientation.</w:t>
+        <w:t xml:space="preserve">The Measurements list contains at least one plate or brace measurement and at least one guitar measurement.</w:t>
+      </w:r>
+    </w:p>
+    <w:p>
+      <w:pPr>
+        <w:numPr>
+          <w:ilvl w:val="0"/>
+          <w:numId w:val="1225"/>
+        </w:numPr>
+      </w:pPr>
+      <w:r>
+        <w:t xml:space="preserve">Enter compare mode (tap</w:t>
+      </w:r>
+      <w:r>
+        <w:t xml:space="preserve"> </w:t>
+      </w:r>
+      <w:r>
+        <w:rPr>
+          <w:b/>
+          <w:bCs/>
+        </w:rPr>
+        <w:t xml:space="preserve">Compare</w:t>
+      </w:r>
+      <w:r>
+        <w:t xml:space="preserve">)</w:t>
+      </w:r>
+    </w:p>
+    <w:p>
+      <w:pPr>
+        <w:numPr>
+          <w:ilvl w:val="0"/>
+          <w:numId w:val="1226"/>
+        </w:numPr>
+      </w:pPr>
+      <w:r>
+        <w:t xml:space="preserve">Tap a plate or brace measurement row</w:t>
+      </w:r>
+    </w:p>
+    <w:p>
+      <w:pPr>
+        <w:numPr>
+          <w:ilvl w:val="0"/>
+          <w:numId w:val="1227"/>
+        </w:numPr>
+      </w:pPr>
+      <w:r>
+        <w:t xml:space="preserve">Verify it does not become selected (no checkmark appears)</w:t>
       </w:r>
     </w:p>
     <w:p>
@@ -8037,7 +8092,23 @@
         </w:numPr>
       </w:pPr>
       <w:r>
-        <w:t xml:space="preserve">Launch GuitarTap on iPad</w:t>
+        <w:t xml:space="preserve">Verify the</w:t>
+      </w:r>
+      <w:r>
+        <w:t xml:space="preserve"> </w:t>
+      </w:r>
+      <w:r>
+        <w:rPr>
+          <w:b/>
+          <w:bCs/>
+        </w:rPr>
+        <w:t xml:space="preserve">Compare Selected</w:t>
+      </w:r>
+      <w:r>
+        <w:t xml:space="preserve"> </w:t>
+      </w:r>
+      <w:r>
+        <w:t xml:space="preserve">button does not activate for plate/brace-only selection</w:t>
       </w:r>
     </w:p>
     <w:p>
@@ -8045,39 +8116,6 @@
         <w:numPr>
           <w:ilvl w:val="0"/>
           <w:numId w:val="1229"/>
-        </w:numPr>
-      </w:pPr>
-      <w:r>
-        <w:t xml:space="preserve">Verify the two-row header layout shows full-label buttons</w:t>
-      </w:r>
-    </w:p>
-    <w:p>
-      <w:pPr>
-        <w:numPr>
-          <w:ilvl w:val="0"/>
-          <w:numId w:val="1230"/>
-        </w:numPr>
-      </w:pPr>
-      <w:r>
-        <w:t xml:space="preserve">Confirm both rows are fully visible without horizontal scrolling</w:t>
-      </w:r>
-    </w:p>
-    <w:p>
-      <w:pPr>
-        <w:numPr>
-          <w:ilvl w:val="0"/>
-          <w:numId w:val="1231"/>
-        </w:numPr>
-      </w:pPr>
-      <w:r>
-        <w:t xml:space="preserve">Confirm all buttons have text labels</w:t>
-      </w:r>
-    </w:p>
-    <w:p>
-      <w:pPr>
-        <w:numPr>
-          <w:ilvl w:val="0"/>
-          <w:numId w:val="1232"/>
         </w:numPr>
       </w:pPr>
       <w:r>
@@ -8118,13 +8156,13 @@
       </w:r>
     </w:p>
     <w:bookmarkEnd w:id="60"/>
-    <w:bookmarkStart w:id="61" w:name="Xc3438a33a91d7e417bbd008e6a073c6569a3340"/>
+    <w:bookmarkStart w:id="61" w:name="X31f28da7555fabce8476c18dcc09797a6c705b2"/>
     <w:p>
       <w:pPr>
         <w:pStyle w:val="Heading3"/>
       </w:pPr>
       <w:r>
-        <w:t xml:space="preserve">U3 — All primary controls present on macOS (wide window)</w:t>
+        <w:t xml:space="preserve">CP3 — Compare Selected loads overlay on main chart</w:t>
       </w:r>
     </w:p>
     <w:p>
@@ -8142,7 +8180,7 @@
         <w:t xml:space="preserve"> </w:t>
       </w:r>
       <w:r>
-        <w:t xml:space="preserve">macOS</w:t>
+        <w:t xml:space="preserve">iOS · iPadOS · macOS</w:t>
       </w:r>
       <w:r>
         <w:t xml:space="preserve"> </w:t>
@@ -8176,7 +8214,56 @@
         <w:t xml:space="preserve"> </w:t>
       </w:r>
       <w:r>
-        <w:t xml:space="preserve">macOS, window at ≥900 px wide.</w:t>
+        <w:t xml:space="preserve">At least 2 saved guitar measurements with spectrum snapshots exist.</w:t>
+      </w:r>
+    </w:p>
+    <w:p>
+      <w:pPr>
+        <w:numPr>
+          <w:ilvl w:val="0"/>
+          <w:numId w:val="1230"/>
+        </w:numPr>
+      </w:pPr>
+      <w:r>
+        <w:t xml:space="preserve">Enter compare mode</w:t>
+      </w:r>
+    </w:p>
+    <w:p>
+      <w:pPr>
+        <w:numPr>
+          <w:ilvl w:val="0"/>
+          <w:numId w:val="1231"/>
+        </w:numPr>
+      </w:pPr>
+      <w:r>
+        <w:t xml:space="preserve">Select exactly 2 guitar measurements</w:t>
+      </w:r>
+    </w:p>
+    <w:p>
+      <w:pPr>
+        <w:numPr>
+          <w:ilvl w:val="0"/>
+          <w:numId w:val="1232"/>
+        </w:numPr>
+      </w:pPr>
+      <w:r>
+        <w:t xml:space="preserve">Verify</w:t>
+      </w:r>
+      <w:r>
+        <w:t xml:space="preserve"> </w:t>
+      </w:r>
+      <w:r>
+        <w:rPr>
+          <w:b/>
+          <w:bCs/>
+        </w:rPr>
+        <w:t xml:space="preserve">Compare Selected (2)</w:t>
+      </w:r>
+      <w:r>
+        <w:t xml:space="preserve"> </w:t>
+      </w:r>
+      <w:r>
+        <w:t xml:space="preserve">button is now enabled</w:t>
       </w:r>
     </w:p>
     <w:p>
@@ -8187,7 +8274,17 @@
         </w:numPr>
       </w:pPr>
       <w:r>
-        <w:t xml:space="preserve">Launch GuitarTap</w:t>
+        <w:t xml:space="preserve">Tap/click</w:t>
+      </w:r>
+      <w:r>
+        <w:t xml:space="preserve"> </w:t>
+      </w:r>
+      <w:r>
+        <w:rPr>
+          <w:b/>
+          <w:bCs/>
+        </w:rPr>
+        <w:t xml:space="preserve">Compare Selected (2)</w:t>
       </w:r>
     </w:p>
     <w:p>
@@ -8198,7 +8295,7 @@
         </w:numPr>
       </w:pPr>
       <w:r>
-        <w:t xml:space="preserve">Verify the single-row button layout shows (right-justified): Auto dB, Annotations, Save, Measurements, Metrics, Settings</w:t>
+        <w:t xml:space="preserve">Verify the Measurements list closes and the main view reappears</w:t>
       </w:r>
     </w:p>
     <w:p>
@@ -8209,7 +8306,7 @@
         </w:numPr>
       </w:pPr>
       <w:r>
-        <w:t xml:space="preserve">Confirm all buttons have full text labels and are visible in one row</w:t>
+        <w:t xml:space="preserve">Verify the main chart shows 2 coloured curves (not the normal red curve)</w:t>
       </w:r>
     </w:p>
     <w:p>
@@ -8217,6 +8314,46 @@
         <w:numPr>
           <w:ilvl w:val="0"/>
           <w:numId w:val="1236"/>
+        </w:numPr>
+      </w:pPr>
+      <w:r>
+        <w:t xml:space="preserve">Verify a legend is visible (either on the chart or in the status bar area)</w:t>
+      </w:r>
+    </w:p>
+    <w:p>
+      <w:pPr>
+        <w:numPr>
+          <w:ilvl w:val="0"/>
+          <w:numId w:val="1237"/>
+        </w:numPr>
+      </w:pPr>
+      <w:r>
+        <w:t xml:space="preserve">Verify the status bar shows</w:t>
+      </w:r>
+      <w:r>
+        <w:t xml:space="preserve"> </w:t>
+      </w:r>
+      <w:r>
+        <w:t xml:space="preserve">“Comparing 2 measurements”</w:t>
+      </w:r>
+      <w:r>
+        <w:t xml:space="preserve"> </w:t>
+      </w:r>
+      <w:r>
+        <w:t xml:space="preserve">and</w:t>
+      </w:r>
+      <w:r>
+        <w:t xml:space="preserve"> </w:t>
+      </w:r>
+      <w:r>
+        <w:t xml:space="preserve">“Press New Tap to exit comparison”</w:t>
+      </w:r>
+    </w:p>
+    <w:p>
+      <w:pPr>
+        <w:numPr>
+          <w:ilvl w:val="0"/>
+          <w:numId w:val="1238"/>
         </w:numPr>
       </w:pPr>
       <w:r>
@@ -8257,13 +8394,13 @@
       </w:r>
     </w:p>
     <w:bookmarkEnd w:id="61"/>
-    <w:bookmarkStart w:id="62" w:name="Xe8a3913ff9629a4d507678648ab78eeac0564dc"/>
+    <w:bookmarkStart w:id="62" w:name="cp4-compare-up-to-5-measurements"/>
     <w:p>
       <w:pPr>
         <w:pStyle w:val="Heading3"/>
       </w:pPr>
       <w:r>
-        <w:t xml:space="preserve">U4 — macOS icon-only layout at narrow window</w:t>
+        <w:t xml:space="preserve">CP4 — Compare up to 5 measurements</w:t>
       </w:r>
     </w:p>
     <w:p>
@@ -8281,7 +8418,7 @@
         <w:t xml:space="preserve"> </w:t>
       </w:r>
       <w:r>
-        <w:t xml:space="preserve">macOS</w:t>
+        <w:t xml:space="preserve">iOS · iPadOS · macOS</w:t>
       </w:r>
       <w:r>
         <w:t xml:space="preserve"> </w:t>
@@ -8315,44 +8452,7 @@
         <w:t xml:space="preserve"> </w:t>
       </w:r>
       <w:r>
-        <w:t xml:space="preserve">macOS.</w:t>
-      </w:r>
-    </w:p>
-    <w:p>
-      <w:pPr>
-        <w:numPr>
-          <w:ilvl w:val="0"/>
-          <w:numId w:val="1237"/>
-        </w:numPr>
-      </w:pPr>
-      <w:r>
-        <w:t xml:space="preserve">Drag the window to a narrow width (~500 px)</w:t>
-      </w:r>
-    </w:p>
-    <w:p>
-      <w:pPr>
-        <w:numPr>
-          <w:ilvl w:val="0"/>
-          <w:numId w:val="1238"/>
-        </w:numPr>
-      </w:pPr>
-      <w:r>
-        <w:t xml:space="preserve">Verify</w:t>
-      </w:r>
-      <w:r>
-        <w:t xml:space="preserve"> </w:t>
-      </w:r>
-      <w:r>
-        <w:rPr>
-          <w:rStyle w:val="VerbatimChar"/>
-        </w:rPr>
-        <w:t xml:space="preserve">ViewThatFits</w:t>
-      </w:r>
-      <w:r>
-        <w:t xml:space="preserve"> </w:t>
-      </w:r>
-      <w:r>
-        <w:t xml:space="preserve">switches to the icon-only two-row layout</w:t>
+        <w:t xml:space="preserve">At least 5 saved guitar measurements with spectrum snapshots exist.</w:t>
       </w:r>
     </w:p>
     <w:p>
@@ -8363,7 +8463,7 @@
         </w:numPr>
       </w:pPr>
       <w:r>
-        <w:t xml:space="preserve">Confirm no button labels are truncated</w:t>
+        <w:t xml:space="preserve">Enter compare mode and select 5 guitar measurements</w:t>
       </w:r>
     </w:p>
     <w:p>
@@ -8374,7 +8474,23 @@
         </w:numPr>
       </w:pPr>
       <w:r>
-        <w:t xml:space="preserve">Confirm no button falls off-screen</w:t>
+        <w:t xml:space="preserve">Confirm</w:t>
+      </w:r>
+      <w:r>
+        <w:t xml:space="preserve"> </w:t>
+      </w:r>
+      <w:r>
+        <w:rPr>
+          <w:b/>
+          <w:bCs/>
+        </w:rPr>
+        <w:t xml:space="preserve">Compare Selected (5)</w:t>
+      </w:r>
+      <w:r>
+        <w:t xml:space="preserve"> </w:t>
+      </w:r>
+      <w:r>
+        <w:t xml:space="preserve">is enabled</w:t>
       </w:r>
     </w:p>
     <w:p>
@@ -8382,6 +8498,38 @@
         <w:numPr>
           <w:ilvl w:val="0"/>
           <w:numId w:val="1241"/>
+        </w:numPr>
+      </w:pPr>
+      <w:r>
+        <w:t xml:space="preserve">Tap/click</w:t>
+      </w:r>
+      <w:r>
+        <w:t xml:space="preserve"> </w:t>
+      </w:r>
+      <w:r>
+        <w:rPr>
+          <w:b/>
+          <w:bCs/>
+        </w:rPr>
+        <w:t xml:space="preserve">Compare Selected (5)</w:t>
+      </w:r>
+    </w:p>
+    <w:p>
+      <w:pPr>
+        <w:numPr>
+          <w:ilvl w:val="0"/>
+          <w:numId w:val="1242"/>
+        </w:numPr>
+      </w:pPr>
+      <w:r>
+        <w:t xml:space="preserve">Verify 5 coloured curves appear on the chart, each in a distinct colour (blue, orange, green, purple, teal)</w:t>
+      </w:r>
+    </w:p>
+    <w:p>
+      <w:pPr>
+        <w:numPr>
+          <w:ilvl w:val="0"/>
+          <w:numId w:val="1243"/>
         </w:numPr>
       </w:pPr>
       <w:r>
@@ -8422,13 +8570,13 @@
       </w:r>
     </w:p>
     <w:bookmarkEnd w:id="62"/>
-    <w:bookmarkStart w:id="63" w:name="u5-status-bar-correct-on-iphone"/>
+    <w:bookmarkStart w:id="63" w:name="cp5-new-tap-exits-comparison-mode"/>
     <w:p>
       <w:pPr>
         <w:pStyle w:val="Heading3"/>
       </w:pPr>
       <w:r>
-        <w:t xml:space="preserve">U5 — Status bar correct on iPhone</w:t>
+        <w:t xml:space="preserve">CP5 — New Tap exits comparison mode</w:t>
       </w:r>
     </w:p>
     <w:p>
@@ -8446,7 +8594,7 @@
         <w:t xml:space="preserve"> </w:t>
       </w:r>
       <w:r>
-        <w:t xml:space="preserve">iOS</w:t>
+        <w:t xml:space="preserve">iOS · iPadOS · macOS</w:t>
       </w:r>
       <w:r>
         <w:t xml:space="preserve"> </w:t>
@@ -8462,7 +8610,7 @@
         <w:t xml:space="preserve"> </w:t>
       </w:r>
       <w:r>
-        <w:t xml:space="preserve">Medium</w:t>
+        <w:t xml:space="preserve">High</w:t>
       </w:r>
     </w:p>
     <w:p>
@@ -8480,29 +8628,7 @@
         <w:t xml:space="preserve"> </w:t>
       </w:r>
       <w:r>
-        <w:t xml:space="preserve">App running on iPhone.</w:t>
-      </w:r>
-    </w:p>
-    <w:p>
-      <w:pPr>
-        <w:numPr>
-          <w:ilvl w:val="0"/>
-          <w:numId w:val="1242"/>
-        </w:numPr>
-      </w:pPr>
-      <w:r>
-        <w:t xml:space="preserve">Launch the app (recording begins automatically)</w:t>
-      </w:r>
-    </w:p>
-    <w:p>
-      <w:pPr>
-        <w:numPr>
-          <w:ilvl w:val="0"/>
-          <w:numId w:val="1243"/>
-        </w:numPr>
-      </w:pPr>
-      <w:r>
-        <w:t xml:space="preserve">Verify the compact status bar (28 px tall) shows the tap indicator</w:t>
+        <w:t xml:space="preserve">Comparison mode is active (CP3 completed).</w:t>
       </w:r>
     </w:p>
     <w:p>
@@ -8513,7 +8639,7 @@
         </w:numPr>
       </w:pPr>
       <w:r>
-        <w:t xml:space="preserve">Verify it shows the dB reading</w:t>
+        <w:t xml:space="preserve">Confirm the chart shows multiple coloured comparison curves</w:t>
       </w:r>
     </w:p>
     <w:p>
@@ -8524,7 +8650,17 @@
         </w:numPr>
       </w:pPr>
       <w:r>
-        <w:t xml:space="preserve">Verify it shows the running dot indicator</w:t>
+        <w:t xml:space="preserve">Press/click</w:t>
+      </w:r>
+      <w:r>
+        <w:t xml:space="preserve"> </w:t>
+      </w:r>
+      <w:r>
+        <w:rPr>
+          <w:b/>
+          <w:bCs/>
+        </w:rPr>
+        <w:t xml:space="preserve">New Tap</w:t>
       </w:r>
     </w:p>
     <w:p>
@@ -8532,6 +8668,45 @@
         <w:numPr>
           <w:ilvl w:val="0"/>
           <w:numId w:val="1246"/>
+        </w:numPr>
+      </w:pPr>
+      <w:r>
+        <w:t xml:space="preserve">Verify the chart returns to the normal single red curve (or live spectrum)</w:t>
+      </w:r>
+    </w:p>
+    <w:p>
+      <w:pPr>
+        <w:numPr>
+          <w:ilvl w:val="0"/>
+          <w:numId w:val="1247"/>
+        </w:numPr>
+      </w:pPr>
+      <w:r>
+        <w:t xml:space="preserve">Verify the status bar returns to tap detection state</w:t>
+      </w:r>
+    </w:p>
+    <w:p>
+      <w:pPr>
+        <w:numPr>
+          <w:ilvl w:val="0"/>
+          <w:numId w:val="1248"/>
+        </w:numPr>
+      </w:pPr>
+      <w:r>
+        <w:t xml:space="preserve">Verify the Results panel no longer shows</w:t>
+      </w:r>
+      <w:r>
+        <w:t xml:space="preserve"> </w:t>
+      </w:r>
+      <w:r>
+        <w:t xml:space="preserve">“Comparing N measurements”</w:t>
+      </w:r>
+    </w:p>
+    <w:p>
+      <w:pPr>
+        <w:numPr>
+          <w:ilvl w:val="0"/>
+          <w:numId w:val="1249"/>
         </w:numPr>
       </w:pPr>
       <w:r>
@@ -8572,13 +8747,13 @@
       </w:r>
     </w:p>
     <w:bookmarkEnd w:id="63"/>
-    <w:bookmarkStart w:id="64" w:name="u6-status-bar-correct-on-ipadmacos"/>
+    <w:bookmarkStart w:id="64" w:name="Xf9613dd08a8fe3ad18f046967855b899fa7f690"/>
     <w:p>
       <w:pPr>
         <w:pStyle w:val="Heading3"/>
       </w:pPr>
       <w:r>
-        <w:t xml:space="preserve">U6 — Status bar correct on iPad/macOS</w:t>
+        <w:t xml:space="preserve">CP6 — Comparison mode disables Save and Annotations</w:t>
       </w:r>
     </w:p>
     <w:p>
@@ -8596,7 +8771,7 @@
         <w:t xml:space="preserve"> </w:t>
       </w:r>
       <w:r>
-        <w:t xml:space="preserve">iPadOS · macOS</w:t>
+        <w:t xml:space="preserve">iOS · iPadOS · macOS</w:t>
       </w:r>
       <w:r>
         <w:t xml:space="preserve"> </w:t>
@@ -8612,7 +8787,7 @@
         <w:t xml:space="preserve"> </w:t>
       </w:r>
       <w:r>
-        <w:t xml:space="preserve">Medium</w:t>
+        <w:t xml:space="preserve">High</w:t>
       </w:r>
     </w:p>
     <w:p>
@@ -8630,52 +8805,7 @@
         <w:t xml:space="preserve"> </w:t>
       </w:r>
       <w:r>
-        <w:t xml:space="preserve">App running on iPad or macOS.</w:t>
-      </w:r>
-    </w:p>
-    <w:p>
-      <w:pPr>
-        <w:numPr>
-          <w:ilvl w:val="0"/>
-          <w:numId w:val="1247"/>
-        </w:numPr>
-      </w:pPr>
-      <w:r>
-        <w:t xml:space="preserve">Launch the app (recording begins automatically); perform at least one tap</w:t>
-      </w:r>
-    </w:p>
-    <w:p>
-      <w:pPr>
-        <w:numPr>
-          <w:ilvl w:val="0"/>
-          <w:numId w:val="1248"/>
-        </w:numPr>
-      </w:pPr>
-      <w:r>
-        <w:t xml:space="preserve">Verify the full status bar shows the progress bar</w:t>
-      </w:r>
-    </w:p>
-    <w:p>
-      <w:pPr>
-        <w:numPr>
-          <w:ilvl w:val="0"/>
-          <w:numId w:val="1249"/>
-        </w:numPr>
-      </w:pPr>
-      <w:r>
-        <w:t xml:space="preserve">Verify it shows the</w:t>
-      </w:r>
-      <w:r>
-        <w:t xml:space="preserve"> </w:t>
-      </w:r>
-      <w:r>
-        <w:t xml:space="preserve">“Tap Detected!”</w:t>
-      </w:r>
-      <w:r>
-        <w:t xml:space="preserve"> </w:t>
-      </w:r>
-      <w:r>
-        <w:t xml:space="preserve">label</w:t>
+        <w:t xml:space="preserve">Comparison mode is active.</w:t>
       </w:r>
     </w:p>
     <w:p>
@@ -8686,7 +8816,23 @@
         </w:numPr>
       </w:pPr>
       <w:r>
-        <w:t xml:space="preserve">Verify it shows the bin count</w:t>
+        <w:t xml:space="preserve">Verify the</w:t>
+      </w:r>
+      <w:r>
+        <w:t xml:space="preserve"> </w:t>
+      </w:r>
+      <w:r>
+        <w:rPr>
+          <w:b/>
+          <w:bCs/>
+        </w:rPr>
+        <w:t xml:space="preserve">Save</w:t>
+      </w:r>
+      <w:r>
+        <w:t xml:space="preserve"> </w:t>
+      </w:r>
+      <w:r>
+        <w:t xml:space="preserve">button is visually disabled (greyed out)</w:t>
       </w:r>
     </w:p>
     <w:p>
@@ -8697,7 +8843,23 @@
         </w:numPr>
       </w:pPr>
       <w:r>
-        <w:t xml:space="preserve">Verify it shows the frozen indicator</w:t>
+        <w:t xml:space="preserve">Verify the</w:t>
+      </w:r>
+      <w:r>
+        <w:t xml:space="preserve"> </w:t>
+      </w:r>
+      <w:r>
+        <w:rPr>
+          <w:b/>
+          <w:bCs/>
+        </w:rPr>
+        <w:t xml:space="preserve">Annotations</w:t>
+      </w:r>
+      <w:r>
+        <w:t xml:space="preserve"> </w:t>
+      </w:r>
+      <w:r>
+        <w:t xml:space="preserve">button is visually disabled</w:t>
       </w:r>
     </w:p>
     <w:p>
@@ -8705,6 +8867,44 @@
         <w:numPr>
           <w:ilvl w:val="0"/>
           <w:numId w:val="1252"/>
+        </w:numPr>
+      </w:pPr>
+      <w:r>
+        <w:t xml:space="preserve">Attempt to click/tap Save — confirm nothing happens and no sheet appears</w:t>
+      </w:r>
+    </w:p>
+    <w:p>
+      <w:pPr>
+        <w:numPr>
+          <w:ilvl w:val="0"/>
+          <w:numId w:val="1253"/>
+        </w:numPr>
+      </w:pPr>
+      <w:r>
+        <w:t xml:space="preserve">Press</w:t>
+      </w:r>
+      <w:r>
+        <w:t xml:space="preserve"> </w:t>
+      </w:r>
+      <w:r>
+        <w:rPr>
+          <w:b/>
+          <w:bCs/>
+        </w:rPr>
+        <w:t xml:space="preserve">New Tap</w:t>
+      </w:r>
+      <w:r>
+        <w:t xml:space="preserve"> </w:t>
+      </w:r>
+      <w:r>
+        <w:t xml:space="preserve">to exit; verify both buttons re-enable</w:t>
+      </w:r>
+    </w:p>
+    <w:p>
+      <w:pPr>
+        <w:numPr>
+          <w:ilvl w:val="0"/>
+          <w:numId w:val="1254"/>
         </w:numPr>
       </w:pPr>
       <w:r>
@@ -8745,13 +8945,13 @@
       </w:r>
     </w:p>
     <w:bookmarkEnd w:id="64"/>
-    <w:bookmarkStart w:id="65" w:name="u7-settings-sheet-opens-changes-persist"/>
+    <w:bookmarkStart w:id="65" w:name="cp7-results-panel-during-comparison"/>
     <w:p>
       <w:pPr>
         <w:pStyle w:val="Heading3"/>
       </w:pPr>
       <w:r>
-        <w:t xml:space="preserve">U7 — Settings sheet opens, changes persist</w:t>
+        <w:t xml:space="preserve">CP7 — Results panel during comparison</w:t>
       </w:r>
     </w:p>
     <w:p>
@@ -8803,39 +9003,7 @@
         <w:t xml:space="preserve"> </w:t>
       </w:r>
       <w:r>
-        <w:t xml:space="preserve">App running on any platform.</w:t>
-      </w:r>
-    </w:p>
-    <w:p>
-      <w:pPr>
-        <w:numPr>
-          <w:ilvl w:val="0"/>
-          <w:numId w:val="1253"/>
-        </w:numPr>
-      </w:pPr>
-      <w:r>
-        <w:t xml:space="preserve">Tap</w:t>
-      </w:r>
-      <w:r>
-        <w:t xml:space="preserve"> </w:t>
-      </w:r>
-      <w:r>
-        <w:rPr>
-          <w:b/>
-          <w:bCs/>
-        </w:rPr>
-        <w:t xml:space="preserve">Settings</w:t>
-      </w:r>
-    </w:p>
-    <w:p>
-      <w:pPr>
-        <w:numPr>
-          <w:ilvl w:val="0"/>
-          <w:numId w:val="1254"/>
-        </w:numPr>
-      </w:pPr>
-      <w:r>
-        <w:t xml:space="preserve">Change the threshold value</w:t>
+        <w:t xml:space="preserve">Comparison mode is active.</w:t>
       </w:r>
     </w:p>
     <w:p>
@@ -8846,7 +9014,23 @@
         </w:numPr>
       </w:pPr>
       <w:r>
-        <w:t xml:space="preserve">Dismiss the settings sheet</w:t>
+        <w:t xml:space="preserve">Open the</w:t>
+      </w:r>
+      <w:r>
+        <w:t xml:space="preserve"> </w:t>
+      </w:r>
+      <w:r>
+        <w:rPr>
+          <w:b/>
+          <w:bCs/>
+        </w:rPr>
+        <w:t xml:space="preserve">Results</w:t>
+      </w:r>
+      <w:r>
+        <w:t xml:space="preserve"> </w:t>
+      </w:r>
+      <w:r>
+        <w:t xml:space="preserve">panel</w:t>
       </w:r>
     </w:p>
     <w:p>
@@ -8857,17 +9041,25 @@
         </w:numPr>
       </w:pPr>
       <w:r>
-        <w:t xml:space="preserve">Reopen</w:t>
-      </w:r>
-      <w:r>
-        <w:t xml:space="preserve"> </w:t>
-      </w:r>
-      <w:r>
-        <w:rPr>
-          <w:b/>
-          <w:bCs/>
-        </w:rPr>
-        <w:t xml:space="preserve">Settings</w:t>
+        <w:t xml:space="preserve">Verify the header badge shows</w:t>
+      </w:r>
+      <w:r>
+        <w:t xml:space="preserve"> </w:t>
+      </w:r>
+      <w:r>
+        <w:t xml:space="preserve">“Comparison”</w:t>
+      </w:r>
+      <w:r>
+        <w:t xml:space="preserve"> </w:t>
+      </w:r>
+      <w:r>
+        <w:t xml:space="preserve">(purple) instead of the measurement type (e.g. </w:t>
+      </w:r>
+      <w:r>
+        <w:t xml:space="preserve">“Classical”</w:t>
+      </w:r>
+      <w:r>
+        <w:t xml:space="preserve">)</w:t>
       </w:r>
     </w:p>
     <w:p>
@@ -8878,7 +9070,19 @@
         </w:numPr>
       </w:pPr>
       <w:r>
-        <w:t xml:space="preserve">Verify the threshold value matches what was entered</w:t>
+        <w:t xml:space="preserve">Verify the peaks list shows</w:t>
+      </w:r>
+      <w:r>
+        <w:t xml:space="preserve"> </w:t>
+      </w:r>
+      <w:r>
+        <w:t xml:space="preserve">“Comparing N measurements”</w:t>
+      </w:r>
+      <w:r>
+        <w:t xml:space="preserve"> </w:t>
+      </w:r>
+      <w:r>
+        <w:t xml:space="preserve">instead of individual peak rows</w:t>
       </w:r>
     </w:p>
     <w:p>
@@ -8886,6 +9090,119 @@
         <w:numPr>
           <w:ilvl w:val="0"/>
           <w:numId w:val="1258"/>
+        </w:numPr>
+      </w:pPr>
+      <w:r>
+        <w:t xml:space="preserve">Verify Ring-Out Time and Tap Tone Ratio sections are</w:t>
+      </w:r>
+      <w:r>
+        <w:t xml:space="preserve"> </w:t>
+      </w:r>
+      <w:r>
+        <w:rPr>
+          <w:b/>
+          <w:bCs/>
+        </w:rPr>
+        <w:t xml:space="preserve">not</w:t>
+      </w:r>
+      <w:r>
+        <w:t xml:space="preserve"> </w:t>
+      </w:r>
+      <w:r>
+        <w:t xml:space="preserve">shown</w:t>
+      </w:r>
+    </w:p>
+    <w:p>
+      <w:pPr>
+        <w:numPr>
+          <w:ilvl w:val="0"/>
+          <w:numId w:val="1259"/>
+        </w:numPr>
+      </w:pPr>
+      <w:r>
+        <w:t xml:space="preserve">Verify</w:t>
+      </w:r>
+      <w:r>
+        <w:t xml:space="preserve"> </w:t>
+      </w:r>
+      <w:r>
+        <w:rPr>
+          <w:b/>
+          <w:bCs/>
+        </w:rPr>
+        <w:t xml:space="preserve">Export PDF Report</w:t>
+      </w:r>
+      <w:r>
+        <w:t xml:space="preserve"> </w:t>
+      </w:r>
+      <w:r>
+        <w:t xml:space="preserve">button is</w:t>
+      </w:r>
+      <w:r>
+        <w:t xml:space="preserve"> </w:t>
+      </w:r>
+      <w:r>
+        <w:rPr>
+          <w:b/>
+          <w:bCs/>
+        </w:rPr>
+        <w:t xml:space="preserve">not</w:t>
+      </w:r>
+      <w:r>
+        <w:t xml:space="preserve"> </w:t>
+      </w:r>
+      <w:r>
+        <w:t xml:space="preserve">shown</w:t>
+      </w:r>
+    </w:p>
+    <w:p>
+      <w:pPr>
+        <w:numPr>
+          <w:ilvl w:val="0"/>
+          <w:numId w:val="1260"/>
+        </w:numPr>
+      </w:pPr>
+      <w:r>
+        <w:t xml:space="preserve">Verify</w:t>
+      </w:r>
+      <w:r>
+        <w:t xml:space="preserve"> </w:t>
+      </w:r>
+      <w:r>
+        <w:rPr>
+          <w:b/>
+          <w:bCs/>
+        </w:rPr>
+        <w:t xml:space="preserve">Export Spectrum</w:t>
+      </w:r>
+      <w:r>
+        <w:t xml:space="preserve"> </w:t>
+      </w:r>
+      <w:r>
+        <w:t xml:space="preserve">button</w:t>
+      </w:r>
+      <w:r>
+        <w:t xml:space="preserve"> </w:t>
+      </w:r>
+      <w:r>
+        <w:rPr>
+          <w:b/>
+          <w:bCs/>
+        </w:rPr>
+        <w:t xml:space="preserve">is</w:t>
+      </w:r>
+      <w:r>
+        <w:t xml:space="preserve"> </w:t>
+      </w:r>
+      <w:r>
+        <w:t xml:space="preserve">shown</w:t>
+      </w:r>
+    </w:p>
+    <w:p>
+      <w:pPr>
+        <w:numPr>
+          <w:ilvl w:val="0"/>
+          <w:numId w:val="1261"/>
         </w:numPr>
       </w:pPr>
       <w:r>
@@ -8926,13 +9243,13 @@
       </w:r>
     </w:p>
     <w:bookmarkEnd w:id="65"/>
-    <w:bookmarkStart w:id="66" w:name="u8-results-sheet-opens-and-closes"/>
+    <w:bookmarkStart w:id="66" w:name="cp8-export-spectrum-in-comparison-mode"/>
     <w:p>
       <w:pPr>
         <w:pStyle w:val="Heading3"/>
       </w:pPr>
       <w:r>
-        <w:t xml:space="preserve">U8 — Results sheet opens and closes</w:t>
+        <w:t xml:space="preserve">CP8 — Export Spectrum in comparison mode</w:t>
       </w:r>
     </w:p>
     <w:p>
@@ -8984,50 +9301,7 @@
         <w:t xml:space="preserve"> </w:t>
       </w:r>
       <w:r>
-        <w:t xml:space="preserve">At least one tap has been captured.</w:t>
-      </w:r>
-    </w:p>
-    <w:p>
-      <w:pPr>
-        <w:numPr>
-          <w:ilvl w:val="0"/>
-          <w:numId w:val="1259"/>
-        </w:numPr>
-      </w:pPr>
-      <w:r>
-        <w:t xml:space="preserve">Tap</w:t>
-      </w:r>
-      <w:r>
-        <w:t xml:space="preserve"> </w:t>
-      </w:r>
-      <w:r>
-        <w:rPr>
-          <w:b/>
-          <w:bCs/>
-        </w:rPr>
-        <w:t xml:space="preserve">Results</w:t>
-      </w:r>
-    </w:p>
-    <w:p>
-      <w:pPr>
-        <w:numPr>
-          <w:ilvl w:val="0"/>
-          <w:numId w:val="1260"/>
-        </w:numPr>
-      </w:pPr>
-      <w:r>
-        <w:t xml:space="preserve">Verify the peaks table appears</w:t>
-      </w:r>
-    </w:p>
-    <w:p>
-      <w:pPr>
-        <w:numPr>
-          <w:ilvl w:val="0"/>
-          <w:numId w:val="1261"/>
-        </w:numPr>
-      </w:pPr>
-      <w:r>
-        <w:t xml:space="preserve">Dismiss the sheet</w:t>
+        <w:t xml:space="preserve">Comparison mode is active with 2+ measurements.</w:t>
       </w:r>
     </w:p>
     <w:p>
@@ -9038,7 +9312,7 @@
         </w:numPr>
       </w:pPr>
       <w:r>
-        <w:t xml:space="preserve">Confirm the sheet closes cleanly</w:t>
+        <w:t xml:space="preserve">Open the Results panel (or use the export action from the main view)</w:t>
       </w:r>
     </w:p>
     <w:p>
@@ -9046,6 +9320,112 @@
         <w:numPr>
           <w:ilvl w:val="0"/>
           <w:numId w:val="1263"/>
+        </w:numPr>
+      </w:pPr>
+      <w:r>
+        <w:t xml:space="preserve">Tap/click</w:t>
+      </w:r>
+      <w:r>
+        <w:t xml:space="preserve"> </w:t>
+      </w:r>
+      <w:r>
+        <w:rPr>
+          <w:b/>
+          <w:bCs/>
+        </w:rPr>
+        <w:t xml:space="preserve">Export Spectrum</w:t>
+      </w:r>
+    </w:p>
+    <w:p>
+      <w:pPr>
+        <w:numPr>
+          <w:ilvl w:val="0"/>
+          <w:numId w:val="1264"/>
+        </w:numPr>
+      </w:pPr>
+      <w:r>
+        <w:t xml:space="preserve">Open the saved PNG image</w:t>
+      </w:r>
+    </w:p>
+    <w:p>
+      <w:pPr>
+        <w:numPr>
+          <w:ilvl w:val="0"/>
+          <w:numId w:val="1265"/>
+        </w:numPr>
+      </w:pPr>
+      <w:r>
+        <w:t xml:space="preserve">Verify the image shows all comparison curves (one per selected measurement)</w:t>
+      </w:r>
+    </w:p>
+    <w:p>
+      <w:pPr>
+        <w:numPr>
+          <w:ilvl w:val="0"/>
+          <w:numId w:val="1266"/>
+        </w:numPr>
+      </w:pPr>
+      <w:r>
+        <w:t xml:space="preserve">Verify the image shows a legend with coloured line swatches and measurement labels (not</w:t>
+      </w:r>
+      <w:r>
+        <w:t xml:space="preserve"> </w:t>
+      </w:r>
+      <w:r>
+        <w:t xml:space="preserve">“Guitar Modes”</w:t>
+      </w:r>
+      <w:r>
+        <w:t xml:space="preserve">)</w:t>
+      </w:r>
+    </w:p>
+    <w:p>
+      <w:pPr>
+        <w:numPr>
+          <w:ilvl w:val="0"/>
+          <w:numId w:val="1267"/>
+        </w:numPr>
+      </w:pPr>
+      <w:r>
+        <w:t xml:space="preserve">Verify no peak annotation boxes appear on the image</w:t>
+      </w:r>
+    </w:p>
+    <w:p>
+      <w:pPr>
+        <w:numPr>
+          <w:ilvl w:val="0"/>
+          <w:numId w:val="1268"/>
+        </w:numPr>
+      </w:pPr>
+      <w:r>
+        <w:t xml:space="preserve">Verify the header says</w:t>
+      </w:r>
+      <w:r>
+        <w:t xml:space="preserve"> </w:t>
+      </w:r>
+      <w:r>
+        <w:t xml:space="preserve">“Comparing N measurements”</w:t>
+      </w:r>
+      <w:r>
+        <w:t xml:space="preserve"> </w:t>
+      </w:r>
+      <w:r>
+        <w:t xml:space="preserve">(not</w:t>
+      </w:r>
+      <w:r>
+        <w:t xml:space="preserve"> </w:t>
+      </w:r>
+      <w:r>
+        <w:t xml:space="preserve">“Detected Peaks: 0”</w:t>
+      </w:r>
+      <w:r>
+        <w:t xml:space="preserve">)</w:t>
+      </w:r>
+    </w:p>
+    <w:p>
+      <w:pPr>
+        <w:numPr>
+          <w:ilvl w:val="0"/>
+          <w:numId w:val="1269"/>
         </w:numPr>
       </w:pPr>
       <w:r>
@@ -9086,13 +9466,13 @@
       </w:r>
     </w:p>
     <w:bookmarkEnd w:id="66"/>
-    <w:bookmarkStart w:id="67" w:name="u9-save-sheet-accepts-name-and-saves"/>
+    <w:bookmarkStart w:id="67" w:name="cp9-auto-db-in-comparison-mode"/>
     <w:p>
       <w:pPr>
         <w:pStyle w:val="Heading3"/>
       </w:pPr>
       <w:r>
-        <w:t xml:space="preserve">U9 — Save sheet accepts name and saves</w:t>
+        <w:t xml:space="preserve">CP9 — Auto dB in comparison mode</w:t>
       </w:r>
     </w:p>
     <w:p>
@@ -9126,7 +9506,7 @@
         <w:t xml:space="preserve"> </w:t>
       </w:r>
       <w:r>
-        <w:t xml:space="preserve">High</w:t>
+        <w:t xml:space="preserve">Medium</w:t>
       </w:r>
     </w:p>
     <w:p>
@@ -9144,89 +9524,63 @@
         <w:t xml:space="preserve"> </w:t>
       </w:r>
       <w:r>
-        <w:t xml:space="preserve">At least one tap has been captured.</w:t>
-      </w:r>
-    </w:p>
-    <w:p>
-      <w:pPr>
-        <w:numPr>
-          <w:ilvl w:val="0"/>
-          <w:numId w:val="1264"/>
-        </w:numPr>
-      </w:pPr>
-      <w:r>
-        <w:t xml:space="preserve">Tap</w:t>
-      </w:r>
-      <w:r>
-        <w:t xml:space="preserve"> </w:t>
-      </w:r>
-      <w:r>
-        <w:rPr>
-          <w:b/>
-          <w:bCs/>
-        </w:rPr>
-        <w:t xml:space="preserve">Save</w:t>
-      </w:r>
-    </w:p>
-    <w:p>
-      <w:pPr>
-        <w:numPr>
-          <w:ilvl w:val="0"/>
-          <w:numId w:val="1265"/>
-        </w:numPr>
-      </w:pPr>
-      <w:r>
-        <w:t xml:space="preserve">Type a name for the measurement</w:t>
-      </w:r>
-    </w:p>
-    <w:p>
-      <w:pPr>
-        <w:numPr>
-          <w:ilvl w:val="0"/>
-          <w:numId w:val="1266"/>
-        </w:numPr>
-      </w:pPr>
-      <w:r>
-        <w:t xml:space="preserve">Confirm the save</w:t>
-      </w:r>
-    </w:p>
-    <w:p>
-      <w:pPr>
-        <w:numPr>
-          <w:ilvl w:val="0"/>
-          <w:numId w:val="1267"/>
-        </w:numPr>
-      </w:pPr>
-      <w:r>
-        <w:t xml:space="preserve">Open</w:t>
-      </w:r>
-      <w:r>
-        <w:t xml:space="preserve"> </w:t>
-      </w:r>
-      <w:r>
-        <w:rPr>
-          <w:b/>
-          <w:bCs/>
-        </w:rPr>
-        <w:t xml:space="preserve">Measurements</w:t>
-      </w:r>
-    </w:p>
-    <w:p>
-      <w:pPr>
-        <w:numPr>
-          <w:ilvl w:val="0"/>
-          <w:numId w:val="1268"/>
-        </w:numPr>
-      </w:pPr>
-      <w:r>
-        <w:t xml:space="preserve">Verify the new measurement appears in the list</w:t>
-      </w:r>
-    </w:p>
-    <w:p>
-      <w:pPr>
-        <w:numPr>
-          <w:ilvl w:val="0"/>
-          <w:numId w:val="1269"/>
+        <w:t xml:space="preserve">Comparison mode is active. The comparison curves are partially off-screen.</w:t>
+      </w:r>
+    </w:p>
+    <w:p>
+      <w:pPr>
+        <w:numPr>
+          <w:ilvl w:val="0"/>
+          <w:numId w:val="1270"/>
+        </w:numPr>
+      </w:pPr>
+      <w:r>
+        <w:t xml:space="preserve">Tap/click the</w:t>
+      </w:r>
+      <w:r>
+        <w:t xml:space="preserve"> </w:t>
+      </w:r>
+      <w:r>
+        <w:rPr>
+          <w:b/>
+          <w:bCs/>
+        </w:rPr>
+        <w:t xml:space="preserve">Auto dB</w:t>
+      </w:r>
+      <w:r>
+        <w:t xml:space="preserve"> </w:t>
+      </w:r>
+      <w:r>
+        <w:t xml:space="preserve">button</w:t>
+      </w:r>
+    </w:p>
+    <w:p>
+      <w:pPr>
+        <w:numPr>
+          <w:ilvl w:val="0"/>
+          <w:numId w:val="1271"/>
+        </w:numPr>
+      </w:pPr>
+      <w:r>
+        <w:t xml:space="preserve">Verify the dB axis adjusts so all comparison curves are visible within the chart bounds</w:t>
+      </w:r>
+    </w:p>
+    <w:p>
+      <w:pPr>
+        <w:numPr>
+          <w:ilvl w:val="0"/>
+          <w:numId w:val="1272"/>
+        </w:numPr>
+      </w:pPr>
+      <w:r>
+        <w:t xml:space="preserve">Confirm no curve is clipped at the top or bottom of the chart</w:t>
+      </w:r>
+    </w:p>
+    <w:p>
+      <w:pPr>
+        <w:numPr>
+          <w:ilvl w:val="0"/>
+          <w:numId w:val="1273"/>
         </w:numPr>
       </w:pPr>
       <w:r>
@@ -9267,13 +9621,13 @@
       </w:r>
     </w:p>
     <w:bookmarkEnd w:id="67"/>
-    <w:bookmarkStart w:id="68" w:name="u10-measurements-list-shows-saved-items"/>
+    <w:bookmarkStart w:id="68" w:name="Xd65535ea2abd73e15bc59174cea2183ffa17d8f"/>
     <w:p>
       <w:pPr>
         <w:pStyle w:val="Heading3"/>
       </w:pPr>
       <w:r>
-        <w:t xml:space="preserve">U10 — Measurements list shows saved items</w:t>
+        <w:t xml:space="preserve">CP10 — Cursor/crosshair works during comparison</w:t>
       </w:r>
     </w:p>
     <w:p>
@@ -9307,7 +9661,7 @@
         <w:t xml:space="preserve"> </w:t>
       </w:r>
       <w:r>
-        <w:t xml:space="preserve">High</w:t>
+        <w:t xml:space="preserve">Medium</w:t>
       </w:r>
     </w:p>
     <w:p>
@@ -9325,46 +9679,58 @@
         <w:t xml:space="preserve"> </w:t>
       </w:r>
       <w:r>
-        <w:t xml:space="preserve">At least one measurement has been previously saved.</w:t>
-      </w:r>
-    </w:p>
-    <w:p>
-      <w:pPr>
-        <w:numPr>
-          <w:ilvl w:val="0"/>
-          <w:numId w:val="1270"/>
-        </w:numPr>
-      </w:pPr>
-      <w:r>
-        <w:t xml:space="preserve">Open</w:t>
-      </w:r>
-      <w:r>
-        <w:t xml:space="preserve"> </w:t>
-      </w:r>
-      <w:r>
-        <w:rPr>
-          <w:b/>
-          <w:bCs/>
-        </w:rPr>
-        <w:t xml:space="preserve">Measurements</w:t>
-      </w:r>
-    </w:p>
-    <w:p>
-      <w:pPr>
-        <w:numPr>
-          <w:ilvl w:val="0"/>
-          <w:numId w:val="1271"/>
-        </w:numPr>
-      </w:pPr>
-      <w:r>
-        <w:t xml:space="preserve">Verify saved items are listed with name and date</w:t>
-      </w:r>
-    </w:p>
-    <w:p>
-      <w:pPr>
-        <w:numPr>
-          <w:ilvl w:val="0"/>
-          <w:numId w:val="1272"/>
+        <w:t xml:space="preserve">Comparison mode is active with 2+ curves visible.</w:t>
+      </w:r>
+    </w:p>
+    <w:p>
+      <w:pPr>
+        <w:numPr>
+          <w:ilvl w:val="0"/>
+          <w:numId w:val="1274"/>
+        </w:numPr>
+      </w:pPr>
+      <w:r>
+        <w:t xml:space="preserve">Move the cursor over the chart (macOS) or enable and drag the crosshair (iOS/iPadOS)</w:t>
+      </w:r>
+    </w:p>
+    <w:p>
+      <w:pPr>
+        <w:numPr>
+          <w:ilvl w:val="0"/>
+          <w:numId w:val="1275"/>
+        </w:numPr>
+      </w:pPr>
+      <w:r>
+        <w:t xml:space="preserve">Verify a vertical cursor line appears that snaps to the nearest comparison curve</w:t>
+      </w:r>
+    </w:p>
+    <w:p>
+      <w:pPr>
+        <w:numPr>
+          <w:ilvl w:val="0"/>
+          <w:numId w:val="1276"/>
+        </w:numPr>
+      </w:pPr>
+      <w:r>
+        <w:t xml:space="preserve">Verify a frequency and magnitude readout is displayed</w:t>
+      </w:r>
+    </w:p>
+    <w:p>
+      <w:pPr>
+        <w:numPr>
+          <w:ilvl w:val="0"/>
+          <w:numId w:val="1277"/>
+        </w:numPr>
+      </w:pPr>
+      <w:r>
+        <w:t xml:space="preserve">Confirm no crash occurs</w:t>
+      </w:r>
+    </w:p>
+    <w:p>
+      <w:pPr>
+        <w:numPr>
+          <w:ilvl w:val="0"/>
+          <w:numId w:val="1278"/>
         </w:numPr>
       </w:pPr>
       <w:r>
@@ -9405,13 +9771,23 @@
       </w:r>
     </w:p>
     <w:bookmarkEnd w:id="68"/>
-    <w:bookmarkStart w:id="69" w:name="u11-dark-mode-no-invisible-text"/>
+    <w:bookmarkEnd w:id="69"/>
+    <w:bookmarkStart w:id="82" w:name="u-cross-platform-ui-manual"/>
+    <w:p>
+      <w:pPr>
+        <w:pStyle w:val="Heading2"/>
+      </w:pPr>
+      <w:r>
+        <w:t xml:space="preserve">U — Cross-Platform UI (Manual)</w:t>
+      </w:r>
+    </w:p>
+    <w:bookmarkStart w:id="70" w:name="Xe4b1607631770bc2bb8a8783831898aedd70731"/>
     <w:p>
       <w:pPr>
         <w:pStyle w:val="Heading3"/>
       </w:pPr>
       <w:r>
-        <w:t xml:space="preserve">U11 — Dark mode: no invisible text</w:t>
+        <w:t xml:space="preserve">U1 — All primary controls present on iPhone</w:t>
       </w:r>
     </w:p>
     <w:p>
@@ -9429,7 +9805,7 @@
         <w:t xml:space="preserve"> </w:t>
       </w:r>
       <w:r>
-        <w:t xml:space="preserve">iOS · iPadOS · macOS</w:t>
+        <w:t xml:space="preserve">iOS</w:t>
       </w:r>
       <w:r>
         <w:t xml:space="preserve"> </w:t>
@@ -9445,7 +9821,7 @@
         <w:t xml:space="preserve"> </w:t>
       </w:r>
       <w:r>
-        <w:t xml:space="preserve">Medium</w:t>
+        <w:t xml:space="preserve">High</w:t>
       </w:r>
     </w:p>
     <w:p>
@@ -9463,73 +9839,7 @@
         <w:t xml:space="preserve"> </w:t>
       </w:r>
       <w:r>
-        <w:t xml:space="preserve">System dark mode enabled.</w:t>
-      </w:r>
-    </w:p>
-    <w:p>
-      <w:pPr>
-        <w:numPr>
-          <w:ilvl w:val="0"/>
-          <w:numId w:val="1273"/>
-        </w:numPr>
-      </w:pPr>
-      <w:r>
-        <w:t xml:space="preserve">Launch GuitarTap</w:t>
-      </w:r>
-    </w:p>
-    <w:p>
-      <w:pPr>
-        <w:numPr>
-          <w:ilvl w:val="0"/>
-          <w:numId w:val="1274"/>
-        </w:numPr>
-      </w:pPr>
-      <w:r>
-        <w:t xml:space="preserve">Review the main view — confirm all text is legible</w:t>
-      </w:r>
-    </w:p>
-    <w:p>
-      <w:pPr>
-        <w:numPr>
-          <w:ilvl w:val="0"/>
-          <w:numId w:val="1275"/>
-        </w:numPr>
-      </w:pPr>
-      <w:r>
-        <w:t xml:space="preserve">Review the status bar — confirm all text is legible</w:t>
-      </w:r>
-    </w:p>
-    <w:p>
-      <w:pPr>
-        <w:numPr>
-          <w:ilvl w:val="0"/>
-          <w:numId w:val="1276"/>
-        </w:numPr>
-      </w:pPr>
-      <w:r>
-        <w:t xml:space="preserve">Open and review the settings sheet — confirm all text is legible</w:t>
-      </w:r>
-    </w:p>
-    <w:p>
-      <w:pPr>
-        <w:numPr>
-          <w:ilvl w:val="0"/>
-          <w:numId w:val="1277"/>
-        </w:numPr>
-      </w:pPr>
-      <w:r>
-        <w:t xml:space="preserve">Open and review the measurement detail view — confirm all text is legible</w:t>
-      </w:r>
-    </w:p>
-    <w:p>
-      <w:pPr>
-        <w:numPr>
-          <w:ilvl w:val="0"/>
-          <w:numId w:val="1278"/>
-        </w:numPr>
-      </w:pPr>
-      <w:r>
-        <w:t xml:space="preserve">Confirm chart axis labels and peak annotations remain readable</w:t>
+        <w:t xml:space="preserve">iPhone with compact horizontal size class (iPhone SE, iPhone 15, etc.).</w:t>
       </w:r>
     </w:p>
     <w:p>
@@ -9540,7 +9850,7 @@
         </w:numPr>
       </w:pPr>
       <w:r>
-        <w:t xml:space="preserve">Confirm no white-on-white or black-on-black combinations</w:t>
+        <w:t xml:space="preserve">Launch GuitarTap on iPhone in portrait</w:t>
       </w:r>
     </w:p>
     <w:p>
@@ -9548,6 +9858,83 @@
         <w:numPr>
           <w:ilvl w:val="0"/>
           <w:numId w:val="1280"/>
+        </w:numPr>
+      </w:pPr>
+      <w:r>
+        <w:t xml:space="preserve">Verify nav bar left: Results</w:t>
+      </w:r>
+    </w:p>
+    <w:p>
+      <w:pPr>
+        <w:numPr>
+          <w:ilvl w:val="0"/>
+          <w:numId w:val="1281"/>
+        </w:numPr>
+      </w:pPr>
+      <w:r>
+        <w:t xml:space="preserve">Verify nav bar right: Metrics, Settings</w:t>
+      </w:r>
+    </w:p>
+    <w:p>
+      <w:pPr>
+        <w:numPr>
+          <w:ilvl w:val="0"/>
+          <w:numId w:val="1282"/>
+        </w:numPr>
+      </w:pPr>
+      <w:r>
+        <w:t xml:space="preserve">Verify header button bar: Auto dB, Crosshair, Annotations, Save, Measurements (icon-only bordered buttons)</w:t>
+      </w:r>
+    </w:p>
+    <w:p>
+      <w:pPr>
+        <w:numPr>
+          <w:ilvl w:val="0"/>
+          <w:numId w:val="1283"/>
+        </w:numPr>
+      </w:pPr>
+      <w:r>
+        <w:t xml:space="preserve">Rotate to landscape</w:t>
+      </w:r>
+    </w:p>
+    <w:p>
+      <w:pPr>
+        <w:numPr>
+          <w:ilvl w:val="0"/>
+          <w:numId w:val="1284"/>
+        </w:numPr>
+      </w:pPr>
+      <w:r>
+        <w:t xml:space="preserve">Verify nav bar left: Results, Auto dB, Crosshair</w:t>
+      </w:r>
+    </w:p>
+    <w:p>
+      <w:pPr>
+        <w:numPr>
+          <w:ilvl w:val="0"/>
+          <w:numId w:val="1285"/>
+        </w:numPr>
+      </w:pPr>
+      <w:r>
+        <w:t xml:space="preserve">Verify nav bar right: Annotations, Save, Measurements, Metrics, Settings</w:t>
+      </w:r>
+    </w:p>
+    <w:p>
+      <w:pPr>
+        <w:numPr>
+          <w:ilvl w:val="0"/>
+          <w:numId w:val="1286"/>
+        </w:numPr>
+      </w:pPr>
+      <w:r>
+        <w:t xml:space="preserve">Confirm no button is clipped, hidden, or missing in either orientation</w:t>
+      </w:r>
+    </w:p>
+    <w:p>
+      <w:pPr>
+        <w:numPr>
+          <w:ilvl w:val="0"/>
+          <w:numId w:val="1287"/>
         </w:numPr>
       </w:pPr>
       <w:r>
@@ -9587,14 +9974,14 @@
         </w:pict>
       </w:r>
     </w:p>
-    <w:bookmarkEnd w:id="69"/>
-    <w:bookmarkStart w:id="70" w:name="u12-dynamic-type-large-text-accessible"/>
+    <w:bookmarkEnd w:id="70"/>
+    <w:bookmarkStart w:id="71" w:name="u2-all-primary-controls-present-on-ipad"/>
     <w:p>
       <w:pPr>
         <w:pStyle w:val="Heading3"/>
       </w:pPr>
       <w:r>
-        <w:t xml:space="preserve">U12 — Dynamic Type: large text accessible</w:t>
+        <w:t xml:space="preserve">U2 — All primary controls present on iPad</w:t>
       </w:r>
     </w:p>
     <w:p>
@@ -9612,7 +9999,7 @@
         <w:t xml:space="preserve"> </w:t>
       </w:r>
       <w:r>
-        <w:t xml:space="preserve">iOS · iPadOS</w:t>
+        <w:t xml:space="preserve">iPadOS</w:t>
       </w:r>
       <w:r>
         <w:t xml:space="preserve"> </w:t>
@@ -9628,7 +10015,7 @@
         <w:t xml:space="preserve"> </w:t>
       </w:r>
       <w:r>
-        <w:t xml:space="preserve">Low</w:t>
+        <w:t xml:space="preserve">High</w:t>
       </w:r>
     </w:p>
     <w:p>
@@ -9646,128 +10033,58 @@
         <w:t xml:space="preserve"> </w:t>
       </w:r>
       <w:r>
-        <w:t xml:space="preserve">Accessibility text size set to the largest option via</w:t>
-      </w:r>
-      <w:r>
-        <w:t xml:space="preserve"> </w:t>
-      </w:r>
-      <w:r>
-        <w:rPr>
-          <w:b/>
-          <w:bCs/>
-        </w:rPr>
-        <w:t xml:space="preserve">Settings → Accessibility → Display &amp; Text Size → Larger Text</w:t>
-      </w:r>
-      <w:r>
-        <w:t xml:space="preserve"> </w:t>
-      </w:r>
-      <w:r>
-        <w:t xml:space="preserve">(drag slider to maximum).</w:t>
-      </w:r>
-    </w:p>
-    <w:p>
-      <w:pPr>
-        <w:numPr>
-          <w:ilvl w:val="0"/>
-          <w:numId w:val="1281"/>
-        </w:numPr>
-      </w:pPr>
-      <w:r>
-        <w:t xml:space="preserve">Launch GuitarTap</w:t>
-      </w:r>
-    </w:p>
-    <w:p>
-      <w:pPr>
-        <w:numPr>
-          <w:ilvl w:val="0"/>
-          <w:numId w:val="1282"/>
-        </w:numPr>
-      </w:pPr>
-      <w:r>
-        <w:t xml:space="preserve">Inspect all buttons in the header and toolbar — confirm no label is clipped or truncated</w:t>
-      </w:r>
-    </w:p>
-    <w:p>
-      <w:pPr>
-        <w:numPr>
-          <w:ilvl w:val="0"/>
-          <w:numId w:val="1283"/>
-        </w:numPr>
-      </w:pPr>
-      <w:r>
-        <w:t xml:space="preserve">Open the</w:t>
-      </w:r>
-      <w:r>
-        <w:t xml:space="preserve"> </w:t>
-      </w:r>
-      <w:r>
-        <w:rPr>
-          <w:b/>
-          <w:bCs/>
-        </w:rPr>
-        <w:t xml:space="preserve">Settings</w:t>
-      </w:r>
-      <w:r>
-        <w:t xml:space="preserve"> </w:t>
-      </w:r>
-      <w:r>
-        <w:t xml:space="preserve">sheet and inspect all labels and controls</w:t>
-      </w:r>
-    </w:p>
-    <w:p>
-      <w:pPr>
-        <w:numPr>
-          <w:ilvl w:val="0"/>
-          <w:numId w:val="1284"/>
-        </w:numPr>
-      </w:pPr>
-      <w:r>
-        <w:t xml:space="preserve">Open the</w:t>
-      </w:r>
-      <w:r>
-        <w:t xml:space="preserve"> </w:t>
-      </w:r>
-      <w:r>
-        <w:rPr>
-          <w:b/>
-          <w:bCs/>
-        </w:rPr>
-        <w:t xml:space="preserve">Measurements</w:t>
-      </w:r>
-      <w:r>
-        <w:t xml:space="preserve"> </w:t>
-      </w:r>
-      <w:r>
-        <w:t xml:space="preserve">list and inspect row labels</w:t>
-      </w:r>
-    </w:p>
-    <w:p>
-      <w:pPr>
-        <w:numPr>
-          <w:ilvl w:val="0"/>
-          <w:numId w:val="1285"/>
-        </w:numPr>
-      </w:pPr>
-      <w:r>
-        <w:t xml:space="preserve">Verify all labels and controls remain usable</w:t>
-      </w:r>
-    </w:p>
-    <w:p>
-      <w:pPr>
-        <w:numPr>
-          <w:ilvl w:val="0"/>
-          <w:numId w:val="1286"/>
-        </w:numPr>
-      </w:pPr>
-      <w:r>
-        <w:t xml:space="preserve">Confirm the layout may reflow but must not hide or overlap any interactive element</w:t>
-      </w:r>
-    </w:p>
-    <w:p>
-      <w:pPr>
-        <w:numPr>
-          <w:ilvl w:val="0"/>
-          <w:numId w:val="1287"/>
+        <w:t xml:space="preserve">iPad in landscape or portrait orientation.</w:t>
+      </w:r>
+    </w:p>
+    <w:p>
+      <w:pPr>
+        <w:numPr>
+          <w:ilvl w:val="0"/>
+          <w:numId w:val="1288"/>
+        </w:numPr>
+      </w:pPr>
+      <w:r>
+        <w:t xml:space="preserve">Launch GuitarTap on iPad</w:t>
+      </w:r>
+    </w:p>
+    <w:p>
+      <w:pPr>
+        <w:numPr>
+          <w:ilvl w:val="0"/>
+          <w:numId w:val="1289"/>
+        </w:numPr>
+      </w:pPr>
+      <w:r>
+        <w:t xml:space="preserve">Verify the two-row header layout shows full-label buttons</w:t>
+      </w:r>
+    </w:p>
+    <w:p>
+      <w:pPr>
+        <w:numPr>
+          <w:ilvl w:val="0"/>
+          <w:numId w:val="1290"/>
+        </w:numPr>
+      </w:pPr>
+      <w:r>
+        <w:t xml:space="preserve">Confirm both rows are fully visible without horizontal scrolling</w:t>
+      </w:r>
+    </w:p>
+    <w:p>
+      <w:pPr>
+        <w:numPr>
+          <w:ilvl w:val="0"/>
+          <w:numId w:val="1291"/>
+        </w:numPr>
+      </w:pPr>
+      <w:r>
+        <w:t xml:space="preserve">Confirm all buttons have text labels</w:t>
+      </w:r>
+    </w:p>
+    <w:p>
+      <w:pPr>
+        <w:numPr>
+          <w:ilvl w:val="0"/>
+          <w:numId w:val="1292"/>
         </w:numPr>
       </w:pPr>
       <w:r>
@@ -9807,24 +10124,14 @@
         </w:pict>
       </w:r>
     </w:p>
-    <w:bookmarkEnd w:id="70"/>
     <w:bookmarkEnd w:id="71"/>
-    <w:bookmarkStart w:id="78" w:name="k-regression-smoke-tests-manual"/>
-    <w:p>
-      <w:pPr>
-        <w:pStyle w:val="Heading2"/>
-      </w:pPr>
-      <w:r>
-        <w:t xml:space="preserve">K — Regression Smoke Tests (Manual)</w:t>
-      </w:r>
-    </w:p>
-    <w:bookmarkStart w:id="72" w:name="k1-app-launches-without-crash"/>
+    <w:bookmarkStart w:id="72" w:name="Xc3438a33a91d7e417bbd008e6a073c6569a3340"/>
     <w:p>
       <w:pPr>
         <w:pStyle w:val="Heading3"/>
       </w:pPr>
       <w:r>
-        <w:t xml:space="preserve">K1 — App launches without crash</w:t>
+        <w:t xml:space="preserve">U3 — All primary controls present on macOS (wide window)</w:t>
       </w:r>
     </w:p>
     <w:p>
@@ -9842,7 +10149,7 @@
         <w:t xml:space="preserve"> </w:t>
       </w:r>
       <w:r>
-        <w:t xml:space="preserve">iOS · iPadOS · macOS</w:t>
+        <w:t xml:space="preserve">macOS</w:t>
       </w:r>
       <w:r>
         <w:t xml:space="preserve"> </w:t>
@@ -9876,70 +10183,47 @@
         <w:t xml:space="preserve"> </w:t>
       </w:r>
       <w:r>
-        <w:t xml:space="preserve">Device restarted (cold launch).</w:t>
-      </w:r>
-    </w:p>
-    <w:p>
-      <w:pPr>
-        <w:numPr>
-          <w:ilvl w:val="0"/>
-          <w:numId w:val="1288"/>
-        </w:numPr>
-      </w:pPr>
-      <w:r>
-        <w:t xml:space="preserve">Tap the GuitarTap icon</w:t>
-      </w:r>
-    </w:p>
-    <w:p>
-      <w:pPr>
-        <w:numPr>
-          <w:ilvl w:val="0"/>
-          <w:numId w:val="1289"/>
-        </w:numPr>
-      </w:pPr>
-      <w:r>
-        <w:t xml:space="preserve">Verify the main view appears within 3 s</w:t>
-      </w:r>
-    </w:p>
-    <w:p>
-      <w:pPr>
-        <w:numPr>
-          <w:ilvl w:val="0"/>
-          <w:numId w:val="1290"/>
-        </w:numPr>
-      </w:pPr>
-      <w:r>
-        <w:t xml:space="preserve">Confirm no crash occurs</w:t>
-      </w:r>
-    </w:p>
-    <w:p>
-      <w:pPr>
-        <w:numPr>
-          <w:ilvl w:val="0"/>
-          <w:numId w:val="1291"/>
-        </w:numPr>
-      </w:pPr>
-      <w:r>
-        <w:t xml:space="preserve">Confirm no</w:t>
-      </w:r>
-      <w:r>
-        <w:t xml:space="preserve"> </w:t>
-      </w:r>
-      <w:r>
-        <w:t xml:space="preserve">“GuitarTap quit unexpectedly”</w:t>
-      </w:r>
-      <w:r>
-        <w:t xml:space="preserve"> </w:t>
-      </w:r>
-      <w:r>
-        <w:t xml:space="preserve">dialog appears</w:t>
-      </w:r>
-    </w:p>
-    <w:p>
-      <w:pPr>
-        <w:numPr>
-          <w:ilvl w:val="0"/>
-          <w:numId w:val="1292"/>
+        <w:t xml:space="preserve">macOS, window at ≥900 px wide.</w:t>
+      </w:r>
+    </w:p>
+    <w:p>
+      <w:pPr>
+        <w:numPr>
+          <w:ilvl w:val="0"/>
+          <w:numId w:val="1293"/>
+        </w:numPr>
+      </w:pPr>
+      <w:r>
+        <w:t xml:space="preserve">Launch GuitarTap</w:t>
+      </w:r>
+    </w:p>
+    <w:p>
+      <w:pPr>
+        <w:numPr>
+          <w:ilvl w:val="0"/>
+          <w:numId w:val="1294"/>
+        </w:numPr>
+      </w:pPr>
+      <w:r>
+        <w:t xml:space="preserve">Verify the single-row button layout shows (right-justified): Auto dB, Annotations, Save, Measurements, Metrics, Settings</w:t>
+      </w:r>
+    </w:p>
+    <w:p>
+      <w:pPr>
+        <w:numPr>
+          <w:ilvl w:val="0"/>
+          <w:numId w:val="1295"/>
+        </w:numPr>
+      </w:pPr>
+      <w:r>
+        <w:t xml:space="preserve">Confirm all buttons have full text labels and are visible in one row</w:t>
+      </w:r>
+    </w:p>
+    <w:p>
+      <w:pPr>
+        <w:numPr>
+          <w:ilvl w:val="0"/>
+          <w:numId w:val="1296"/>
         </w:numPr>
       </w:pPr>
       <w:r>
@@ -9980,13 +10264,13 @@
       </w:r>
     </w:p>
     <w:bookmarkEnd w:id="72"/>
-    <w:bookmarkStart w:id="73" w:name="X2868af2a95f76991442d6465b8b41b40a09db7b"/>
+    <w:bookmarkStart w:id="73" w:name="Xe8a3913ff9629a4d507678648ab78eeac0564dc"/>
     <w:p>
       <w:pPr>
         <w:pStyle w:val="Heading3"/>
       </w:pPr>
       <w:r>
-        <w:t xml:space="preserve">K2 — Chart renders with a saved measurement</w:t>
+        <w:t xml:space="preserve">U4 — macOS icon-only layout at narrow window</w:t>
       </w:r>
     </w:p>
     <w:p>
@@ -10004,7 +10288,7 @@
         <w:t xml:space="preserve"> </w:t>
       </w:r>
       <w:r>
-        <w:t xml:space="preserve">iOS · iPadOS · macOS</w:t>
+        <w:t xml:space="preserve">macOS</w:t>
       </w:r>
       <w:r>
         <w:t xml:space="preserve"> </w:t>
@@ -10020,7 +10304,7 @@
         <w:t xml:space="preserve"> </w:t>
       </w:r>
       <w:r>
-        <w:t xml:space="preserve">High</w:t>
+        <w:t xml:space="preserve">Medium</w:t>
       </w:r>
     </w:p>
     <w:p>
@@ -10038,34 +10322,29 @@
         <w:t xml:space="preserve"> </w:t>
       </w:r>
       <w:r>
-        <w:t xml:space="preserve">At least one measurement has been saved using the</w:t>
-      </w:r>
-      <w:r>
-        <w:t xml:space="preserve"> </w:t>
-      </w:r>
-      <w:r>
-        <w:rPr>
-          <w:b/>
-          <w:bCs/>
-        </w:rPr>
-        <w:t xml:space="preserve">Save</w:t>
-      </w:r>
-      <w:r>
-        <w:t xml:space="preserve"> </w:t>
-      </w:r>
-      <w:r>
-        <w:t xml:space="preserve">button during a previous tap tone session (see R8).</w:t>
-      </w:r>
-    </w:p>
-    <w:p>
-      <w:pPr>
-        <w:numPr>
-          <w:ilvl w:val="0"/>
-          <w:numId w:val="1293"/>
-        </w:numPr>
-      </w:pPr>
-      <w:r>
-        <w:t xml:space="preserve">Export the saved measurement to a</w:t>
+        <w:t xml:space="preserve">macOS.</w:t>
+      </w:r>
+    </w:p>
+    <w:p>
+      <w:pPr>
+        <w:numPr>
+          <w:ilvl w:val="0"/>
+          <w:numId w:val="1297"/>
+        </w:numPr>
+      </w:pPr>
+      <w:r>
+        <w:t xml:space="preserve">Drag the window to a narrow width (~500 px)</w:t>
+      </w:r>
+    </w:p>
+    <w:p>
+      <w:pPr>
+        <w:numPr>
+          <w:ilvl w:val="0"/>
+          <w:numId w:val="1298"/>
+        </w:numPr>
+      </w:pPr>
+      <w:r>
+        <w:t xml:space="preserve">Verify</w:t>
       </w:r>
       <w:r>
         <w:t xml:space="preserve"> </w:t>
@@ -10074,128 +10353,42 @@
         <w:rPr>
           <w:rStyle w:val="VerbatimChar"/>
         </w:rPr>
-        <w:t xml:space="preserve">.guitartap</w:t>
-      </w:r>
-      <w:r>
-        <w:t xml:space="preserve"> </w:t>
-      </w:r>
-      <w:r>
-        <w:t xml:space="preserve">file using</w:t>
-      </w:r>
-      <w:r>
-        <w:t xml:space="preserve"> </w:t>
-      </w:r>
-      <w:r>
-        <w:rPr>
-          <w:b/>
-          <w:bCs/>
-        </w:rPr>
-        <w:t xml:space="preserve">Export Measurement</w:t>
-      </w:r>
-      <w:r>
-        <w:t xml:space="preserve"> </w:t>
-      </w:r>
-      <w:r>
-        <w:t xml:space="preserve">(iOS/iPadOS share sheet) or</w:t>
-      </w:r>
-      <w:r>
-        <w:t xml:space="preserve"> </w:t>
-      </w:r>
-      <w:r>
-        <w:rPr>
-          <w:b/>
-          <w:bCs/>
-        </w:rPr>
-        <w:t xml:space="preserve">Save Measurement to Disk…</w:t>
-      </w:r>
-      <w:r>
-        <w:t xml:space="preserve"> </w:t>
-      </w:r>
-      <w:r>
-        <w:t xml:space="preserve">(macOS)</w:t>
-      </w:r>
-    </w:p>
-    <w:p>
-      <w:pPr>
-        <w:numPr>
-          <w:ilvl w:val="0"/>
-          <w:numId w:val="1294"/>
-        </w:numPr>
-      </w:pPr>
-      <w:r>
-        <w:t xml:space="preserve">Re-import it using</w:t>
-      </w:r>
-      <w:r>
-        <w:t xml:space="preserve"> </w:t>
-      </w:r>
-      <w:r>
-        <w:rPr>
-          <w:b/>
-          <w:bCs/>
-        </w:rPr>
-        <w:t xml:space="preserve">Import Measurement</w:t>
-      </w:r>
-      <w:r>
-        <w:t xml:space="preserve"> </w:t>
-      </w:r>
-      <w:r>
-        <w:t xml:space="preserve">(iOS/iPadOS) or the</w:t>
-      </w:r>
-      <w:r>
-        <w:t xml:space="preserve"> </w:t>
-      </w:r>
-      <w:r>
-        <w:rPr>
-          <w:b/>
-          <w:bCs/>
-        </w:rPr>
-        <w:t xml:space="preserve">Import</w:t>
-      </w:r>
-      <w:r>
-        <w:t xml:space="preserve"> </w:t>
-      </w:r>
-      <w:r>
-        <w:t xml:space="preserve">toolbar button (macOS)</w:t>
-      </w:r>
-    </w:p>
-    <w:p>
-      <w:pPr>
-        <w:numPr>
-          <w:ilvl w:val="0"/>
-          <w:numId w:val="1295"/>
-        </w:numPr>
-      </w:pPr>
-      <w:r>
-        <w:t xml:space="preserve">Open the imported measurement from the Measurements list</w:t>
-      </w:r>
-    </w:p>
-    <w:p>
-      <w:pPr>
-        <w:numPr>
-          <w:ilvl w:val="0"/>
-          <w:numId w:val="1296"/>
-        </w:numPr>
-      </w:pPr>
-      <w:r>
-        <w:t xml:space="preserve">Verify the spectrum chart renders with peaks annotated</w:t>
-      </w:r>
-    </w:p>
-    <w:p>
-      <w:pPr>
-        <w:numPr>
-          <w:ilvl w:val="0"/>
-          <w:numId w:val="1297"/>
-        </w:numPr>
-      </w:pPr>
-      <w:r>
-        <w:t xml:space="preserve">Confirm no blank chart or decode error</w:t>
-      </w:r>
-    </w:p>
-    <w:p>
-      <w:pPr>
-        <w:numPr>
-          <w:ilvl w:val="0"/>
-          <w:numId w:val="1298"/>
+        <w:t xml:space="preserve">ViewThatFits</w:t>
+      </w:r>
+      <w:r>
+        <w:t xml:space="preserve"> </w:t>
+      </w:r>
+      <w:r>
+        <w:t xml:space="preserve">switches to the icon-only two-row layout</w:t>
+      </w:r>
+    </w:p>
+    <w:p>
+      <w:pPr>
+        <w:numPr>
+          <w:ilvl w:val="0"/>
+          <w:numId w:val="1299"/>
+        </w:numPr>
+      </w:pPr>
+      <w:r>
+        <w:t xml:space="preserve">Confirm no button labels are truncated</w:t>
+      </w:r>
+    </w:p>
+    <w:p>
+      <w:pPr>
+        <w:numPr>
+          <w:ilvl w:val="0"/>
+          <w:numId w:val="1300"/>
+        </w:numPr>
+      </w:pPr>
+      <w:r>
+        <w:t xml:space="preserve">Confirm no button falls off-screen</w:t>
+      </w:r>
+    </w:p>
+    <w:p>
+      <w:pPr>
+        <w:numPr>
+          <w:ilvl w:val="0"/>
+          <w:numId w:val="1301"/>
         </w:numPr>
       </w:pPr>
       <w:r>
@@ -10236,13 +10429,13 @@
       </w:r>
     </w:p>
     <w:bookmarkEnd w:id="73"/>
-    <w:bookmarkStart w:id="74" w:name="X9cf2ebe45cc209b4010516a5f4266ee2ab9644d"/>
+    <w:bookmarkStart w:id="74" w:name="u5-status-bar-correct-on-iphone"/>
     <w:p>
       <w:pPr>
         <w:pStyle w:val="Heading3"/>
       </w:pPr>
       <w:r>
-        <w:t xml:space="preserve">K3 — Recording starts automatically on launch</w:t>
+        <w:t xml:space="preserve">U5 — Status bar correct on iPhone</w:t>
       </w:r>
     </w:p>
     <w:p>
@@ -10260,7 +10453,7 @@
         <w:t xml:space="preserve"> </w:t>
       </w:r>
       <w:r>
-        <w:t xml:space="preserve">iOS · iPadOS · macOS</w:t>
+        <w:t xml:space="preserve">iOS</w:t>
       </w:r>
       <w:r>
         <w:t xml:space="preserve"> </w:t>
@@ -10276,7 +10469,7 @@
         <w:t xml:space="preserve"> </w:t>
       </w:r>
       <w:r>
-        <w:t xml:space="preserve">High</w:t>
+        <w:t xml:space="preserve">Medium</w:t>
       </w:r>
     </w:p>
     <w:p>
@@ -10294,40 +10487,7 @@
         <w:t xml:space="preserve"> </w:t>
       </w:r>
       <w:r>
-        <w:t xml:space="preserve">Microphone permission granted.</w:t>
-      </w:r>
-    </w:p>
-    <w:p>
-      <w:pPr>
-        <w:numPr>
-          <w:ilvl w:val="0"/>
-          <w:numId w:val="1299"/>
-        </w:numPr>
-      </w:pPr>
-      <w:r>
-        <w:t xml:space="preserve">Launch the app</w:t>
-      </w:r>
-    </w:p>
-    <w:p>
-      <w:pPr>
-        <w:numPr>
-          <w:ilvl w:val="0"/>
-          <w:numId w:val="1300"/>
-        </w:numPr>
-      </w:pPr>
-      <w:r>
-        <w:t xml:space="preserve">Verify the green running indicator appears within 3 s</w:t>
-      </w:r>
-    </w:p>
-    <w:p>
-      <w:pPr>
-        <w:numPr>
-          <w:ilvl w:val="0"/>
-          <w:numId w:val="1301"/>
-        </w:numPr>
-      </w:pPr>
-      <w:r>
-        <w:t xml:space="preserve">Confirm the app does not freeze or crash</w:t>
+        <w:t xml:space="preserve">App running on iPhone.</w:t>
       </w:r>
     </w:p>
     <w:p>
@@ -10335,6 +10495,50 @@
         <w:numPr>
           <w:ilvl w:val="0"/>
           <w:numId w:val="1302"/>
+        </w:numPr>
+      </w:pPr>
+      <w:r>
+        <w:t xml:space="preserve">Launch the app (recording begins automatically)</w:t>
+      </w:r>
+    </w:p>
+    <w:p>
+      <w:pPr>
+        <w:numPr>
+          <w:ilvl w:val="0"/>
+          <w:numId w:val="1303"/>
+        </w:numPr>
+      </w:pPr>
+      <w:r>
+        <w:t xml:space="preserve">Verify the compact status bar (28 px tall) shows the tap indicator</w:t>
+      </w:r>
+    </w:p>
+    <w:p>
+      <w:pPr>
+        <w:numPr>
+          <w:ilvl w:val="0"/>
+          <w:numId w:val="1304"/>
+        </w:numPr>
+      </w:pPr>
+      <w:r>
+        <w:t xml:space="preserve">Verify it shows the dB reading</w:t>
+      </w:r>
+    </w:p>
+    <w:p>
+      <w:pPr>
+        <w:numPr>
+          <w:ilvl w:val="0"/>
+          <w:numId w:val="1305"/>
+        </w:numPr>
+      </w:pPr>
+      <w:r>
+        <w:t xml:space="preserve">Verify it shows the running dot indicator</w:t>
+      </w:r>
+    </w:p>
+    <w:p>
+      <w:pPr>
+        <w:numPr>
+          <w:ilvl w:val="0"/>
+          <w:numId w:val="1306"/>
         </w:numPr>
       </w:pPr>
       <w:r>
@@ -10375,13 +10579,13 @@
       </w:r>
     </w:p>
     <w:bookmarkEnd w:id="74"/>
-    <w:bookmarkStart w:id="75" w:name="X739c06766e2e2b5a227b8590f6e10ca3595ebd4"/>
+    <w:bookmarkStart w:id="75" w:name="u6-status-bar-correct-on-ipadmacos"/>
     <w:p>
       <w:pPr>
         <w:pStyle w:val="Heading3"/>
       </w:pPr>
       <w:r>
-        <w:t xml:space="preserve">K4 — Memory stable during extended recording</w:t>
+        <w:t xml:space="preserve">U6 — Status bar correct on iPad/macOS</w:t>
       </w:r>
     </w:p>
     <w:p>
@@ -10399,7 +10603,7 @@
         <w:t xml:space="preserve"> </w:t>
       </w:r>
       <w:r>
-        <w:t xml:space="preserve">iOS · iPadOS · macOS</w:t>
+        <w:t xml:space="preserve">iPadOS · macOS</w:t>
       </w:r>
       <w:r>
         <w:t xml:space="preserve"> </w:t>
@@ -10433,51 +10637,7 @@
         <w:t xml:space="preserve"> </w:t>
       </w:r>
       <w:r>
-        <w:t xml:space="preserve">Xcode Instruments available. App running on a physical device.</w:t>
-      </w:r>
-    </w:p>
-    <w:p>
-      <w:pPr>
-        <w:numPr>
-          <w:ilvl w:val="0"/>
-          <w:numId w:val="1303"/>
-        </w:numPr>
-      </w:pPr>
-      <w:r>
-        <w:t xml:space="preserve">Profile the app with the Allocations instrument in Xcode</w:t>
-      </w:r>
-    </w:p>
-    <w:p>
-      <w:pPr>
-        <w:numPr>
-          <w:ilvl w:val="0"/>
-          <w:numId w:val="1304"/>
-        </w:numPr>
-      </w:pPr>
-      <w:r>
-        <w:t xml:space="preserve">Launch the app (recording begins automatically)</w:t>
-      </w:r>
-    </w:p>
-    <w:p>
-      <w:pPr>
-        <w:numPr>
-          <w:ilvl w:val="0"/>
-          <w:numId w:val="1305"/>
-        </w:numPr>
-      </w:pPr>
-      <w:r>
-        <w:t xml:space="preserve">Record continuously for 2 minutes</w:t>
-      </w:r>
-    </w:p>
-    <w:p>
-      <w:pPr>
-        <w:numPr>
-          <w:ilvl w:val="0"/>
-          <w:numId w:val="1306"/>
-        </w:numPr>
-      </w:pPr>
-      <w:r>
-        <w:t xml:space="preserve">Verify memory usage grows during FFT initialisation and then plateaus</w:t>
+        <w:t xml:space="preserve">App running on iPad or macOS.</w:t>
       </w:r>
     </w:p>
     <w:p>
@@ -10488,7 +10648,7 @@
         </w:numPr>
       </w:pPr>
       <w:r>
-        <w:t xml:space="preserve">Confirm there is no unbounded growth over the 2-minute period</w:t>
+        <w:t xml:space="preserve">Launch the app (recording begins automatically); perform at least one tap</w:t>
       </w:r>
     </w:p>
     <w:p>
@@ -10499,7 +10659,7 @@
         </w:numPr>
       </w:pPr>
       <w:r>
-        <w:t xml:space="preserve">Confirm net growth is less than 10 MB from the plateau</w:t>
+        <w:t xml:space="preserve">Verify the full status bar shows the progress bar</w:t>
       </w:r>
     </w:p>
     <w:p>
@@ -10507,6 +10667,51 @@
         <w:numPr>
           <w:ilvl w:val="0"/>
           <w:numId w:val="1309"/>
+        </w:numPr>
+      </w:pPr>
+      <w:r>
+        <w:t xml:space="preserve">Verify it shows the</w:t>
+      </w:r>
+      <w:r>
+        <w:t xml:space="preserve"> </w:t>
+      </w:r>
+      <w:r>
+        <w:t xml:space="preserve">“Tap Detected!”</w:t>
+      </w:r>
+      <w:r>
+        <w:t xml:space="preserve"> </w:t>
+      </w:r>
+      <w:r>
+        <w:t xml:space="preserve">label</w:t>
+      </w:r>
+    </w:p>
+    <w:p>
+      <w:pPr>
+        <w:numPr>
+          <w:ilvl w:val="0"/>
+          <w:numId w:val="1310"/>
+        </w:numPr>
+      </w:pPr>
+      <w:r>
+        <w:t xml:space="preserve">Verify it shows the bin count</w:t>
+      </w:r>
+    </w:p>
+    <w:p>
+      <w:pPr>
+        <w:numPr>
+          <w:ilvl w:val="0"/>
+          <w:numId w:val="1311"/>
+        </w:numPr>
+      </w:pPr>
+      <w:r>
+        <w:t xml:space="preserve">Verify it shows the frozen indicator</w:t>
+      </w:r>
+    </w:p>
+    <w:p>
+      <w:pPr>
+        <w:numPr>
+          <w:ilvl w:val="0"/>
+          <w:numId w:val="1312"/>
         </w:numPr>
       </w:pPr>
       <w:r>
@@ -10547,13 +10752,13 @@
       </w:r>
     </w:p>
     <w:bookmarkEnd w:id="75"/>
-    <w:bookmarkStart w:id="76" w:name="k5-app-returns-from-background-correctly"/>
+    <w:bookmarkStart w:id="76" w:name="u7-settings-sheet-opens-changes-persist"/>
     <w:p>
       <w:pPr>
         <w:pStyle w:val="Heading3"/>
       </w:pPr>
       <w:r>
-        <w:t xml:space="preserve">K5 — App returns from background correctly</w:t>
+        <w:t xml:space="preserve">U7 — Settings sheet opens, changes persist</w:t>
       </w:r>
     </w:p>
     <w:p>
@@ -10571,7 +10776,7 @@
         <w:t xml:space="preserve"> </w:t>
       </w:r>
       <w:r>
-        <w:t xml:space="preserve">iOS · iPadOS</w:t>
+        <w:t xml:space="preserve">iOS · iPadOS · macOS</w:t>
       </w:r>
       <w:r>
         <w:t xml:space="preserve"> </w:t>
@@ -10605,40 +10810,7 @@
         <w:t xml:space="preserve"> </w:t>
       </w:r>
       <w:r>
-        <w:t xml:space="preserve">App recording on iPhone or iPad.</w:t>
-      </w:r>
-    </w:p>
-    <w:p>
-      <w:pPr>
-        <w:numPr>
-          <w:ilvl w:val="0"/>
-          <w:numId w:val="1310"/>
-        </w:numPr>
-      </w:pPr>
-      <w:r>
-        <w:t xml:space="preserve">Confirm spectrum is animating (recording starts automatically on launch)</w:t>
-      </w:r>
-    </w:p>
-    <w:p>
-      <w:pPr>
-        <w:numPr>
-          <w:ilvl w:val="0"/>
-          <w:numId w:val="1311"/>
-        </w:numPr>
-      </w:pPr>
-      <w:r>
-        <w:t xml:space="preserve">Press the Home button (or swipe up to go home)</w:t>
-      </w:r>
-    </w:p>
-    <w:p>
-      <w:pPr>
-        <w:numPr>
-          <w:ilvl w:val="0"/>
-          <w:numId w:val="1312"/>
-        </w:numPr>
-      </w:pPr>
-      <w:r>
-        <w:t xml:space="preserve">Wait 10 s</w:t>
+        <w:t xml:space="preserve">App running on any platform.</w:t>
       </w:r>
     </w:p>
     <w:p>
@@ -10649,7 +10821,17 @@
         </w:numPr>
       </w:pPr>
       <w:r>
-        <w:t xml:space="preserve">Return to GuitarTap by tapping its icon</w:t>
+        <w:t xml:space="preserve">Tap</w:t>
+      </w:r>
+      <w:r>
+        <w:t xml:space="preserve"> </w:t>
+      </w:r>
+      <w:r>
+        <w:rPr>
+          <w:b/>
+          <w:bCs/>
+        </w:rPr>
+        <w:t xml:space="preserve">Settings</w:t>
       </w:r>
     </w:p>
     <w:p>
@@ -10660,7 +10842,7 @@
         </w:numPr>
       </w:pPr>
       <w:r>
-        <w:t xml:space="preserve">Verify the app is either still recording (indicator green) or in a clean stopped state</w:t>
+        <w:t xml:space="preserve">Change the threshold value</w:t>
       </w:r>
     </w:p>
     <w:p>
@@ -10671,7 +10853,7 @@
         </w:numPr>
       </w:pPr>
       <w:r>
-        <w:t xml:space="preserve">Confirm the UI is not frozen</w:t>
+        <w:t xml:space="preserve">Dismiss the settings sheet</w:t>
       </w:r>
     </w:p>
     <w:p>
@@ -10682,7 +10864,17 @@
         </w:numPr>
       </w:pPr>
       <w:r>
-        <w:t xml:space="preserve">Confirm no crash has occurred</w:t>
+        <w:t xml:space="preserve">Reopen</w:t>
+      </w:r>
+      <w:r>
+        <w:t xml:space="preserve"> </w:t>
+      </w:r>
+      <w:r>
+        <w:rPr>
+          <w:b/>
+          <w:bCs/>
+        </w:rPr>
+        <w:t xml:space="preserve">Settings</w:t>
       </w:r>
     </w:p>
     <w:p>
@@ -10690,6 +10882,17 @@
         <w:numPr>
           <w:ilvl w:val="0"/>
           <w:numId w:val="1317"/>
+        </w:numPr>
+      </w:pPr>
+      <w:r>
+        <w:t xml:space="preserve">Verify the threshold value matches what was entered</w:t>
+      </w:r>
+    </w:p>
+    <w:p>
+      <w:pPr>
+        <w:numPr>
+          <w:ilvl w:val="0"/>
+          <w:numId w:val="1318"/>
         </w:numPr>
       </w:pPr>
       <w:r>
@@ -10730,13 +10933,13 @@
       </w:r>
     </w:p>
     <w:bookmarkEnd w:id="76"/>
-    <w:bookmarkStart w:id="77" w:name="k6-rotation-does-not-break-layout"/>
+    <w:bookmarkStart w:id="77" w:name="u8-results-sheet-opens-and-closes"/>
     <w:p>
       <w:pPr>
         <w:pStyle w:val="Heading3"/>
       </w:pPr>
       <w:r>
-        <w:t xml:space="preserve">K6 — Rotation does not break layout</w:t>
+        <w:t xml:space="preserve">U8 — Results sheet opens and closes</w:t>
       </w:r>
     </w:p>
     <w:p>
@@ -10754,7 +10957,7 @@
         <w:t xml:space="preserve"> </w:t>
       </w:r>
       <w:r>
-        <w:t xml:space="preserve">iOS · iPadOS</w:t>
+        <w:t xml:space="preserve">iOS · iPadOS · macOS</w:t>
       </w:r>
       <w:r>
         <w:t xml:space="preserve"> </w:t>
@@ -10770,7 +10973,7 @@
         <w:t xml:space="preserve"> </w:t>
       </w:r>
       <w:r>
-        <w:t xml:space="preserve">Medium</w:t>
+        <w:t xml:space="preserve">High</w:t>
       </w:r>
     </w:p>
     <w:p>
@@ -10788,18 +10991,7 @@
         <w:t xml:space="preserve"> </w:t>
       </w:r>
       <w:r>
-        <w:t xml:space="preserve">App running on iPhone or iPad.</w:t>
-      </w:r>
-    </w:p>
-    <w:p>
-      <w:pPr>
-        <w:numPr>
-          <w:ilvl w:val="0"/>
-          <w:numId w:val="1318"/>
-        </w:numPr>
-      </w:pPr>
-      <w:r>
-        <w:t xml:space="preserve">Hold the device in portrait; confirm the spectrum is visible and animating (recording starts automatically on launch)</w:t>
+        <w:t xml:space="preserve">At least one tap has been captured.</w:t>
       </w:r>
     </w:p>
     <w:p>
@@ -10810,7 +11002,17 @@
         </w:numPr>
       </w:pPr>
       <w:r>
-        <w:t xml:space="preserve">Rotate the device to landscape</w:t>
+        <w:t xml:space="preserve">Tap</w:t>
+      </w:r>
+      <w:r>
+        <w:t xml:space="preserve"> </w:t>
+      </w:r>
+      <w:r>
+        <w:rPr>
+          <w:b/>
+          <w:bCs/>
+        </w:rPr>
+        <w:t xml:space="preserve">Results</w:t>
       </w:r>
     </w:p>
     <w:p>
@@ -10821,7 +11023,7 @@
         </w:numPr>
       </w:pPr>
       <w:r>
-        <w:t xml:space="preserve">Verify the chart, header buttons, and status bar reflow without truncation or overlap</w:t>
+        <w:t xml:space="preserve">Verify the peaks table appears</w:t>
       </w:r>
     </w:p>
     <w:p>
@@ -10832,7 +11034,7 @@
         </w:numPr>
       </w:pPr>
       <w:r>
-        <w:t xml:space="preserve">Rotate back to portrait</w:t>
+        <w:t xml:space="preserve">Dismiss the sheet</w:t>
       </w:r>
     </w:p>
     <w:p>
@@ -10843,7 +11045,7 @@
         </w:numPr>
       </w:pPr>
       <w:r>
-        <w:t xml:space="preserve">Verify the layout is still correct</w:t>
+        <w:t xml:space="preserve">Confirm the sheet closes cleanly</w:t>
       </w:r>
     </w:p>
     <w:p>
@@ -10891,8 +11093,1813 @@
       </w:r>
     </w:p>
     <w:bookmarkEnd w:id="77"/>
+    <w:bookmarkStart w:id="78" w:name="u9-save-sheet-accepts-name-and-saves"/>
+    <w:p>
+      <w:pPr>
+        <w:pStyle w:val="Heading3"/>
+      </w:pPr>
+      <w:r>
+        <w:t xml:space="preserve">U9 — Save sheet accepts name and saves</w:t>
+      </w:r>
+    </w:p>
+    <w:p>
+      <w:pPr>
+        <w:pStyle w:val="FirstParagraph"/>
+      </w:pPr>
+      <w:r>
+        <w:rPr>
+          <w:b/>
+          <w:bCs/>
+        </w:rPr>
+        <w:t xml:space="preserve">Platforms:</w:t>
+      </w:r>
+      <w:r>
+        <w:t xml:space="preserve"> </w:t>
+      </w:r>
+      <w:r>
+        <w:t xml:space="preserve">iOS · iPadOS · macOS</w:t>
+      </w:r>
+      <w:r>
+        <w:t xml:space="preserve"> </w:t>
+      </w:r>
+      <w:r>
+        <w:rPr>
+          <w:b/>
+          <w:bCs/>
+        </w:rPr>
+        <w:t xml:space="preserve">Priority:</w:t>
+      </w:r>
+      <w:r>
+        <w:t xml:space="preserve"> </w:t>
+      </w:r>
+      <w:r>
+        <w:t xml:space="preserve">High</w:t>
+      </w:r>
+    </w:p>
+    <w:p>
+      <w:pPr>
+        <w:pStyle w:val="BodyText"/>
+      </w:pPr>
+      <w:r>
+        <w:rPr>
+          <w:b/>
+          <w:bCs/>
+        </w:rPr>
+        <w:t xml:space="preserve">Preconditions:</w:t>
+      </w:r>
+      <w:r>
+        <w:t xml:space="preserve"> </w:t>
+      </w:r>
+      <w:r>
+        <w:t xml:space="preserve">At least one tap has been captured.</w:t>
+      </w:r>
+    </w:p>
+    <w:p>
+      <w:pPr>
+        <w:numPr>
+          <w:ilvl w:val="0"/>
+          <w:numId w:val="1324"/>
+        </w:numPr>
+      </w:pPr>
+      <w:r>
+        <w:t xml:space="preserve">Tap</w:t>
+      </w:r>
+      <w:r>
+        <w:t xml:space="preserve"> </w:t>
+      </w:r>
+      <w:r>
+        <w:rPr>
+          <w:b/>
+          <w:bCs/>
+        </w:rPr>
+        <w:t xml:space="preserve">Save</w:t>
+      </w:r>
+    </w:p>
+    <w:p>
+      <w:pPr>
+        <w:numPr>
+          <w:ilvl w:val="0"/>
+          <w:numId w:val="1325"/>
+        </w:numPr>
+      </w:pPr>
+      <w:r>
+        <w:t xml:space="preserve">Type a name for the measurement</w:t>
+      </w:r>
+    </w:p>
+    <w:p>
+      <w:pPr>
+        <w:numPr>
+          <w:ilvl w:val="0"/>
+          <w:numId w:val="1326"/>
+        </w:numPr>
+      </w:pPr>
+      <w:r>
+        <w:t xml:space="preserve">Confirm the save</w:t>
+      </w:r>
+    </w:p>
+    <w:p>
+      <w:pPr>
+        <w:numPr>
+          <w:ilvl w:val="0"/>
+          <w:numId w:val="1327"/>
+        </w:numPr>
+      </w:pPr>
+      <w:r>
+        <w:t xml:space="preserve">Open</w:t>
+      </w:r>
+      <w:r>
+        <w:t xml:space="preserve"> </w:t>
+      </w:r>
+      <w:r>
+        <w:rPr>
+          <w:b/>
+          <w:bCs/>
+        </w:rPr>
+        <w:t xml:space="preserve">Measurements</w:t>
+      </w:r>
+    </w:p>
+    <w:p>
+      <w:pPr>
+        <w:numPr>
+          <w:ilvl w:val="0"/>
+          <w:numId w:val="1328"/>
+        </w:numPr>
+      </w:pPr>
+      <w:r>
+        <w:t xml:space="preserve">Verify the new measurement appears in the list</w:t>
+      </w:r>
+    </w:p>
+    <w:p>
+      <w:pPr>
+        <w:numPr>
+          <w:ilvl w:val="0"/>
+          <w:numId w:val="1329"/>
+        </w:numPr>
+      </w:pPr>
+      <w:r>
+        <w:rPr>
+          <w:b/>
+          <w:bCs/>
+        </w:rPr>
+        <w:t xml:space="preserve">Pass</w:t>
+      </w:r>
+      <w:r>
+        <w:t xml:space="preserve"> </w:t>
+      </w:r>
+      <w:r>
+        <w:t xml:space="preserve">- [ ]</w:t>
+      </w:r>
+      <w:r>
+        <w:t xml:space="preserve"> </w:t>
+      </w:r>
+      <w:r>
+        <w:rPr>
+          <w:b/>
+          <w:bCs/>
+        </w:rPr>
+        <w:t xml:space="preserve">Fail</w:t>
+      </w:r>
+      <w:r>
+        <w:t xml:space="preserve"> </w:t>
+      </w:r>
+      <w:r>
+        <w:t xml:space="preserve">Notes: _______________________________________</w:t>
+      </w:r>
+    </w:p>
+    <w:p>
+      <w:r>
+        <w:pict>
+          <v:rect style="width:0;height:1.5pt" o:hralign="center" o:hrstd="t" o:hr="t"/>
+        </w:pict>
+      </w:r>
+    </w:p>
     <w:bookmarkEnd w:id="78"/>
-    <w:bookmarkStart w:id="79" w:name="summary"/>
+    <w:bookmarkStart w:id="79" w:name="u10-measurements-list-shows-saved-items"/>
+    <w:p>
+      <w:pPr>
+        <w:pStyle w:val="Heading3"/>
+      </w:pPr>
+      <w:r>
+        <w:t xml:space="preserve">U10 — Measurements list shows saved items</w:t>
+      </w:r>
+    </w:p>
+    <w:p>
+      <w:pPr>
+        <w:pStyle w:val="FirstParagraph"/>
+      </w:pPr>
+      <w:r>
+        <w:rPr>
+          <w:b/>
+          <w:bCs/>
+        </w:rPr>
+        <w:t xml:space="preserve">Platforms:</w:t>
+      </w:r>
+      <w:r>
+        <w:t xml:space="preserve"> </w:t>
+      </w:r>
+      <w:r>
+        <w:t xml:space="preserve">iOS · iPadOS · macOS</w:t>
+      </w:r>
+      <w:r>
+        <w:t xml:space="preserve"> </w:t>
+      </w:r>
+      <w:r>
+        <w:rPr>
+          <w:b/>
+          <w:bCs/>
+        </w:rPr>
+        <w:t xml:space="preserve">Priority:</w:t>
+      </w:r>
+      <w:r>
+        <w:t xml:space="preserve"> </w:t>
+      </w:r>
+      <w:r>
+        <w:t xml:space="preserve">High</w:t>
+      </w:r>
+    </w:p>
+    <w:p>
+      <w:pPr>
+        <w:pStyle w:val="BodyText"/>
+      </w:pPr>
+      <w:r>
+        <w:rPr>
+          <w:b/>
+          <w:bCs/>
+        </w:rPr>
+        <w:t xml:space="preserve">Preconditions:</w:t>
+      </w:r>
+      <w:r>
+        <w:t xml:space="preserve"> </w:t>
+      </w:r>
+      <w:r>
+        <w:t xml:space="preserve">At least one measurement has been previously saved.</w:t>
+      </w:r>
+    </w:p>
+    <w:p>
+      <w:pPr>
+        <w:numPr>
+          <w:ilvl w:val="0"/>
+          <w:numId w:val="1330"/>
+        </w:numPr>
+      </w:pPr>
+      <w:r>
+        <w:t xml:space="preserve">Open</w:t>
+      </w:r>
+      <w:r>
+        <w:t xml:space="preserve"> </w:t>
+      </w:r>
+      <w:r>
+        <w:rPr>
+          <w:b/>
+          <w:bCs/>
+        </w:rPr>
+        <w:t xml:space="preserve">Measurements</w:t>
+      </w:r>
+    </w:p>
+    <w:p>
+      <w:pPr>
+        <w:numPr>
+          <w:ilvl w:val="0"/>
+          <w:numId w:val="1331"/>
+        </w:numPr>
+      </w:pPr>
+      <w:r>
+        <w:t xml:space="preserve">Verify saved items are listed with name and date</w:t>
+      </w:r>
+    </w:p>
+    <w:p>
+      <w:pPr>
+        <w:numPr>
+          <w:ilvl w:val="0"/>
+          <w:numId w:val="1332"/>
+        </w:numPr>
+      </w:pPr>
+      <w:r>
+        <w:rPr>
+          <w:b/>
+          <w:bCs/>
+        </w:rPr>
+        <w:t xml:space="preserve">Pass</w:t>
+      </w:r>
+      <w:r>
+        <w:t xml:space="preserve"> </w:t>
+      </w:r>
+      <w:r>
+        <w:t xml:space="preserve">- [ ]</w:t>
+      </w:r>
+      <w:r>
+        <w:t xml:space="preserve"> </w:t>
+      </w:r>
+      <w:r>
+        <w:rPr>
+          <w:b/>
+          <w:bCs/>
+        </w:rPr>
+        <w:t xml:space="preserve">Fail</w:t>
+      </w:r>
+      <w:r>
+        <w:t xml:space="preserve"> </w:t>
+      </w:r>
+      <w:r>
+        <w:t xml:space="preserve">Notes: _______________________________________</w:t>
+      </w:r>
+    </w:p>
+    <w:p>
+      <w:r>
+        <w:pict>
+          <v:rect style="width:0;height:1.5pt" o:hralign="center" o:hrstd="t" o:hr="t"/>
+        </w:pict>
+      </w:r>
+    </w:p>
+    <w:bookmarkEnd w:id="79"/>
+    <w:bookmarkStart w:id="80" w:name="u11-dark-mode-no-invisible-text"/>
+    <w:p>
+      <w:pPr>
+        <w:pStyle w:val="Heading3"/>
+      </w:pPr>
+      <w:r>
+        <w:t xml:space="preserve">U11 — Dark mode: no invisible text</w:t>
+      </w:r>
+    </w:p>
+    <w:p>
+      <w:pPr>
+        <w:pStyle w:val="FirstParagraph"/>
+      </w:pPr>
+      <w:r>
+        <w:rPr>
+          <w:b/>
+          <w:bCs/>
+        </w:rPr>
+        <w:t xml:space="preserve">Platforms:</w:t>
+      </w:r>
+      <w:r>
+        <w:t xml:space="preserve"> </w:t>
+      </w:r>
+      <w:r>
+        <w:t xml:space="preserve">iOS · iPadOS · macOS</w:t>
+      </w:r>
+      <w:r>
+        <w:t xml:space="preserve"> </w:t>
+      </w:r>
+      <w:r>
+        <w:rPr>
+          <w:b/>
+          <w:bCs/>
+        </w:rPr>
+        <w:t xml:space="preserve">Priority:</w:t>
+      </w:r>
+      <w:r>
+        <w:t xml:space="preserve"> </w:t>
+      </w:r>
+      <w:r>
+        <w:t xml:space="preserve">Medium</w:t>
+      </w:r>
+    </w:p>
+    <w:p>
+      <w:pPr>
+        <w:pStyle w:val="BodyText"/>
+      </w:pPr>
+      <w:r>
+        <w:rPr>
+          <w:b/>
+          <w:bCs/>
+        </w:rPr>
+        <w:t xml:space="preserve">Preconditions:</w:t>
+      </w:r>
+      <w:r>
+        <w:t xml:space="preserve"> </w:t>
+      </w:r>
+      <w:r>
+        <w:t xml:space="preserve">System dark mode enabled.</w:t>
+      </w:r>
+    </w:p>
+    <w:p>
+      <w:pPr>
+        <w:numPr>
+          <w:ilvl w:val="0"/>
+          <w:numId w:val="1333"/>
+        </w:numPr>
+      </w:pPr>
+      <w:r>
+        <w:t xml:space="preserve">Launch GuitarTap</w:t>
+      </w:r>
+    </w:p>
+    <w:p>
+      <w:pPr>
+        <w:numPr>
+          <w:ilvl w:val="0"/>
+          <w:numId w:val="1334"/>
+        </w:numPr>
+      </w:pPr>
+      <w:r>
+        <w:t xml:space="preserve">Review the main view — confirm all text is legible</w:t>
+      </w:r>
+    </w:p>
+    <w:p>
+      <w:pPr>
+        <w:numPr>
+          <w:ilvl w:val="0"/>
+          <w:numId w:val="1335"/>
+        </w:numPr>
+      </w:pPr>
+      <w:r>
+        <w:t xml:space="preserve">Review the status bar — confirm all text is legible</w:t>
+      </w:r>
+    </w:p>
+    <w:p>
+      <w:pPr>
+        <w:numPr>
+          <w:ilvl w:val="0"/>
+          <w:numId w:val="1336"/>
+        </w:numPr>
+      </w:pPr>
+      <w:r>
+        <w:t xml:space="preserve">Open and review the settings sheet — confirm all text is legible</w:t>
+      </w:r>
+    </w:p>
+    <w:p>
+      <w:pPr>
+        <w:numPr>
+          <w:ilvl w:val="0"/>
+          <w:numId w:val="1337"/>
+        </w:numPr>
+      </w:pPr>
+      <w:r>
+        <w:t xml:space="preserve">Open and review the measurement detail view — confirm all text is legible</w:t>
+      </w:r>
+    </w:p>
+    <w:p>
+      <w:pPr>
+        <w:numPr>
+          <w:ilvl w:val="0"/>
+          <w:numId w:val="1338"/>
+        </w:numPr>
+      </w:pPr>
+      <w:r>
+        <w:t xml:space="preserve">Confirm chart axis labels and peak annotations remain readable</w:t>
+      </w:r>
+    </w:p>
+    <w:p>
+      <w:pPr>
+        <w:numPr>
+          <w:ilvl w:val="0"/>
+          <w:numId w:val="1339"/>
+        </w:numPr>
+      </w:pPr>
+      <w:r>
+        <w:t xml:space="preserve">Confirm no white-on-white or black-on-black combinations</w:t>
+      </w:r>
+    </w:p>
+    <w:p>
+      <w:pPr>
+        <w:numPr>
+          <w:ilvl w:val="0"/>
+          <w:numId w:val="1340"/>
+        </w:numPr>
+      </w:pPr>
+      <w:r>
+        <w:rPr>
+          <w:b/>
+          <w:bCs/>
+        </w:rPr>
+        <w:t xml:space="preserve">Pass</w:t>
+      </w:r>
+      <w:r>
+        <w:t xml:space="preserve"> </w:t>
+      </w:r>
+      <w:r>
+        <w:t xml:space="preserve">- [ ]</w:t>
+      </w:r>
+      <w:r>
+        <w:t xml:space="preserve"> </w:t>
+      </w:r>
+      <w:r>
+        <w:rPr>
+          <w:b/>
+          <w:bCs/>
+        </w:rPr>
+        <w:t xml:space="preserve">Fail</w:t>
+      </w:r>
+      <w:r>
+        <w:t xml:space="preserve"> </w:t>
+      </w:r>
+      <w:r>
+        <w:t xml:space="preserve">Notes: _______________________________________</w:t>
+      </w:r>
+    </w:p>
+    <w:p>
+      <w:r>
+        <w:pict>
+          <v:rect style="width:0;height:1.5pt" o:hralign="center" o:hrstd="t" o:hr="t"/>
+        </w:pict>
+      </w:r>
+    </w:p>
+    <w:bookmarkEnd w:id="80"/>
+    <w:bookmarkStart w:id="81" w:name="u12-dynamic-type-large-text-accessible"/>
+    <w:p>
+      <w:pPr>
+        <w:pStyle w:val="Heading3"/>
+      </w:pPr>
+      <w:r>
+        <w:t xml:space="preserve">U12 — Dynamic Type: large text accessible</w:t>
+      </w:r>
+    </w:p>
+    <w:p>
+      <w:pPr>
+        <w:pStyle w:val="FirstParagraph"/>
+      </w:pPr>
+      <w:r>
+        <w:rPr>
+          <w:b/>
+          <w:bCs/>
+        </w:rPr>
+        <w:t xml:space="preserve">Platforms:</w:t>
+      </w:r>
+      <w:r>
+        <w:t xml:space="preserve"> </w:t>
+      </w:r>
+      <w:r>
+        <w:t xml:space="preserve">iOS · iPadOS</w:t>
+      </w:r>
+      <w:r>
+        <w:t xml:space="preserve"> </w:t>
+      </w:r>
+      <w:r>
+        <w:rPr>
+          <w:b/>
+          <w:bCs/>
+        </w:rPr>
+        <w:t xml:space="preserve">Priority:</w:t>
+      </w:r>
+      <w:r>
+        <w:t xml:space="preserve"> </w:t>
+      </w:r>
+      <w:r>
+        <w:t xml:space="preserve">Low</w:t>
+      </w:r>
+    </w:p>
+    <w:p>
+      <w:pPr>
+        <w:pStyle w:val="BodyText"/>
+      </w:pPr>
+      <w:r>
+        <w:rPr>
+          <w:b/>
+          <w:bCs/>
+        </w:rPr>
+        <w:t xml:space="preserve">Preconditions:</w:t>
+      </w:r>
+      <w:r>
+        <w:t xml:space="preserve"> </w:t>
+      </w:r>
+      <w:r>
+        <w:t xml:space="preserve">Accessibility text size set to the largest option via</w:t>
+      </w:r>
+      <w:r>
+        <w:t xml:space="preserve"> </w:t>
+      </w:r>
+      <w:r>
+        <w:rPr>
+          <w:b/>
+          <w:bCs/>
+        </w:rPr>
+        <w:t xml:space="preserve">Settings → Accessibility → Display &amp; Text Size → Larger Text</w:t>
+      </w:r>
+      <w:r>
+        <w:t xml:space="preserve"> </w:t>
+      </w:r>
+      <w:r>
+        <w:t xml:space="preserve">(drag slider to maximum).</w:t>
+      </w:r>
+    </w:p>
+    <w:p>
+      <w:pPr>
+        <w:numPr>
+          <w:ilvl w:val="0"/>
+          <w:numId w:val="1341"/>
+        </w:numPr>
+      </w:pPr>
+      <w:r>
+        <w:t xml:space="preserve">Launch GuitarTap</w:t>
+      </w:r>
+    </w:p>
+    <w:p>
+      <w:pPr>
+        <w:numPr>
+          <w:ilvl w:val="0"/>
+          <w:numId w:val="1342"/>
+        </w:numPr>
+      </w:pPr>
+      <w:r>
+        <w:t xml:space="preserve">Inspect all buttons in the header and toolbar — confirm no label is clipped or truncated</w:t>
+      </w:r>
+    </w:p>
+    <w:p>
+      <w:pPr>
+        <w:numPr>
+          <w:ilvl w:val="0"/>
+          <w:numId w:val="1343"/>
+        </w:numPr>
+      </w:pPr>
+      <w:r>
+        <w:t xml:space="preserve">Open the</w:t>
+      </w:r>
+      <w:r>
+        <w:t xml:space="preserve"> </w:t>
+      </w:r>
+      <w:r>
+        <w:rPr>
+          <w:b/>
+          <w:bCs/>
+        </w:rPr>
+        <w:t xml:space="preserve">Settings</w:t>
+      </w:r>
+      <w:r>
+        <w:t xml:space="preserve"> </w:t>
+      </w:r>
+      <w:r>
+        <w:t xml:space="preserve">sheet and inspect all labels and controls</w:t>
+      </w:r>
+    </w:p>
+    <w:p>
+      <w:pPr>
+        <w:numPr>
+          <w:ilvl w:val="0"/>
+          <w:numId w:val="1344"/>
+        </w:numPr>
+      </w:pPr>
+      <w:r>
+        <w:t xml:space="preserve">Open the</w:t>
+      </w:r>
+      <w:r>
+        <w:t xml:space="preserve"> </w:t>
+      </w:r>
+      <w:r>
+        <w:rPr>
+          <w:b/>
+          <w:bCs/>
+        </w:rPr>
+        <w:t xml:space="preserve">Measurements</w:t>
+      </w:r>
+      <w:r>
+        <w:t xml:space="preserve"> </w:t>
+      </w:r>
+      <w:r>
+        <w:t xml:space="preserve">list and inspect row labels</w:t>
+      </w:r>
+    </w:p>
+    <w:p>
+      <w:pPr>
+        <w:numPr>
+          <w:ilvl w:val="0"/>
+          <w:numId w:val="1345"/>
+        </w:numPr>
+      </w:pPr>
+      <w:r>
+        <w:t xml:space="preserve">Verify all labels and controls remain usable</w:t>
+      </w:r>
+    </w:p>
+    <w:p>
+      <w:pPr>
+        <w:numPr>
+          <w:ilvl w:val="0"/>
+          <w:numId w:val="1346"/>
+        </w:numPr>
+      </w:pPr>
+      <w:r>
+        <w:t xml:space="preserve">Confirm the layout may reflow but must not hide or overlap any interactive element</w:t>
+      </w:r>
+    </w:p>
+    <w:p>
+      <w:pPr>
+        <w:numPr>
+          <w:ilvl w:val="0"/>
+          <w:numId w:val="1347"/>
+        </w:numPr>
+      </w:pPr>
+      <w:r>
+        <w:rPr>
+          <w:b/>
+          <w:bCs/>
+        </w:rPr>
+        <w:t xml:space="preserve">Pass</w:t>
+      </w:r>
+      <w:r>
+        <w:t xml:space="preserve"> </w:t>
+      </w:r>
+      <w:r>
+        <w:t xml:space="preserve">- [ ]</w:t>
+      </w:r>
+      <w:r>
+        <w:t xml:space="preserve"> </w:t>
+      </w:r>
+      <w:r>
+        <w:rPr>
+          <w:b/>
+          <w:bCs/>
+        </w:rPr>
+        <w:t xml:space="preserve">Fail</w:t>
+      </w:r>
+      <w:r>
+        <w:t xml:space="preserve"> </w:t>
+      </w:r>
+      <w:r>
+        <w:t xml:space="preserve">Notes: _______________________________________</w:t>
+      </w:r>
+    </w:p>
+    <w:p>
+      <w:r>
+        <w:pict>
+          <v:rect style="width:0;height:1.5pt" o:hralign="center" o:hrstd="t" o:hr="t"/>
+        </w:pict>
+      </w:r>
+    </w:p>
+    <w:bookmarkEnd w:id="81"/>
+    <w:bookmarkEnd w:id="82"/>
+    <w:bookmarkStart w:id="89" w:name="k-regression-smoke-tests-manual"/>
+    <w:p>
+      <w:pPr>
+        <w:pStyle w:val="Heading2"/>
+      </w:pPr>
+      <w:r>
+        <w:t xml:space="preserve">K — Regression Smoke Tests (Manual)</w:t>
+      </w:r>
+    </w:p>
+    <w:bookmarkStart w:id="83" w:name="k1-app-launches-without-crash"/>
+    <w:p>
+      <w:pPr>
+        <w:pStyle w:val="Heading3"/>
+      </w:pPr>
+      <w:r>
+        <w:t xml:space="preserve">K1 — App launches without crash</w:t>
+      </w:r>
+    </w:p>
+    <w:p>
+      <w:pPr>
+        <w:pStyle w:val="FirstParagraph"/>
+      </w:pPr>
+      <w:r>
+        <w:rPr>
+          <w:b/>
+          <w:bCs/>
+        </w:rPr>
+        <w:t xml:space="preserve">Platforms:</w:t>
+      </w:r>
+      <w:r>
+        <w:t xml:space="preserve"> </w:t>
+      </w:r>
+      <w:r>
+        <w:t xml:space="preserve">iOS · iPadOS · macOS</w:t>
+      </w:r>
+      <w:r>
+        <w:t xml:space="preserve"> </w:t>
+      </w:r>
+      <w:r>
+        <w:rPr>
+          <w:b/>
+          <w:bCs/>
+        </w:rPr>
+        <w:t xml:space="preserve">Priority:</w:t>
+      </w:r>
+      <w:r>
+        <w:t xml:space="preserve"> </w:t>
+      </w:r>
+      <w:r>
+        <w:t xml:space="preserve">High</w:t>
+      </w:r>
+    </w:p>
+    <w:p>
+      <w:pPr>
+        <w:pStyle w:val="BodyText"/>
+      </w:pPr>
+      <w:r>
+        <w:rPr>
+          <w:b/>
+          <w:bCs/>
+        </w:rPr>
+        <w:t xml:space="preserve">Preconditions:</w:t>
+      </w:r>
+      <w:r>
+        <w:t xml:space="preserve"> </w:t>
+      </w:r>
+      <w:r>
+        <w:t xml:space="preserve">Device restarted (cold launch).</w:t>
+      </w:r>
+    </w:p>
+    <w:p>
+      <w:pPr>
+        <w:numPr>
+          <w:ilvl w:val="0"/>
+          <w:numId w:val="1348"/>
+        </w:numPr>
+      </w:pPr>
+      <w:r>
+        <w:t xml:space="preserve">Tap the GuitarTap icon</w:t>
+      </w:r>
+    </w:p>
+    <w:p>
+      <w:pPr>
+        <w:numPr>
+          <w:ilvl w:val="0"/>
+          <w:numId w:val="1349"/>
+        </w:numPr>
+      </w:pPr>
+      <w:r>
+        <w:t xml:space="preserve">Verify the main view appears within 3 s</w:t>
+      </w:r>
+    </w:p>
+    <w:p>
+      <w:pPr>
+        <w:numPr>
+          <w:ilvl w:val="0"/>
+          <w:numId w:val="1350"/>
+        </w:numPr>
+      </w:pPr>
+      <w:r>
+        <w:t xml:space="preserve">Confirm no crash occurs</w:t>
+      </w:r>
+    </w:p>
+    <w:p>
+      <w:pPr>
+        <w:numPr>
+          <w:ilvl w:val="0"/>
+          <w:numId w:val="1351"/>
+        </w:numPr>
+      </w:pPr>
+      <w:r>
+        <w:t xml:space="preserve">Confirm no</w:t>
+      </w:r>
+      <w:r>
+        <w:t xml:space="preserve"> </w:t>
+      </w:r>
+      <w:r>
+        <w:t xml:space="preserve">“GuitarTap quit unexpectedly”</w:t>
+      </w:r>
+      <w:r>
+        <w:t xml:space="preserve"> </w:t>
+      </w:r>
+      <w:r>
+        <w:t xml:space="preserve">dialog appears</w:t>
+      </w:r>
+    </w:p>
+    <w:p>
+      <w:pPr>
+        <w:numPr>
+          <w:ilvl w:val="0"/>
+          <w:numId w:val="1352"/>
+        </w:numPr>
+      </w:pPr>
+      <w:r>
+        <w:rPr>
+          <w:b/>
+          <w:bCs/>
+        </w:rPr>
+        <w:t xml:space="preserve">Pass</w:t>
+      </w:r>
+      <w:r>
+        <w:t xml:space="preserve"> </w:t>
+      </w:r>
+      <w:r>
+        <w:t xml:space="preserve">- [ ]</w:t>
+      </w:r>
+      <w:r>
+        <w:t xml:space="preserve"> </w:t>
+      </w:r>
+      <w:r>
+        <w:rPr>
+          <w:b/>
+          <w:bCs/>
+        </w:rPr>
+        <w:t xml:space="preserve">Fail</w:t>
+      </w:r>
+      <w:r>
+        <w:t xml:space="preserve"> </w:t>
+      </w:r>
+      <w:r>
+        <w:t xml:space="preserve">Notes: _______________________________________</w:t>
+      </w:r>
+    </w:p>
+    <w:p>
+      <w:r>
+        <w:pict>
+          <v:rect style="width:0;height:1.5pt" o:hralign="center" o:hrstd="t" o:hr="t"/>
+        </w:pict>
+      </w:r>
+    </w:p>
+    <w:bookmarkEnd w:id="83"/>
+    <w:bookmarkStart w:id="84" w:name="X2868af2a95f76991442d6465b8b41b40a09db7b"/>
+    <w:p>
+      <w:pPr>
+        <w:pStyle w:val="Heading3"/>
+      </w:pPr>
+      <w:r>
+        <w:t xml:space="preserve">K2 — Chart renders with a saved measurement</w:t>
+      </w:r>
+    </w:p>
+    <w:p>
+      <w:pPr>
+        <w:pStyle w:val="FirstParagraph"/>
+      </w:pPr>
+      <w:r>
+        <w:rPr>
+          <w:b/>
+          <w:bCs/>
+        </w:rPr>
+        <w:t xml:space="preserve">Platforms:</w:t>
+      </w:r>
+      <w:r>
+        <w:t xml:space="preserve"> </w:t>
+      </w:r>
+      <w:r>
+        <w:t xml:space="preserve">iOS · iPadOS · macOS</w:t>
+      </w:r>
+      <w:r>
+        <w:t xml:space="preserve"> </w:t>
+      </w:r>
+      <w:r>
+        <w:rPr>
+          <w:b/>
+          <w:bCs/>
+        </w:rPr>
+        <w:t xml:space="preserve">Priority:</w:t>
+      </w:r>
+      <w:r>
+        <w:t xml:space="preserve"> </w:t>
+      </w:r>
+      <w:r>
+        <w:t xml:space="preserve">High</w:t>
+      </w:r>
+    </w:p>
+    <w:p>
+      <w:pPr>
+        <w:pStyle w:val="BodyText"/>
+      </w:pPr>
+      <w:r>
+        <w:rPr>
+          <w:b/>
+          <w:bCs/>
+        </w:rPr>
+        <w:t xml:space="preserve">Preconditions:</w:t>
+      </w:r>
+      <w:r>
+        <w:t xml:space="preserve"> </w:t>
+      </w:r>
+      <w:r>
+        <w:t xml:space="preserve">At least one measurement has been saved using the</w:t>
+      </w:r>
+      <w:r>
+        <w:t xml:space="preserve"> </w:t>
+      </w:r>
+      <w:r>
+        <w:rPr>
+          <w:b/>
+          <w:bCs/>
+        </w:rPr>
+        <w:t xml:space="preserve">Save</w:t>
+      </w:r>
+      <w:r>
+        <w:t xml:space="preserve"> </w:t>
+      </w:r>
+      <w:r>
+        <w:t xml:space="preserve">button during a previous tap tone session (see R8).</w:t>
+      </w:r>
+    </w:p>
+    <w:p>
+      <w:pPr>
+        <w:numPr>
+          <w:ilvl w:val="0"/>
+          <w:numId w:val="1353"/>
+        </w:numPr>
+      </w:pPr>
+      <w:r>
+        <w:t xml:space="preserve">Export the saved measurement to a</w:t>
+      </w:r>
+      <w:r>
+        <w:t xml:space="preserve"> </w:t>
+      </w:r>
+      <w:r>
+        <w:rPr>
+          <w:rStyle w:val="VerbatimChar"/>
+        </w:rPr>
+        <w:t xml:space="preserve">.guitartap</w:t>
+      </w:r>
+      <w:r>
+        <w:t xml:space="preserve"> </w:t>
+      </w:r>
+      <w:r>
+        <w:t xml:space="preserve">file using</w:t>
+      </w:r>
+      <w:r>
+        <w:t xml:space="preserve"> </w:t>
+      </w:r>
+      <w:r>
+        <w:rPr>
+          <w:b/>
+          <w:bCs/>
+        </w:rPr>
+        <w:t xml:space="preserve">Export Measurement</w:t>
+      </w:r>
+      <w:r>
+        <w:t xml:space="preserve"> </w:t>
+      </w:r>
+      <w:r>
+        <w:t xml:space="preserve">(iOS/iPadOS share sheet) or</w:t>
+      </w:r>
+      <w:r>
+        <w:t xml:space="preserve"> </w:t>
+      </w:r>
+      <w:r>
+        <w:rPr>
+          <w:b/>
+          <w:bCs/>
+        </w:rPr>
+        <w:t xml:space="preserve">Save Measurement to Disk…</w:t>
+      </w:r>
+      <w:r>
+        <w:t xml:space="preserve"> </w:t>
+      </w:r>
+      <w:r>
+        <w:t xml:space="preserve">(macOS)</w:t>
+      </w:r>
+    </w:p>
+    <w:p>
+      <w:pPr>
+        <w:numPr>
+          <w:ilvl w:val="0"/>
+          <w:numId w:val="1354"/>
+        </w:numPr>
+      </w:pPr>
+      <w:r>
+        <w:t xml:space="preserve">Re-import it using</w:t>
+      </w:r>
+      <w:r>
+        <w:t xml:space="preserve"> </w:t>
+      </w:r>
+      <w:r>
+        <w:rPr>
+          <w:b/>
+          <w:bCs/>
+        </w:rPr>
+        <w:t xml:space="preserve">Import Measurement</w:t>
+      </w:r>
+      <w:r>
+        <w:t xml:space="preserve"> </w:t>
+      </w:r>
+      <w:r>
+        <w:t xml:space="preserve">(iOS/iPadOS) or the</w:t>
+      </w:r>
+      <w:r>
+        <w:t xml:space="preserve"> </w:t>
+      </w:r>
+      <w:r>
+        <w:rPr>
+          <w:b/>
+          <w:bCs/>
+        </w:rPr>
+        <w:t xml:space="preserve">Import</w:t>
+      </w:r>
+      <w:r>
+        <w:t xml:space="preserve"> </w:t>
+      </w:r>
+      <w:r>
+        <w:t xml:space="preserve">toolbar button (macOS)</w:t>
+      </w:r>
+    </w:p>
+    <w:p>
+      <w:pPr>
+        <w:numPr>
+          <w:ilvl w:val="0"/>
+          <w:numId w:val="1355"/>
+        </w:numPr>
+      </w:pPr>
+      <w:r>
+        <w:t xml:space="preserve">Open the imported measurement from the Measurements list</w:t>
+      </w:r>
+    </w:p>
+    <w:p>
+      <w:pPr>
+        <w:numPr>
+          <w:ilvl w:val="0"/>
+          <w:numId w:val="1356"/>
+        </w:numPr>
+      </w:pPr>
+      <w:r>
+        <w:t xml:space="preserve">Verify the spectrum chart renders with peaks annotated</w:t>
+      </w:r>
+    </w:p>
+    <w:p>
+      <w:pPr>
+        <w:numPr>
+          <w:ilvl w:val="0"/>
+          <w:numId w:val="1357"/>
+        </w:numPr>
+      </w:pPr>
+      <w:r>
+        <w:t xml:space="preserve">Confirm no blank chart or decode error</w:t>
+      </w:r>
+    </w:p>
+    <w:p>
+      <w:pPr>
+        <w:numPr>
+          <w:ilvl w:val="0"/>
+          <w:numId w:val="1358"/>
+        </w:numPr>
+      </w:pPr>
+      <w:r>
+        <w:rPr>
+          <w:b/>
+          <w:bCs/>
+        </w:rPr>
+        <w:t xml:space="preserve">Pass</w:t>
+      </w:r>
+      <w:r>
+        <w:t xml:space="preserve"> </w:t>
+      </w:r>
+      <w:r>
+        <w:t xml:space="preserve">- [ ]</w:t>
+      </w:r>
+      <w:r>
+        <w:t xml:space="preserve"> </w:t>
+      </w:r>
+      <w:r>
+        <w:rPr>
+          <w:b/>
+          <w:bCs/>
+        </w:rPr>
+        <w:t xml:space="preserve">Fail</w:t>
+      </w:r>
+      <w:r>
+        <w:t xml:space="preserve"> </w:t>
+      </w:r>
+      <w:r>
+        <w:t xml:space="preserve">Notes: _______________________________________</w:t>
+      </w:r>
+    </w:p>
+    <w:p>
+      <w:r>
+        <w:pict>
+          <v:rect style="width:0;height:1.5pt" o:hralign="center" o:hrstd="t" o:hr="t"/>
+        </w:pict>
+      </w:r>
+    </w:p>
+    <w:bookmarkEnd w:id="84"/>
+    <w:bookmarkStart w:id="85" w:name="X9cf2ebe45cc209b4010516a5f4266ee2ab9644d"/>
+    <w:p>
+      <w:pPr>
+        <w:pStyle w:val="Heading3"/>
+      </w:pPr>
+      <w:r>
+        <w:t xml:space="preserve">K3 — Recording starts automatically on launch</w:t>
+      </w:r>
+    </w:p>
+    <w:p>
+      <w:pPr>
+        <w:pStyle w:val="FirstParagraph"/>
+      </w:pPr>
+      <w:r>
+        <w:rPr>
+          <w:b/>
+          <w:bCs/>
+        </w:rPr>
+        <w:t xml:space="preserve">Platforms:</w:t>
+      </w:r>
+      <w:r>
+        <w:t xml:space="preserve"> </w:t>
+      </w:r>
+      <w:r>
+        <w:t xml:space="preserve">iOS · iPadOS · macOS</w:t>
+      </w:r>
+      <w:r>
+        <w:t xml:space="preserve"> </w:t>
+      </w:r>
+      <w:r>
+        <w:rPr>
+          <w:b/>
+          <w:bCs/>
+        </w:rPr>
+        <w:t xml:space="preserve">Priority:</w:t>
+      </w:r>
+      <w:r>
+        <w:t xml:space="preserve"> </w:t>
+      </w:r>
+      <w:r>
+        <w:t xml:space="preserve">High</w:t>
+      </w:r>
+    </w:p>
+    <w:p>
+      <w:pPr>
+        <w:pStyle w:val="BodyText"/>
+      </w:pPr>
+      <w:r>
+        <w:rPr>
+          <w:b/>
+          <w:bCs/>
+        </w:rPr>
+        <w:t xml:space="preserve">Preconditions:</w:t>
+      </w:r>
+      <w:r>
+        <w:t xml:space="preserve"> </w:t>
+      </w:r>
+      <w:r>
+        <w:t xml:space="preserve">Microphone permission granted.</w:t>
+      </w:r>
+    </w:p>
+    <w:p>
+      <w:pPr>
+        <w:numPr>
+          <w:ilvl w:val="0"/>
+          <w:numId w:val="1359"/>
+        </w:numPr>
+      </w:pPr>
+      <w:r>
+        <w:t xml:space="preserve">Launch the app</w:t>
+      </w:r>
+    </w:p>
+    <w:p>
+      <w:pPr>
+        <w:numPr>
+          <w:ilvl w:val="0"/>
+          <w:numId w:val="1360"/>
+        </w:numPr>
+      </w:pPr>
+      <w:r>
+        <w:t xml:space="preserve">Verify the green running indicator appears within 3 s</w:t>
+      </w:r>
+    </w:p>
+    <w:p>
+      <w:pPr>
+        <w:numPr>
+          <w:ilvl w:val="0"/>
+          <w:numId w:val="1361"/>
+        </w:numPr>
+      </w:pPr>
+      <w:r>
+        <w:t xml:space="preserve">Confirm the app does not freeze or crash</w:t>
+      </w:r>
+    </w:p>
+    <w:p>
+      <w:pPr>
+        <w:numPr>
+          <w:ilvl w:val="0"/>
+          <w:numId w:val="1362"/>
+        </w:numPr>
+      </w:pPr>
+      <w:r>
+        <w:rPr>
+          <w:b/>
+          <w:bCs/>
+        </w:rPr>
+        <w:t xml:space="preserve">Pass</w:t>
+      </w:r>
+      <w:r>
+        <w:t xml:space="preserve"> </w:t>
+      </w:r>
+      <w:r>
+        <w:t xml:space="preserve">- [ ]</w:t>
+      </w:r>
+      <w:r>
+        <w:t xml:space="preserve"> </w:t>
+      </w:r>
+      <w:r>
+        <w:rPr>
+          <w:b/>
+          <w:bCs/>
+        </w:rPr>
+        <w:t xml:space="preserve">Fail</w:t>
+      </w:r>
+      <w:r>
+        <w:t xml:space="preserve"> </w:t>
+      </w:r>
+      <w:r>
+        <w:t xml:space="preserve">Notes: _______________________________________</w:t>
+      </w:r>
+    </w:p>
+    <w:p>
+      <w:r>
+        <w:pict>
+          <v:rect style="width:0;height:1.5pt" o:hralign="center" o:hrstd="t" o:hr="t"/>
+        </w:pict>
+      </w:r>
+    </w:p>
+    <w:bookmarkEnd w:id="85"/>
+    <w:bookmarkStart w:id="86" w:name="X739c06766e2e2b5a227b8590f6e10ca3595ebd4"/>
+    <w:p>
+      <w:pPr>
+        <w:pStyle w:val="Heading3"/>
+      </w:pPr>
+      <w:r>
+        <w:t xml:space="preserve">K4 — Memory stable during extended recording</w:t>
+      </w:r>
+    </w:p>
+    <w:p>
+      <w:pPr>
+        <w:pStyle w:val="FirstParagraph"/>
+      </w:pPr>
+      <w:r>
+        <w:rPr>
+          <w:b/>
+          <w:bCs/>
+        </w:rPr>
+        <w:t xml:space="preserve">Platforms:</w:t>
+      </w:r>
+      <w:r>
+        <w:t xml:space="preserve"> </w:t>
+      </w:r>
+      <w:r>
+        <w:t xml:space="preserve">iOS · iPadOS · macOS</w:t>
+      </w:r>
+      <w:r>
+        <w:t xml:space="preserve"> </w:t>
+      </w:r>
+      <w:r>
+        <w:rPr>
+          <w:b/>
+          <w:bCs/>
+        </w:rPr>
+        <w:t xml:space="preserve">Priority:</w:t>
+      </w:r>
+      <w:r>
+        <w:t xml:space="preserve"> </w:t>
+      </w:r>
+      <w:r>
+        <w:t xml:space="preserve">Medium</w:t>
+      </w:r>
+    </w:p>
+    <w:p>
+      <w:pPr>
+        <w:pStyle w:val="BodyText"/>
+      </w:pPr>
+      <w:r>
+        <w:rPr>
+          <w:b/>
+          <w:bCs/>
+        </w:rPr>
+        <w:t xml:space="preserve">Preconditions:</w:t>
+      </w:r>
+      <w:r>
+        <w:t xml:space="preserve"> </w:t>
+      </w:r>
+      <w:r>
+        <w:t xml:space="preserve">Xcode Instruments available. App running on a physical device.</w:t>
+      </w:r>
+    </w:p>
+    <w:p>
+      <w:pPr>
+        <w:numPr>
+          <w:ilvl w:val="0"/>
+          <w:numId w:val="1363"/>
+        </w:numPr>
+      </w:pPr>
+      <w:r>
+        <w:t xml:space="preserve">Profile the app with the Allocations instrument in Xcode</w:t>
+      </w:r>
+    </w:p>
+    <w:p>
+      <w:pPr>
+        <w:numPr>
+          <w:ilvl w:val="0"/>
+          <w:numId w:val="1364"/>
+        </w:numPr>
+      </w:pPr>
+      <w:r>
+        <w:t xml:space="preserve">Launch the app (recording begins automatically)</w:t>
+      </w:r>
+    </w:p>
+    <w:p>
+      <w:pPr>
+        <w:numPr>
+          <w:ilvl w:val="0"/>
+          <w:numId w:val="1365"/>
+        </w:numPr>
+      </w:pPr>
+      <w:r>
+        <w:t xml:space="preserve">Record continuously for 2 minutes</w:t>
+      </w:r>
+    </w:p>
+    <w:p>
+      <w:pPr>
+        <w:numPr>
+          <w:ilvl w:val="0"/>
+          <w:numId w:val="1366"/>
+        </w:numPr>
+      </w:pPr>
+      <w:r>
+        <w:t xml:space="preserve">Verify memory usage grows during FFT initialisation and then plateaus</w:t>
+      </w:r>
+    </w:p>
+    <w:p>
+      <w:pPr>
+        <w:numPr>
+          <w:ilvl w:val="0"/>
+          <w:numId w:val="1367"/>
+        </w:numPr>
+      </w:pPr>
+      <w:r>
+        <w:t xml:space="preserve">Confirm there is no unbounded growth over the 2-minute period</w:t>
+      </w:r>
+    </w:p>
+    <w:p>
+      <w:pPr>
+        <w:numPr>
+          <w:ilvl w:val="0"/>
+          <w:numId w:val="1368"/>
+        </w:numPr>
+      </w:pPr>
+      <w:r>
+        <w:t xml:space="preserve">Confirm net growth is less than 10 MB from the plateau</w:t>
+      </w:r>
+    </w:p>
+    <w:p>
+      <w:pPr>
+        <w:numPr>
+          <w:ilvl w:val="0"/>
+          <w:numId w:val="1369"/>
+        </w:numPr>
+      </w:pPr>
+      <w:r>
+        <w:rPr>
+          <w:b/>
+          <w:bCs/>
+        </w:rPr>
+        <w:t xml:space="preserve">Pass</w:t>
+      </w:r>
+      <w:r>
+        <w:t xml:space="preserve"> </w:t>
+      </w:r>
+      <w:r>
+        <w:t xml:space="preserve">- [ ]</w:t>
+      </w:r>
+      <w:r>
+        <w:t xml:space="preserve"> </w:t>
+      </w:r>
+      <w:r>
+        <w:rPr>
+          <w:b/>
+          <w:bCs/>
+        </w:rPr>
+        <w:t xml:space="preserve">Fail</w:t>
+      </w:r>
+      <w:r>
+        <w:t xml:space="preserve"> </w:t>
+      </w:r>
+      <w:r>
+        <w:t xml:space="preserve">Notes: _______________________________________</w:t>
+      </w:r>
+    </w:p>
+    <w:p>
+      <w:r>
+        <w:pict>
+          <v:rect style="width:0;height:1.5pt" o:hralign="center" o:hrstd="t" o:hr="t"/>
+        </w:pict>
+      </w:r>
+    </w:p>
+    <w:bookmarkEnd w:id="86"/>
+    <w:bookmarkStart w:id="87" w:name="k5-app-returns-from-background-correctly"/>
+    <w:p>
+      <w:pPr>
+        <w:pStyle w:val="Heading3"/>
+      </w:pPr>
+      <w:r>
+        <w:t xml:space="preserve">K5 — App returns from background correctly</w:t>
+      </w:r>
+    </w:p>
+    <w:p>
+      <w:pPr>
+        <w:pStyle w:val="FirstParagraph"/>
+      </w:pPr>
+      <w:r>
+        <w:rPr>
+          <w:b/>
+          <w:bCs/>
+        </w:rPr>
+        <w:t xml:space="preserve">Platforms:</w:t>
+      </w:r>
+      <w:r>
+        <w:t xml:space="preserve"> </w:t>
+      </w:r>
+      <w:r>
+        <w:t xml:space="preserve">iOS · iPadOS</w:t>
+      </w:r>
+      <w:r>
+        <w:t xml:space="preserve"> </w:t>
+      </w:r>
+      <w:r>
+        <w:rPr>
+          <w:b/>
+          <w:bCs/>
+        </w:rPr>
+        <w:t xml:space="preserve">Priority:</w:t>
+      </w:r>
+      <w:r>
+        <w:t xml:space="preserve"> </w:t>
+      </w:r>
+      <w:r>
+        <w:t xml:space="preserve">High</w:t>
+      </w:r>
+    </w:p>
+    <w:p>
+      <w:pPr>
+        <w:pStyle w:val="BodyText"/>
+      </w:pPr>
+      <w:r>
+        <w:rPr>
+          <w:b/>
+          <w:bCs/>
+        </w:rPr>
+        <w:t xml:space="preserve">Preconditions:</w:t>
+      </w:r>
+      <w:r>
+        <w:t xml:space="preserve"> </w:t>
+      </w:r>
+      <w:r>
+        <w:t xml:space="preserve">App recording on iPhone or iPad.</w:t>
+      </w:r>
+    </w:p>
+    <w:p>
+      <w:pPr>
+        <w:numPr>
+          <w:ilvl w:val="0"/>
+          <w:numId w:val="1370"/>
+        </w:numPr>
+      </w:pPr>
+      <w:r>
+        <w:t xml:space="preserve">Confirm spectrum is animating (recording starts automatically on launch)</w:t>
+      </w:r>
+    </w:p>
+    <w:p>
+      <w:pPr>
+        <w:numPr>
+          <w:ilvl w:val="0"/>
+          <w:numId w:val="1371"/>
+        </w:numPr>
+      </w:pPr>
+      <w:r>
+        <w:t xml:space="preserve">Press the Home button (or swipe up to go home)</w:t>
+      </w:r>
+    </w:p>
+    <w:p>
+      <w:pPr>
+        <w:numPr>
+          <w:ilvl w:val="0"/>
+          <w:numId w:val="1372"/>
+        </w:numPr>
+      </w:pPr>
+      <w:r>
+        <w:t xml:space="preserve">Wait 10 s</w:t>
+      </w:r>
+    </w:p>
+    <w:p>
+      <w:pPr>
+        <w:numPr>
+          <w:ilvl w:val="0"/>
+          <w:numId w:val="1373"/>
+        </w:numPr>
+      </w:pPr>
+      <w:r>
+        <w:t xml:space="preserve">Return to GuitarTap by tapping its icon</w:t>
+      </w:r>
+    </w:p>
+    <w:p>
+      <w:pPr>
+        <w:numPr>
+          <w:ilvl w:val="0"/>
+          <w:numId w:val="1374"/>
+        </w:numPr>
+      </w:pPr>
+      <w:r>
+        <w:t xml:space="preserve">Verify the app is either still recording (indicator green) or in a clean stopped state</w:t>
+      </w:r>
+    </w:p>
+    <w:p>
+      <w:pPr>
+        <w:numPr>
+          <w:ilvl w:val="0"/>
+          <w:numId w:val="1375"/>
+        </w:numPr>
+      </w:pPr>
+      <w:r>
+        <w:t xml:space="preserve">Confirm the UI is not frozen</w:t>
+      </w:r>
+    </w:p>
+    <w:p>
+      <w:pPr>
+        <w:numPr>
+          <w:ilvl w:val="0"/>
+          <w:numId w:val="1376"/>
+        </w:numPr>
+      </w:pPr>
+      <w:r>
+        <w:t xml:space="preserve">Confirm no crash has occurred</w:t>
+      </w:r>
+    </w:p>
+    <w:p>
+      <w:pPr>
+        <w:numPr>
+          <w:ilvl w:val="0"/>
+          <w:numId w:val="1377"/>
+        </w:numPr>
+      </w:pPr>
+      <w:r>
+        <w:rPr>
+          <w:b/>
+          <w:bCs/>
+        </w:rPr>
+        <w:t xml:space="preserve">Pass</w:t>
+      </w:r>
+      <w:r>
+        <w:t xml:space="preserve"> </w:t>
+      </w:r>
+      <w:r>
+        <w:t xml:space="preserve">- [ ]</w:t>
+      </w:r>
+      <w:r>
+        <w:t xml:space="preserve"> </w:t>
+      </w:r>
+      <w:r>
+        <w:rPr>
+          <w:b/>
+          <w:bCs/>
+        </w:rPr>
+        <w:t xml:space="preserve">Fail</w:t>
+      </w:r>
+      <w:r>
+        <w:t xml:space="preserve"> </w:t>
+      </w:r>
+      <w:r>
+        <w:t xml:space="preserve">Notes: _______________________________________</w:t>
+      </w:r>
+    </w:p>
+    <w:p>
+      <w:r>
+        <w:pict>
+          <v:rect style="width:0;height:1.5pt" o:hralign="center" o:hrstd="t" o:hr="t"/>
+        </w:pict>
+      </w:r>
+    </w:p>
+    <w:bookmarkEnd w:id="87"/>
+    <w:bookmarkStart w:id="88" w:name="k6-rotation-does-not-break-layout"/>
+    <w:p>
+      <w:pPr>
+        <w:pStyle w:val="Heading3"/>
+      </w:pPr>
+      <w:r>
+        <w:t xml:space="preserve">K6 — Rotation does not break layout</w:t>
+      </w:r>
+    </w:p>
+    <w:p>
+      <w:pPr>
+        <w:pStyle w:val="FirstParagraph"/>
+      </w:pPr>
+      <w:r>
+        <w:rPr>
+          <w:b/>
+          <w:bCs/>
+        </w:rPr>
+        <w:t xml:space="preserve">Platforms:</w:t>
+      </w:r>
+      <w:r>
+        <w:t xml:space="preserve"> </w:t>
+      </w:r>
+      <w:r>
+        <w:t xml:space="preserve">iOS · iPadOS</w:t>
+      </w:r>
+      <w:r>
+        <w:t xml:space="preserve"> </w:t>
+      </w:r>
+      <w:r>
+        <w:rPr>
+          <w:b/>
+          <w:bCs/>
+        </w:rPr>
+        <w:t xml:space="preserve">Priority:</w:t>
+      </w:r>
+      <w:r>
+        <w:t xml:space="preserve"> </w:t>
+      </w:r>
+      <w:r>
+        <w:t xml:space="preserve">Medium</w:t>
+      </w:r>
+    </w:p>
+    <w:p>
+      <w:pPr>
+        <w:pStyle w:val="BodyText"/>
+      </w:pPr>
+      <w:r>
+        <w:rPr>
+          <w:b/>
+          <w:bCs/>
+        </w:rPr>
+        <w:t xml:space="preserve">Preconditions:</w:t>
+      </w:r>
+      <w:r>
+        <w:t xml:space="preserve"> </w:t>
+      </w:r>
+      <w:r>
+        <w:t xml:space="preserve">App running on iPhone or iPad.</w:t>
+      </w:r>
+    </w:p>
+    <w:p>
+      <w:pPr>
+        <w:numPr>
+          <w:ilvl w:val="0"/>
+          <w:numId w:val="1378"/>
+        </w:numPr>
+      </w:pPr>
+      <w:r>
+        <w:t xml:space="preserve">Hold the device in portrait; confirm the spectrum is visible and animating (recording starts automatically on launch)</w:t>
+      </w:r>
+    </w:p>
+    <w:p>
+      <w:pPr>
+        <w:numPr>
+          <w:ilvl w:val="0"/>
+          <w:numId w:val="1379"/>
+        </w:numPr>
+      </w:pPr>
+      <w:r>
+        <w:t xml:space="preserve">Rotate the device to landscape</w:t>
+      </w:r>
+    </w:p>
+    <w:p>
+      <w:pPr>
+        <w:numPr>
+          <w:ilvl w:val="0"/>
+          <w:numId w:val="1380"/>
+        </w:numPr>
+      </w:pPr>
+      <w:r>
+        <w:t xml:space="preserve">Verify the chart, header buttons, and status bar reflow without truncation or overlap</w:t>
+      </w:r>
+    </w:p>
+    <w:p>
+      <w:pPr>
+        <w:numPr>
+          <w:ilvl w:val="0"/>
+          <w:numId w:val="1381"/>
+        </w:numPr>
+      </w:pPr>
+      <w:r>
+        <w:t xml:space="preserve">Rotate back to portrait</w:t>
+      </w:r>
+    </w:p>
+    <w:p>
+      <w:pPr>
+        <w:numPr>
+          <w:ilvl w:val="0"/>
+          <w:numId w:val="1382"/>
+        </w:numPr>
+      </w:pPr>
+      <w:r>
+        <w:t xml:space="preserve">Verify the layout is still correct</w:t>
+      </w:r>
+    </w:p>
+    <w:p>
+      <w:pPr>
+        <w:numPr>
+          <w:ilvl w:val="0"/>
+          <w:numId w:val="1383"/>
+        </w:numPr>
+      </w:pPr>
+      <w:r>
+        <w:rPr>
+          <w:b/>
+          <w:bCs/>
+        </w:rPr>
+        <w:t xml:space="preserve">Pass</w:t>
+      </w:r>
+      <w:r>
+        <w:t xml:space="preserve"> </w:t>
+      </w:r>
+      <w:r>
+        <w:t xml:space="preserve">- [ ]</w:t>
+      </w:r>
+      <w:r>
+        <w:t xml:space="preserve"> </w:t>
+      </w:r>
+      <w:r>
+        <w:rPr>
+          <w:b/>
+          <w:bCs/>
+        </w:rPr>
+        <w:t xml:space="preserve">Fail</w:t>
+      </w:r>
+      <w:r>
+        <w:t xml:space="preserve"> </w:t>
+      </w:r>
+      <w:r>
+        <w:t xml:space="preserve">Notes: _______________________________________</w:t>
+      </w:r>
+    </w:p>
+    <w:p>
+      <w:r>
+        <w:pict>
+          <v:rect style="width:0;height:1.5pt" o:hralign="center" o:hrstd="t" o:hr="t"/>
+        </w:pict>
+      </w:r>
+    </w:p>
+    <w:bookmarkEnd w:id="88"/>
+    <w:bookmarkEnd w:id="89"/>
+    <w:bookmarkStart w:id="90" w:name="summary"/>
     <w:p>
       <w:pPr>
         <w:pStyle w:val="Heading2"/>
@@ -11318,6 +13325,54 @@
               <w:pStyle w:val="Compact"/>
             </w:pPr>
             <w:r>
+              <w:t xml:space="preserve">CP — Comparison Mode</w:t>
+            </w:r>
+          </w:p>
+        </w:tc>
+        <w:tc>
+          <w:tcPr/>
+          <w:p>
+            <w:pPr>
+              <w:pStyle w:val="Compact"/>
+            </w:pPr>
+            <w:r>
+              <w:t xml:space="preserve">10</w:t>
+            </w:r>
+          </w:p>
+        </w:tc>
+        <w:tc>
+          <w:tcPr/>
+          <w:p>
+            <w:pPr>
+              <w:pStyle w:val="Compact"/>
+            </w:pPr>
+          </w:p>
+        </w:tc>
+        <w:tc>
+          <w:tcPr/>
+          <w:p>
+            <w:pPr>
+              <w:pStyle w:val="Compact"/>
+            </w:pPr>
+          </w:p>
+        </w:tc>
+        <w:tc>
+          <w:tcPr/>
+          <w:p>
+            <w:pPr>
+              <w:pStyle w:val="Compact"/>
+            </w:pPr>
+          </w:p>
+        </w:tc>
+      </w:tr>
+      <w:tr>
+        <w:tc>
+          <w:tcPr/>
+          <w:p>
+            <w:pPr>
+              <w:pStyle w:val="Compact"/>
+            </w:pPr>
+            <w:r>
               <w:t xml:space="preserve">U — Cross-Platform UI</w:t>
             </w:r>
           </w:p>
@@ -11433,7 +13488,7 @@
                 <w:b/>
                 <w:bCs/>
               </w:rPr>
-              <w:t xml:space="preserve">61</w:t>
+              <w:t xml:space="preserve">71</w:t>
             </w:r>
           </w:p>
         </w:tc>
@@ -11497,8 +13552,8 @@
         <w:t xml:space="preserve">_______________________________</w:t>
       </w:r>
     </w:p>
-    <w:bookmarkEnd w:id="79"/>
-    <w:bookmarkEnd w:id="80"/>
+    <w:bookmarkEnd w:id="90"/>
+    <w:bookmarkEnd w:id="91"/>
     <w:sectPr>
       <w:footnotePr>
         <w:numRestart w:val="eachSect"/>
@@ -12655,6 +14710,186 @@
     <w:abstractNumId w:val="992"/>
   </w:num>
   <w:num w:numId="1323">
+    <w:abstractNumId w:val="992"/>
+  </w:num>
+  <w:num w:numId="1324">
+    <w:abstractNumId w:val="992"/>
+  </w:num>
+  <w:num w:numId="1325">
+    <w:abstractNumId w:val="992"/>
+  </w:num>
+  <w:num w:numId="1326">
+    <w:abstractNumId w:val="992"/>
+  </w:num>
+  <w:num w:numId="1327">
+    <w:abstractNumId w:val="992"/>
+  </w:num>
+  <w:num w:numId="1328">
+    <w:abstractNumId w:val="992"/>
+  </w:num>
+  <w:num w:numId="1329">
+    <w:abstractNumId w:val="992"/>
+  </w:num>
+  <w:num w:numId="1330">
+    <w:abstractNumId w:val="992"/>
+  </w:num>
+  <w:num w:numId="1331">
+    <w:abstractNumId w:val="992"/>
+  </w:num>
+  <w:num w:numId="1332">
+    <w:abstractNumId w:val="992"/>
+  </w:num>
+  <w:num w:numId="1333">
+    <w:abstractNumId w:val="992"/>
+  </w:num>
+  <w:num w:numId="1334">
+    <w:abstractNumId w:val="992"/>
+  </w:num>
+  <w:num w:numId="1335">
+    <w:abstractNumId w:val="992"/>
+  </w:num>
+  <w:num w:numId="1336">
+    <w:abstractNumId w:val="992"/>
+  </w:num>
+  <w:num w:numId="1337">
+    <w:abstractNumId w:val="992"/>
+  </w:num>
+  <w:num w:numId="1338">
+    <w:abstractNumId w:val="992"/>
+  </w:num>
+  <w:num w:numId="1339">
+    <w:abstractNumId w:val="992"/>
+  </w:num>
+  <w:num w:numId="1340">
+    <w:abstractNumId w:val="992"/>
+  </w:num>
+  <w:num w:numId="1341">
+    <w:abstractNumId w:val="992"/>
+  </w:num>
+  <w:num w:numId="1342">
+    <w:abstractNumId w:val="992"/>
+  </w:num>
+  <w:num w:numId="1343">
+    <w:abstractNumId w:val="992"/>
+  </w:num>
+  <w:num w:numId="1344">
+    <w:abstractNumId w:val="992"/>
+  </w:num>
+  <w:num w:numId="1345">
+    <w:abstractNumId w:val="992"/>
+  </w:num>
+  <w:num w:numId="1346">
+    <w:abstractNumId w:val="992"/>
+  </w:num>
+  <w:num w:numId="1347">
+    <w:abstractNumId w:val="992"/>
+  </w:num>
+  <w:num w:numId="1348">
+    <w:abstractNumId w:val="992"/>
+  </w:num>
+  <w:num w:numId="1349">
+    <w:abstractNumId w:val="992"/>
+  </w:num>
+  <w:num w:numId="1350">
+    <w:abstractNumId w:val="992"/>
+  </w:num>
+  <w:num w:numId="1351">
+    <w:abstractNumId w:val="992"/>
+  </w:num>
+  <w:num w:numId="1352">
+    <w:abstractNumId w:val="992"/>
+  </w:num>
+  <w:num w:numId="1353">
+    <w:abstractNumId w:val="992"/>
+  </w:num>
+  <w:num w:numId="1354">
+    <w:abstractNumId w:val="992"/>
+  </w:num>
+  <w:num w:numId="1355">
+    <w:abstractNumId w:val="992"/>
+  </w:num>
+  <w:num w:numId="1356">
+    <w:abstractNumId w:val="992"/>
+  </w:num>
+  <w:num w:numId="1357">
+    <w:abstractNumId w:val="992"/>
+  </w:num>
+  <w:num w:numId="1358">
+    <w:abstractNumId w:val="992"/>
+  </w:num>
+  <w:num w:numId="1359">
+    <w:abstractNumId w:val="992"/>
+  </w:num>
+  <w:num w:numId="1360">
+    <w:abstractNumId w:val="992"/>
+  </w:num>
+  <w:num w:numId="1361">
+    <w:abstractNumId w:val="992"/>
+  </w:num>
+  <w:num w:numId="1362">
+    <w:abstractNumId w:val="992"/>
+  </w:num>
+  <w:num w:numId="1363">
+    <w:abstractNumId w:val="992"/>
+  </w:num>
+  <w:num w:numId="1364">
+    <w:abstractNumId w:val="992"/>
+  </w:num>
+  <w:num w:numId="1365">
+    <w:abstractNumId w:val="992"/>
+  </w:num>
+  <w:num w:numId="1366">
+    <w:abstractNumId w:val="992"/>
+  </w:num>
+  <w:num w:numId="1367">
+    <w:abstractNumId w:val="992"/>
+  </w:num>
+  <w:num w:numId="1368">
+    <w:abstractNumId w:val="992"/>
+  </w:num>
+  <w:num w:numId="1369">
+    <w:abstractNumId w:val="992"/>
+  </w:num>
+  <w:num w:numId="1370">
+    <w:abstractNumId w:val="992"/>
+  </w:num>
+  <w:num w:numId="1371">
+    <w:abstractNumId w:val="992"/>
+  </w:num>
+  <w:num w:numId="1372">
+    <w:abstractNumId w:val="992"/>
+  </w:num>
+  <w:num w:numId="1373">
+    <w:abstractNumId w:val="992"/>
+  </w:num>
+  <w:num w:numId="1374">
+    <w:abstractNumId w:val="992"/>
+  </w:num>
+  <w:num w:numId="1375">
+    <w:abstractNumId w:val="992"/>
+  </w:num>
+  <w:num w:numId="1376">
+    <w:abstractNumId w:val="992"/>
+  </w:num>
+  <w:num w:numId="1377">
+    <w:abstractNumId w:val="992"/>
+  </w:num>
+  <w:num w:numId="1378">
+    <w:abstractNumId w:val="992"/>
+  </w:num>
+  <w:num w:numId="1379">
+    <w:abstractNumId w:val="992"/>
+  </w:num>
+  <w:num w:numId="1380">
+    <w:abstractNumId w:val="992"/>
+  </w:num>
+  <w:num w:numId="1381">
+    <w:abstractNumId w:val="992"/>
+  </w:num>
+  <w:num w:numId="1382">
+    <w:abstractNumId w:val="992"/>
+  </w:num>
+  <w:num w:numId="1383">
     <w:abstractNumId w:val="992"/>
   </w:num>
 </w:numbering>
